--- a/howTo26/dance/Brotherhood.docx
+++ b/howTo26/dance/Brotherhood.docx
@@ -5,40 +5,34 @@
     <w:p>
       <w:pPr>
         <w:shd w:val="clear" w:color="auto" w:fill="FFFFFF"/>
-        <w:spacing w:after="0" w:line="240" w:lineRule="auto"/>
-        <w:rPr>
-          <w:rFonts w:ascii="Calibri" w:eastAsia="Times New Roman" w:hAnsi="Calibri" w:cs="Calibri"/>
-          <w:color w:val="333333"/>
-          <w:kern w:val="0"/>
-          <w14:ligatures w14:val="none"/>
-        </w:rPr>
-      </w:pPr>
-      <w:r>
-        <w:rPr>
-          <w:rFonts w:ascii="Calibri" w:eastAsia="Times New Roman" w:hAnsi="Calibri" w:cs="Calibri"/>
-          <w:color w:val="333333"/>
-          <w:kern w:val="0"/>
-          <w14:ligatures w14:val="none"/>
+        <w:spacing w:after="0"/>
+        <w:rPr>
+          <w:rFonts w:ascii="Calibri" w:hAnsi="Calibri" w:cs="Calibri"/>
+          <w:color w:val="333333"/>
+        </w:rPr>
+      </w:pPr>
+      <w:r>
+        <w:rPr>
+          <w:rFonts w:ascii="Calibri" w:hAnsi="Calibri" w:cs="Calibri"/>
+          <w:color w:val="333333"/>
         </w:rPr>
         <w:t>At </w:t>
       </w:r>
       <w:r>
         <w:rPr>
-          <w:rFonts w:ascii="Calibri" w:eastAsia="Times New Roman" w:hAnsi="Calibri" w:cs="Calibri"/>
+          <w:rFonts w:ascii="Calibri" w:hAnsi="Calibri" w:cs="Calibri"/>
           <w:b/>
           <w:bCs/>
           <w:color w:val="333333"/>
-          <w:kern w:val="0"/>
-          <w14:ligatures w14:val="none"/>
+          <w:sz w:val="28"/>
+          <w:szCs w:val="28"/>
         </w:rPr>
         <w:t>E</w:t>
       </w:r>
       <w:r>
         <w:rPr>
-          <w:rFonts w:ascii="Calibri" w:eastAsia="Times New Roman" w:hAnsi="Calibri" w:cs="Calibri"/>
-          <w:color w:val="333333"/>
-          <w:kern w:val="0"/>
-          <w14:ligatures w14:val="none"/>
+          <w:rFonts w:ascii="Calibri" w:hAnsi="Calibri" w:cs="Calibri"/>
+          <w:color w:val="333333"/>
         </w:rPr>
         <w:t>:</w:t>
       </w:r>
@@ -47,23 +41,19 @@
       <w:pPr>
         <w:numPr>
           <w:ilvl w:val="0"/>
-          <w:numId w:val="1"/>
+          <w:numId w:val="10"/>
         </w:numPr>
         <w:shd w:val="clear" w:color="auto" w:fill="FFFFFF"/>
         <w:spacing w:after="100" w:afterAutospacing="1" w:line="240" w:lineRule="auto"/>
         <w:rPr>
-          <w:rFonts w:ascii="Calibri" w:eastAsia="Times New Roman" w:hAnsi="Calibri" w:cs="Calibri"/>
-          <w:color w:val="333333"/>
-          <w:kern w:val="0"/>
-          <w14:ligatures w14:val="none"/>
-        </w:rPr>
-      </w:pPr>
-      <w:r>
-        <w:rPr>
-          <w:rFonts w:ascii="Calibri" w:eastAsia="Times New Roman" w:hAnsi="Calibri" w:cs="Calibri"/>
-          <w:color w:val="333333"/>
-          <w:kern w:val="0"/>
-          <w14:ligatures w14:val="none"/>
+          <w:rFonts w:ascii="Calibri" w:hAnsi="Calibri" w:cs="Calibri"/>
+          <w:color w:val="333333"/>
+        </w:rPr>
+      </w:pPr>
+      <w:r>
+        <w:rPr>
+          <w:rFonts w:ascii="Calibri" w:hAnsi="Calibri" w:cs="Calibri"/>
+          <w:color w:val="333333"/>
         </w:rPr>
         <w:t>Form 2 lines.</w:t>
       </w:r>
@@ -72,43 +62,35 @@
       <w:pPr>
         <w:numPr>
           <w:ilvl w:val="0"/>
-          <w:numId w:val="1"/>
+          <w:numId w:val="10"/>
         </w:numPr>
         <w:shd w:val="clear" w:color="auto" w:fill="FFFFFF"/>
         <w:spacing w:before="100" w:beforeAutospacing="1" w:after="100" w:afterAutospacing="1" w:line="240" w:lineRule="auto"/>
         <w:rPr>
-          <w:rFonts w:ascii="Calibri" w:eastAsia="Times New Roman" w:hAnsi="Calibri" w:cs="Calibri"/>
-          <w:color w:val="333333"/>
-          <w:kern w:val="0"/>
-          <w14:ligatures w14:val="none"/>
-        </w:rPr>
-      </w:pPr>
-      <w:r>
-        <w:rPr>
-          <w:rFonts w:ascii="Calibri" w:eastAsia="Times New Roman" w:hAnsi="Calibri" w:cs="Calibri"/>
-          <w:color w:val="333333"/>
-          <w:kern w:val="0"/>
-          <w14:ligatures w14:val="none"/>
+          <w:rFonts w:ascii="Calibri" w:hAnsi="Calibri" w:cs="Calibri"/>
+          <w:color w:val="333333"/>
+        </w:rPr>
+      </w:pPr>
+      <w:r>
+        <w:rPr>
+          <w:rFonts w:ascii="Calibri" w:hAnsi="Calibri" w:cs="Calibri"/>
+          <w:color w:val="333333"/>
         </w:rPr>
         <w:t>On “all you </w:t>
       </w:r>
       <w:r>
         <w:rPr>
-          <w:rFonts w:ascii="Calibri" w:eastAsia="Times New Roman" w:hAnsi="Calibri" w:cs="Calibri"/>
+          <w:rFonts w:ascii="Calibri" w:hAnsi="Calibri" w:cs="Calibri"/>
           <w:b/>
           <w:bCs/>
           <w:color w:val="333333"/>
-          <w:kern w:val="0"/>
-          <w14:ligatures w14:val="none"/>
         </w:rPr>
         <w:t>can</w:t>
       </w:r>
       <w:r>
         <w:rPr>
-          <w:rFonts w:ascii="Calibri" w:eastAsia="Times New Roman" w:hAnsi="Calibri" w:cs="Calibri"/>
-          <w:color w:val="333333"/>
-          <w:kern w:val="0"/>
-          <w14:ligatures w14:val="none"/>
+          <w:rFonts w:ascii="Calibri" w:hAnsi="Calibri" w:cs="Calibri"/>
+          <w:color w:val="333333"/>
         </w:rPr>
         <w:t>” point to the person next to you.</w:t>
       </w:r>
@@ -116,49 +98,34 @@
     <w:p>
       <w:pPr>
         <w:shd w:val="clear" w:color="auto" w:fill="FFFFFF"/>
-        <w:spacing w:after="0" w:line="240" w:lineRule="auto"/>
-        <w:rPr>
-          <w:rFonts w:ascii="Calibri" w:eastAsia="Times New Roman" w:hAnsi="Calibri" w:cs="Calibri"/>
-          <w:color w:val="333333"/>
-          <w:kern w:val="0"/>
-          <w14:ligatures w14:val="none"/>
-        </w:rPr>
-      </w:pPr>
-      <w:r>
-        <w:rPr>
-          <w:rFonts w:ascii="Calibri" w:eastAsia="Times New Roman" w:hAnsi="Calibri" w:cs="Calibri"/>
-          <w:color w:val="333333"/>
-          <w:kern w:val="0"/>
-          <w14:ligatures w14:val="none"/>
-        </w:rPr>
-        <w:t xml:space="preserve">Starting </w:t>
-      </w:r>
-      <w:r>
-        <w:rPr>
-          <w:rFonts w:ascii="Calibri" w:eastAsia="Times New Roman" w:hAnsi="Calibri" w:cs="Calibri"/>
-          <w:color w:val="333333"/>
-          <w:kern w:val="0"/>
-          <w14:ligatures w14:val="none"/>
-        </w:rPr>
-        <w:t xml:space="preserve">before </w:t>
-      </w:r>
-      <w:r>
-        <w:rPr>
-          <w:rFonts w:ascii="Calibri" w:eastAsia="Times New Roman" w:hAnsi="Calibri" w:cs="Calibri"/>
+        <w:spacing w:after="0"/>
+        <w:rPr>
+          <w:rFonts w:ascii="Calibri" w:hAnsi="Calibri" w:cs="Calibri"/>
+          <w:color w:val="333333"/>
+        </w:rPr>
+      </w:pPr>
+      <w:r>
+        <w:rPr>
+          <w:rFonts w:ascii="Calibri" w:hAnsi="Calibri" w:cs="Calibri"/>
+          <w:color w:val="333333"/>
+        </w:rPr>
+        <w:t>Starting before </w:t>
+      </w:r>
+      <w:r>
+        <w:rPr>
+          <w:rFonts w:ascii="Calibri" w:hAnsi="Calibri" w:cs="Calibri"/>
           <w:b/>
           <w:bCs/>
           <w:color w:val="333333"/>
-          <w:kern w:val="0"/>
-          <w14:ligatures w14:val="none"/>
+          <w:sz w:val="28"/>
+          <w:szCs w:val="28"/>
         </w:rPr>
         <w:t>F</w:t>
       </w:r>
       <w:r>
         <w:rPr>
-          <w:rFonts w:ascii="Calibri" w:eastAsia="Times New Roman" w:hAnsi="Calibri" w:cs="Calibri"/>
-          <w:color w:val="333333"/>
-          <w:kern w:val="0"/>
-          <w14:ligatures w14:val="none"/>
+          <w:rFonts w:ascii="Calibri" w:hAnsi="Calibri" w:cs="Calibri"/>
+          <w:color w:val="333333"/>
         </w:rPr>
         <w:t>: bend knees</w:t>
       </w:r>
@@ -167,600 +134,3285 @@
       <w:pPr>
         <w:numPr>
           <w:ilvl w:val="0"/>
-          <w:numId w:val="2"/>
+          <w:numId w:val="11"/>
         </w:numPr>
         <w:shd w:val="clear" w:color="auto" w:fill="FFFFFF"/>
         <w:spacing w:after="100" w:afterAutospacing="1" w:line="240" w:lineRule="auto"/>
         <w:rPr>
-          <w:rFonts w:ascii="Calibri" w:eastAsia="Times New Roman" w:hAnsi="Calibri" w:cs="Calibri"/>
-          <w:color w:val="333333"/>
-          <w:kern w:val="0"/>
-          <w14:ligatures w14:val="none"/>
-        </w:rPr>
-      </w:pPr>
-      <w:r>
-        <w:rPr>
-          <w:rFonts w:ascii="Calibri" w:eastAsia="Times New Roman" w:hAnsi="Calibri" w:cs="Calibri"/>
-          <w:color w:val="333333"/>
-          <w:kern w:val="0"/>
-          <w14:ligatures w14:val="none"/>
-        </w:rPr>
-        <w:t>spin to the right on “Oh, aren't you proud to be”</w:t>
+          <w:rFonts w:ascii="Calibri" w:hAnsi="Calibri" w:cs="Calibri"/>
+          <w:color w:val="333333"/>
+        </w:rPr>
+      </w:pPr>
+      <w:r>
+        <w:rPr>
+          <w:rFonts w:ascii="Calibri" w:hAnsi="Calibri" w:cs="Calibri"/>
+          <w:color w:val="333333"/>
+        </w:rPr>
+        <w:t>Upper body clockwise circle on “Oh, aren't you proud to be”</w:t>
       </w:r>
     </w:p>
     <w:p>
       <w:pPr>
         <w:numPr>
           <w:ilvl w:val="0"/>
-          <w:numId w:val="2"/>
+          <w:numId w:val="11"/>
         </w:numPr>
         <w:shd w:val="clear" w:color="auto" w:fill="FFFFFF"/>
         <w:spacing w:before="100" w:beforeAutospacing="1" w:after="100" w:afterAutospacing="1" w:line="240" w:lineRule="auto"/>
         <w:rPr>
-          <w:rFonts w:ascii="Calibri" w:eastAsia="Times New Roman" w:hAnsi="Calibri" w:cs="Calibri"/>
-          <w:color w:val="333333"/>
-          <w:kern w:val="0"/>
-          <w14:ligatures w14:val="none"/>
-        </w:rPr>
-      </w:pPr>
-      <w:r>
-        <w:rPr>
-          <w:rFonts w:ascii="Calibri" w:eastAsia="Times New Roman" w:hAnsi="Calibri" w:cs="Calibri"/>
-          <w:color w:val="333333"/>
-          <w:kern w:val="0"/>
-          <w14:ligatures w14:val="none"/>
-        </w:rPr>
-        <w:t>spin to the left on “in that fraternity”</w:t>
+          <w:rFonts w:ascii="Calibri" w:hAnsi="Calibri" w:cs="Calibri"/>
+          <w:color w:val="333333"/>
+        </w:rPr>
+      </w:pPr>
+      <w:r>
+        <w:rPr>
+          <w:rFonts w:ascii="Calibri" w:hAnsi="Calibri" w:cs="Calibri"/>
+          <w:color w:val="333333"/>
+        </w:rPr>
+        <w:t>Upper body counterclockwise circle on “in that fraternity”</w:t>
       </w:r>
     </w:p>
     <w:p>
       <w:pPr>
         <w:numPr>
           <w:ilvl w:val="0"/>
-          <w:numId w:val="2"/>
+          <w:numId w:val="11"/>
+        </w:numPr>
+        <w:shd w:val="clear" w:color="auto" w:fill="FFFFFF"/>
+        <w:spacing w:before="100" w:beforeAutospacing="1" w:after="0" w:line="240" w:lineRule="auto"/>
+        <w:rPr>
+          <w:rFonts w:ascii="Calibri" w:hAnsi="Calibri" w:cs="Calibri"/>
+          <w:color w:val="333333"/>
+        </w:rPr>
+      </w:pPr>
+      <w:r>
+        <w:rPr>
+          <w:rFonts w:ascii="Calibri" w:hAnsi="Calibri" w:cs="Calibri"/>
+          <w:color w:val="333333"/>
+        </w:rPr>
+        <w:t>On “The great, big brotherhood of man?” hands:</w:t>
+      </w:r>
+    </w:p>
+    <w:tbl>
+      <w:tblPr>
+        <w:tblStyle w:val="TableGrid"/>
+        <w:tblW w:w="0" w:type="auto"/>
+        <w:tblInd w:w="715" w:type="dxa"/>
+        <w:tblLook w:val="04A0" w:firstRow="1" w:lastRow="0" w:firstColumn="1" w:lastColumn="0" w:noHBand="0" w:noVBand="1"/>
+      </w:tblPr>
+      <w:tblGrid>
+        <w:gridCol w:w="990"/>
+        <w:gridCol w:w="1440"/>
+        <w:gridCol w:w="1260"/>
+        <w:gridCol w:w="1440"/>
+        <w:gridCol w:w="1260"/>
+        <w:gridCol w:w="1260"/>
+      </w:tblGrid>
+      <w:tr>
+        <w:tc>
+          <w:tcPr>
+            <w:tcW w:w="990" w:type="dxa"/>
+            <w:shd w:val="clear" w:color="auto" w:fill="BFBFBF" w:themeFill="background1" w:themeFillShade="BF"/>
+          </w:tcPr>
+          <w:p>
+            <w:pPr>
+              <w:spacing w:after="100" w:afterAutospacing="1"/>
+              <w:rPr>
+                <w:rFonts w:ascii="Calibri" w:hAnsi="Calibri" w:cs="Calibri"/>
+                <w:color w:val="333333"/>
+              </w:rPr>
+            </w:pPr>
+          </w:p>
+        </w:tc>
+        <w:tc>
+          <w:tcPr>
+            <w:tcW w:w="1440" w:type="dxa"/>
+            <w:shd w:val="clear" w:color="auto" w:fill="BFBFBF" w:themeFill="background1" w:themeFillShade="BF"/>
+          </w:tcPr>
+          <w:p>
+            <w:pPr>
+              <w:spacing w:after="100" w:afterAutospacing="1"/>
+              <w:jc w:val="center"/>
+              <w:rPr>
+                <w:rFonts w:ascii="Calibri" w:hAnsi="Calibri" w:cs="Calibri"/>
+                <w:color w:val="333333"/>
+              </w:rPr>
+            </w:pPr>
+            <w:r>
+              <w:rPr>
+                <w:rFonts w:ascii="Calibri" w:hAnsi="Calibri" w:cs="Calibri"/>
+                <w:color w:val="333333"/>
+              </w:rPr>
+              <w:t>Brother</w:t>
+            </w:r>
+          </w:p>
+        </w:tc>
+        <w:tc>
+          <w:tcPr>
+            <w:tcW w:w="1260" w:type="dxa"/>
+            <w:shd w:val="clear" w:color="auto" w:fill="BFBFBF" w:themeFill="background1" w:themeFillShade="BF"/>
+          </w:tcPr>
+          <w:p>
+            <w:pPr>
+              <w:spacing w:after="100" w:afterAutospacing="1"/>
+              <w:jc w:val="center"/>
+              <w:rPr>
+                <w:rFonts w:ascii="Calibri" w:hAnsi="Calibri" w:cs="Calibri"/>
+                <w:color w:val="333333"/>
+              </w:rPr>
+            </w:pPr>
+            <w:r>
+              <w:rPr>
+                <w:rFonts w:ascii="Calibri" w:hAnsi="Calibri" w:cs="Calibri"/>
+                <w:color w:val="333333"/>
+              </w:rPr>
+              <w:t>er</w:t>
+            </w:r>
+          </w:p>
+        </w:tc>
+        <w:tc>
+          <w:tcPr>
+            <w:tcW w:w="1440" w:type="dxa"/>
+            <w:shd w:val="clear" w:color="auto" w:fill="BFBFBF" w:themeFill="background1" w:themeFillShade="BF"/>
+          </w:tcPr>
+          <w:p>
+            <w:pPr>
+              <w:spacing w:after="100" w:afterAutospacing="1"/>
+              <w:jc w:val="center"/>
+              <w:rPr>
+                <w:rFonts w:ascii="Calibri" w:hAnsi="Calibri" w:cs="Calibri"/>
+                <w:color w:val="333333"/>
+              </w:rPr>
+            </w:pPr>
+            <w:r>
+              <w:rPr>
+                <w:rFonts w:ascii="Calibri" w:hAnsi="Calibri" w:cs="Calibri"/>
+                <w:color w:val="333333"/>
+              </w:rPr>
+              <w:t>hood</w:t>
+            </w:r>
+          </w:p>
+        </w:tc>
+        <w:tc>
+          <w:tcPr>
+            <w:tcW w:w="1260" w:type="dxa"/>
+            <w:shd w:val="clear" w:color="auto" w:fill="BFBFBF" w:themeFill="background1" w:themeFillShade="BF"/>
+          </w:tcPr>
+          <w:p>
+            <w:pPr>
+              <w:spacing w:after="100" w:afterAutospacing="1"/>
+              <w:jc w:val="center"/>
+              <w:rPr>
+                <w:rFonts w:ascii="Calibri" w:hAnsi="Calibri" w:cs="Calibri"/>
+                <w:color w:val="333333"/>
+              </w:rPr>
+            </w:pPr>
+            <w:r>
+              <w:rPr>
+                <w:rFonts w:ascii="Calibri" w:hAnsi="Calibri" w:cs="Calibri"/>
+                <w:color w:val="333333"/>
+              </w:rPr>
+              <w:t>of</w:t>
+            </w:r>
+          </w:p>
+        </w:tc>
+        <w:tc>
+          <w:tcPr>
+            <w:tcW w:w="1260" w:type="dxa"/>
+            <w:shd w:val="clear" w:color="auto" w:fill="BFBFBF" w:themeFill="background1" w:themeFillShade="BF"/>
+          </w:tcPr>
+          <w:p>
+            <w:pPr>
+              <w:spacing w:after="100" w:afterAutospacing="1"/>
+              <w:jc w:val="center"/>
+              <w:rPr>
+                <w:rFonts w:ascii="Calibri" w:hAnsi="Calibri" w:cs="Calibri"/>
+                <w:color w:val="333333"/>
+              </w:rPr>
+            </w:pPr>
+            <w:r>
+              <w:rPr>
+                <w:rFonts w:ascii="Calibri" w:hAnsi="Calibri" w:cs="Calibri"/>
+                <w:color w:val="333333"/>
+              </w:rPr>
+              <w:t>man</w:t>
+            </w:r>
+          </w:p>
+        </w:tc>
+      </w:tr>
+      <w:tr>
+        <w:tc>
+          <w:tcPr>
+            <w:tcW w:w="990" w:type="dxa"/>
+          </w:tcPr>
+          <w:p>
+            <w:pPr>
+              <w:spacing w:after="100" w:afterAutospacing="1"/>
+              <w:jc w:val="right"/>
+              <w:rPr>
+                <w:rFonts w:ascii="Calibri" w:hAnsi="Calibri" w:cs="Calibri"/>
+                <w:color w:val="333333"/>
+              </w:rPr>
+            </w:pPr>
+            <w:r>
+              <w:rPr>
+                <w:rFonts w:ascii="Calibri" w:hAnsi="Calibri" w:cs="Calibri"/>
+                <w:color w:val="333333"/>
+              </w:rPr>
+              <w:t>1</w:t>
+            </w:r>
+            <w:r>
+              <w:rPr>
+                <w:rFonts w:ascii="Calibri" w:hAnsi="Calibri" w:cs="Calibri"/>
+                <w:color w:val="333333"/>
+                <w:vertAlign w:val="superscript"/>
+              </w:rPr>
+              <w:t>st</w:t>
+            </w:r>
+            <w:r>
+              <w:rPr>
+                <w:rFonts w:ascii="Calibri" w:hAnsi="Calibri" w:cs="Calibri"/>
+                <w:color w:val="333333"/>
+              </w:rPr>
+              <w:t xml:space="preserve"> Row</w:t>
+            </w:r>
+          </w:p>
+        </w:tc>
+        <w:tc>
+          <w:tcPr>
+            <w:tcW w:w="1440" w:type="dxa"/>
+          </w:tcPr>
+          <w:p>
+            <w:pPr>
+              <w:spacing w:after="100" w:afterAutospacing="1"/>
+              <w:jc w:val="center"/>
+              <w:rPr>
+                <w:rFonts w:ascii="Calibri" w:hAnsi="Calibri" w:cs="Calibri"/>
+                <w:color w:val="333333"/>
+              </w:rPr>
+            </w:pPr>
+            <w:r>
+              <w:rPr>
+                <w:rFonts w:ascii="Calibri" w:hAnsi="Calibri" w:cs="Calibri"/>
+                <w:color w:val="333333"/>
+              </w:rPr>
+              <w:t>Down</w:t>
+            </w:r>
+          </w:p>
+        </w:tc>
+        <w:tc>
+          <w:tcPr>
+            <w:tcW w:w="1260" w:type="dxa"/>
+          </w:tcPr>
+          <w:p>
+            <w:pPr>
+              <w:spacing w:after="100" w:afterAutospacing="1"/>
+              <w:jc w:val="center"/>
+              <w:rPr>
+                <w:rFonts w:ascii="Calibri" w:hAnsi="Calibri" w:cs="Calibri"/>
+                <w:color w:val="333333"/>
+              </w:rPr>
+            </w:pPr>
+            <w:r>
+              <w:rPr>
+                <w:rFonts w:ascii="Calibri" w:hAnsi="Calibri" w:cs="Calibri"/>
+                <w:color w:val="333333"/>
+              </w:rPr>
+              <w:t>Up</w:t>
+            </w:r>
+          </w:p>
+        </w:tc>
+        <w:tc>
+          <w:tcPr>
+            <w:tcW w:w="1440" w:type="dxa"/>
+          </w:tcPr>
+          <w:p>
+            <w:pPr>
+              <w:spacing w:after="100" w:afterAutospacing="1"/>
+              <w:jc w:val="center"/>
+              <w:rPr>
+                <w:rFonts w:ascii="Calibri" w:hAnsi="Calibri" w:cs="Calibri"/>
+                <w:color w:val="333333"/>
+              </w:rPr>
+            </w:pPr>
+            <w:r>
+              <w:rPr>
+                <w:rFonts w:ascii="Calibri" w:hAnsi="Calibri" w:cs="Calibri"/>
+                <w:color w:val="333333"/>
+              </w:rPr>
+              <w:t>Down</w:t>
+            </w:r>
+          </w:p>
+        </w:tc>
+        <w:tc>
+          <w:tcPr>
+            <w:tcW w:w="1260" w:type="dxa"/>
+          </w:tcPr>
+          <w:p>
+            <w:pPr>
+              <w:spacing w:after="100" w:afterAutospacing="1"/>
+              <w:jc w:val="center"/>
+              <w:rPr>
+                <w:rFonts w:ascii="Calibri" w:hAnsi="Calibri" w:cs="Calibri"/>
+                <w:color w:val="333333"/>
+              </w:rPr>
+            </w:pPr>
+            <w:r>
+              <w:rPr>
+                <w:rFonts w:ascii="Calibri" w:hAnsi="Calibri" w:cs="Calibri"/>
+                <w:color w:val="333333"/>
+              </w:rPr>
+              <w:t>Up</w:t>
+            </w:r>
+          </w:p>
+        </w:tc>
+        <w:tc>
+          <w:tcPr>
+            <w:tcW w:w="1260" w:type="dxa"/>
+          </w:tcPr>
+          <w:p>
+            <w:pPr>
+              <w:spacing w:after="100" w:afterAutospacing="1"/>
+              <w:jc w:val="center"/>
+              <w:rPr>
+                <w:rFonts w:ascii="Calibri" w:hAnsi="Calibri" w:cs="Calibri"/>
+                <w:color w:val="333333"/>
+              </w:rPr>
+            </w:pPr>
+            <w:r>
+              <w:rPr>
+                <w:rFonts w:ascii="Calibri" w:hAnsi="Calibri" w:cs="Calibri"/>
+                <w:color w:val="333333"/>
+              </w:rPr>
+              <w:t>Jump</w:t>
+            </w:r>
+          </w:p>
+        </w:tc>
+      </w:tr>
+      <w:tr>
+        <w:tc>
+          <w:tcPr>
+            <w:tcW w:w="990" w:type="dxa"/>
+          </w:tcPr>
+          <w:p>
+            <w:pPr>
+              <w:spacing w:after="100" w:afterAutospacing="1"/>
+              <w:jc w:val="right"/>
+              <w:rPr>
+                <w:rFonts w:ascii="Calibri" w:hAnsi="Calibri" w:cs="Calibri"/>
+                <w:color w:val="333333"/>
+              </w:rPr>
+            </w:pPr>
+            <w:r>
+              <w:rPr>
+                <w:rFonts w:ascii="Calibri" w:hAnsi="Calibri" w:cs="Calibri"/>
+                <w:color w:val="333333"/>
+              </w:rPr>
+              <w:t>2</w:t>
+            </w:r>
+            <w:r>
+              <w:rPr>
+                <w:rFonts w:ascii="Calibri" w:hAnsi="Calibri" w:cs="Calibri"/>
+                <w:color w:val="333333"/>
+                <w:vertAlign w:val="superscript"/>
+              </w:rPr>
+              <w:t>nd</w:t>
+            </w:r>
+            <w:r>
+              <w:rPr>
+                <w:rFonts w:ascii="Calibri" w:hAnsi="Calibri" w:cs="Calibri"/>
+                <w:color w:val="333333"/>
+              </w:rPr>
+              <w:t xml:space="preserve"> Row</w:t>
+            </w:r>
+          </w:p>
+        </w:tc>
+        <w:tc>
+          <w:tcPr>
+            <w:tcW w:w="1440" w:type="dxa"/>
+          </w:tcPr>
+          <w:p>
+            <w:pPr>
+              <w:spacing w:after="100" w:afterAutospacing="1"/>
+              <w:jc w:val="center"/>
+              <w:rPr>
+                <w:rFonts w:ascii="Calibri" w:hAnsi="Calibri" w:cs="Calibri"/>
+                <w:color w:val="333333"/>
+              </w:rPr>
+            </w:pPr>
+            <w:r>
+              <w:rPr>
+                <w:rFonts w:ascii="Calibri" w:hAnsi="Calibri" w:cs="Calibri"/>
+                <w:color w:val="333333"/>
+              </w:rPr>
+              <w:t>Up</w:t>
+            </w:r>
+          </w:p>
+        </w:tc>
+        <w:tc>
+          <w:tcPr>
+            <w:tcW w:w="1260" w:type="dxa"/>
+          </w:tcPr>
+          <w:p>
+            <w:pPr>
+              <w:spacing w:after="100" w:afterAutospacing="1"/>
+              <w:jc w:val="center"/>
+              <w:rPr>
+                <w:rFonts w:ascii="Calibri" w:hAnsi="Calibri" w:cs="Calibri"/>
+                <w:b/>
+                <w:bCs/>
+                <w:color w:val="333333"/>
+              </w:rPr>
+            </w:pPr>
+            <w:r>
+              <w:rPr>
+                <w:rFonts w:ascii="Calibri" w:hAnsi="Calibri" w:cs="Calibri"/>
+                <w:color w:val="333333"/>
+              </w:rPr>
+              <w:t>Down</w:t>
+            </w:r>
+          </w:p>
+        </w:tc>
+        <w:tc>
+          <w:tcPr>
+            <w:tcW w:w="1440" w:type="dxa"/>
+          </w:tcPr>
+          <w:p>
+            <w:pPr>
+              <w:spacing w:after="100" w:afterAutospacing="1"/>
+              <w:jc w:val="center"/>
+              <w:rPr>
+                <w:rFonts w:ascii="Calibri" w:hAnsi="Calibri" w:cs="Calibri"/>
+                <w:color w:val="333333"/>
+              </w:rPr>
+            </w:pPr>
+            <w:r>
+              <w:rPr>
+                <w:rFonts w:ascii="Calibri" w:hAnsi="Calibri" w:cs="Calibri"/>
+                <w:color w:val="333333"/>
+              </w:rPr>
+              <w:t>Up</w:t>
+            </w:r>
+          </w:p>
+        </w:tc>
+        <w:tc>
+          <w:tcPr>
+            <w:tcW w:w="1260" w:type="dxa"/>
+          </w:tcPr>
+          <w:p>
+            <w:pPr>
+              <w:spacing w:after="100" w:afterAutospacing="1"/>
+              <w:jc w:val="center"/>
+              <w:rPr>
+                <w:rFonts w:ascii="Calibri" w:hAnsi="Calibri" w:cs="Calibri"/>
+                <w:color w:val="333333"/>
+              </w:rPr>
+            </w:pPr>
+            <w:r>
+              <w:rPr>
+                <w:rFonts w:ascii="Calibri" w:hAnsi="Calibri" w:cs="Calibri"/>
+                <w:color w:val="333333"/>
+              </w:rPr>
+              <w:t>Down</w:t>
+            </w:r>
+          </w:p>
+        </w:tc>
+        <w:tc>
+          <w:tcPr>
+            <w:tcW w:w="1260" w:type="dxa"/>
+          </w:tcPr>
+          <w:p>
+            <w:pPr>
+              <w:spacing w:after="100" w:afterAutospacing="1"/>
+              <w:jc w:val="center"/>
+              <w:rPr>
+                <w:rFonts w:ascii="Calibri" w:hAnsi="Calibri" w:cs="Calibri"/>
+                <w:color w:val="333333"/>
+              </w:rPr>
+            </w:pPr>
+            <w:r>
+              <w:rPr>
+                <w:rFonts w:ascii="Calibri" w:hAnsi="Calibri" w:cs="Calibri"/>
+                <w:color w:val="333333"/>
+              </w:rPr>
+              <w:t>Jump</w:t>
+            </w:r>
+          </w:p>
+        </w:tc>
+      </w:tr>
+    </w:tbl>
+    <w:p>
+      <w:pPr>
+        <w:shd w:val="clear" w:color="auto" w:fill="FFFFFF"/>
+        <w:spacing w:before="240" w:after="0"/>
+        <w:rPr>
+          <w:rFonts w:ascii="Calibri" w:hAnsi="Calibri" w:cs="Calibri"/>
+          <w:color w:val="333333"/>
+        </w:rPr>
+      </w:pPr>
+      <w:r>
+        <w:rPr>
+          <w:rFonts w:ascii="Calibri" w:hAnsi="Calibri" w:cs="Calibri"/>
+          <w:color w:val="333333"/>
+        </w:rPr>
+        <w:t>At </w:t>
+      </w:r>
+      <w:r>
+        <w:rPr>
+          <w:rFonts w:ascii="Calibri" w:hAnsi="Calibri" w:cs="Calibri"/>
+          <w:b/>
+          <w:bCs/>
+          <w:color w:val="333333"/>
+        </w:rPr>
+        <w:t>M</w:t>
+      </w:r>
+      <w:r>
+        <w:rPr>
+          <w:rFonts w:ascii="Calibri" w:hAnsi="Calibri" w:cs="Calibri"/>
+          <w:color w:val="333333"/>
+        </w:rPr>
+        <w:t>:</w:t>
+      </w:r>
+    </w:p>
+    <w:p>
+      <w:pPr>
+        <w:numPr>
+          <w:ilvl w:val="0"/>
+          <w:numId w:val="12"/>
+        </w:numPr>
+        <w:shd w:val="clear" w:color="auto" w:fill="FFFFFF"/>
+        <w:spacing w:after="100" w:afterAutospacing="1" w:line="240" w:lineRule="auto"/>
+        <w:rPr>
+          <w:rFonts w:ascii="Calibri" w:hAnsi="Calibri" w:cs="Calibri"/>
+          <w:color w:val="333333"/>
+        </w:rPr>
+      </w:pPr>
+      <w:r>
+        <w:rPr>
+          <w:rFonts w:ascii="Calibri" w:hAnsi="Calibri" w:cs="Calibri"/>
+          <w:color w:val="333333"/>
+        </w:rPr>
+        <w:t>Lunge forward with left foot on the rest on “Yes, you're a brother”:</w:t>
+      </w:r>
+    </w:p>
+    <w:p>
+      <w:pPr>
+        <w:numPr>
+          <w:ilvl w:val="0"/>
+          <w:numId w:val="12"/>
         </w:numPr>
         <w:shd w:val="clear" w:color="auto" w:fill="FFFFFF"/>
         <w:spacing w:before="100" w:beforeAutospacing="1" w:after="100" w:afterAutospacing="1" w:line="240" w:lineRule="auto"/>
         <w:rPr>
-          <w:rFonts w:ascii="Calibri" w:eastAsia="Times New Roman" w:hAnsi="Calibri" w:cs="Calibri"/>
-          <w:color w:val="333333"/>
-          <w:kern w:val="0"/>
-          <w14:ligatures w14:val="none"/>
-        </w:rPr>
-      </w:pPr>
-      <w:r>
-        <w:rPr>
-          <w:rFonts w:ascii="Calibri" w:eastAsia="Times New Roman" w:hAnsi="Calibri" w:cs="Calibri"/>
-          <w:color w:val="333333"/>
-          <w:kern w:val="0"/>
-          <w14:ligatures w14:val="none"/>
-        </w:rPr>
-        <w:t>On “The great, big brotherhood of man?”</w:t>
+          <w:rFonts w:ascii="Calibri" w:hAnsi="Calibri" w:cs="Calibri"/>
+          <w:color w:val="333333"/>
+        </w:rPr>
+      </w:pPr>
+      <w:r>
+        <w:rPr>
+          <w:rFonts w:ascii="Calibri" w:hAnsi="Calibri" w:cs="Calibri"/>
+          <w:color w:val="333333"/>
+        </w:rPr>
+        <w:t>Lean more on “Oh, yes, oh yes.”</w:t>
       </w:r>
     </w:p>
     <w:p>
       <w:pPr>
+        <w:shd w:val="clear" w:color="auto" w:fill="FFFFFF"/>
+        <w:spacing w:after="0"/>
+        <w:rPr>
+          <w:rFonts w:ascii="Calibri" w:hAnsi="Calibri" w:cs="Calibri"/>
+          <w:color w:val="333333"/>
+        </w:rPr>
+      </w:pPr>
+      <w:r>
+        <w:rPr>
+          <w:rFonts w:ascii="Calibri" w:hAnsi="Calibri" w:cs="Calibri"/>
+          <w:color w:val="333333"/>
+        </w:rPr>
+        <w:t>Leading into </w:t>
+      </w:r>
+      <w:r>
+        <w:rPr>
+          <w:rFonts w:ascii="Calibri" w:hAnsi="Calibri" w:cs="Calibri"/>
+          <w:b/>
+          <w:bCs/>
+          <w:color w:val="333333"/>
+        </w:rPr>
+        <w:t>O</w:t>
+      </w:r>
+      <w:r>
+        <w:rPr>
+          <w:rFonts w:ascii="Calibri" w:hAnsi="Calibri" w:cs="Calibri"/>
+          <w:color w:val="333333"/>
+        </w:rPr>
+        <w:t>:</w:t>
+      </w:r>
+    </w:p>
+    <w:p>
+      <w:pPr>
         <w:numPr>
-          <w:ilvl w:val="1"/>
-          <w:numId w:val="2"/>
+          <w:ilvl w:val="0"/>
+          <w:numId w:val="13"/>
+        </w:numPr>
+        <w:shd w:val="clear" w:color="auto" w:fill="FFFFFF"/>
+        <w:spacing w:after="100" w:afterAutospacing="1" w:line="240" w:lineRule="auto"/>
+        <w:rPr>
+          <w:rFonts w:ascii="Calibri" w:hAnsi="Calibri" w:cs="Calibri"/>
+          <w:color w:val="333333"/>
+        </w:rPr>
+      </w:pPr>
+      <w:r>
+        <w:rPr>
+          <w:rFonts w:ascii="Calibri" w:hAnsi="Calibri" w:cs="Calibri"/>
+          <w:color w:val="333333"/>
+        </w:rPr>
+        <w:t>Right hand on heart at “Oh, yes your lifelong”</w:t>
+      </w:r>
+    </w:p>
+    <w:p>
+      <w:pPr>
+        <w:numPr>
+          <w:ilvl w:val="0"/>
+          <w:numId w:val="13"/>
         </w:numPr>
         <w:shd w:val="clear" w:color="auto" w:fill="FFFFFF"/>
         <w:spacing w:before="100" w:beforeAutospacing="1" w:after="100" w:afterAutospacing="1" w:line="240" w:lineRule="auto"/>
         <w:rPr>
-          <w:rFonts w:ascii="Calibri" w:eastAsia="Times New Roman" w:hAnsi="Calibri" w:cs="Calibri"/>
-          <w:color w:val="333333"/>
-          <w:kern w:val="0"/>
-          <w14:ligatures w14:val="none"/>
-        </w:rPr>
-      </w:pPr>
-      <w:r>
-        <w:rPr>
-          <w:rFonts w:ascii="Calibri" w:eastAsia="Times New Roman" w:hAnsi="Calibri" w:cs="Calibri"/>
-          <w:color w:val="333333"/>
-          <w:kern w:val="0"/>
-          <w14:ligatures w14:val="none"/>
-        </w:rPr>
-        <w:t>hands down on "broth"</w:t>
+          <w:rFonts w:ascii="Calibri" w:hAnsi="Calibri" w:cs="Calibri"/>
+          <w:color w:val="333333"/>
+        </w:rPr>
+      </w:pPr>
+      <w:r>
+        <w:rPr>
+          <w:rFonts w:ascii="Calibri" w:hAnsi="Calibri" w:cs="Calibri"/>
+          <w:color w:val="333333"/>
+        </w:rPr>
+        <w:t>Shake your neighbor</w:t>
+      </w:r>
+      <w:r>
+        <w:rPr>
+          <w:rFonts w:ascii="Calibri" w:hAnsi="Calibri" w:cs="Calibri"/>
+          <w:color w:val="333333"/>
+        </w:rPr>
+        <w:t>’</w:t>
+      </w:r>
+      <w:r>
+        <w:rPr>
+          <w:rFonts w:ascii="Calibri" w:hAnsi="Calibri" w:cs="Calibri"/>
+          <w:color w:val="333333"/>
+        </w:rPr>
+        <w:t xml:space="preserve">s hand </w:t>
+      </w:r>
+      <w:r>
+        <w:rPr>
+          <w:rFonts w:ascii="Calibri" w:hAnsi="Calibri" w:cs="Calibri"/>
+          <w:color w:val="333333"/>
+        </w:rPr>
+        <w:t>on</w:t>
+      </w:r>
+      <w:r>
+        <w:rPr>
+          <w:rFonts w:ascii="Calibri" w:hAnsi="Calibri" w:cs="Calibri"/>
+          <w:color w:val="333333"/>
+        </w:rPr>
+        <w:t xml:space="preserve"> “membership”:</w:t>
       </w:r>
     </w:p>
     <w:p>
       <w:pPr>
         <w:numPr>
-          <w:ilvl w:val="1"/>
-          <w:numId w:val="2"/>
+          <w:ilvl w:val="0"/>
+          <w:numId w:val="13"/>
         </w:numPr>
         <w:shd w:val="clear" w:color="auto" w:fill="FFFFFF"/>
         <w:spacing w:before="100" w:beforeAutospacing="1" w:after="100" w:afterAutospacing="1" w:line="240" w:lineRule="auto"/>
         <w:rPr>
-          <w:rFonts w:ascii="Calibri" w:eastAsia="Times New Roman" w:hAnsi="Calibri" w:cs="Calibri"/>
-          <w:color w:val="333333"/>
-          <w:kern w:val="0"/>
-          <w14:ligatures w14:val="none"/>
-        </w:rPr>
-      </w:pPr>
-      <w:r>
-        <w:rPr>
-          <w:rFonts w:ascii="Calibri" w:eastAsia="Times New Roman" w:hAnsi="Calibri" w:cs="Calibri"/>
-          <w:color w:val="333333"/>
-          <w:kern w:val="0"/>
-          <w14:ligatures w14:val="none"/>
-        </w:rPr>
-        <w:t>up on "er"</w:t>
+          <w:rFonts w:ascii="Calibri" w:hAnsi="Calibri" w:cs="Calibri"/>
+          <w:color w:val="333333"/>
+        </w:rPr>
+      </w:pPr>
+      <w:r>
+        <w:rPr>
+          <w:rFonts w:ascii="Calibri" w:hAnsi="Calibri" w:cs="Calibri"/>
+          <w:color w:val="333333"/>
+        </w:rPr>
+        <w:t>front line turns around to shake the hand of the person behind them on “is free”</w:t>
       </w:r>
     </w:p>
     <w:p>
       <w:pPr>
         <w:numPr>
-          <w:ilvl w:val="1"/>
-          <w:numId w:val="2"/>
+          <w:ilvl w:val="0"/>
+          <w:numId w:val="13"/>
+        </w:numPr>
+        <w:shd w:val="clear" w:color="auto" w:fill="FFFFFF"/>
+        <w:spacing w:before="100" w:beforeAutospacing="1" w:after="0" w:line="240" w:lineRule="auto"/>
+        <w:rPr>
+          <w:rFonts w:ascii="Calibri" w:hAnsi="Calibri" w:cs="Calibri"/>
+          <w:color w:val="333333"/>
+        </w:rPr>
+      </w:pPr>
+      <w:r>
+        <w:rPr>
+          <w:rFonts w:ascii="Calibri" w:hAnsi="Calibri" w:cs="Calibri"/>
+          <w:color w:val="333333"/>
+        </w:rPr>
+        <w:t>Form 3 lines at “Keep a-</w:t>
+      </w:r>
+      <w:proofErr w:type="spellStart"/>
+      <w:r>
+        <w:rPr>
+          <w:rFonts w:ascii="Calibri" w:hAnsi="Calibri" w:cs="Calibri"/>
+          <w:color w:val="333333"/>
+        </w:rPr>
+        <w:t>givin</w:t>
+      </w:r>
+      <w:proofErr w:type="spellEnd"/>
+      <w:r>
+        <w:rPr>
+          <w:rFonts w:ascii="Calibri" w:hAnsi="Calibri" w:cs="Calibri"/>
+          <w:color w:val="333333"/>
+        </w:rPr>
+        <w:t>' each”:</w:t>
+      </w:r>
+    </w:p>
+    <w:tbl>
+      <w:tblPr>
+        <w:tblStyle w:val="TableGrid"/>
+        <w:tblW w:w="0" w:type="auto"/>
+        <w:tblInd w:w="720" w:type="dxa"/>
+        <w:tblBorders>
+          <w:top w:val="none" w:sz="0" w:space="0" w:color="auto"/>
+          <w:left w:val="none" w:sz="0" w:space="0" w:color="auto"/>
+          <w:bottom w:val="none" w:sz="0" w:space="0" w:color="auto"/>
+          <w:right w:val="none" w:sz="0" w:space="0" w:color="auto"/>
+          <w:insideH w:val="none" w:sz="0" w:space="0" w:color="auto"/>
+          <w:insideV w:val="none" w:sz="0" w:space="0" w:color="auto"/>
+        </w:tblBorders>
+        <w:tblLook w:val="04A0" w:firstRow="1" w:lastRow="0" w:firstColumn="1" w:lastColumn="0" w:noHBand="0" w:noVBand="1"/>
+      </w:tblPr>
+      <w:tblGrid>
+        <w:gridCol w:w="896"/>
+        <w:gridCol w:w="868"/>
+        <w:gridCol w:w="889"/>
+        <w:gridCol w:w="907"/>
+        <w:gridCol w:w="918"/>
+        <w:gridCol w:w="845"/>
+        <w:gridCol w:w="875"/>
+        <w:gridCol w:w="864"/>
+      </w:tblGrid>
+      <w:tr>
+        <w:tc>
+          <w:tcPr>
+            <w:tcW w:w="896" w:type="dxa"/>
+            <w:shd w:val="clear" w:color="auto" w:fill="DAE9F7" w:themeFill="text2" w:themeFillTint="1A"/>
+          </w:tcPr>
+          <w:p>
+            <w:pPr>
+              <w:spacing w:after="100" w:afterAutospacing="1"/>
+              <w:jc w:val="center"/>
+              <w:rPr>
+                <w:rFonts w:ascii="Calibri" w:hAnsi="Calibri" w:cs="Calibri"/>
+                <w:color w:val="333333"/>
+              </w:rPr>
+            </w:pPr>
+            <w:r>
+              <w:rPr>
+                <w:rFonts w:ascii="Calibri" w:hAnsi="Calibri" w:cs="Calibri"/>
+                <w:color w:val="333333"/>
+              </w:rPr>
+              <w:t>Ross</w:t>
+            </w:r>
+          </w:p>
+        </w:tc>
+        <w:tc>
+          <w:tcPr>
+            <w:tcW w:w="868" w:type="dxa"/>
+          </w:tcPr>
+          <w:p>
+            <w:pPr>
+              <w:spacing w:after="100" w:afterAutospacing="1"/>
+              <w:jc w:val="center"/>
+              <w:rPr>
+                <w:rFonts w:ascii="Calibri" w:hAnsi="Calibri" w:cs="Calibri"/>
+                <w:color w:val="333333"/>
+              </w:rPr>
+            </w:pPr>
+          </w:p>
+        </w:tc>
+        <w:tc>
+          <w:tcPr>
+            <w:tcW w:w="889" w:type="dxa"/>
+            <w:shd w:val="clear" w:color="auto" w:fill="DAE9F7" w:themeFill="text2" w:themeFillTint="1A"/>
+          </w:tcPr>
+          <w:p>
+            <w:pPr>
+              <w:spacing w:after="100" w:afterAutospacing="1"/>
+              <w:jc w:val="center"/>
+              <w:rPr>
+                <w:rFonts w:ascii="Calibri" w:hAnsi="Calibri" w:cs="Calibri"/>
+                <w:color w:val="333333"/>
+              </w:rPr>
+            </w:pPr>
+            <w:r>
+              <w:rPr>
+                <w:rFonts w:ascii="Calibri" w:hAnsi="Calibri" w:cs="Calibri"/>
+                <w:color w:val="333333"/>
+              </w:rPr>
+              <w:t>Chris</w:t>
+            </w:r>
+          </w:p>
+        </w:tc>
+        <w:tc>
+          <w:tcPr>
+            <w:tcW w:w="907" w:type="dxa"/>
+          </w:tcPr>
+          <w:p>
+            <w:pPr>
+              <w:spacing w:after="100" w:afterAutospacing="1"/>
+              <w:jc w:val="center"/>
+              <w:rPr>
+                <w:rFonts w:ascii="Calibri" w:hAnsi="Calibri" w:cs="Calibri"/>
+                <w:color w:val="333333"/>
+              </w:rPr>
+            </w:pPr>
+          </w:p>
+        </w:tc>
+        <w:tc>
+          <w:tcPr>
+            <w:tcW w:w="918" w:type="dxa"/>
+            <w:shd w:val="clear" w:color="auto" w:fill="DAE9F7" w:themeFill="text2" w:themeFillTint="1A"/>
+          </w:tcPr>
+          <w:p>
+            <w:pPr>
+              <w:spacing w:after="100" w:afterAutospacing="1"/>
+              <w:jc w:val="center"/>
+              <w:rPr>
+                <w:rFonts w:ascii="Calibri" w:hAnsi="Calibri" w:cs="Calibri"/>
+                <w:color w:val="333333"/>
+              </w:rPr>
+            </w:pPr>
+            <w:r>
+              <w:rPr>
+                <w:rFonts w:ascii="Calibri" w:hAnsi="Calibri" w:cs="Calibri"/>
+                <w:color w:val="333333"/>
+              </w:rPr>
+              <w:t>Rob</w:t>
+            </w:r>
+          </w:p>
+        </w:tc>
+        <w:tc>
+          <w:tcPr>
+            <w:tcW w:w="845" w:type="dxa"/>
+          </w:tcPr>
+          <w:p>
+            <w:pPr>
+              <w:spacing w:after="100" w:afterAutospacing="1"/>
+              <w:jc w:val="center"/>
+              <w:rPr>
+                <w:rFonts w:ascii="Calibri" w:hAnsi="Calibri" w:cs="Calibri"/>
+                <w:color w:val="333333"/>
+              </w:rPr>
+            </w:pPr>
+          </w:p>
+        </w:tc>
+        <w:tc>
+          <w:tcPr>
+            <w:tcW w:w="875" w:type="dxa"/>
+            <w:shd w:val="clear" w:color="auto" w:fill="DAE9F7" w:themeFill="text2" w:themeFillTint="1A"/>
+          </w:tcPr>
+          <w:p>
+            <w:pPr>
+              <w:spacing w:after="100" w:afterAutospacing="1"/>
+              <w:jc w:val="center"/>
+              <w:rPr>
+                <w:rFonts w:ascii="Calibri" w:hAnsi="Calibri" w:cs="Calibri"/>
+                <w:color w:val="333333"/>
+              </w:rPr>
+            </w:pPr>
+            <w:r>
+              <w:rPr>
+                <w:rFonts w:ascii="Calibri" w:hAnsi="Calibri" w:cs="Calibri"/>
+                <w:color w:val="333333"/>
+              </w:rPr>
+              <w:t>Jeff</w:t>
+            </w:r>
+          </w:p>
+        </w:tc>
+        <w:tc>
+          <w:tcPr>
+            <w:tcW w:w="864" w:type="dxa"/>
+          </w:tcPr>
+          <w:p>
+            <w:pPr>
+              <w:spacing w:after="100" w:afterAutospacing="1"/>
+              <w:jc w:val="center"/>
+              <w:rPr>
+                <w:rFonts w:ascii="Calibri" w:hAnsi="Calibri" w:cs="Calibri"/>
+                <w:color w:val="333333"/>
+              </w:rPr>
+            </w:pPr>
+          </w:p>
+        </w:tc>
+      </w:tr>
+      <w:tr>
+        <w:tc>
+          <w:tcPr>
+            <w:tcW w:w="896" w:type="dxa"/>
+          </w:tcPr>
+          <w:p>
+            <w:pPr>
+              <w:spacing w:after="100" w:afterAutospacing="1"/>
+              <w:jc w:val="center"/>
+              <w:rPr>
+                <w:rFonts w:ascii="Calibri" w:hAnsi="Calibri" w:cs="Calibri"/>
+                <w:color w:val="333333"/>
+              </w:rPr>
+            </w:pPr>
+          </w:p>
+        </w:tc>
+        <w:tc>
+          <w:tcPr>
+            <w:tcW w:w="868" w:type="dxa"/>
+            <w:shd w:val="clear" w:color="auto" w:fill="DAE9F7" w:themeFill="text2" w:themeFillTint="1A"/>
+          </w:tcPr>
+          <w:p>
+            <w:pPr>
+              <w:spacing w:after="100" w:afterAutospacing="1"/>
+              <w:jc w:val="center"/>
+              <w:rPr>
+                <w:rFonts w:ascii="Calibri" w:hAnsi="Calibri" w:cs="Calibri"/>
+                <w:color w:val="333333"/>
+              </w:rPr>
+            </w:pPr>
+            <w:r>
+              <w:rPr>
+                <w:rFonts w:ascii="Calibri" w:hAnsi="Calibri" w:cs="Calibri"/>
+                <w:color w:val="333333"/>
+              </w:rPr>
+              <w:t>Don</w:t>
+            </w:r>
+          </w:p>
+        </w:tc>
+        <w:tc>
+          <w:tcPr>
+            <w:tcW w:w="889" w:type="dxa"/>
+          </w:tcPr>
+          <w:p>
+            <w:pPr>
+              <w:spacing w:after="100" w:afterAutospacing="1"/>
+              <w:jc w:val="center"/>
+              <w:rPr>
+                <w:rFonts w:ascii="Calibri" w:hAnsi="Calibri" w:cs="Calibri"/>
+                <w:color w:val="333333"/>
+              </w:rPr>
+            </w:pPr>
+          </w:p>
+        </w:tc>
+        <w:tc>
+          <w:tcPr>
+            <w:tcW w:w="907" w:type="dxa"/>
+            <w:shd w:val="clear" w:color="auto" w:fill="DAE9F7" w:themeFill="text2" w:themeFillTint="1A"/>
+          </w:tcPr>
+          <w:p>
+            <w:pPr>
+              <w:spacing w:after="100" w:afterAutospacing="1"/>
+              <w:jc w:val="center"/>
+              <w:rPr>
+                <w:rFonts w:ascii="Calibri" w:hAnsi="Calibri" w:cs="Calibri"/>
+                <w:color w:val="333333"/>
+              </w:rPr>
+            </w:pPr>
+            <w:r>
+              <w:rPr>
+                <w:rFonts w:ascii="Calibri" w:hAnsi="Calibri" w:cs="Calibri"/>
+                <w:color w:val="333333"/>
+              </w:rPr>
+              <w:t>Aaron</w:t>
+            </w:r>
+          </w:p>
+        </w:tc>
+        <w:tc>
+          <w:tcPr>
+            <w:tcW w:w="918" w:type="dxa"/>
+          </w:tcPr>
+          <w:p>
+            <w:pPr>
+              <w:spacing w:after="100" w:afterAutospacing="1"/>
+              <w:jc w:val="center"/>
+              <w:rPr>
+                <w:rFonts w:ascii="Calibri" w:hAnsi="Calibri" w:cs="Calibri"/>
+                <w:color w:val="333333"/>
+              </w:rPr>
+            </w:pPr>
+          </w:p>
+        </w:tc>
+        <w:tc>
+          <w:tcPr>
+            <w:tcW w:w="845" w:type="dxa"/>
+            <w:shd w:val="clear" w:color="auto" w:fill="DAE9F7" w:themeFill="text2" w:themeFillTint="1A"/>
+          </w:tcPr>
+          <w:p>
+            <w:pPr>
+              <w:spacing w:after="100" w:afterAutospacing="1"/>
+              <w:jc w:val="center"/>
+              <w:rPr>
+                <w:rFonts w:ascii="Calibri" w:hAnsi="Calibri" w:cs="Calibri"/>
+                <w:color w:val="333333"/>
+              </w:rPr>
+            </w:pPr>
+            <w:r>
+              <w:rPr>
+                <w:rFonts w:ascii="Calibri" w:hAnsi="Calibri" w:cs="Calibri"/>
+                <w:color w:val="333333"/>
+              </w:rPr>
+              <w:t>Bill</w:t>
+            </w:r>
+          </w:p>
+        </w:tc>
+        <w:tc>
+          <w:tcPr>
+            <w:tcW w:w="875" w:type="dxa"/>
+          </w:tcPr>
+          <w:p>
+            <w:pPr>
+              <w:spacing w:after="100" w:afterAutospacing="1"/>
+              <w:jc w:val="center"/>
+              <w:rPr>
+                <w:rFonts w:ascii="Calibri" w:hAnsi="Calibri" w:cs="Calibri"/>
+                <w:color w:val="333333"/>
+              </w:rPr>
+            </w:pPr>
+          </w:p>
+        </w:tc>
+        <w:tc>
+          <w:tcPr>
+            <w:tcW w:w="864" w:type="dxa"/>
+            <w:shd w:val="clear" w:color="auto" w:fill="DAE9F7" w:themeFill="text2" w:themeFillTint="1A"/>
+          </w:tcPr>
+          <w:p>
+            <w:pPr>
+              <w:spacing w:after="100" w:afterAutospacing="1"/>
+              <w:jc w:val="center"/>
+              <w:rPr>
+                <w:rFonts w:ascii="Calibri" w:hAnsi="Calibri" w:cs="Calibri"/>
+                <w:color w:val="333333"/>
+              </w:rPr>
+            </w:pPr>
+            <w:r>
+              <w:rPr>
+                <w:rFonts w:ascii="Calibri" w:hAnsi="Calibri" w:cs="Calibri"/>
+                <w:color w:val="333333"/>
+              </w:rPr>
+              <w:t>Bob</w:t>
+            </w:r>
+          </w:p>
+        </w:tc>
+      </w:tr>
+      <w:tr>
+        <w:tc>
+          <w:tcPr>
+            <w:tcW w:w="896" w:type="dxa"/>
+            <w:shd w:val="clear" w:color="auto" w:fill="DAE9F7" w:themeFill="text2" w:themeFillTint="1A"/>
+          </w:tcPr>
+          <w:p>
+            <w:pPr>
+              <w:spacing w:after="100" w:afterAutospacing="1"/>
+              <w:jc w:val="center"/>
+              <w:rPr>
+                <w:rFonts w:ascii="Calibri" w:hAnsi="Calibri" w:cs="Calibri"/>
+                <w:color w:val="333333"/>
+              </w:rPr>
+            </w:pPr>
+            <w:r>
+              <w:rPr>
+                <w:rFonts w:ascii="Calibri" w:hAnsi="Calibri" w:cs="Calibri"/>
+                <w:color w:val="333333"/>
+              </w:rPr>
+              <w:t>Steve</w:t>
+            </w:r>
+          </w:p>
+        </w:tc>
+        <w:tc>
+          <w:tcPr>
+            <w:tcW w:w="868" w:type="dxa"/>
+          </w:tcPr>
+          <w:p>
+            <w:pPr>
+              <w:spacing w:after="100" w:afterAutospacing="1"/>
+              <w:jc w:val="center"/>
+              <w:rPr>
+                <w:rFonts w:ascii="Calibri" w:hAnsi="Calibri" w:cs="Calibri"/>
+                <w:color w:val="333333"/>
+              </w:rPr>
+            </w:pPr>
+          </w:p>
+        </w:tc>
+        <w:tc>
+          <w:tcPr>
+            <w:tcW w:w="889" w:type="dxa"/>
+            <w:shd w:val="clear" w:color="auto" w:fill="DAE9F7" w:themeFill="text2" w:themeFillTint="1A"/>
+          </w:tcPr>
+          <w:p>
+            <w:pPr>
+              <w:spacing w:after="100" w:afterAutospacing="1"/>
+              <w:jc w:val="center"/>
+              <w:rPr>
+                <w:rFonts w:ascii="Calibri" w:hAnsi="Calibri" w:cs="Calibri"/>
+                <w:color w:val="333333"/>
+              </w:rPr>
+            </w:pPr>
+            <w:r>
+              <w:rPr>
+                <w:rFonts w:ascii="Calibri" w:hAnsi="Calibri" w:cs="Calibri"/>
+                <w:color w:val="333333"/>
+              </w:rPr>
+              <w:t>Marc</w:t>
+            </w:r>
+          </w:p>
+        </w:tc>
+        <w:tc>
+          <w:tcPr>
+            <w:tcW w:w="907" w:type="dxa"/>
+          </w:tcPr>
+          <w:p>
+            <w:pPr>
+              <w:spacing w:after="100" w:afterAutospacing="1"/>
+              <w:jc w:val="center"/>
+              <w:rPr>
+                <w:rFonts w:ascii="Calibri" w:hAnsi="Calibri" w:cs="Calibri"/>
+                <w:color w:val="333333"/>
+              </w:rPr>
+            </w:pPr>
+          </w:p>
+        </w:tc>
+        <w:tc>
+          <w:tcPr>
+            <w:tcW w:w="918" w:type="dxa"/>
+            <w:shd w:val="clear" w:color="auto" w:fill="DAE9F7" w:themeFill="text2" w:themeFillTint="1A"/>
+          </w:tcPr>
+          <w:p>
+            <w:pPr>
+              <w:spacing w:after="100" w:afterAutospacing="1"/>
+              <w:jc w:val="center"/>
+              <w:rPr>
+                <w:rFonts w:ascii="Calibri" w:hAnsi="Calibri" w:cs="Calibri"/>
+                <w:color w:val="333333"/>
+              </w:rPr>
+            </w:pPr>
+            <w:r>
+              <w:rPr>
+                <w:rFonts w:ascii="Calibri" w:hAnsi="Calibri" w:cs="Calibri"/>
+                <w:color w:val="333333"/>
+              </w:rPr>
+              <w:t>Lisette</w:t>
+            </w:r>
+          </w:p>
+        </w:tc>
+        <w:tc>
+          <w:tcPr>
+            <w:tcW w:w="845" w:type="dxa"/>
+          </w:tcPr>
+          <w:p>
+            <w:pPr>
+              <w:spacing w:after="100" w:afterAutospacing="1"/>
+              <w:jc w:val="center"/>
+              <w:rPr>
+                <w:rFonts w:ascii="Calibri" w:hAnsi="Calibri" w:cs="Calibri"/>
+                <w:color w:val="333333"/>
+              </w:rPr>
+            </w:pPr>
+          </w:p>
+        </w:tc>
+        <w:tc>
+          <w:tcPr>
+            <w:tcW w:w="875" w:type="dxa"/>
+            <w:shd w:val="clear" w:color="auto" w:fill="DAE9F7" w:themeFill="text2" w:themeFillTint="1A"/>
+          </w:tcPr>
+          <w:p>
+            <w:pPr>
+              <w:spacing w:after="100" w:afterAutospacing="1"/>
+              <w:jc w:val="center"/>
+              <w:rPr>
+                <w:rFonts w:ascii="Calibri" w:hAnsi="Calibri" w:cs="Calibri"/>
+                <w:color w:val="333333"/>
+              </w:rPr>
+            </w:pPr>
+            <w:r>
+              <w:rPr>
+                <w:rFonts w:ascii="Calibri" w:hAnsi="Calibri" w:cs="Calibri"/>
+                <w:color w:val="333333"/>
+              </w:rPr>
+              <w:t>Chip</w:t>
+            </w:r>
+          </w:p>
+        </w:tc>
+        <w:tc>
+          <w:tcPr>
+            <w:tcW w:w="864" w:type="dxa"/>
+          </w:tcPr>
+          <w:p>
+            <w:pPr>
+              <w:spacing w:after="100" w:afterAutospacing="1"/>
+              <w:jc w:val="center"/>
+              <w:rPr>
+                <w:rFonts w:ascii="Calibri" w:hAnsi="Calibri" w:cs="Calibri"/>
+                <w:color w:val="333333"/>
+              </w:rPr>
+            </w:pPr>
+          </w:p>
+        </w:tc>
+      </w:tr>
+    </w:tbl>
+    <w:p>
+      <w:pPr>
+        <w:shd w:val="clear" w:color="auto" w:fill="FFFFFF"/>
+        <w:spacing w:before="240" w:after="0"/>
+        <w:rPr>
+          <w:rFonts w:ascii="Calibri" w:hAnsi="Calibri" w:cs="Calibri"/>
+          <w:color w:val="333333"/>
+        </w:rPr>
+      </w:pPr>
+      <w:r>
+        <w:rPr>
+          <w:rFonts w:ascii="Calibri" w:hAnsi="Calibri" w:cs="Calibri"/>
+          <w:color w:val="333333"/>
+        </w:rPr>
+        <w:t>After </w:t>
+      </w:r>
+      <w:r>
+        <w:rPr>
+          <w:rFonts w:ascii="Calibri" w:hAnsi="Calibri" w:cs="Calibri"/>
+          <w:b/>
+          <w:bCs/>
+          <w:color w:val="333333"/>
+        </w:rPr>
+        <w:t>P</w:t>
+      </w:r>
+      <w:r>
+        <w:rPr>
+          <w:rFonts w:ascii="Calibri" w:hAnsi="Calibri" w:cs="Calibri"/>
+          <w:color w:val="333333"/>
+        </w:rPr>
+        <w:t>: Arms on the shoulders of the people next to you “fraternity”</w:t>
+      </w:r>
+    </w:p>
+    <w:p>
+      <w:pPr>
+        <w:numPr>
+          <w:ilvl w:val="0"/>
+          <w:numId w:val="14"/>
+        </w:numPr>
+        <w:shd w:val="clear" w:color="auto" w:fill="FFFFFF"/>
+        <w:spacing w:after="100" w:afterAutospacing="1" w:line="240" w:lineRule="auto"/>
+        <w:rPr>
+          <w:rFonts w:ascii="Calibri" w:hAnsi="Calibri" w:cs="Calibri"/>
+          <w:color w:val="333333"/>
+        </w:rPr>
+      </w:pPr>
+      <w:r>
+        <w:rPr>
+          <w:rFonts w:ascii="Calibri" w:hAnsi="Calibri" w:cs="Calibri"/>
+          <w:color w:val="333333"/>
+        </w:rPr>
+        <w:t>1</w:t>
+      </w:r>
+      <w:r>
+        <w:rPr>
+          <w:rFonts w:ascii="Calibri" w:hAnsi="Calibri" w:cs="Calibri"/>
+          <w:color w:val="333333"/>
+          <w:vertAlign w:val="superscript"/>
+        </w:rPr>
+        <w:t>st</w:t>
+      </w:r>
+      <w:r>
+        <w:rPr>
+          <w:rFonts w:ascii="Calibri" w:hAnsi="Calibri" w:cs="Calibri"/>
+          <w:color w:val="333333"/>
+        </w:rPr>
+        <w:t> row: Kicks on each syllable of “brotherhood of” starting with the right foot and “brotherhood of” is right left right</w:t>
+      </w:r>
+    </w:p>
+    <w:p>
+      <w:pPr>
+        <w:numPr>
+          <w:ilvl w:val="0"/>
+          <w:numId w:val="14"/>
         </w:numPr>
         <w:shd w:val="clear" w:color="auto" w:fill="FFFFFF"/>
         <w:spacing w:before="100" w:beforeAutospacing="1" w:after="100" w:afterAutospacing="1" w:line="240" w:lineRule="auto"/>
         <w:rPr>
-          <w:rFonts w:ascii="Calibri" w:eastAsia="Times New Roman" w:hAnsi="Calibri" w:cs="Calibri"/>
-          <w:color w:val="333333"/>
-          <w:kern w:val="0"/>
-          <w14:ligatures w14:val="none"/>
-        </w:rPr>
-      </w:pPr>
-      <w:r>
-        <w:rPr>
-          <w:rFonts w:ascii="Calibri" w:eastAsia="Times New Roman" w:hAnsi="Calibri" w:cs="Calibri"/>
-          <w:color w:val="333333"/>
-          <w:kern w:val="0"/>
-          <w14:ligatures w14:val="none"/>
-        </w:rPr>
-        <w:t>down on "hood"</w:t>
+          <w:rFonts w:ascii="Calibri" w:hAnsi="Calibri" w:cs="Calibri"/>
+          <w:color w:val="333333"/>
+        </w:rPr>
+      </w:pPr>
+      <w:r>
+        <w:rPr>
+          <w:rFonts w:ascii="Calibri" w:hAnsi="Calibri" w:cs="Calibri"/>
+          <w:color w:val="333333"/>
+        </w:rPr>
+        <w:t>2</w:t>
+      </w:r>
+      <w:r>
+        <w:rPr>
+          <w:rFonts w:ascii="Calibri" w:hAnsi="Calibri" w:cs="Calibri"/>
+          <w:color w:val="333333"/>
+          <w:vertAlign w:val="superscript"/>
+        </w:rPr>
+        <w:t>nd</w:t>
+      </w:r>
+      <w:r>
+        <w:rPr>
+          <w:rFonts w:ascii="Calibri" w:hAnsi="Calibri" w:cs="Calibri"/>
+          <w:color w:val="333333"/>
+        </w:rPr>
+        <w:t> row: sway on each syllable of “brotherhood of” starting to the left and “brotherhood of” is left right left</w:t>
       </w:r>
     </w:p>
     <w:p>
       <w:pPr>
         <w:numPr>
-          <w:ilvl w:val="1"/>
-          <w:numId w:val="2"/>
+          <w:ilvl w:val="0"/>
+          <w:numId w:val="14"/>
         </w:numPr>
         <w:shd w:val="clear" w:color="auto" w:fill="FFFFFF"/>
         <w:spacing w:before="100" w:beforeAutospacing="1" w:after="100" w:afterAutospacing="1" w:line="240" w:lineRule="auto"/>
         <w:rPr>
-          <w:rFonts w:ascii="Calibri" w:eastAsia="Times New Roman" w:hAnsi="Calibri" w:cs="Calibri"/>
-          <w:color w:val="333333"/>
-          <w:kern w:val="0"/>
-          <w14:ligatures w14:val="none"/>
-        </w:rPr>
-      </w:pPr>
-      <w:r>
-        <w:rPr>
-          <w:rFonts w:ascii="Calibri" w:eastAsia="Times New Roman" w:hAnsi="Calibri" w:cs="Calibri"/>
-          <w:color w:val="333333"/>
-          <w:kern w:val="0"/>
-          <w14:ligatures w14:val="none"/>
-        </w:rPr>
-        <w:t>up on "of"</w:t>
+          <w:rFonts w:ascii="Calibri" w:hAnsi="Calibri" w:cs="Calibri"/>
+          <w:color w:val="333333"/>
+        </w:rPr>
+      </w:pPr>
+      <w:r>
+        <w:rPr>
+          <w:rFonts w:ascii="Calibri" w:hAnsi="Calibri" w:cs="Calibri"/>
+          <w:color w:val="333333"/>
+        </w:rPr>
+        <w:t>3</w:t>
+      </w:r>
+      <w:r>
+        <w:rPr>
+          <w:rFonts w:ascii="Calibri" w:hAnsi="Calibri" w:cs="Calibri"/>
+          <w:color w:val="333333"/>
+          <w:vertAlign w:val="superscript"/>
+        </w:rPr>
+        <w:t>rd</w:t>
+      </w:r>
+      <w:r>
+        <w:rPr>
+          <w:rFonts w:ascii="Calibri" w:hAnsi="Calibri" w:cs="Calibri"/>
+          <w:color w:val="333333"/>
+        </w:rPr>
+        <w:t> row: sway on each syllable of “brotherhood of” starting to the right and “brotherhood of” is right left right</w:t>
       </w:r>
     </w:p>
     <w:p>
       <w:pPr>
+        <w:shd w:val="clear" w:color="auto" w:fill="FFFFFF"/>
+        <w:spacing w:after="0"/>
+        <w:rPr>
+          <w:rFonts w:ascii="Calibri" w:hAnsi="Calibri" w:cs="Calibri"/>
+          <w:color w:val="333333"/>
+        </w:rPr>
+      </w:pPr>
+      <w:r>
+        <w:rPr>
+          <w:rFonts w:ascii="Calibri" w:hAnsi="Calibri" w:cs="Calibri"/>
+          <w:color w:val="333333"/>
+        </w:rPr>
+        <w:t>At </w:t>
+      </w:r>
+      <w:r>
+        <w:rPr>
+          <w:rFonts w:ascii="Calibri" w:hAnsi="Calibri" w:cs="Calibri"/>
+          <w:b/>
+          <w:bCs/>
+          <w:color w:val="333333"/>
+        </w:rPr>
+        <w:t>Q</w:t>
+      </w:r>
+      <w:r>
+        <w:rPr>
+          <w:rFonts w:ascii="Calibri" w:hAnsi="Calibri" w:cs="Calibri"/>
+          <w:color w:val="333333"/>
+        </w:rPr>
+        <w:t>:</w:t>
+      </w:r>
+    </w:p>
+    <w:p>
+      <w:pPr>
         <w:numPr>
-          <w:ilvl w:val="1"/>
-          <w:numId w:val="2"/>
+          <w:ilvl w:val="0"/>
+          <w:numId w:val="15"/>
+        </w:numPr>
+        <w:shd w:val="clear" w:color="auto" w:fill="FFFFFF"/>
+        <w:spacing w:after="100" w:afterAutospacing="1" w:line="240" w:lineRule="auto"/>
+        <w:rPr>
+          <w:rFonts w:ascii="Calibri" w:hAnsi="Calibri" w:cs="Calibri"/>
+          <w:color w:val="333333"/>
+        </w:rPr>
+      </w:pPr>
+      <w:r>
+        <w:rPr>
+          <w:rFonts w:ascii="Calibri" w:hAnsi="Calibri" w:cs="Calibri"/>
+          <w:color w:val="333333"/>
+        </w:rPr>
+        <w:t>Turn upstage looking at Miss Jones</w:t>
+      </w:r>
+    </w:p>
+    <w:p>
+      <w:pPr>
+        <w:numPr>
+          <w:ilvl w:val="0"/>
+          <w:numId w:val="15"/>
         </w:numPr>
         <w:shd w:val="clear" w:color="auto" w:fill="FFFFFF"/>
         <w:spacing w:before="100" w:beforeAutospacing="1" w:after="100" w:afterAutospacing="1" w:line="240" w:lineRule="auto"/>
         <w:rPr>
-          <w:rFonts w:ascii="Calibri" w:eastAsia="Times New Roman" w:hAnsi="Calibri" w:cs="Calibri"/>
-          <w:color w:val="333333"/>
-          <w:kern w:val="0"/>
-          <w14:ligatures w14:val="none"/>
-        </w:rPr>
-      </w:pPr>
-      <w:r>
-        <w:rPr>
-          <w:rFonts w:ascii="Calibri" w:eastAsia="Times New Roman" w:hAnsi="Calibri" w:cs="Calibri"/>
-          <w:color w:val="333333"/>
-          <w:kern w:val="0"/>
-          <w14:ligatures w14:val="none"/>
-        </w:rPr>
-        <w:t>jump in place on "man"</w:t>
+          <w:rFonts w:ascii="Calibri" w:hAnsi="Calibri" w:cs="Calibri"/>
+          <w:color w:val="333333"/>
+        </w:rPr>
+      </w:pPr>
+      <w:r>
+        <w:rPr>
+          <w:rFonts w:ascii="Calibri" w:hAnsi="Calibri" w:cs="Calibri"/>
+          <w:color w:val="333333"/>
+        </w:rPr>
+        <w:t>Claps on beat 2 and 4 -</w:t>
       </w:r>
     </w:p>
     <w:p>
       <w:pPr>
+        <w:numPr>
+          <w:ilvl w:val="1"/>
+          <w:numId w:val="15"/>
+        </w:numPr>
         <w:shd w:val="clear" w:color="auto" w:fill="FFFFFF"/>
-        <w:spacing w:after="0" w:line="240" w:lineRule="auto"/>
-        <w:rPr>
-          <w:rFonts w:ascii="Calibri" w:eastAsia="Times New Roman" w:hAnsi="Calibri" w:cs="Calibri"/>
-          <w:color w:val="333333"/>
-          <w:kern w:val="0"/>
-          <w14:ligatures w14:val="none"/>
-        </w:rPr>
-      </w:pPr>
-      <w:r>
-        <w:rPr>
-          <w:rFonts w:ascii="Calibri" w:eastAsia="Times New Roman" w:hAnsi="Calibri" w:cs="Calibri"/>
-          <w:color w:val="333333"/>
-          <w:kern w:val="0"/>
-          <w14:ligatures w14:val="none"/>
-        </w:rPr>
-        <w:t>At </w:t>
-      </w:r>
-      <w:r>
-        <w:rPr>
-          <w:rFonts w:ascii="Calibri" w:eastAsia="Times New Roman" w:hAnsi="Calibri" w:cs="Calibri"/>
+        <w:spacing w:before="100" w:beforeAutospacing="1" w:after="100" w:afterAutospacing="1" w:line="240" w:lineRule="auto"/>
+        <w:rPr>
+          <w:rFonts w:ascii="Calibri" w:hAnsi="Calibri" w:cs="Calibri"/>
+          <w:color w:val="333333"/>
+        </w:rPr>
+      </w:pPr>
+      <w:r>
+        <w:rPr>
+          <w:rFonts w:ascii="Calibri" w:hAnsi="Calibri" w:cs="Calibri"/>
+          <w:color w:val="333333"/>
+        </w:rPr>
+        <w:t>2</w:t>
+      </w:r>
+      <w:r>
+        <w:rPr>
+          <w:rFonts w:ascii="Calibri" w:hAnsi="Calibri" w:cs="Calibri"/>
+          <w:color w:val="333333"/>
+          <w:vertAlign w:val="superscript"/>
+        </w:rPr>
+        <w:t>nd</w:t>
+      </w:r>
+      <w:r>
+        <w:rPr>
+          <w:rFonts w:ascii="Calibri" w:hAnsi="Calibri" w:cs="Calibri"/>
+          <w:color w:val="333333"/>
+        </w:rPr>
+        <w:t> row: start up left → up right → down left → down right</w:t>
+      </w:r>
+    </w:p>
+    <w:p>
+      <w:pPr>
+        <w:numPr>
+          <w:ilvl w:val="1"/>
+          <w:numId w:val="15"/>
+        </w:numPr>
+        <w:shd w:val="clear" w:color="auto" w:fill="FFFFFF"/>
+        <w:spacing w:before="100" w:beforeAutospacing="1" w:after="100" w:afterAutospacing="1" w:line="240" w:lineRule="auto"/>
+        <w:rPr>
+          <w:rFonts w:ascii="Calibri" w:hAnsi="Calibri" w:cs="Calibri"/>
+          <w:color w:val="333333"/>
+        </w:rPr>
+      </w:pPr>
+      <w:r>
+        <w:rPr>
+          <w:rFonts w:ascii="Calibri" w:hAnsi="Calibri" w:cs="Calibri"/>
+          <w:color w:val="333333"/>
+        </w:rPr>
+        <w:t>3</w:t>
+      </w:r>
+      <w:r>
+        <w:rPr>
+          <w:rFonts w:ascii="Calibri" w:hAnsi="Calibri" w:cs="Calibri"/>
+          <w:color w:val="333333"/>
+          <w:vertAlign w:val="superscript"/>
+        </w:rPr>
+        <w:t>rd</w:t>
+      </w:r>
+      <w:r>
+        <w:rPr>
+          <w:rFonts w:ascii="Calibri" w:hAnsi="Calibri" w:cs="Calibri"/>
+          <w:color w:val="333333"/>
+        </w:rPr>
+        <w:t> row: start down left → down right → up left → up right</w:t>
+      </w:r>
+    </w:p>
+    <w:p>
+      <w:pPr>
+        <w:numPr>
+          <w:ilvl w:val="1"/>
+          <w:numId w:val="15"/>
+        </w:numPr>
+        <w:shd w:val="clear" w:color="auto" w:fill="FFFFFF"/>
+        <w:spacing w:before="100" w:beforeAutospacing="1" w:after="100" w:afterAutospacing="1" w:line="240" w:lineRule="auto"/>
+        <w:rPr>
+          <w:rFonts w:ascii="Calibri" w:hAnsi="Calibri" w:cs="Calibri"/>
+          <w:color w:val="333333"/>
+        </w:rPr>
+      </w:pPr>
+      <w:r>
+        <w:rPr>
+          <w:rFonts w:ascii="Calibri" w:hAnsi="Calibri" w:cs="Calibri"/>
+          <w:color w:val="333333"/>
+        </w:rPr>
+        <w:t>When she sings “Oh, </w:t>
+      </w:r>
+      <w:r>
+        <w:rPr>
+          <w:rFonts w:ascii="Calibri" w:hAnsi="Calibri" w:cs="Calibri"/>
           <w:b/>
           <w:bCs/>
           <w:color w:val="333333"/>
-          <w:kern w:val="0"/>
-          <w14:ligatures w14:val="none"/>
-        </w:rPr>
-        <w:t>M</w:t>
-      </w:r>
-      <w:r>
-        <w:rPr>
-          <w:rFonts w:ascii="Calibri" w:eastAsia="Times New Roman" w:hAnsi="Calibri" w:cs="Calibri"/>
-          <w:color w:val="333333"/>
-          <w:kern w:val="0"/>
-          <w14:ligatures w14:val="none"/>
-        </w:rPr>
-        <w:t>: “Yes, you're a brother”: lunge forward with left foot.</w:t>
+        </w:rPr>
+        <w:t>that</w:t>
+      </w:r>
+      <w:r>
+        <w:rPr>
+          <w:rFonts w:ascii="Calibri" w:hAnsi="Calibri" w:cs="Calibri"/>
+          <w:color w:val="333333"/>
+        </w:rPr>
+        <w:t> no</w:t>
+      </w:r>
+      <w:r>
+        <w:rPr>
+          <w:rFonts w:ascii="Calibri" w:hAnsi="Calibri" w:cs="Calibri"/>
+          <w:b/>
+          <w:bCs/>
+          <w:color w:val="333333"/>
+        </w:rPr>
+        <w:t>ble</w:t>
+      </w:r>
+      <w:r>
+        <w:rPr>
+          <w:rFonts w:ascii="Calibri" w:hAnsi="Calibri" w:cs="Calibri"/>
+          <w:color w:val="333333"/>
+        </w:rPr>
+        <w:t> feel</w:t>
+      </w:r>
+      <w:r>
+        <w:rPr>
+          <w:rFonts w:ascii="Calibri" w:hAnsi="Calibri" w:cs="Calibri"/>
+          <w:b/>
+          <w:bCs/>
+          <w:color w:val="333333"/>
+        </w:rPr>
+        <w:t>ing</w:t>
+      </w:r>
+      <w:r>
+        <w:rPr>
+          <w:rFonts w:ascii="Calibri" w:hAnsi="Calibri" w:cs="Calibri"/>
+          <w:color w:val="333333"/>
+        </w:rPr>
+        <w:t>. </w:t>
+      </w:r>
+      <w:r>
+        <w:rPr>
+          <w:rFonts w:ascii="Calibri" w:hAnsi="Calibri" w:cs="Calibri"/>
+          <w:b/>
+          <w:bCs/>
+          <w:color w:val="333333"/>
+        </w:rPr>
+        <w:t>Feels</w:t>
+      </w:r>
+      <w:r>
+        <w:rPr>
+          <w:rFonts w:ascii="Calibri" w:hAnsi="Calibri" w:cs="Calibri"/>
+          <w:color w:val="333333"/>
+        </w:rPr>
+        <w:t> </w:t>
+      </w:r>
+      <w:r>
+        <w:rPr>
+          <w:rFonts w:ascii="Calibri" w:hAnsi="Calibri" w:cs="Calibri"/>
+          <w:b/>
+          <w:bCs/>
+          <w:color w:val="333333"/>
+        </w:rPr>
+        <w:t>like</w:t>
+      </w:r>
+      <w:r>
+        <w:rPr>
+          <w:rFonts w:ascii="Calibri" w:hAnsi="Calibri" w:cs="Calibri"/>
+          <w:color w:val="333333"/>
+        </w:rPr>
+        <w:t> bells </w:t>
+      </w:r>
+      <w:r>
+        <w:rPr>
+          <w:rFonts w:ascii="Calibri" w:hAnsi="Calibri" w:cs="Calibri"/>
+          <w:b/>
+          <w:bCs/>
+          <w:color w:val="333333"/>
+        </w:rPr>
+        <w:t>are</w:t>
+      </w:r>
+      <w:r>
+        <w:rPr>
+          <w:rFonts w:ascii="Calibri" w:hAnsi="Calibri" w:cs="Calibri"/>
+          <w:color w:val="333333"/>
+        </w:rPr>
+        <w:t> peal</w:t>
+      </w:r>
+      <w:r>
+        <w:rPr>
+          <w:rFonts w:ascii="Calibri" w:hAnsi="Calibri" w:cs="Calibri"/>
+          <w:b/>
+          <w:bCs/>
+          <w:color w:val="333333"/>
+        </w:rPr>
+        <w:t>ling</w:t>
+      </w:r>
+      <w:r>
+        <w:rPr>
+          <w:rFonts w:ascii="Calibri" w:hAnsi="Calibri" w:cs="Calibri"/>
+          <w:color w:val="333333"/>
+        </w:rPr>
+        <w:t>. </w:t>
+      </w:r>
+      <w:r>
+        <w:rPr>
+          <w:rFonts w:ascii="Calibri" w:hAnsi="Calibri" w:cs="Calibri"/>
+          <w:b/>
+          <w:bCs/>
+          <w:color w:val="333333"/>
+        </w:rPr>
+        <w:t>Down</w:t>
+      </w:r>
+      <w:r>
+        <w:rPr>
+          <w:rFonts w:ascii="Calibri" w:hAnsi="Calibri" w:cs="Calibri"/>
+          <w:color w:val="333333"/>
+        </w:rPr>
+        <w:t> </w:t>
+      </w:r>
+      <w:r>
+        <w:rPr>
+          <w:rFonts w:ascii="Calibri" w:hAnsi="Calibri" w:cs="Calibri"/>
+          <w:b/>
+          <w:bCs/>
+          <w:color w:val="333333"/>
+        </w:rPr>
+        <w:t>with</w:t>
+      </w:r>
+      <w:r>
+        <w:rPr>
+          <w:rFonts w:ascii="Calibri" w:hAnsi="Calibri" w:cs="Calibri"/>
+          <w:color w:val="333333"/>
+        </w:rPr>
+        <w:t> doub</w:t>
+      </w:r>
+      <w:r>
+        <w:rPr>
+          <w:rFonts w:ascii="Calibri" w:hAnsi="Calibri" w:cs="Calibri"/>
+          <w:b/>
+          <w:bCs/>
+          <w:color w:val="333333"/>
+        </w:rPr>
+        <w:t>le</w:t>
+      </w:r>
+      <w:r>
+        <w:rPr>
+          <w:rFonts w:ascii="Calibri" w:hAnsi="Calibri" w:cs="Calibri"/>
+          <w:color w:val="333333"/>
+        </w:rPr>
+        <w:t>.”</w:t>
       </w:r>
     </w:p>
     <w:p>
       <w:pPr>
+        <w:numPr>
+          <w:ilvl w:val="0"/>
+          <w:numId w:val="15"/>
+        </w:numPr>
         <w:shd w:val="clear" w:color="auto" w:fill="FFFFFF"/>
-        <w:spacing w:after="0" w:line="240" w:lineRule="auto"/>
-        <w:rPr>
-          <w:rFonts w:ascii="Calibri" w:eastAsia="Times New Roman" w:hAnsi="Calibri" w:cs="Calibri"/>
-          <w:color w:val="333333"/>
-          <w:kern w:val="0"/>
-          <w14:ligatures w14:val="none"/>
-        </w:rPr>
-      </w:pPr>
+        <w:spacing w:before="100" w:beforeAutospacing="1" w:after="100" w:afterAutospacing="1" w:line="240" w:lineRule="auto"/>
+        <w:rPr>
+          <w:rFonts w:ascii="Calibri" w:hAnsi="Calibri" w:cs="Calibri"/>
+          <w:color w:val="333333"/>
+        </w:rPr>
+      </w:pPr>
+      <w:r>
+        <w:rPr>
+          <w:rFonts w:ascii="Calibri" w:hAnsi="Calibri" w:cs="Calibri"/>
+          <w:color w:val="333333"/>
+        </w:rPr>
+        <w:t>Pivot to face forward on her first “you-</w:t>
+      </w:r>
+      <w:proofErr w:type="spellStart"/>
+      <w:r>
+        <w:rPr>
+          <w:rFonts w:ascii="Calibri" w:hAnsi="Calibri" w:cs="Calibri"/>
+          <w:color w:val="333333"/>
+        </w:rPr>
+        <w:t>oo</w:t>
+      </w:r>
+      <w:proofErr w:type="spellEnd"/>
+      <w:r>
+        <w:rPr>
+          <w:rFonts w:ascii="Calibri" w:hAnsi="Calibri" w:cs="Calibri"/>
+          <w:color w:val="333333"/>
+        </w:rPr>
+        <w:t>”</w:t>
+      </w:r>
     </w:p>
     <w:p>
       <w:pPr>
         <w:shd w:val="clear" w:color="auto" w:fill="FFFFFF"/>
-        <w:spacing w:after="0" w:line="240" w:lineRule="auto"/>
-        <w:rPr>
-          <w:rFonts w:ascii="Calibri" w:eastAsia="Times New Roman" w:hAnsi="Calibri" w:cs="Calibri"/>
-          <w:color w:val="333333"/>
-          <w:kern w:val="0"/>
-          <w14:ligatures w14:val="none"/>
-        </w:rPr>
-      </w:pPr>
-      <w:r>
-        <w:rPr>
-          <w:rFonts w:ascii="Calibri" w:eastAsia="Times New Roman" w:hAnsi="Calibri" w:cs="Calibri"/>
-          <w:color w:val="333333"/>
-          <w:kern w:val="0"/>
-          <w14:ligatures w14:val="none"/>
-        </w:rPr>
-        <w:t>Leading into </w:t>
-      </w:r>
-      <w:r>
-        <w:rPr>
-          <w:rFonts w:ascii="Calibri" w:eastAsia="Times New Roman" w:hAnsi="Calibri" w:cs="Calibri"/>
+        <w:spacing w:after="0"/>
+        <w:rPr>
+          <w:rFonts w:ascii="Calibri" w:hAnsi="Calibri" w:cs="Calibri"/>
+          <w:color w:val="333333"/>
+        </w:rPr>
+      </w:pPr>
+      <w:r>
+        <w:rPr>
+          <w:rFonts w:ascii="Calibri" w:hAnsi="Calibri" w:cs="Calibri"/>
+          <w:color w:val="333333"/>
+        </w:rPr>
+        <w:t>At </w:t>
+      </w:r>
+      <w:r>
+        <w:rPr>
+          <w:rFonts w:ascii="Calibri" w:hAnsi="Calibri" w:cs="Calibri"/>
           <w:b/>
           <w:bCs/>
           <w:color w:val="333333"/>
-          <w:kern w:val="0"/>
-          <w14:ligatures w14:val="none"/>
-        </w:rPr>
-        <w:t>O</w:t>
-      </w:r>
-      <w:r>
-        <w:rPr>
-          <w:rFonts w:ascii="Calibri" w:eastAsia="Times New Roman" w:hAnsi="Calibri" w:cs="Calibri"/>
-          <w:color w:val="333333"/>
-          <w:kern w:val="0"/>
-          <w14:ligatures w14:val="none"/>
-        </w:rPr>
-        <w:t>:</w:t>
+        </w:rPr>
+        <w:t>S</w:t>
+      </w:r>
+      <w:r>
+        <w:rPr>
+          <w:rFonts w:ascii="Calibri" w:hAnsi="Calibri" w:cs="Calibri"/>
+          <w:color w:val="333333"/>
+        </w:rPr>
+        <w:t>: bend your knees, hands tap your thighs. Stop at last measure before </w:t>
+      </w:r>
+      <w:r>
+        <w:rPr>
+          <w:rFonts w:ascii="Calibri" w:hAnsi="Calibri" w:cs="Calibri"/>
+          <w:b/>
+          <w:bCs/>
+          <w:color w:val="333333"/>
+        </w:rPr>
+        <w:t>U</w:t>
+      </w:r>
+      <w:r>
+        <w:rPr>
+          <w:rFonts w:ascii="Calibri" w:hAnsi="Calibri" w:cs="Calibri"/>
+          <w:color w:val="333333"/>
+        </w:rPr>
+        <w:t>.</w:t>
       </w:r>
     </w:p>
     <w:p>
       <w:pPr>
+        <w:shd w:val="clear" w:color="auto" w:fill="FFFFFF"/>
+        <w:spacing w:after="0"/>
+        <w:rPr>
+          <w:rFonts w:ascii="Calibri" w:hAnsi="Calibri" w:cs="Calibri"/>
+          <w:color w:val="333333"/>
+        </w:rPr>
+      </w:pPr>
+      <w:r>
+        <w:rPr>
+          <w:rFonts w:ascii="Calibri" w:hAnsi="Calibri" w:cs="Calibri"/>
+          <w:color w:val="333333"/>
+        </w:rPr>
+        <w:lastRenderedPageBreak/>
+        <w:t>At </w:t>
+      </w:r>
+      <w:r>
+        <w:rPr>
+          <w:rFonts w:ascii="Calibri" w:hAnsi="Calibri" w:cs="Calibri"/>
+          <w:b/>
+          <w:bCs/>
+          <w:color w:val="333333"/>
+        </w:rPr>
+        <w:t>U</w:t>
+      </w:r>
+      <w:r>
+        <w:rPr>
+          <w:rFonts w:ascii="Calibri" w:hAnsi="Calibri" w:cs="Calibri"/>
+          <w:color w:val="333333"/>
+        </w:rPr>
+        <w:t>:</w:t>
+      </w:r>
+    </w:p>
+    <w:p>
+      <w:pPr>
         <w:numPr>
           <w:ilvl w:val="0"/>
-          <w:numId w:val="3"/>
+          <w:numId w:val="16"/>
         </w:numPr>
         <w:shd w:val="clear" w:color="auto" w:fill="FFFFFF"/>
         <w:spacing w:after="100" w:afterAutospacing="1" w:line="240" w:lineRule="auto"/>
         <w:rPr>
-          <w:rFonts w:ascii="Calibri" w:eastAsia="Times New Roman" w:hAnsi="Calibri" w:cs="Calibri"/>
-          <w:color w:val="333333"/>
-          <w:kern w:val="0"/>
-          <w14:ligatures w14:val="none"/>
-        </w:rPr>
-      </w:pPr>
-      <w:r>
-        <w:rPr>
-          <w:rFonts w:ascii="Calibri" w:eastAsia="Times New Roman" w:hAnsi="Calibri" w:cs="Calibri"/>
-          <w:color w:val="333333"/>
-          <w:kern w:val="0"/>
-          <w14:ligatures w14:val="none"/>
-        </w:rPr>
-        <w:t xml:space="preserve">Shake your </w:t>
-      </w:r>
-      <w:r>
-        <w:rPr>
-          <w:rFonts w:ascii="Calibri" w:eastAsia="Times New Roman" w:hAnsi="Calibri" w:cs="Calibri"/>
-          <w:color w:val="333333"/>
-          <w:kern w:val="0"/>
-          <w14:ligatures w14:val="none"/>
-        </w:rPr>
-        <w:t>neighbor’s</w:t>
-      </w:r>
-      <w:r>
-        <w:rPr>
-          <w:rFonts w:ascii="Calibri" w:eastAsia="Times New Roman" w:hAnsi="Calibri" w:cs="Calibri"/>
-          <w:color w:val="333333"/>
-          <w:kern w:val="0"/>
-          <w14:ligatures w14:val="none"/>
-        </w:rPr>
-        <w:t xml:space="preserve"> hand at “Oh, yes your lifelong”</w:t>
+          <w:rFonts w:ascii="Calibri" w:hAnsi="Calibri" w:cs="Calibri"/>
+          <w:color w:val="333333"/>
+        </w:rPr>
+      </w:pPr>
+      <w:r>
+        <w:rPr>
+          <w:rFonts w:ascii="Calibri" w:hAnsi="Calibri" w:cs="Calibri"/>
+          <w:color w:val="333333"/>
+        </w:rPr>
+        <w:t>2</w:t>
+      </w:r>
+      <w:r>
+        <w:rPr>
+          <w:rFonts w:ascii="Calibri" w:hAnsi="Calibri" w:cs="Calibri"/>
+          <w:color w:val="333333"/>
+          <w:vertAlign w:val="superscript"/>
+        </w:rPr>
+        <w:t>nd</w:t>
+      </w:r>
+      <w:r>
+        <w:rPr>
+          <w:rFonts w:ascii="Calibri" w:hAnsi="Calibri" w:cs="Calibri"/>
+          <w:color w:val="333333"/>
+        </w:rPr>
+        <w:t> row:</w:t>
       </w:r>
     </w:p>
     <w:p>
       <w:pPr>
         <w:numPr>
-          <w:ilvl w:val="0"/>
-          <w:numId w:val="3"/>
+          <w:ilvl w:val="1"/>
+          <w:numId w:val="16"/>
         </w:numPr>
         <w:shd w:val="clear" w:color="auto" w:fill="FFFFFF"/>
         <w:spacing w:before="100" w:beforeAutospacing="1" w:after="100" w:afterAutospacing="1" w:line="240" w:lineRule="auto"/>
         <w:rPr>
-          <w:rFonts w:ascii="Calibri" w:eastAsia="Times New Roman" w:hAnsi="Calibri" w:cs="Calibri"/>
-          <w:color w:val="333333"/>
-          <w:kern w:val="0"/>
-          <w14:ligatures w14:val="none"/>
-        </w:rPr>
-      </w:pPr>
-      <w:r>
-        <w:rPr>
-          <w:rFonts w:ascii="Calibri" w:eastAsia="Times New Roman" w:hAnsi="Calibri" w:cs="Calibri"/>
-          <w:color w:val="333333"/>
-          <w:kern w:val="0"/>
-          <w14:ligatures w14:val="none"/>
-        </w:rPr>
-        <w:t>On “membership”:</w:t>
+          <w:rFonts w:ascii="Calibri" w:hAnsi="Calibri" w:cs="Calibri"/>
+          <w:color w:val="333333"/>
+        </w:rPr>
+      </w:pPr>
+      <w:r>
+        <w:rPr>
+          <w:rFonts w:ascii="Calibri" w:hAnsi="Calibri" w:cs="Calibri"/>
+          <w:color w:val="333333"/>
+        </w:rPr>
+        <w:t>Face right and step forward with the left foot on “Oh, that”</w:t>
       </w:r>
     </w:p>
     <w:p>
       <w:pPr>
         <w:numPr>
           <w:ilvl w:val="1"/>
-          <w:numId w:val="3"/>
+          <w:numId w:val="16"/>
         </w:numPr>
         <w:shd w:val="clear" w:color="auto" w:fill="FFFFFF"/>
         <w:spacing w:before="100" w:beforeAutospacing="1" w:after="100" w:afterAutospacing="1" w:line="240" w:lineRule="auto"/>
         <w:rPr>
-          <w:rFonts w:ascii="Calibri" w:eastAsia="Times New Roman" w:hAnsi="Calibri" w:cs="Calibri"/>
-          <w:color w:val="333333"/>
-          <w:kern w:val="0"/>
-          <w14:ligatures w14:val="none"/>
-        </w:rPr>
-      </w:pPr>
-      <w:r>
-        <w:rPr>
-          <w:rFonts w:ascii="Calibri" w:eastAsia="Times New Roman" w:hAnsi="Calibri" w:cs="Calibri"/>
-          <w:color w:val="333333"/>
-          <w:kern w:val="0"/>
-          <w14:ligatures w14:val="none"/>
-        </w:rPr>
-        <w:t xml:space="preserve">front line </w:t>
-      </w:r>
-      <w:r>
-        <w:rPr>
-          <w:rFonts w:ascii="Calibri" w:eastAsia="Times New Roman" w:hAnsi="Calibri" w:cs="Calibri"/>
-          <w:color w:val="333333"/>
-          <w:kern w:val="0"/>
-          <w14:ligatures w14:val="none"/>
-        </w:rPr>
-        <w:t>turns</w:t>
-      </w:r>
-      <w:r>
-        <w:rPr>
-          <w:rFonts w:ascii="Calibri" w:eastAsia="Times New Roman" w:hAnsi="Calibri" w:cs="Calibri"/>
-          <w:color w:val="333333"/>
-          <w:kern w:val="0"/>
-          <w14:ligatures w14:val="none"/>
-        </w:rPr>
-        <w:t xml:space="preserve"> around to shake the hand of the person behind them</w:t>
+          <w:rFonts w:ascii="Calibri" w:hAnsi="Calibri" w:cs="Calibri"/>
+          <w:color w:val="333333"/>
+        </w:rPr>
+      </w:pPr>
+      <w:r>
+        <w:rPr>
+          <w:rFonts w:ascii="Calibri" w:hAnsi="Calibri" w:cs="Calibri"/>
+          <w:color w:val="333333"/>
+        </w:rPr>
+        <w:t>Put right heel forward on “noble feeling”</w:t>
       </w:r>
     </w:p>
     <w:p>
       <w:pPr>
         <w:numPr>
           <w:ilvl w:val="1"/>
-          <w:numId w:val="3"/>
+          <w:numId w:val="16"/>
         </w:numPr>
         <w:shd w:val="clear" w:color="auto" w:fill="FFFFFF"/>
         <w:spacing w:before="100" w:beforeAutospacing="1" w:after="100" w:afterAutospacing="1" w:line="240" w:lineRule="auto"/>
         <w:rPr>
-          <w:rFonts w:ascii="Calibri" w:eastAsia="Times New Roman" w:hAnsi="Calibri" w:cs="Calibri"/>
-          <w:color w:val="333333"/>
-          <w:kern w:val="0"/>
-          <w14:ligatures w14:val="none"/>
-        </w:rPr>
-      </w:pPr>
-      <w:r>
-        <w:rPr>
-          <w:rFonts w:ascii="Calibri" w:eastAsia="Times New Roman" w:hAnsi="Calibri" w:cs="Calibri"/>
-          <w:color w:val="333333"/>
-          <w:kern w:val="0"/>
-          <w14:ligatures w14:val="none"/>
-        </w:rPr>
-        <w:t xml:space="preserve">second line shakes the hand of the </w:t>
+          <w:rFonts w:ascii="Calibri" w:hAnsi="Calibri" w:cs="Calibri"/>
+          <w:color w:val="333333"/>
+        </w:rPr>
+      </w:pPr>
+      <w:r>
+        <w:rPr>
+          <w:rFonts w:ascii="Calibri" w:hAnsi="Calibri" w:cs="Calibri"/>
+          <w:color w:val="333333"/>
+        </w:rPr>
+        <w:t xml:space="preserve">Clap on the rest; step back with right foot </w:t>
       </w:r>
       <w:proofErr w:type="spellStart"/>
-      <w:r>
-        <w:rPr>
-          <w:rFonts w:ascii="Calibri" w:eastAsia="Times New Roman" w:hAnsi="Calibri" w:cs="Calibri"/>
-          <w:color w:val="333333"/>
-          <w:kern w:val="0"/>
-          <w14:ligatures w14:val="none"/>
-        </w:rPr>
-        <w:t>peson</w:t>
+      <w:proofErr w:type="gramStart"/>
+      <w:r>
+        <w:rPr>
+          <w:rFonts w:ascii="Calibri" w:hAnsi="Calibri" w:cs="Calibri"/>
+          <w:color w:val="333333"/>
+        </w:rPr>
+        <w:t>on“</w:t>
+      </w:r>
+      <w:proofErr w:type="gramEnd"/>
+      <w:r>
+        <w:rPr>
+          <w:rFonts w:ascii="Calibri" w:hAnsi="Calibri" w:cs="Calibri"/>
+          <w:color w:val="333333"/>
+        </w:rPr>
+        <w:t>Feels</w:t>
       </w:r>
       <w:proofErr w:type="spellEnd"/>
       <w:r>
         <w:rPr>
-          <w:rFonts w:ascii="Calibri" w:eastAsia="Times New Roman" w:hAnsi="Calibri" w:cs="Calibri"/>
-          <w:color w:val="333333"/>
-          <w:kern w:val="0"/>
-          <w14:ligatures w14:val="none"/>
-        </w:rPr>
-        <w:t xml:space="preserve"> in front of them</w:t>
+          <w:rFonts w:ascii="Calibri" w:hAnsi="Calibri" w:cs="Calibri"/>
+          <w:color w:val="333333"/>
+        </w:rPr>
+        <w:t xml:space="preserve"> like”</w:t>
       </w:r>
     </w:p>
     <w:p>
       <w:pPr>
         <w:numPr>
-          <w:ilvl w:val="0"/>
-          <w:numId w:val="3"/>
+          <w:ilvl w:val="1"/>
+          <w:numId w:val="16"/>
         </w:numPr>
         <w:shd w:val="clear" w:color="auto" w:fill="FFFFFF"/>
         <w:spacing w:before="100" w:beforeAutospacing="1" w:after="100" w:afterAutospacing="1" w:line="240" w:lineRule="auto"/>
         <w:rPr>
-          <w:rFonts w:ascii="Calibri" w:eastAsia="Times New Roman" w:hAnsi="Calibri" w:cs="Calibri"/>
-          <w:color w:val="333333"/>
-          <w:kern w:val="0"/>
-          <w14:ligatures w14:val="none"/>
-        </w:rPr>
-      </w:pPr>
-      <w:r>
-        <w:rPr>
-          <w:rFonts w:ascii="Calibri" w:eastAsia="Times New Roman" w:hAnsi="Calibri" w:cs="Calibri"/>
-          <w:color w:val="333333"/>
-          <w:kern w:val="0"/>
-          <w14:ligatures w14:val="none"/>
-        </w:rPr>
-        <w:t>Form 3 lines at “Keep a-</w:t>
+          <w:rFonts w:ascii="Calibri" w:hAnsi="Calibri" w:cs="Calibri"/>
+          <w:color w:val="333333"/>
+        </w:rPr>
+      </w:pPr>
+      <w:r>
+        <w:rPr>
+          <w:rFonts w:ascii="Calibri" w:hAnsi="Calibri" w:cs="Calibri"/>
+          <w:color w:val="333333"/>
+        </w:rPr>
+        <w:t xml:space="preserve">Step back on left foot on “bells are </w:t>
       </w:r>
       <w:proofErr w:type="spellStart"/>
       <w:r>
         <w:rPr>
-          <w:rFonts w:ascii="Calibri" w:eastAsia="Times New Roman" w:hAnsi="Calibri" w:cs="Calibri"/>
-          <w:color w:val="333333"/>
-          <w:kern w:val="0"/>
-          <w14:ligatures w14:val="none"/>
-        </w:rPr>
-        <w:t>givin</w:t>
+          <w:rFonts w:ascii="Calibri" w:hAnsi="Calibri" w:cs="Calibri"/>
+          <w:color w:val="333333"/>
+        </w:rPr>
+        <w:t>pealling</w:t>
       </w:r>
       <w:proofErr w:type="spellEnd"/>
       <w:r>
         <w:rPr>
-          <w:rFonts w:ascii="Calibri" w:eastAsia="Times New Roman" w:hAnsi="Calibri" w:cs="Calibri"/>
-          <w:color w:val="333333"/>
-          <w:kern w:val="0"/>
-          <w14:ligatures w14:val="none"/>
-        </w:rPr>
-        <w:t>' each”:</w:t>
+          <w:rFonts w:ascii="Calibri" w:hAnsi="Calibri" w:cs="Calibri"/>
+          <w:color w:val="333333"/>
+        </w:rPr>
+        <w:t>”</w:t>
       </w:r>
     </w:p>
     <w:p>
       <w:pPr>
+        <w:numPr>
+          <w:ilvl w:val="1"/>
+          <w:numId w:val="16"/>
+        </w:numPr>
+        <w:shd w:val="clear" w:color="auto" w:fill="FFFFFF"/>
+        <w:spacing w:before="100" w:beforeAutospacing="1" w:after="100" w:afterAutospacing="1" w:line="240" w:lineRule="auto"/>
+        <w:rPr>
+          <w:rFonts w:ascii="Calibri" w:hAnsi="Calibri" w:cs="Calibri"/>
+          <w:color w:val="333333"/>
+        </w:rPr>
+      </w:pPr>
+      <w:r>
+        <w:rPr>
+          <w:rFonts w:ascii="Calibri" w:hAnsi="Calibri" w:cs="Calibri"/>
+          <w:color w:val="333333"/>
+        </w:rPr>
+        <w:t xml:space="preserve">Clap on the rest; Face forward on </w:t>
+      </w:r>
+      <w:proofErr w:type="spellStart"/>
+      <w:r>
+        <w:rPr>
+          <w:rFonts w:ascii="Calibri" w:hAnsi="Calibri" w:cs="Calibri"/>
+          <w:color w:val="333333"/>
+        </w:rPr>
+        <w:t>on</w:t>
+      </w:r>
+      <w:proofErr w:type="spellEnd"/>
+      <w:r>
+        <w:rPr>
+          <w:rFonts w:ascii="Calibri" w:hAnsi="Calibri" w:cs="Calibri"/>
+          <w:color w:val="333333"/>
+        </w:rPr>
+        <w:t xml:space="preserve"> “Dance”</w:t>
+      </w:r>
+    </w:p>
+    <w:p>
+      <w:pPr>
+        <w:numPr>
+          <w:ilvl w:val="1"/>
+          <w:numId w:val="16"/>
+        </w:numPr>
+        <w:shd w:val="clear" w:color="auto" w:fill="FFFFFF"/>
+        <w:spacing w:before="100" w:beforeAutospacing="1" w:after="100" w:afterAutospacing="1" w:line="240" w:lineRule="auto"/>
+        <w:rPr>
+          <w:rFonts w:ascii="Calibri" w:hAnsi="Calibri" w:cs="Calibri"/>
+          <w:color w:val="333333"/>
+        </w:rPr>
+      </w:pPr>
+      <w:r>
+        <w:rPr>
+          <w:rFonts w:ascii="Calibri" w:hAnsi="Calibri" w:cs="Calibri"/>
+          <w:color w:val="333333"/>
+        </w:rPr>
+        <w:t>Jazz hands on “Oh, brother”</w:t>
+      </w:r>
+    </w:p>
+    <w:p>
+      <w:pPr>
+        <w:numPr>
+          <w:ilvl w:val="0"/>
+          <w:numId w:val="17"/>
+        </w:numPr>
+        <w:shd w:val="clear" w:color="auto" w:fill="FFFFFF"/>
+        <w:spacing w:before="100" w:beforeAutospacing="1" w:after="100" w:afterAutospacing="1" w:line="240" w:lineRule="auto"/>
+        <w:rPr>
+          <w:rFonts w:ascii="Calibri" w:hAnsi="Calibri" w:cs="Calibri"/>
+          <w:color w:val="333333"/>
+        </w:rPr>
+      </w:pPr>
+      <w:r>
+        <w:rPr>
+          <w:rFonts w:ascii="Calibri" w:hAnsi="Calibri" w:cs="Calibri"/>
+          <w:color w:val="333333"/>
+        </w:rPr>
+        <w:t>3</w:t>
+      </w:r>
+      <w:r>
+        <w:rPr>
+          <w:rFonts w:ascii="Calibri" w:hAnsi="Calibri" w:cs="Calibri"/>
+          <w:color w:val="333333"/>
+          <w:vertAlign w:val="superscript"/>
+        </w:rPr>
+        <w:t>rd</w:t>
+      </w:r>
+      <w:r>
+        <w:rPr>
+          <w:rFonts w:ascii="Calibri" w:hAnsi="Calibri" w:cs="Calibri"/>
+          <w:color w:val="333333"/>
+        </w:rPr>
+        <w:t> row:</w:t>
+      </w:r>
+    </w:p>
+    <w:p>
+      <w:pPr>
+        <w:numPr>
+          <w:ilvl w:val="1"/>
+          <w:numId w:val="17"/>
+        </w:numPr>
+        <w:shd w:val="clear" w:color="auto" w:fill="FFFFFF"/>
+        <w:spacing w:before="100" w:beforeAutospacing="1" w:after="100" w:afterAutospacing="1" w:line="240" w:lineRule="auto"/>
+        <w:rPr>
+          <w:rFonts w:ascii="Calibri" w:hAnsi="Calibri" w:cs="Calibri"/>
+          <w:color w:val="333333"/>
+        </w:rPr>
+      </w:pPr>
+      <w:r>
+        <w:rPr>
+          <w:rFonts w:ascii="Calibri" w:hAnsi="Calibri" w:cs="Calibri"/>
+          <w:color w:val="333333"/>
+        </w:rPr>
+        <w:t>Face left and step forward with the right foot on “Oh, that”</w:t>
+      </w:r>
+    </w:p>
+    <w:p>
+      <w:pPr>
+        <w:numPr>
+          <w:ilvl w:val="1"/>
+          <w:numId w:val="17"/>
+        </w:numPr>
+        <w:shd w:val="clear" w:color="auto" w:fill="FFFFFF"/>
+        <w:spacing w:before="100" w:beforeAutospacing="1" w:after="100" w:afterAutospacing="1" w:line="240" w:lineRule="auto"/>
+        <w:rPr>
+          <w:rFonts w:ascii="Calibri" w:hAnsi="Calibri" w:cs="Calibri"/>
+          <w:color w:val="333333"/>
+        </w:rPr>
+      </w:pPr>
+      <w:r>
+        <w:rPr>
+          <w:rFonts w:ascii="Calibri" w:hAnsi="Calibri" w:cs="Calibri"/>
+          <w:color w:val="333333"/>
+        </w:rPr>
+        <w:t>Put left heel forward on “noble feeling”</w:t>
+      </w:r>
+    </w:p>
+    <w:p>
+      <w:pPr>
+        <w:numPr>
+          <w:ilvl w:val="1"/>
+          <w:numId w:val="17"/>
+        </w:numPr>
+        <w:shd w:val="clear" w:color="auto" w:fill="FFFFFF"/>
+        <w:spacing w:before="100" w:beforeAutospacing="1" w:after="100" w:afterAutospacing="1" w:line="240" w:lineRule="auto"/>
+        <w:rPr>
+          <w:rFonts w:ascii="Calibri" w:hAnsi="Calibri" w:cs="Calibri"/>
+          <w:color w:val="333333"/>
+        </w:rPr>
+      </w:pPr>
+      <w:r>
+        <w:rPr>
+          <w:rFonts w:ascii="Calibri" w:hAnsi="Calibri" w:cs="Calibri"/>
+          <w:color w:val="333333"/>
+        </w:rPr>
+        <w:t xml:space="preserve">Clap on the rest; step back with left foot </w:t>
+      </w:r>
+      <w:proofErr w:type="spellStart"/>
+      <w:proofErr w:type="gramStart"/>
+      <w:r>
+        <w:rPr>
+          <w:rFonts w:ascii="Calibri" w:hAnsi="Calibri" w:cs="Calibri"/>
+          <w:color w:val="333333"/>
+        </w:rPr>
+        <w:t>on“</w:t>
+      </w:r>
+      <w:proofErr w:type="gramEnd"/>
+      <w:r>
+        <w:rPr>
+          <w:rFonts w:ascii="Calibri" w:hAnsi="Calibri" w:cs="Calibri"/>
+          <w:color w:val="333333"/>
+        </w:rPr>
+        <w:t>Feels</w:t>
+      </w:r>
+      <w:proofErr w:type="spellEnd"/>
+      <w:r>
+        <w:rPr>
+          <w:rFonts w:ascii="Calibri" w:hAnsi="Calibri" w:cs="Calibri"/>
+          <w:color w:val="333333"/>
+        </w:rPr>
+        <w:t xml:space="preserve"> like”</w:t>
+      </w:r>
+    </w:p>
+    <w:p>
+      <w:pPr>
+        <w:numPr>
+          <w:ilvl w:val="1"/>
+          <w:numId w:val="17"/>
+        </w:numPr>
+        <w:shd w:val="clear" w:color="auto" w:fill="FFFFFF"/>
+        <w:spacing w:before="100" w:beforeAutospacing="1" w:after="100" w:afterAutospacing="1" w:line="240" w:lineRule="auto"/>
+        <w:rPr>
+          <w:rFonts w:ascii="Calibri" w:hAnsi="Calibri" w:cs="Calibri"/>
+          <w:color w:val="333333"/>
+        </w:rPr>
+      </w:pPr>
+      <w:r>
+        <w:rPr>
+          <w:rFonts w:ascii="Calibri" w:hAnsi="Calibri" w:cs="Calibri"/>
+          <w:color w:val="333333"/>
+        </w:rPr>
+        <w:t xml:space="preserve">Step back on right foot on “bells are </w:t>
+      </w:r>
+      <w:proofErr w:type="spellStart"/>
+      <w:r>
+        <w:rPr>
+          <w:rFonts w:ascii="Calibri" w:hAnsi="Calibri" w:cs="Calibri"/>
+          <w:color w:val="333333"/>
+        </w:rPr>
+        <w:t>pealling</w:t>
+      </w:r>
+      <w:proofErr w:type="spellEnd"/>
+      <w:r>
+        <w:rPr>
+          <w:rFonts w:ascii="Calibri" w:hAnsi="Calibri" w:cs="Calibri"/>
+          <w:color w:val="333333"/>
+        </w:rPr>
+        <w:t>”</w:t>
+      </w:r>
+    </w:p>
+    <w:p>
+      <w:pPr>
+        <w:numPr>
+          <w:ilvl w:val="1"/>
+          <w:numId w:val="17"/>
+        </w:numPr>
+        <w:shd w:val="clear" w:color="auto" w:fill="FFFFFF"/>
+        <w:spacing w:before="100" w:beforeAutospacing="1" w:after="100" w:afterAutospacing="1" w:line="240" w:lineRule="auto"/>
+        <w:rPr>
+          <w:rFonts w:ascii="Calibri" w:hAnsi="Calibri" w:cs="Calibri"/>
+          <w:color w:val="333333"/>
+        </w:rPr>
+      </w:pPr>
+      <w:r>
+        <w:rPr>
+          <w:rFonts w:ascii="Calibri" w:hAnsi="Calibri" w:cs="Calibri"/>
+          <w:color w:val="333333"/>
+        </w:rPr>
+        <w:t xml:space="preserve">Clap on the rest; Face forward on </w:t>
+      </w:r>
+      <w:proofErr w:type="spellStart"/>
+      <w:r>
+        <w:rPr>
+          <w:rFonts w:ascii="Calibri" w:hAnsi="Calibri" w:cs="Calibri"/>
+          <w:color w:val="333333"/>
+        </w:rPr>
+        <w:t>on</w:t>
+      </w:r>
+      <w:proofErr w:type="spellEnd"/>
+      <w:r>
+        <w:rPr>
+          <w:rFonts w:ascii="Calibri" w:hAnsi="Calibri" w:cs="Calibri"/>
+          <w:color w:val="333333"/>
+        </w:rPr>
+        <w:t xml:space="preserve"> “Dance”</w:t>
+      </w:r>
+    </w:p>
+    <w:p>
+      <w:pPr>
+        <w:numPr>
+          <w:ilvl w:val="1"/>
+          <w:numId w:val="17"/>
+        </w:numPr>
+        <w:shd w:val="clear" w:color="auto" w:fill="FFFFFF"/>
+        <w:spacing w:before="100" w:beforeAutospacing="1" w:after="100" w:afterAutospacing="1" w:line="240" w:lineRule="auto"/>
+        <w:rPr>
+          <w:rFonts w:ascii="Calibri" w:hAnsi="Calibri" w:cs="Calibri"/>
+          <w:color w:val="333333"/>
+        </w:rPr>
+      </w:pPr>
+      <w:r>
+        <w:rPr>
+          <w:rFonts w:ascii="Calibri" w:hAnsi="Calibri" w:cs="Calibri"/>
+          <w:color w:val="333333"/>
+        </w:rPr>
+        <w:t>Jazz hands on “Oh, brother”</w:t>
+      </w:r>
+    </w:p>
+    <w:p>
+      <w:pPr>
+        <w:shd w:val="clear" w:color="auto" w:fill="FFFFFF"/>
+        <w:spacing w:after="0"/>
+        <w:rPr>
+          <w:rFonts w:ascii="Calibri" w:hAnsi="Calibri" w:cs="Calibri"/>
+          <w:color w:val="333333"/>
+        </w:rPr>
+      </w:pPr>
+      <w:r>
+        <w:rPr>
+          <w:rFonts w:ascii="Calibri" w:hAnsi="Calibri" w:cs="Calibri"/>
+          <w:color w:val="333333"/>
+        </w:rPr>
+        <w:t>At </w:t>
+      </w:r>
+      <w:r>
+        <w:rPr>
+          <w:rFonts w:ascii="Calibri" w:hAnsi="Calibri" w:cs="Calibri"/>
+          <w:b/>
+          <w:bCs/>
+          <w:color w:val="333333"/>
+        </w:rPr>
+        <w:t>V</w:t>
+      </w:r>
+      <w:r>
+        <w:rPr>
+          <w:rFonts w:ascii="Calibri" w:hAnsi="Calibri" w:cs="Calibri"/>
+          <w:color w:val="333333"/>
+        </w:rPr>
+        <w:t>:</w:t>
+      </w:r>
+    </w:p>
+    <w:p>
+      <w:pPr>
+        <w:numPr>
+          <w:ilvl w:val="0"/>
+          <w:numId w:val="18"/>
+        </w:numPr>
         <w:shd w:val="clear" w:color="auto" w:fill="FFFFFF"/>
         <w:spacing w:after="0" w:line="240" w:lineRule="auto"/>
         <w:rPr>
-          <w:rFonts w:ascii="Calibri" w:eastAsia="Times New Roman" w:hAnsi="Calibri" w:cs="Calibri"/>
-          <w:color w:val="333333"/>
-          <w:kern w:val="0"/>
-          <w14:ligatures w14:val="none"/>
-        </w:rPr>
-      </w:pPr>
-      <w:r>
-        <w:rPr>
-          <w:rFonts w:ascii="Calibri" w:eastAsia="Times New Roman" w:hAnsi="Calibri" w:cs="Calibri"/>
-          <w:color w:val="333333"/>
-          <w:kern w:val="0"/>
-          <w14:ligatures w14:val="none"/>
-        </w:rPr>
-        <w:t>After </w:t>
-      </w:r>
-      <w:r>
-        <w:rPr>
-          <w:rFonts w:ascii="Calibri" w:eastAsia="Times New Roman" w:hAnsi="Calibri" w:cs="Calibri"/>
+          <w:rFonts w:ascii="Calibri" w:hAnsi="Calibri" w:cs="Calibri"/>
+          <w:color w:val="333333"/>
+        </w:rPr>
+      </w:pPr>
+      <w:r>
+        <w:rPr>
+          <w:rFonts w:ascii="Calibri" w:hAnsi="Calibri" w:cs="Calibri"/>
+          <w:color w:val="333333"/>
+        </w:rPr>
+        <w:t>Get into a pyramid on the second “you-</w:t>
+      </w:r>
+      <w:proofErr w:type="spellStart"/>
+      <w:r>
+        <w:rPr>
+          <w:rFonts w:ascii="Calibri" w:hAnsi="Calibri" w:cs="Calibri"/>
+          <w:color w:val="333333"/>
+        </w:rPr>
+        <w:t>oo</w:t>
+      </w:r>
+      <w:proofErr w:type="spellEnd"/>
+      <w:r>
+        <w:rPr>
+          <w:rFonts w:ascii="Calibri" w:hAnsi="Calibri" w:cs="Calibri"/>
+          <w:color w:val="333333"/>
+        </w:rPr>
+        <w:t>”</w:t>
+      </w:r>
+    </w:p>
+    <w:tbl>
+      <w:tblPr>
+        <w:tblStyle w:val="TableGrid"/>
+        <w:tblW w:w="0" w:type="auto"/>
+        <w:tblInd w:w="720" w:type="dxa"/>
+        <w:tblBorders>
+          <w:top w:val="none" w:sz="0" w:space="0" w:color="auto"/>
+          <w:left w:val="none" w:sz="0" w:space="0" w:color="auto"/>
+          <w:bottom w:val="none" w:sz="0" w:space="0" w:color="auto"/>
+          <w:right w:val="none" w:sz="0" w:space="0" w:color="auto"/>
+          <w:insideH w:val="none" w:sz="0" w:space="0" w:color="auto"/>
+          <w:insideV w:val="none" w:sz="0" w:space="0" w:color="auto"/>
+        </w:tblBorders>
+        <w:tblLook w:val="04A0" w:firstRow="1" w:lastRow="0" w:firstColumn="1" w:lastColumn="0" w:noHBand="0" w:noVBand="1"/>
+      </w:tblPr>
+      <w:tblGrid>
+        <w:gridCol w:w="868"/>
+        <w:gridCol w:w="889"/>
+        <w:gridCol w:w="907"/>
+        <w:gridCol w:w="922"/>
+        <w:gridCol w:w="845"/>
+        <w:gridCol w:w="875"/>
+        <w:gridCol w:w="864"/>
+        <w:gridCol w:w="864"/>
+      </w:tblGrid>
+      <w:tr>
+        <w:tc>
+          <w:tcPr>
+            <w:tcW w:w="868" w:type="dxa"/>
+          </w:tcPr>
+          <w:p>
+            <w:pPr>
+              <w:spacing w:after="100" w:afterAutospacing="1"/>
+              <w:jc w:val="center"/>
+              <w:rPr>
+                <w:rFonts w:ascii="Calibri" w:hAnsi="Calibri" w:cs="Calibri"/>
+                <w:color w:val="333333"/>
+              </w:rPr>
+            </w:pPr>
+          </w:p>
+        </w:tc>
+        <w:tc>
+          <w:tcPr>
+            <w:tcW w:w="889" w:type="dxa"/>
+          </w:tcPr>
+          <w:p>
+            <w:pPr>
+              <w:spacing w:after="100" w:afterAutospacing="1"/>
+              <w:jc w:val="center"/>
+              <w:rPr>
+                <w:rFonts w:ascii="Calibri" w:hAnsi="Calibri" w:cs="Calibri"/>
+                <w:color w:val="333333"/>
+              </w:rPr>
+            </w:pPr>
+          </w:p>
+        </w:tc>
+        <w:tc>
+          <w:tcPr>
+            <w:tcW w:w="907" w:type="dxa"/>
+          </w:tcPr>
+          <w:p>
+            <w:pPr>
+              <w:spacing w:after="100" w:afterAutospacing="1"/>
+              <w:jc w:val="center"/>
+              <w:rPr>
+                <w:rFonts w:ascii="Calibri" w:hAnsi="Calibri" w:cs="Calibri"/>
+                <w:color w:val="333333"/>
+              </w:rPr>
+            </w:pPr>
+          </w:p>
+        </w:tc>
+        <w:tc>
+          <w:tcPr>
+            <w:tcW w:w="922" w:type="dxa"/>
+            <w:shd w:val="clear" w:color="auto" w:fill="DAE9F7" w:themeFill="text2" w:themeFillTint="1A"/>
+          </w:tcPr>
+          <w:p>
+            <w:pPr>
+              <w:spacing w:after="100" w:afterAutospacing="1"/>
+              <w:jc w:val="center"/>
+              <w:rPr>
+                <w:rFonts w:ascii="Calibri" w:hAnsi="Calibri" w:cs="Calibri"/>
+                <w:color w:val="333333"/>
+              </w:rPr>
+            </w:pPr>
+            <w:r>
+              <w:rPr>
+                <w:rFonts w:ascii="Calibri" w:hAnsi="Calibri" w:cs="Calibri"/>
+                <w:color w:val="333333"/>
+              </w:rPr>
+              <w:t>Andrea</w:t>
+            </w:r>
+          </w:p>
+        </w:tc>
+        <w:tc>
+          <w:tcPr>
+            <w:tcW w:w="845" w:type="dxa"/>
+          </w:tcPr>
+          <w:p>
+            <w:pPr>
+              <w:spacing w:after="100" w:afterAutospacing="1"/>
+              <w:jc w:val="center"/>
+              <w:rPr>
+                <w:rFonts w:ascii="Calibri" w:hAnsi="Calibri" w:cs="Calibri"/>
+                <w:color w:val="333333"/>
+              </w:rPr>
+            </w:pPr>
+          </w:p>
+        </w:tc>
+        <w:tc>
+          <w:tcPr>
+            <w:tcW w:w="875" w:type="dxa"/>
+          </w:tcPr>
+          <w:p>
+            <w:pPr>
+              <w:spacing w:after="100" w:afterAutospacing="1"/>
+              <w:jc w:val="center"/>
+              <w:rPr>
+                <w:rFonts w:ascii="Calibri" w:hAnsi="Calibri" w:cs="Calibri"/>
+                <w:color w:val="333333"/>
+              </w:rPr>
+            </w:pPr>
+          </w:p>
+        </w:tc>
+        <w:tc>
+          <w:tcPr>
+            <w:tcW w:w="864" w:type="dxa"/>
+          </w:tcPr>
+          <w:p>
+            <w:pPr>
+              <w:spacing w:after="100" w:afterAutospacing="1"/>
+              <w:jc w:val="center"/>
+              <w:rPr>
+                <w:rFonts w:ascii="Calibri" w:hAnsi="Calibri" w:cs="Calibri"/>
+                <w:color w:val="333333"/>
+              </w:rPr>
+            </w:pPr>
+          </w:p>
+        </w:tc>
+        <w:tc>
+          <w:tcPr>
+            <w:tcW w:w="864" w:type="dxa"/>
+          </w:tcPr>
+          <w:p>
+            <w:pPr>
+              <w:spacing w:after="100" w:afterAutospacing="1"/>
+              <w:jc w:val="center"/>
+              <w:rPr>
+                <w:rFonts w:ascii="Calibri" w:hAnsi="Calibri" w:cs="Calibri"/>
+                <w:color w:val="333333"/>
+              </w:rPr>
+            </w:pPr>
+          </w:p>
+        </w:tc>
+      </w:tr>
+      <w:tr>
+        <w:tc>
+          <w:tcPr>
+            <w:tcW w:w="868" w:type="dxa"/>
+          </w:tcPr>
+          <w:p>
+            <w:pPr>
+              <w:spacing w:after="100" w:afterAutospacing="1"/>
+              <w:jc w:val="center"/>
+              <w:rPr>
+                <w:rFonts w:ascii="Calibri" w:hAnsi="Calibri" w:cs="Calibri"/>
+                <w:color w:val="333333"/>
+              </w:rPr>
+            </w:pPr>
+          </w:p>
+        </w:tc>
+        <w:tc>
+          <w:tcPr>
+            <w:tcW w:w="889" w:type="dxa"/>
+          </w:tcPr>
+          <w:p>
+            <w:pPr>
+              <w:spacing w:after="100" w:afterAutospacing="1"/>
+              <w:jc w:val="center"/>
+              <w:rPr>
+                <w:rFonts w:ascii="Calibri" w:hAnsi="Calibri" w:cs="Calibri"/>
+                <w:color w:val="333333"/>
+              </w:rPr>
+            </w:pPr>
+          </w:p>
+        </w:tc>
+        <w:tc>
+          <w:tcPr>
+            <w:tcW w:w="907" w:type="dxa"/>
+            <w:shd w:val="clear" w:color="auto" w:fill="DAE9F7" w:themeFill="text2" w:themeFillTint="1A"/>
+          </w:tcPr>
+          <w:p>
+            <w:pPr>
+              <w:spacing w:after="100" w:afterAutospacing="1"/>
+              <w:jc w:val="center"/>
+              <w:rPr>
+                <w:rFonts w:ascii="Calibri" w:hAnsi="Calibri" w:cs="Calibri"/>
+                <w:color w:val="333333"/>
+              </w:rPr>
+            </w:pPr>
+            <w:r>
+              <w:rPr>
+                <w:rFonts w:ascii="Calibri" w:hAnsi="Calibri" w:cs="Calibri"/>
+                <w:color w:val="333333"/>
+              </w:rPr>
+              <w:t>Ross</w:t>
+            </w:r>
+          </w:p>
+        </w:tc>
+        <w:tc>
+          <w:tcPr>
+            <w:tcW w:w="922" w:type="dxa"/>
+          </w:tcPr>
+          <w:p>
+            <w:pPr>
+              <w:spacing w:after="100" w:afterAutospacing="1"/>
+              <w:jc w:val="center"/>
+              <w:rPr>
+                <w:rFonts w:ascii="Calibri" w:hAnsi="Calibri" w:cs="Calibri"/>
+                <w:color w:val="333333"/>
+              </w:rPr>
+            </w:pPr>
+          </w:p>
+        </w:tc>
+        <w:tc>
+          <w:tcPr>
+            <w:tcW w:w="845" w:type="dxa"/>
+            <w:shd w:val="clear" w:color="auto" w:fill="DAE9F7" w:themeFill="text2" w:themeFillTint="1A"/>
+          </w:tcPr>
+          <w:p>
+            <w:pPr>
+              <w:spacing w:after="100" w:afterAutospacing="1"/>
+              <w:jc w:val="center"/>
+              <w:rPr>
+                <w:rFonts w:ascii="Calibri" w:hAnsi="Calibri" w:cs="Calibri"/>
+                <w:color w:val="333333"/>
+              </w:rPr>
+            </w:pPr>
+            <w:r>
+              <w:rPr>
+                <w:rFonts w:ascii="Calibri" w:hAnsi="Calibri" w:cs="Calibri"/>
+                <w:color w:val="333333"/>
+              </w:rPr>
+              <w:t>Chris</w:t>
+            </w:r>
+          </w:p>
+        </w:tc>
+        <w:tc>
+          <w:tcPr>
+            <w:tcW w:w="875" w:type="dxa"/>
+          </w:tcPr>
+          <w:p>
+            <w:pPr>
+              <w:spacing w:after="100" w:afterAutospacing="1"/>
+              <w:jc w:val="center"/>
+              <w:rPr>
+                <w:rFonts w:ascii="Calibri" w:hAnsi="Calibri" w:cs="Calibri"/>
+                <w:color w:val="333333"/>
+              </w:rPr>
+            </w:pPr>
+          </w:p>
+        </w:tc>
+        <w:tc>
+          <w:tcPr>
+            <w:tcW w:w="864" w:type="dxa"/>
+          </w:tcPr>
+          <w:p>
+            <w:pPr>
+              <w:spacing w:after="100" w:afterAutospacing="1"/>
+              <w:jc w:val="center"/>
+              <w:rPr>
+                <w:rFonts w:ascii="Calibri" w:hAnsi="Calibri" w:cs="Calibri"/>
+                <w:color w:val="333333"/>
+              </w:rPr>
+            </w:pPr>
+          </w:p>
+        </w:tc>
+        <w:tc>
+          <w:tcPr>
+            <w:tcW w:w="864" w:type="dxa"/>
+          </w:tcPr>
+          <w:p>
+            <w:pPr>
+              <w:spacing w:after="100" w:afterAutospacing="1"/>
+              <w:jc w:val="center"/>
+              <w:rPr>
+                <w:rFonts w:ascii="Calibri" w:hAnsi="Calibri" w:cs="Calibri"/>
+                <w:color w:val="333333"/>
+              </w:rPr>
+            </w:pPr>
+          </w:p>
+        </w:tc>
+      </w:tr>
+      <w:tr>
+        <w:tc>
+          <w:tcPr>
+            <w:tcW w:w="868" w:type="dxa"/>
+          </w:tcPr>
+          <w:p>
+            <w:pPr>
+              <w:spacing w:after="100" w:afterAutospacing="1"/>
+              <w:jc w:val="center"/>
+              <w:rPr>
+                <w:rFonts w:ascii="Calibri" w:hAnsi="Calibri" w:cs="Calibri"/>
+                <w:color w:val="333333"/>
+              </w:rPr>
+            </w:pPr>
+          </w:p>
+        </w:tc>
+        <w:tc>
+          <w:tcPr>
+            <w:tcW w:w="889" w:type="dxa"/>
+            <w:shd w:val="clear" w:color="auto" w:fill="DAE9F7" w:themeFill="text2" w:themeFillTint="1A"/>
+          </w:tcPr>
+          <w:p>
+            <w:pPr>
+              <w:spacing w:after="100" w:afterAutospacing="1"/>
+              <w:jc w:val="center"/>
+              <w:rPr>
+                <w:rFonts w:ascii="Calibri" w:hAnsi="Calibri" w:cs="Calibri"/>
+                <w:color w:val="333333"/>
+              </w:rPr>
+            </w:pPr>
+            <w:r>
+              <w:rPr>
+                <w:rFonts w:ascii="Calibri" w:hAnsi="Calibri" w:cs="Calibri"/>
+                <w:color w:val="333333"/>
+              </w:rPr>
+              <w:t>Rob</w:t>
+            </w:r>
+          </w:p>
+        </w:tc>
+        <w:tc>
+          <w:tcPr>
+            <w:tcW w:w="907" w:type="dxa"/>
+          </w:tcPr>
+          <w:p>
+            <w:pPr>
+              <w:spacing w:after="100" w:afterAutospacing="1"/>
+              <w:jc w:val="center"/>
+              <w:rPr>
+                <w:rFonts w:ascii="Calibri" w:hAnsi="Calibri" w:cs="Calibri"/>
+                <w:color w:val="333333"/>
+              </w:rPr>
+            </w:pPr>
+          </w:p>
+        </w:tc>
+        <w:tc>
+          <w:tcPr>
+            <w:tcW w:w="922" w:type="dxa"/>
+            <w:shd w:val="clear" w:color="auto" w:fill="DAE9F7" w:themeFill="text2" w:themeFillTint="1A"/>
+          </w:tcPr>
+          <w:p>
+            <w:pPr>
+              <w:spacing w:after="100" w:afterAutospacing="1"/>
+              <w:jc w:val="center"/>
+              <w:rPr>
+                <w:rFonts w:ascii="Calibri" w:hAnsi="Calibri" w:cs="Calibri"/>
+                <w:color w:val="333333"/>
+              </w:rPr>
+            </w:pPr>
+            <w:r>
+              <w:rPr>
+                <w:rFonts w:ascii="Calibri" w:hAnsi="Calibri" w:cs="Calibri"/>
+                <w:color w:val="333333"/>
+              </w:rPr>
+              <w:t>Jeff</w:t>
+            </w:r>
+          </w:p>
+        </w:tc>
+        <w:tc>
+          <w:tcPr>
+            <w:tcW w:w="845" w:type="dxa"/>
+          </w:tcPr>
+          <w:p>
+            <w:pPr>
+              <w:spacing w:after="100" w:afterAutospacing="1"/>
+              <w:jc w:val="center"/>
+              <w:rPr>
+                <w:rFonts w:ascii="Calibri" w:hAnsi="Calibri" w:cs="Calibri"/>
+                <w:color w:val="333333"/>
+              </w:rPr>
+            </w:pPr>
+          </w:p>
+        </w:tc>
+        <w:tc>
+          <w:tcPr>
+            <w:tcW w:w="875" w:type="dxa"/>
+            <w:shd w:val="clear" w:color="auto" w:fill="DAE9F7" w:themeFill="text2" w:themeFillTint="1A"/>
+          </w:tcPr>
+          <w:p>
+            <w:pPr>
+              <w:spacing w:after="100" w:afterAutospacing="1"/>
+              <w:jc w:val="center"/>
+              <w:rPr>
+                <w:rFonts w:ascii="Calibri" w:hAnsi="Calibri" w:cs="Calibri"/>
+                <w:color w:val="333333"/>
+              </w:rPr>
+            </w:pPr>
+            <w:r>
+              <w:rPr>
+                <w:rFonts w:ascii="Calibri" w:hAnsi="Calibri" w:cs="Calibri"/>
+                <w:color w:val="333333"/>
+              </w:rPr>
+              <w:t>Aaron</w:t>
+            </w:r>
+          </w:p>
+        </w:tc>
+        <w:tc>
+          <w:tcPr>
+            <w:tcW w:w="864" w:type="dxa"/>
+          </w:tcPr>
+          <w:p>
+            <w:pPr>
+              <w:spacing w:after="100" w:afterAutospacing="1"/>
+              <w:jc w:val="center"/>
+              <w:rPr>
+                <w:rFonts w:ascii="Calibri" w:hAnsi="Calibri" w:cs="Calibri"/>
+                <w:color w:val="333333"/>
+              </w:rPr>
+            </w:pPr>
+          </w:p>
+        </w:tc>
+        <w:tc>
+          <w:tcPr>
+            <w:tcW w:w="864" w:type="dxa"/>
+          </w:tcPr>
+          <w:p>
+            <w:pPr>
+              <w:spacing w:after="100" w:afterAutospacing="1"/>
+              <w:jc w:val="center"/>
+              <w:rPr>
+                <w:rFonts w:ascii="Calibri" w:hAnsi="Calibri" w:cs="Calibri"/>
+                <w:color w:val="333333"/>
+              </w:rPr>
+            </w:pPr>
+          </w:p>
+        </w:tc>
+      </w:tr>
+      <w:tr>
+        <w:tc>
+          <w:tcPr>
+            <w:tcW w:w="868" w:type="dxa"/>
+            <w:shd w:val="clear" w:color="auto" w:fill="DAE9F7" w:themeFill="text2" w:themeFillTint="1A"/>
+          </w:tcPr>
+          <w:p>
+            <w:pPr>
+              <w:spacing w:after="100" w:afterAutospacing="1"/>
+              <w:jc w:val="center"/>
+              <w:rPr>
+                <w:rFonts w:ascii="Calibri" w:hAnsi="Calibri" w:cs="Calibri"/>
+                <w:color w:val="333333"/>
+              </w:rPr>
+            </w:pPr>
+            <w:r>
+              <w:rPr>
+                <w:rFonts w:ascii="Calibri" w:hAnsi="Calibri" w:cs="Calibri"/>
+                <w:color w:val="333333"/>
+              </w:rPr>
+              <w:t>Don</w:t>
+            </w:r>
+          </w:p>
+        </w:tc>
+        <w:tc>
+          <w:tcPr>
+            <w:tcW w:w="889" w:type="dxa"/>
+          </w:tcPr>
+          <w:p>
+            <w:pPr>
+              <w:spacing w:after="100" w:afterAutospacing="1"/>
+              <w:jc w:val="center"/>
+              <w:rPr>
+                <w:rFonts w:ascii="Calibri" w:hAnsi="Calibri" w:cs="Calibri"/>
+                <w:color w:val="333333"/>
+              </w:rPr>
+            </w:pPr>
+          </w:p>
+        </w:tc>
+        <w:tc>
+          <w:tcPr>
+            <w:tcW w:w="907" w:type="dxa"/>
+            <w:shd w:val="clear" w:color="auto" w:fill="DAE9F7" w:themeFill="text2" w:themeFillTint="1A"/>
+          </w:tcPr>
+          <w:p>
+            <w:pPr>
+              <w:spacing w:after="100" w:afterAutospacing="1"/>
+              <w:jc w:val="center"/>
+              <w:rPr>
+                <w:rFonts w:ascii="Calibri" w:hAnsi="Calibri" w:cs="Calibri"/>
+                <w:color w:val="333333"/>
+              </w:rPr>
+            </w:pPr>
+            <w:r>
+              <w:rPr>
+                <w:rFonts w:ascii="Calibri" w:hAnsi="Calibri" w:cs="Calibri"/>
+                <w:color w:val="333333"/>
+              </w:rPr>
+              <w:t>Lisette</w:t>
+            </w:r>
+          </w:p>
+        </w:tc>
+        <w:tc>
+          <w:tcPr>
+            <w:tcW w:w="922" w:type="dxa"/>
+          </w:tcPr>
+          <w:p>
+            <w:pPr>
+              <w:spacing w:after="100" w:afterAutospacing="1"/>
+              <w:jc w:val="center"/>
+              <w:rPr>
+                <w:rFonts w:ascii="Calibri" w:hAnsi="Calibri" w:cs="Calibri"/>
+                <w:color w:val="333333"/>
+              </w:rPr>
+            </w:pPr>
+          </w:p>
+        </w:tc>
+        <w:tc>
+          <w:tcPr>
+            <w:tcW w:w="845" w:type="dxa"/>
+            <w:shd w:val="clear" w:color="auto" w:fill="DAE9F7" w:themeFill="text2" w:themeFillTint="1A"/>
+          </w:tcPr>
+          <w:p>
+            <w:pPr>
+              <w:spacing w:after="100" w:afterAutospacing="1"/>
+              <w:jc w:val="center"/>
+              <w:rPr>
+                <w:rFonts w:ascii="Calibri" w:hAnsi="Calibri" w:cs="Calibri"/>
+                <w:color w:val="333333"/>
+              </w:rPr>
+            </w:pPr>
+            <w:r>
+              <w:rPr>
+                <w:rFonts w:ascii="Calibri" w:hAnsi="Calibri" w:cs="Calibri"/>
+                <w:color w:val="333333"/>
+              </w:rPr>
+              <w:t>Bill</w:t>
+            </w:r>
+          </w:p>
+        </w:tc>
+        <w:tc>
+          <w:tcPr>
+            <w:tcW w:w="875" w:type="dxa"/>
+          </w:tcPr>
+          <w:p>
+            <w:pPr>
+              <w:spacing w:after="100" w:afterAutospacing="1"/>
+              <w:jc w:val="center"/>
+              <w:rPr>
+                <w:rFonts w:ascii="Calibri" w:hAnsi="Calibri" w:cs="Calibri"/>
+                <w:color w:val="333333"/>
+              </w:rPr>
+            </w:pPr>
+          </w:p>
+        </w:tc>
+        <w:tc>
+          <w:tcPr>
+            <w:tcW w:w="864" w:type="dxa"/>
+            <w:shd w:val="clear" w:color="auto" w:fill="DAE9F7" w:themeFill="text2" w:themeFillTint="1A"/>
+          </w:tcPr>
+          <w:p>
+            <w:pPr>
+              <w:spacing w:after="100" w:afterAutospacing="1"/>
+              <w:jc w:val="center"/>
+              <w:rPr>
+                <w:rFonts w:ascii="Calibri" w:hAnsi="Calibri" w:cs="Calibri"/>
+                <w:color w:val="333333"/>
+              </w:rPr>
+            </w:pPr>
+            <w:r>
+              <w:rPr>
+                <w:rFonts w:ascii="Calibri" w:hAnsi="Calibri" w:cs="Calibri"/>
+                <w:color w:val="333333"/>
+              </w:rPr>
+              <w:t>Bob</w:t>
+            </w:r>
+          </w:p>
+        </w:tc>
+        <w:tc>
+          <w:tcPr>
+            <w:tcW w:w="864" w:type="dxa"/>
+          </w:tcPr>
+          <w:p>
+            <w:pPr>
+              <w:spacing w:after="100" w:afterAutospacing="1"/>
+              <w:jc w:val="center"/>
+              <w:rPr>
+                <w:rFonts w:ascii="Calibri" w:hAnsi="Calibri" w:cs="Calibri"/>
+                <w:color w:val="333333"/>
+              </w:rPr>
+            </w:pPr>
+          </w:p>
+        </w:tc>
+      </w:tr>
+      <w:tr>
+        <w:tc>
+          <w:tcPr>
+            <w:tcW w:w="868" w:type="dxa"/>
+          </w:tcPr>
+          <w:p>
+            <w:pPr>
+              <w:spacing w:after="100" w:afterAutospacing="1"/>
+              <w:jc w:val="center"/>
+              <w:rPr>
+                <w:rFonts w:ascii="Calibri" w:hAnsi="Calibri" w:cs="Calibri"/>
+                <w:color w:val="333333"/>
+              </w:rPr>
+            </w:pPr>
+          </w:p>
+        </w:tc>
+        <w:tc>
+          <w:tcPr>
+            <w:tcW w:w="889" w:type="dxa"/>
+            <w:shd w:val="clear" w:color="auto" w:fill="DAE9F7" w:themeFill="text2" w:themeFillTint="1A"/>
+          </w:tcPr>
+          <w:p>
+            <w:pPr>
+              <w:spacing w:after="100" w:afterAutospacing="1"/>
+              <w:jc w:val="center"/>
+              <w:rPr>
+                <w:rFonts w:ascii="Calibri" w:hAnsi="Calibri" w:cs="Calibri"/>
+                <w:color w:val="333333"/>
+              </w:rPr>
+            </w:pPr>
+            <w:r>
+              <w:rPr>
+                <w:rFonts w:ascii="Calibri" w:hAnsi="Calibri" w:cs="Calibri"/>
+                <w:color w:val="333333"/>
+              </w:rPr>
+              <w:t>Steve</w:t>
+            </w:r>
+          </w:p>
+        </w:tc>
+        <w:tc>
+          <w:tcPr>
+            <w:tcW w:w="907" w:type="dxa"/>
+          </w:tcPr>
+          <w:p>
+            <w:pPr>
+              <w:spacing w:after="100" w:afterAutospacing="1"/>
+              <w:jc w:val="center"/>
+              <w:rPr>
+                <w:rFonts w:ascii="Calibri" w:hAnsi="Calibri" w:cs="Calibri"/>
+                <w:color w:val="333333"/>
+              </w:rPr>
+            </w:pPr>
+          </w:p>
+        </w:tc>
+        <w:tc>
+          <w:tcPr>
+            <w:tcW w:w="922" w:type="dxa"/>
+            <w:shd w:val="clear" w:color="auto" w:fill="DAE9F7" w:themeFill="text2" w:themeFillTint="1A"/>
+          </w:tcPr>
+          <w:p>
+            <w:pPr>
+              <w:spacing w:after="100" w:afterAutospacing="1"/>
+              <w:jc w:val="center"/>
+              <w:rPr>
+                <w:rFonts w:ascii="Calibri" w:hAnsi="Calibri" w:cs="Calibri"/>
+                <w:color w:val="333333"/>
+              </w:rPr>
+            </w:pPr>
+            <w:r>
+              <w:rPr>
+                <w:rFonts w:ascii="Calibri" w:hAnsi="Calibri" w:cs="Calibri"/>
+                <w:color w:val="333333"/>
+              </w:rPr>
+              <w:t>Chip</w:t>
+            </w:r>
+          </w:p>
+        </w:tc>
+        <w:tc>
+          <w:tcPr>
+            <w:tcW w:w="845" w:type="dxa"/>
+          </w:tcPr>
+          <w:p>
+            <w:pPr>
+              <w:spacing w:after="100" w:afterAutospacing="1"/>
+              <w:jc w:val="center"/>
+              <w:rPr>
+                <w:rFonts w:ascii="Calibri" w:hAnsi="Calibri" w:cs="Calibri"/>
+                <w:color w:val="333333"/>
+              </w:rPr>
+            </w:pPr>
+          </w:p>
+        </w:tc>
+        <w:tc>
+          <w:tcPr>
+            <w:tcW w:w="875" w:type="dxa"/>
+            <w:shd w:val="clear" w:color="auto" w:fill="DAE9F7" w:themeFill="text2" w:themeFillTint="1A"/>
+          </w:tcPr>
+          <w:p>
+            <w:pPr>
+              <w:spacing w:after="100" w:afterAutospacing="1"/>
+              <w:jc w:val="center"/>
+              <w:rPr>
+                <w:rFonts w:ascii="Calibri" w:hAnsi="Calibri" w:cs="Calibri"/>
+                <w:color w:val="333333"/>
+              </w:rPr>
+            </w:pPr>
+            <w:r>
+              <w:rPr>
+                <w:rFonts w:ascii="Calibri" w:hAnsi="Calibri" w:cs="Calibri"/>
+                <w:color w:val="333333"/>
+              </w:rPr>
+              <w:t>Mike</w:t>
+            </w:r>
+          </w:p>
+        </w:tc>
+        <w:tc>
+          <w:tcPr>
+            <w:tcW w:w="864" w:type="dxa"/>
+          </w:tcPr>
+          <w:p>
+            <w:pPr>
+              <w:spacing w:after="100" w:afterAutospacing="1"/>
+              <w:jc w:val="center"/>
+              <w:rPr>
+                <w:rFonts w:ascii="Calibri" w:hAnsi="Calibri" w:cs="Calibri"/>
+                <w:color w:val="333333"/>
+              </w:rPr>
+            </w:pPr>
+          </w:p>
+        </w:tc>
+        <w:tc>
+          <w:tcPr>
+            <w:tcW w:w="864" w:type="dxa"/>
+            <w:shd w:val="clear" w:color="auto" w:fill="DAE9F7" w:themeFill="text2" w:themeFillTint="1A"/>
+          </w:tcPr>
+          <w:p>
+            <w:pPr>
+              <w:spacing w:after="100" w:afterAutospacing="1"/>
+              <w:jc w:val="center"/>
+              <w:rPr>
+                <w:rFonts w:ascii="Calibri" w:hAnsi="Calibri" w:cs="Calibri"/>
+                <w:color w:val="333333"/>
+              </w:rPr>
+            </w:pPr>
+            <w:r>
+              <w:rPr>
+                <w:rFonts w:ascii="Calibri" w:hAnsi="Calibri" w:cs="Calibri"/>
+                <w:color w:val="333333"/>
+              </w:rPr>
+              <w:t>Marc</w:t>
+            </w:r>
+          </w:p>
+        </w:tc>
+      </w:tr>
+    </w:tbl>
+    <w:p>
+      <w:pPr>
+        <w:shd w:val="clear" w:color="auto" w:fill="FFFFFF"/>
+        <w:rPr>
+          <w:rFonts w:ascii="Calibri" w:hAnsi="Calibri" w:cs="Calibri"/>
+          <w:color w:val="333333"/>
+        </w:rPr>
+      </w:pPr>
+      <w:r>
+        <w:rPr>
+          <w:rFonts w:ascii="Calibri" w:hAnsi="Calibri" w:cs="Calibri"/>
+          <w:color w:val="333333"/>
+        </w:rPr>
+        <w:t>Leading into </w:t>
+      </w:r>
+      <w:r>
+        <w:rPr>
+          <w:rFonts w:ascii="Calibri" w:hAnsi="Calibri" w:cs="Calibri"/>
           <w:b/>
           <w:bCs/>
           <w:color w:val="333333"/>
-          <w:kern w:val="0"/>
-          <w14:ligatures w14:val="none"/>
-        </w:rPr>
-        <w:t>P</w:t>
-      </w:r>
-      <w:r>
-        <w:rPr>
-          <w:rFonts w:ascii="Calibri" w:eastAsia="Times New Roman" w:hAnsi="Calibri" w:cs="Calibri"/>
-          <w:color w:val="333333"/>
-          <w:kern w:val="0"/>
-          <w14:ligatures w14:val="none"/>
-        </w:rPr>
-        <w:t>: Link arms on “fraternity”</w:t>
+        </w:rPr>
+        <w:t>W</w:t>
+      </w:r>
+      <w:r>
+        <w:rPr>
+          <w:rFonts w:ascii="Calibri" w:hAnsi="Calibri" w:cs="Calibri"/>
+          <w:color w:val="333333"/>
+        </w:rPr>
+        <w:t>:</w:t>
       </w:r>
     </w:p>
     <w:p>
       <w:pPr>
         <w:numPr>
           <w:ilvl w:val="0"/>
-          <w:numId w:val="4"/>
+          <w:numId w:val="19"/>
         </w:numPr>
         <w:shd w:val="clear" w:color="auto" w:fill="FFFFFF"/>
         <w:spacing w:after="100" w:afterAutospacing="1" w:line="240" w:lineRule="auto"/>
         <w:rPr>
-          <w:rFonts w:ascii="Calibri" w:eastAsia="Times New Roman" w:hAnsi="Calibri" w:cs="Calibri"/>
-          <w:color w:val="333333"/>
-          <w:kern w:val="0"/>
-          <w14:ligatures w14:val="none"/>
-        </w:rPr>
-      </w:pPr>
-      <w:r>
-        <w:rPr>
-          <w:rFonts w:ascii="Calibri" w:eastAsia="Times New Roman" w:hAnsi="Calibri" w:cs="Calibri"/>
-          <w:color w:val="333333"/>
-          <w:kern w:val="0"/>
-          <w14:ligatures w14:val="none"/>
-        </w:rPr>
-        <w:t>Kicks on each syllable of “brotherhood of” starting with the right foot</w:t>
+          <w:rFonts w:ascii="Calibri" w:hAnsi="Calibri" w:cs="Calibri"/>
+          <w:color w:val="333333"/>
+        </w:rPr>
+      </w:pPr>
+      <w:r>
+        <w:rPr>
+          <w:rFonts w:ascii="Calibri" w:hAnsi="Calibri" w:cs="Calibri"/>
+          <w:color w:val="333333"/>
+        </w:rPr>
+        <w:t>Tap right foot 6 times on “your life-long”</w:t>
       </w:r>
     </w:p>
     <w:p>
       <w:pPr>
+        <w:numPr>
+          <w:ilvl w:val="0"/>
+          <w:numId w:val="19"/>
+        </w:numPr>
         <w:shd w:val="clear" w:color="auto" w:fill="FFFFFF"/>
-        <w:spacing w:after="0" w:line="240" w:lineRule="auto"/>
-        <w:rPr>
-          <w:rFonts w:ascii="Calibri" w:eastAsia="Times New Roman" w:hAnsi="Calibri" w:cs="Calibri"/>
-          <w:color w:val="333333"/>
-          <w:kern w:val="0"/>
-          <w14:ligatures w14:val="none"/>
-        </w:rPr>
-      </w:pPr>
-      <w:r>
-        <w:rPr>
-          <w:rFonts w:ascii="Calibri" w:eastAsia="Times New Roman" w:hAnsi="Calibri" w:cs="Calibri"/>
-          <w:color w:val="333333"/>
-          <w:kern w:val="0"/>
-          <w14:ligatures w14:val="none"/>
+        <w:spacing w:before="100" w:beforeAutospacing="1" w:after="100" w:afterAutospacing="1" w:line="240" w:lineRule="auto"/>
+        <w:rPr>
+          <w:rFonts w:ascii="Calibri" w:hAnsi="Calibri" w:cs="Calibri"/>
+          <w:color w:val="333333"/>
+        </w:rPr>
+      </w:pPr>
+      <w:r>
+        <w:rPr>
+          <w:rFonts w:ascii="Calibri" w:hAnsi="Calibri" w:cs="Calibri"/>
+          <w:color w:val="333333"/>
+        </w:rPr>
+        <w:t>Elbows out and right knee up on “is free”</w:t>
+      </w:r>
+    </w:p>
+    <w:p>
+      <w:pPr>
+        <w:numPr>
+          <w:ilvl w:val="0"/>
+          <w:numId w:val="19"/>
+        </w:numPr>
+        <w:shd w:val="clear" w:color="auto" w:fill="FFFFFF"/>
+        <w:spacing w:before="100" w:beforeAutospacing="1" w:after="100" w:afterAutospacing="1" w:line="240" w:lineRule="auto"/>
+        <w:rPr>
+          <w:rFonts w:ascii="Calibri" w:hAnsi="Calibri" w:cs="Calibri"/>
+          <w:color w:val="333333"/>
+        </w:rPr>
+      </w:pPr>
+      <w:r>
+        <w:rPr>
+          <w:rFonts w:ascii="Calibri" w:hAnsi="Calibri" w:cs="Calibri"/>
+          <w:color w:val="333333"/>
+        </w:rPr>
+        <w:t>Bend to the left on “Keep”</w:t>
+      </w:r>
+    </w:p>
+    <w:p>
+      <w:pPr>
+        <w:numPr>
+          <w:ilvl w:val="0"/>
+          <w:numId w:val="19"/>
+        </w:numPr>
+        <w:shd w:val="clear" w:color="auto" w:fill="FFFFFF"/>
+        <w:spacing w:before="100" w:beforeAutospacing="1" w:after="100" w:afterAutospacing="1" w:line="240" w:lineRule="auto"/>
+        <w:rPr>
+          <w:rFonts w:ascii="Calibri" w:hAnsi="Calibri" w:cs="Calibri"/>
+          <w:color w:val="333333"/>
+        </w:rPr>
+      </w:pPr>
+      <w:r>
+        <w:rPr>
+          <w:rFonts w:ascii="Calibri" w:hAnsi="Calibri" w:cs="Calibri"/>
+          <w:color w:val="333333"/>
+        </w:rPr>
+        <w:t>Bend to the right on “</w:t>
+      </w:r>
+      <w:proofErr w:type="spellStart"/>
+      <w:r>
+        <w:rPr>
+          <w:rFonts w:ascii="Calibri" w:hAnsi="Calibri" w:cs="Calibri"/>
+          <w:color w:val="333333"/>
+        </w:rPr>
+        <w:t>givin</w:t>
+      </w:r>
+      <w:proofErr w:type="spellEnd"/>
+      <w:r>
+        <w:rPr>
+          <w:rFonts w:ascii="Calibri" w:hAnsi="Calibri" w:cs="Calibri"/>
+          <w:color w:val="333333"/>
+        </w:rPr>
+        <w:t>'”</w:t>
+      </w:r>
+    </w:p>
+    <w:p>
+      <w:pPr>
+        <w:numPr>
+          <w:ilvl w:val="0"/>
+          <w:numId w:val="19"/>
+        </w:numPr>
+        <w:shd w:val="clear" w:color="auto" w:fill="FFFFFF"/>
+        <w:spacing w:before="100" w:beforeAutospacing="1" w:after="100" w:afterAutospacing="1" w:line="240" w:lineRule="auto"/>
+        <w:rPr>
+          <w:rFonts w:ascii="Calibri" w:hAnsi="Calibri" w:cs="Calibri"/>
+          <w:color w:val="333333"/>
+        </w:rPr>
+      </w:pPr>
+      <w:r>
+        <w:rPr>
+          <w:rFonts w:ascii="Calibri" w:hAnsi="Calibri" w:cs="Calibri"/>
+          <w:color w:val="333333"/>
+        </w:rPr>
+        <w:t>Spin left after singing “brother all”</w:t>
+      </w:r>
+    </w:p>
+    <w:p>
+      <w:pPr>
+        <w:numPr>
+          <w:ilvl w:val="0"/>
+          <w:numId w:val="19"/>
+        </w:numPr>
+        <w:shd w:val="clear" w:color="auto" w:fill="FFFFFF"/>
+        <w:spacing w:before="100" w:beforeAutospacing="1" w:after="100" w:afterAutospacing="1" w:line="240" w:lineRule="auto"/>
+        <w:rPr>
+          <w:rFonts w:ascii="Calibri" w:hAnsi="Calibri" w:cs="Calibri"/>
+          <w:color w:val="333333"/>
+        </w:rPr>
+      </w:pPr>
+      <w:r>
+        <w:rPr>
+          <w:rFonts w:ascii="Calibri" w:hAnsi="Calibri" w:cs="Calibri"/>
+          <w:color w:val="333333"/>
+        </w:rPr>
+        <w:t>Elbows at your side/left hand swings out/right hand swings in to your stomach then the opposite during “Oh, aren't you”</w:t>
+      </w:r>
+    </w:p>
+    <w:p>
+      <w:pPr>
+        <w:shd w:val="clear" w:color="auto" w:fill="FFFFFF"/>
+        <w:spacing w:after="0"/>
+        <w:rPr>
+          <w:rFonts w:ascii="Calibri" w:hAnsi="Calibri" w:cs="Calibri"/>
+          <w:color w:val="333333"/>
+        </w:rPr>
+      </w:pPr>
+      <w:r>
+        <w:rPr>
+          <w:rFonts w:ascii="Calibri" w:hAnsi="Calibri" w:cs="Calibri"/>
+          <w:color w:val="333333"/>
         </w:rPr>
         <w:t>At </w:t>
       </w:r>
       <w:r>
         <w:rPr>
-          <w:rFonts w:ascii="Calibri" w:eastAsia="Times New Roman" w:hAnsi="Calibri" w:cs="Calibri"/>
+          <w:rFonts w:ascii="Calibri" w:hAnsi="Calibri" w:cs="Calibri"/>
           <w:b/>
           <w:bCs/>
           <w:color w:val="333333"/>
-          <w:kern w:val="0"/>
-          <w14:ligatures w14:val="none"/>
-        </w:rPr>
-        <w:t>Q</w:t>
-      </w:r>
-      <w:r>
-        <w:rPr>
-          <w:rFonts w:ascii="Calibri" w:eastAsia="Times New Roman" w:hAnsi="Calibri" w:cs="Calibri"/>
-          <w:color w:val="333333"/>
-          <w:kern w:val="0"/>
-          <w14:ligatures w14:val="none"/>
+        </w:rPr>
+        <w:t>X</w:t>
+      </w:r>
+      <w:r>
+        <w:rPr>
+          <w:rFonts w:ascii="Calibri" w:hAnsi="Calibri" w:cs="Calibri"/>
+          <w:color w:val="333333"/>
         </w:rPr>
         <w:t>:</w:t>
       </w:r>
@@ -769,1183 +3421,217 @@
       <w:pPr>
         <w:numPr>
           <w:ilvl w:val="0"/>
-          <w:numId w:val="5"/>
+          <w:numId w:val="20"/>
         </w:numPr>
         <w:shd w:val="clear" w:color="auto" w:fill="FFFFFF"/>
         <w:spacing w:after="100" w:afterAutospacing="1" w:line="240" w:lineRule="auto"/>
         <w:rPr>
-          <w:rFonts w:ascii="Calibri" w:eastAsia="Times New Roman" w:hAnsi="Calibri" w:cs="Calibri"/>
-          <w:color w:val="333333"/>
-          <w:kern w:val="0"/>
-          <w14:ligatures w14:val="none"/>
-        </w:rPr>
-      </w:pPr>
-      <w:r>
-        <w:rPr>
-          <w:rFonts w:ascii="Calibri" w:eastAsia="Times New Roman" w:hAnsi="Calibri" w:cs="Calibri"/>
-          <w:color w:val="333333"/>
-          <w:kern w:val="0"/>
-          <w14:ligatures w14:val="none"/>
-        </w:rPr>
-        <w:t>Turn upstage looking at Miss Jones</w:t>
+          <w:rFonts w:ascii="Calibri" w:hAnsi="Calibri" w:cs="Calibri"/>
+          <w:color w:val="333333"/>
+        </w:rPr>
+      </w:pPr>
+      <w:r>
+        <w:rPr>
+          <w:rFonts w:ascii="Calibri" w:hAnsi="Calibri" w:cs="Calibri"/>
+          <w:color w:val="333333"/>
+        </w:rPr>
+        <w:t>Up on your toes on “proud”</w:t>
       </w:r>
     </w:p>
     <w:p>
       <w:pPr>
         <w:numPr>
           <w:ilvl w:val="0"/>
-          <w:numId w:val="5"/>
-        </w:numPr>
-        <w:shd w:val="clear" w:color="auto" w:fill="FFFFFF"/>
-        <w:spacing w:after="100" w:afterAutospacing="1" w:line="240" w:lineRule="auto"/>
-        <w:rPr>
-          <w:rFonts w:ascii="Calibri" w:eastAsia="Times New Roman" w:hAnsi="Calibri" w:cs="Calibri"/>
-          <w:color w:val="333333"/>
-          <w:kern w:val="0"/>
-          <w14:ligatures w14:val="none"/>
-        </w:rPr>
-      </w:pPr>
-      <w:r>
-        <w:rPr>
-          <w:rFonts w:ascii="Calibri" w:eastAsia="Times New Roman" w:hAnsi="Calibri" w:cs="Calibri"/>
-          <w:color w:val="333333"/>
-          <w:kern w:val="0"/>
-          <w14:ligatures w14:val="none"/>
-        </w:rPr>
-        <w:t>4 claps -</w:t>
-      </w:r>
-    </w:p>
-    <w:p>
-      <w:pPr>
-        <w:numPr>
-          <w:ilvl w:val="1"/>
-          <w:numId w:val="5"/>
+          <w:numId w:val="20"/>
         </w:numPr>
         <w:shd w:val="clear" w:color="auto" w:fill="FFFFFF"/>
         <w:spacing w:before="100" w:beforeAutospacing="1" w:after="100" w:afterAutospacing="1" w:line="240" w:lineRule="auto"/>
         <w:rPr>
-          <w:rFonts w:ascii="Calibri" w:eastAsia="Times New Roman" w:hAnsi="Calibri" w:cs="Calibri"/>
-          <w:color w:val="333333"/>
-          <w:kern w:val="0"/>
-          <w14:ligatures w14:val="none"/>
-        </w:rPr>
-      </w:pPr>
-      <w:r>
-        <w:rPr>
-          <w:rFonts w:ascii="Calibri" w:eastAsia="Times New Roman" w:hAnsi="Calibri" w:cs="Calibri"/>
-          <w:color w:val="333333"/>
-          <w:kern w:val="0"/>
-          <w14:ligatures w14:val="none"/>
-        </w:rPr>
-        <w:t>up to your left, up to your right, down to your left, down to your right</w:t>
+          <w:rFonts w:ascii="Calibri" w:hAnsi="Calibri" w:cs="Calibri"/>
+          <w:color w:val="333333"/>
+        </w:rPr>
+      </w:pPr>
+      <w:r>
+        <w:rPr>
+          <w:rFonts w:ascii="Calibri" w:hAnsi="Calibri" w:cs="Calibri"/>
+          <w:color w:val="333333"/>
+        </w:rPr>
+        <w:t>Down on “be”</w:t>
       </w:r>
     </w:p>
     <w:p>
       <w:pPr>
         <w:numPr>
-          <w:ilvl w:val="1"/>
-          <w:numId w:val="5"/>
+          <w:ilvl w:val="0"/>
+          <w:numId w:val="20"/>
         </w:numPr>
         <w:shd w:val="clear" w:color="auto" w:fill="FFFFFF"/>
         <w:spacing w:before="100" w:beforeAutospacing="1" w:after="100" w:afterAutospacing="1" w:line="240" w:lineRule="auto"/>
         <w:rPr>
-          <w:rFonts w:ascii="Calibri" w:eastAsia="Times New Roman" w:hAnsi="Calibri" w:cs="Calibri"/>
-          <w:color w:val="333333"/>
-          <w:kern w:val="0"/>
-          <w14:ligatures w14:val="none"/>
-        </w:rPr>
-      </w:pPr>
-      <w:r>
-        <w:rPr>
-          <w:rFonts w:ascii="Calibri" w:eastAsia="Times New Roman" w:hAnsi="Calibri" w:cs="Calibri"/>
-          <w:color w:val="333333"/>
-          <w:kern w:val="0"/>
-          <w14:ligatures w14:val="none"/>
-        </w:rPr>
-        <w:t>When she sings “Oh, that </w:t>
-      </w:r>
-      <w:r>
-        <w:rPr>
-          <w:rFonts w:ascii="Calibri" w:eastAsia="Times New Roman" w:hAnsi="Calibri" w:cs="Calibri"/>
-          <w:b/>
-          <w:bCs/>
-          <w:color w:val="333333"/>
-          <w:kern w:val="0"/>
-          <w14:ligatures w14:val="none"/>
-        </w:rPr>
-        <w:t>no</w:t>
-      </w:r>
-      <w:r>
-        <w:rPr>
-          <w:rFonts w:ascii="Calibri" w:eastAsia="Times New Roman" w:hAnsi="Calibri" w:cs="Calibri"/>
-          <w:color w:val="333333"/>
-          <w:kern w:val="0"/>
-          <w14:ligatures w14:val="none"/>
-        </w:rPr>
-        <w:t>ble feeling. </w:t>
-      </w:r>
-      <w:r>
-        <w:rPr>
-          <w:rFonts w:ascii="Calibri" w:eastAsia="Times New Roman" w:hAnsi="Calibri" w:cs="Calibri"/>
-          <w:b/>
-          <w:bCs/>
-          <w:color w:val="333333"/>
-          <w:kern w:val="0"/>
-          <w14:ligatures w14:val="none"/>
-        </w:rPr>
-        <w:t>Feels</w:t>
-      </w:r>
-      <w:r>
-        <w:rPr>
-          <w:rFonts w:ascii="Calibri" w:eastAsia="Times New Roman" w:hAnsi="Calibri" w:cs="Calibri"/>
-          <w:color w:val="333333"/>
-          <w:kern w:val="0"/>
-          <w14:ligatures w14:val="none"/>
-        </w:rPr>
-        <w:t> like </w:t>
-      </w:r>
-      <w:r>
-        <w:rPr>
-          <w:rFonts w:ascii="Calibri" w:eastAsia="Times New Roman" w:hAnsi="Calibri" w:cs="Calibri"/>
-          <w:b/>
-          <w:bCs/>
-          <w:color w:val="333333"/>
-          <w:kern w:val="0"/>
-          <w14:ligatures w14:val="none"/>
-        </w:rPr>
-        <w:t>bells</w:t>
-      </w:r>
-      <w:r>
-        <w:rPr>
-          <w:rFonts w:ascii="Calibri" w:eastAsia="Times New Roman" w:hAnsi="Calibri" w:cs="Calibri"/>
-          <w:color w:val="333333"/>
-          <w:kern w:val="0"/>
-          <w14:ligatures w14:val="none"/>
-        </w:rPr>
-        <w:t xml:space="preserve"> are </w:t>
+          <w:rFonts w:ascii="Calibri" w:hAnsi="Calibri" w:cs="Calibri"/>
+          <w:color w:val="333333"/>
+        </w:rPr>
+      </w:pPr>
+      <w:r>
+        <w:rPr>
+          <w:rFonts w:ascii="Calibri" w:hAnsi="Calibri" w:cs="Calibri"/>
+          <w:color w:val="333333"/>
+        </w:rPr>
+        <w:t xml:space="preserve">Right knee up/slap right hand to knee on “in that </w:t>
       </w:r>
       <w:proofErr w:type="spellStart"/>
       <w:r>
         <w:rPr>
-          <w:rFonts w:ascii="Calibri" w:eastAsia="Times New Roman" w:hAnsi="Calibri" w:cs="Calibri"/>
-          <w:color w:val="333333"/>
-          <w:kern w:val="0"/>
-          <w14:ligatures w14:val="none"/>
-        </w:rPr>
-        <w:t>pealling</w:t>
+          <w:rFonts w:ascii="Calibri" w:hAnsi="Calibri" w:cs="Calibri"/>
+          <w:color w:val="333333"/>
+        </w:rPr>
+        <w:t>fra</w:t>
       </w:r>
       <w:proofErr w:type="spellEnd"/>
       <w:r>
         <w:rPr>
-          <w:rFonts w:ascii="Calibri" w:eastAsia="Times New Roman" w:hAnsi="Calibri" w:cs="Calibri"/>
-          <w:color w:val="333333"/>
-          <w:kern w:val="0"/>
-          <w14:ligatures w14:val="none"/>
-        </w:rPr>
-        <w:t>. </w:t>
-      </w:r>
-      <w:r>
-        <w:rPr>
-          <w:rFonts w:ascii="Calibri" w:eastAsia="Times New Roman" w:hAnsi="Calibri" w:cs="Calibri"/>
-          <w:b/>
-          <w:bCs/>
-          <w:color w:val="333333"/>
-          <w:kern w:val="0"/>
-          <w14:ligatures w14:val="none"/>
-        </w:rPr>
-        <w:t>Down</w:t>
-      </w:r>
-      <w:r>
-        <w:rPr>
-          <w:rFonts w:ascii="Calibri" w:eastAsia="Times New Roman" w:hAnsi="Calibri" w:cs="Calibri"/>
-          <w:color w:val="333333"/>
-          <w:kern w:val="0"/>
-          <w14:ligatures w14:val="none"/>
-        </w:rPr>
-        <w:t> with double”</w:t>
+          <w:rFonts w:ascii="Calibri" w:hAnsi="Calibri" w:cs="Calibri"/>
+          <w:color w:val="333333"/>
+        </w:rPr>
+        <w:t>”</w:t>
       </w:r>
     </w:p>
     <w:p>
       <w:pPr>
         <w:numPr>
           <w:ilvl w:val="0"/>
-          <w:numId w:val="5"/>
+          <w:numId w:val="20"/>
         </w:numPr>
         <w:shd w:val="clear" w:color="auto" w:fill="FFFFFF"/>
         <w:spacing w:before="100" w:beforeAutospacing="1" w:after="100" w:afterAutospacing="1" w:line="240" w:lineRule="auto"/>
         <w:rPr>
-          <w:rFonts w:ascii="Calibri" w:eastAsia="Times New Roman" w:hAnsi="Calibri" w:cs="Calibri"/>
-          <w:color w:val="333333"/>
-          <w:kern w:val="0"/>
-          <w14:ligatures w14:val="none"/>
-        </w:rPr>
-      </w:pPr>
-      <w:r>
-        <w:rPr>
-          <w:rFonts w:ascii="Calibri" w:eastAsia="Times New Roman" w:hAnsi="Calibri" w:cs="Calibri"/>
-          <w:color w:val="333333"/>
-          <w:kern w:val="0"/>
-          <w14:ligatures w14:val="none"/>
-        </w:rPr>
-        <w:t>Pivot to face forward on her first “you-</w:t>
+          <w:rFonts w:ascii="Calibri" w:hAnsi="Calibri" w:cs="Calibri"/>
+          <w:color w:val="333333"/>
+        </w:rPr>
+      </w:pPr>
+      <w:r>
+        <w:rPr>
+          <w:rFonts w:ascii="Calibri" w:hAnsi="Calibri" w:cs="Calibri"/>
+          <w:color w:val="333333"/>
+        </w:rPr>
+        <w:t>Left knee up/slap Left hand to knee on “</w:t>
       </w:r>
       <w:proofErr w:type="spellStart"/>
       <w:r>
         <w:rPr>
-          <w:rFonts w:ascii="Calibri" w:eastAsia="Times New Roman" w:hAnsi="Calibri" w:cs="Calibri"/>
-          <w:color w:val="333333"/>
-          <w:kern w:val="0"/>
-          <w14:ligatures w14:val="none"/>
-        </w:rPr>
-        <w:t>oo</w:t>
+          <w:rFonts w:ascii="Calibri" w:hAnsi="Calibri" w:cs="Calibri"/>
+          <w:color w:val="333333"/>
+        </w:rPr>
+        <w:t>ternity</w:t>
       </w:r>
       <w:proofErr w:type="spellEnd"/>
       <w:r>
         <w:rPr>
-          <w:rFonts w:ascii="Calibri" w:eastAsia="Times New Roman" w:hAnsi="Calibri" w:cs="Calibri"/>
-          <w:color w:val="333333"/>
-          <w:kern w:val="0"/>
-          <w14:ligatures w14:val="none"/>
+          <w:rFonts w:ascii="Calibri" w:hAnsi="Calibri" w:cs="Calibri"/>
+          <w:color w:val="333333"/>
         </w:rPr>
         <w:t>”</w:t>
       </w:r>
     </w:p>
     <w:p>
       <w:pPr>
-        <w:shd w:val="clear" w:color="auto" w:fill="FFFFFF"/>
-        <w:spacing w:line="240" w:lineRule="auto"/>
-        <w:rPr>
-          <w:rFonts w:ascii="Calibri" w:eastAsia="Times New Roman" w:hAnsi="Calibri" w:cs="Calibri"/>
-          <w:color w:val="333333"/>
-          <w:kern w:val="0"/>
-          <w14:ligatures w14:val="none"/>
-        </w:rPr>
-      </w:pPr>
-      <w:r>
-        <w:rPr>
-          <w:rFonts w:ascii="Calibri" w:eastAsia="Times New Roman" w:hAnsi="Calibri" w:cs="Calibri"/>
-          <w:color w:val="333333"/>
-          <w:kern w:val="0"/>
-          <w14:ligatures w14:val="none"/>
-        </w:rPr>
-        <w:t>At </w:t>
-      </w:r>
-      <w:r>
-        <w:rPr>
-          <w:rFonts w:ascii="Calibri" w:eastAsia="Times New Roman" w:hAnsi="Calibri" w:cs="Calibri"/>
-          <w:b/>
-          <w:bCs/>
-          <w:color w:val="333333"/>
-          <w:kern w:val="0"/>
-          <w14:ligatures w14:val="none"/>
-        </w:rPr>
-        <w:t>S</w:t>
-      </w:r>
-      <w:r>
-        <w:rPr>
-          <w:rFonts w:ascii="Calibri" w:eastAsia="Times New Roman" w:hAnsi="Calibri" w:cs="Calibri"/>
-          <w:color w:val="333333"/>
-          <w:kern w:val="0"/>
-          <w14:ligatures w14:val="none"/>
-        </w:rPr>
-        <w:t>: bend your knees, hands tap your thighs.</w:t>
-      </w:r>
-    </w:p>
-    <w:p>
-      <w:pPr>
-        <w:shd w:val="clear" w:color="auto" w:fill="FFFFFF"/>
-        <w:spacing w:after="0" w:line="240" w:lineRule="auto"/>
-        <w:rPr>
-          <w:rFonts w:ascii="Calibri" w:eastAsia="Times New Roman" w:hAnsi="Calibri" w:cs="Calibri"/>
-          <w:color w:val="333333"/>
-          <w:kern w:val="0"/>
-          <w14:ligatures w14:val="none"/>
-        </w:rPr>
-      </w:pPr>
-      <w:r>
-        <w:rPr>
-          <w:rFonts w:ascii="Calibri" w:eastAsia="Times New Roman" w:hAnsi="Calibri" w:cs="Calibri"/>
-          <w:color w:val="333333"/>
-          <w:kern w:val="0"/>
-          <w14:ligatures w14:val="none"/>
-        </w:rPr>
-        <w:t>At </w:t>
-      </w:r>
-      <w:r>
-        <w:rPr>
-          <w:rFonts w:ascii="Calibri" w:eastAsia="Times New Roman" w:hAnsi="Calibri" w:cs="Calibri"/>
-          <w:b/>
-          <w:bCs/>
-          <w:color w:val="333333"/>
-          <w:kern w:val="0"/>
-          <w14:ligatures w14:val="none"/>
-        </w:rPr>
-        <w:t>U</w:t>
-      </w:r>
-      <w:r>
-        <w:rPr>
-          <w:rFonts w:ascii="Calibri" w:eastAsia="Times New Roman" w:hAnsi="Calibri" w:cs="Calibri"/>
-          <w:color w:val="333333"/>
-          <w:kern w:val="0"/>
-          <w14:ligatures w14:val="none"/>
-        </w:rPr>
-        <w:t>:</w:t>
-      </w:r>
-    </w:p>
-    <w:p>
-      <w:pPr>
         <w:numPr>
           <w:ilvl w:val="0"/>
-          <w:numId w:val="6"/>
-        </w:numPr>
-        <w:shd w:val="clear" w:color="auto" w:fill="FFFFFF"/>
-        <w:spacing w:after="100" w:afterAutospacing="1" w:line="240" w:lineRule="auto"/>
-        <w:rPr>
-          <w:rFonts w:ascii="Calibri" w:eastAsia="Times New Roman" w:hAnsi="Calibri" w:cs="Calibri"/>
-          <w:color w:val="333333"/>
-          <w:kern w:val="0"/>
-          <w14:ligatures w14:val="none"/>
-        </w:rPr>
-      </w:pPr>
-      <w:r>
-        <w:rPr>
-          <w:rFonts w:ascii="Calibri" w:eastAsia="Times New Roman" w:hAnsi="Calibri" w:cs="Calibri"/>
-          <w:color w:val="333333"/>
-          <w:kern w:val="0"/>
-          <w14:ligatures w14:val="none"/>
-        </w:rPr>
-        <w:t>Face right and step forward with the left foot on “Oh, that”</w:t>
-      </w:r>
-    </w:p>
-    <w:p>
-      <w:pPr>
-        <w:numPr>
-          <w:ilvl w:val="0"/>
-          <w:numId w:val="6"/>
+          <w:numId w:val="20"/>
         </w:numPr>
         <w:shd w:val="clear" w:color="auto" w:fill="FFFFFF"/>
         <w:spacing w:before="100" w:beforeAutospacing="1" w:after="100" w:afterAutospacing="1" w:line="240" w:lineRule="auto"/>
         <w:rPr>
-          <w:rFonts w:ascii="Calibri" w:eastAsia="Times New Roman" w:hAnsi="Calibri" w:cs="Calibri"/>
-          <w:color w:val="333333"/>
-          <w:kern w:val="0"/>
-          <w14:ligatures w14:val="none"/>
-        </w:rPr>
-      </w:pPr>
-      <w:r>
-        <w:rPr>
-          <w:rFonts w:ascii="Calibri" w:eastAsia="Times New Roman" w:hAnsi="Calibri" w:cs="Calibri"/>
-          <w:color w:val="333333"/>
-          <w:kern w:val="0"/>
-          <w14:ligatures w14:val="none"/>
-        </w:rPr>
-        <w:t>Put right heel forward on “noble feeling”</w:t>
+          <w:rFonts w:ascii="Calibri" w:hAnsi="Calibri" w:cs="Calibri"/>
+          <w:color w:val="333333"/>
+        </w:rPr>
+      </w:pPr>
+      <w:r>
+        <w:rPr>
+          <w:rFonts w:ascii="Calibri" w:hAnsi="Calibri" w:cs="Calibri"/>
+          <w:color w:val="333333"/>
+        </w:rPr>
+        <w:t>Both hands up to the right on “broth” → left on “er” → right on “hood” → left on “of”</w:t>
       </w:r>
     </w:p>
     <w:p>
       <w:pPr>
         <w:numPr>
           <w:ilvl w:val="0"/>
-          <w:numId w:val="6"/>
+          <w:numId w:val="20"/>
         </w:numPr>
         <w:shd w:val="clear" w:color="auto" w:fill="FFFFFF"/>
         <w:spacing w:before="100" w:beforeAutospacing="1" w:after="100" w:afterAutospacing="1" w:line="240" w:lineRule="auto"/>
         <w:rPr>
-          <w:rFonts w:ascii="Calibri" w:eastAsia="Times New Roman" w:hAnsi="Calibri" w:cs="Calibri"/>
-          <w:color w:val="333333"/>
-          <w:kern w:val="0"/>
-          <w14:ligatures w14:val="none"/>
-        </w:rPr>
-      </w:pPr>
-      <w:r>
-        <w:rPr>
-          <w:rFonts w:ascii="Calibri" w:eastAsia="Times New Roman" w:hAnsi="Calibri" w:cs="Calibri"/>
-          <w:color w:val="333333"/>
-          <w:kern w:val="0"/>
-          <w14:ligatures w14:val="none"/>
-        </w:rPr>
-        <w:t xml:space="preserve">Clap on the rest; step back with right foot </w:t>
-      </w:r>
-      <w:proofErr w:type="spellStart"/>
-      <w:proofErr w:type="gramStart"/>
-      <w:r>
-        <w:rPr>
-          <w:rFonts w:ascii="Calibri" w:eastAsia="Times New Roman" w:hAnsi="Calibri" w:cs="Calibri"/>
-          <w:color w:val="333333"/>
-          <w:kern w:val="0"/>
-          <w14:ligatures w14:val="none"/>
-        </w:rPr>
-        <w:t>on“</w:t>
-      </w:r>
-      <w:proofErr w:type="gramEnd"/>
-      <w:r>
-        <w:rPr>
-          <w:rFonts w:ascii="Calibri" w:eastAsia="Times New Roman" w:hAnsi="Calibri" w:cs="Calibri"/>
-          <w:color w:val="333333"/>
-          <w:kern w:val="0"/>
-          <w14:ligatures w14:val="none"/>
-        </w:rPr>
-        <w:t>Feels</w:t>
-      </w:r>
-      <w:proofErr w:type="spellEnd"/>
-      <w:r>
-        <w:rPr>
-          <w:rFonts w:ascii="Calibri" w:eastAsia="Times New Roman" w:hAnsi="Calibri" w:cs="Calibri"/>
-          <w:color w:val="333333"/>
-          <w:kern w:val="0"/>
-          <w14:ligatures w14:val="none"/>
-        </w:rPr>
-        <w:t xml:space="preserve"> like”</w:t>
+          <w:rFonts w:ascii="Calibri" w:hAnsi="Calibri" w:cs="Calibri"/>
+          <w:color w:val="333333"/>
+        </w:rPr>
+      </w:pPr>
+      <w:r>
+        <w:rPr>
+          <w:rFonts w:ascii="Calibri" w:hAnsi="Calibri" w:cs="Calibri"/>
+          <w:color w:val="333333"/>
+        </w:rPr>
+        <w:t>On “man”:</w:t>
       </w:r>
     </w:p>
     <w:p>
       <w:pPr>
         <w:numPr>
-          <w:ilvl w:val="0"/>
-          <w:numId w:val="6"/>
+          <w:ilvl w:val="1"/>
+          <w:numId w:val="20"/>
         </w:numPr>
         <w:shd w:val="clear" w:color="auto" w:fill="FFFFFF"/>
         <w:spacing w:before="100" w:beforeAutospacing="1" w:after="100" w:afterAutospacing="1" w:line="240" w:lineRule="auto"/>
         <w:rPr>
-          <w:rFonts w:ascii="Calibri" w:eastAsia="Times New Roman" w:hAnsi="Calibri" w:cs="Calibri"/>
-          <w:color w:val="333333"/>
-          <w:kern w:val="0"/>
-          <w14:ligatures w14:val="none"/>
-        </w:rPr>
-      </w:pPr>
-      <w:r>
-        <w:rPr>
-          <w:rFonts w:ascii="Calibri" w:eastAsia="Times New Roman" w:hAnsi="Calibri" w:cs="Calibri"/>
-          <w:color w:val="333333"/>
-          <w:kern w:val="0"/>
-          <w14:ligatures w14:val="none"/>
-        </w:rPr>
-        <w:t xml:space="preserve">Step back on left foot on “bells are </w:t>
-      </w:r>
-      <w:proofErr w:type="spellStart"/>
-      <w:r>
-        <w:rPr>
-          <w:rFonts w:ascii="Calibri" w:eastAsia="Times New Roman" w:hAnsi="Calibri" w:cs="Calibri"/>
-          <w:color w:val="333333"/>
-          <w:kern w:val="0"/>
-          <w14:ligatures w14:val="none"/>
-        </w:rPr>
-        <w:t>pealling</w:t>
-      </w:r>
-      <w:proofErr w:type="spellEnd"/>
-      <w:r>
-        <w:rPr>
-          <w:rFonts w:ascii="Calibri" w:eastAsia="Times New Roman" w:hAnsi="Calibri" w:cs="Calibri"/>
-          <w:color w:val="333333"/>
-          <w:kern w:val="0"/>
-          <w14:ligatures w14:val="none"/>
-        </w:rPr>
-        <w:t>”</w:t>
+          <w:rFonts w:ascii="Calibri" w:hAnsi="Calibri" w:cs="Calibri"/>
+          <w:color w:val="333333"/>
+        </w:rPr>
+      </w:pPr>
+      <w:r>
+        <w:rPr>
+          <w:rFonts w:ascii="Calibri" w:hAnsi="Calibri" w:cs="Calibri"/>
+          <w:color w:val="333333"/>
+        </w:rPr>
+        <w:t>If stage right: left hand down to the left/right hand up to the right</w:t>
       </w:r>
     </w:p>
     <w:p>
       <w:pPr>
         <w:numPr>
-          <w:ilvl w:val="0"/>
-          <w:numId w:val="6"/>
+          <w:ilvl w:val="1"/>
+          <w:numId w:val="20"/>
         </w:numPr>
         <w:shd w:val="clear" w:color="auto" w:fill="FFFFFF"/>
         <w:spacing w:before="100" w:beforeAutospacing="1" w:after="100" w:afterAutospacing="1" w:line="240" w:lineRule="auto"/>
         <w:rPr>
-          <w:rFonts w:ascii="Calibri" w:eastAsia="Times New Roman" w:hAnsi="Calibri" w:cs="Calibri"/>
-          <w:color w:val="333333"/>
-          <w:kern w:val="0"/>
-          <w14:ligatures w14:val="none"/>
-        </w:rPr>
-      </w:pPr>
-      <w:r>
-        <w:rPr>
-          <w:rFonts w:ascii="Calibri" w:eastAsia="Times New Roman" w:hAnsi="Calibri" w:cs="Calibri"/>
-          <w:color w:val="333333"/>
-          <w:kern w:val="0"/>
-          <w14:ligatures w14:val="none"/>
-        </w:rPr>
-        <w:t xml:space="preserve">Clap on the rest; Face forward on </w:t>
-      </w:r>
-      <w:proofErr w:type="spellStart"/>
-      <w:r>
-        <w:rPr>
-          <w:rFonts w:ascii="Calibri" w:eastAsia="Times New Roman" w:hAnsi="Calibri" w:cs="Calibri"/>
-          <w:color w:val="333333"/>
-          <w:kern w:val="0"/>
-          <w14:ligatures w14:val="none"/>
-        </w:rPr>
-        <w:t>on</w:t>
-      </w:r>
-      <w:proofErr w:type="spellEnd"/>
-      <w:r>
-        <w:rPr>
-          <w:rFonts w:ascii="Calibri" w:eastAsia="Times New Roman" w:hAnsi="Calibri" w:cs="Calibri"/>
-          <w:color w:val="333333"/>
-          <w:kern w:val="0"/>
-          <w14:ligatures w14:val="none"/>
-        </w:rPr>
-        <w:t xml:space="preserve"> “Dance”</w:t>
-      </w:r>
-    </w:p>
-    <w:p>
-      <w:pPr>
-        <w:numPr>
-          <w:ilvl w:val="0"/>
-          <w:numId w:val="6"/>
-        </w:numPr>
-        <w:shd w:val="clear" w:color="auto" w:fill="FFFFFF"/>
-        <w:spacing w:before="100" w:beforeAutospacing="1" w:after="100" w:afterAutospacing="1" w:line="240" w:lineRule="auto"/>
-        <w:rPr>
-          <w:rFonts w:ascii="Calibri" w:eastAsia="Times New Roman" w:hAnsi="Calibri" w:cs="Calibri"/>
-          <w:color w:val="333333"/>
-          <w:kern w:val="0"/>
-          <w14:ligatures w14:val="none"/>
-        </w:rPr>
-      </w:pPr>
-      <w:r>
-        <w:rPr>
-          <w:rFonts w:ascii="Calibri" w:eastAsia="Times New Roman" w:hAnsi="Calibri" w:cs="Calibri"/>
-          <w:color w:val="333333"/>
-          <w:kern w:val="0"/>
-          <w14:ligatures w14:val="none"/>
-        </w:rPr>
-        <w:t>Jazz hands on “Oh, brother”</w:t>
-      </w:r>
-    </w:p>
-    <w:p>
-      <w:pPr>
-        <w:shd w:val="clear" w:color="auto" w:fill="FFFFFF"/>
-        <w:spacing w:after="0" w:line="240" w:lineRule="auto"/>
-        <w:rPr>
-          <w:rFonts w:ascii="Calibri" w:eastAsia="Times New Roman" w:hAnsi="Calibri" w:cs="Calibri"/>
-          <w:color w:val="333333"/>
-          <w:kern w:val="0"/>
-          <w14:ligatures w14:val="none"/>
-        </w:rPr>
-      </w:pPr>
-      <w:r>
-        <w:rPr>
-          <w:rFonts w:ascii="Calibri" w:eastAsia="Times New Roman" w:hAnsi="Calibri" w:cs="Calibri"/>
-          <w:color w:val="333333"/>
-          <w:kern w:val="0"/>
-          <w14:ligatures w14:val="none"/>
-        </w:rPr>
-        <w:lastRenderedPageBreak/>
-        <w:t>At </w:t>
-      </w:r>
-      <w:r>
-        <w:rPr>
-          <w:rFonts w:ascii="Calibri" w:eastAsia="Times New Roman" w:hAnsi="Calibri" w:cs="Calibri"/>
-          <w:b/>
-          <w:bCs/>
-          <w:color w:val="333333"/>
-          <w:kern w:val="0"/>
-          <w14:ligatures w14:val="none"/>
-        </w:rPr>
-        <w:t>V</w:t>
-      </w:r>
-      <w:r>
-        <w:rPr>
-          <w:rFonts w:ascii="Calibri" w:eastAsia="Times New Roman" w:hAnsi="Calibri" w:cs="Calibri"/>
-          <w:color w:val="333333"/>
-          <w:kern w:val="0"/>
-          <w14:ligatures w14:val="none"/>
-        </w:rPr>
-        <w:t>:</w:t>
-      </w:r>
-    </w:p>
-    <w:p>
-      <w:pPr>
-        <w:numPr>
-          <w:ilvl w:val="0"/>
-          <w:numId w:val="7"/>
-        </w:numPr>
-        <w:shd w:val="clear" w:color="auto" w:fill="FFFFFF"/>
-        <w:spacing w:after="100" w:afterAutospacing="1" w:line="240" w:lineRule="auto"/>
-        <w:rPr>
-          <w:rFonts w:ascii="Calibri" w:eastAsia="Times New Roman" w:hAnsi="Calibri" w:cs="Calibri"/>
-          <w:color w:val="333333"/>
-          <w:kern w:val="0"/>
-          <w14:ligatures w14:val="none"/>
-        </w:rPr>
-      </w:pPr>
-      <w:r>
-        <w:rPr>
-          <w:rFonts w:ascii="Calibri" w:eastAsia="Times New Roman" w:hAnsi="Calibri" w:cs="Calibri"/>
-          <w:color w:val="333333"/>
-          <w:kern w:val="0"/>
-          <w14:ligatures w14:val="none"/>
-        </w:rPr>
-        <w:t xml:space="preserve">Get into a </w:t>
-      </w:r>
-      <w:r>
-        <w:rPr>
-          <w:rFonts w:ascii="Calibri" w:eastAsia="Times New Roman" w:hAnsi="Calibri" w:cs="Calibri"/>
-          <w:color w:val="333333"/>
-          <w:kern w:val="0"/>
-          <w14:ligatures w14:val="none"/>
-        </w:rPr>
-        <w:t>pyramid</w:t>
-      </w:r>
-      <w:r>
-        <w:rPr>
-          <w:rFonts w:ascii="Calibri" w:eastAsia="Times New Roman" w:hAnsi="Calibri" w:cs="Calibri"/>
-          <w:color w:val="333333"/>
-          <w:kern w:val="0"/>
-          <w14:ligatures w14:val="none"/>
-        </w:rPr>
-        <w:t xml:space="preserve"> on the second “you-</w:t>
-      </w:r>
-      <w:proofErr w:type="spellStart"/>
-      <w:r>
-        <w:rPr>
-          <w:rFonts w:ascii="Calibri" w:eastAsia="Times New Roman" w:hAnsi="Calibri" w:cs="Calibri"/>
-          <w:color w:val="333333"/>
-          <w:kern w:val="0"/>
-          <w14:ligatures w14:val="none"/>
-        </w:rPr>
-        <w:t>oo</w:t>
-      </w:r>
-      <w:proofErr w:type="spellEnd"/>
-      <w:r>
-        <w:rPr>
-          <w:rFonts w:ascii="Calibri" w:eastAsia="Times New Roman" w:hAnsi="Calibri" w:cs="Calibri"/>
-          <w:color w:val="333333"/>
-          <w:kern w:val="0"/>
-          <w14:ligatures w14:val="none"/>
-        </w:rPr>
-        <w:t>”</w:t>
-      </w:r>
-    </w:p>
-    <w:p>
-      <w:pPr>
-        <w:shd w:val="clear" w:color="auto" w:fill="FFFFFF"/>
-        <w:spacing w:after="0" w:line="240" w:lineRule="auto"/>
-        <w:rPr>
-          <w:rFonts w:ascii="Calibri" w:eastAsia="Times New Roman" w:hAnsi="Calibri" w:cs="Calibri"/>
-          <w:color w:val="333333"/>
-          <w:kern w:val="0"/>
-          <w14:ligatures w14:val="none"/>
-        </w:rPr>
-      </w:pPr>
-      <w:r>
-        <w:rPr>
-          <w:rFonts w:ascii="Calibri" w:eastAsia="Times New Roman" w:hAnsi="Calibri" w:cs="Calibri"/>
-          <w:color w:val="333333"/>
-          <w:kern w:val="0"/>
-          <w14:ligatures w14:val="none"/>
-        </w:rPr>
-        <w:t>At </w:t>
-      </w:r>
-      <w:r>
-        <w:rPr>
-          <w:rFonts w:ascii="Calibri" w:eastAsia="Times New Roman" w:hAnsi="Calibri" w:cs="Calibri"/>
-          <w:b/>
-          <w:bCs/>
-          <w:color w:val="333333"/>
-          <w:kern w:val="0"/>
-          <w14:ligatures w14:val="none"/>
-        </w:rPr>
-        <w:t>W</w:t>
-      </w:r>
-      <w:r>
-        <w:rPr>
-          <w:rFonts w:ascii="Calibri" w:eastAsia="Times New Roman" w:hAnsi="Calibri" w:cs="Calibri"/>
-          <w:color w:val="333333"/>
-          <w:kern w:val="0"/>
-          <w14:ligatures w14:val="none"/>
-        </w:rPr>
-        <w:t>:</w:t>
-      </w:r>
-    </w:p>
-    <w:p>
-      <w:pPr>
-        <w:numPr>
-          <w:ilvl w:val="0"/>
-          <w:numId w:val="8"/>
-        </w:numPr>
-        <w:shd w:val="clear" w:color="auto" w:fill="FFFFFF"/>
-        <w:spacing w:after="100" w:afterAutospacing="1" w:line="240" w:lineRule="auto"/>
-        <w:rPr>
-          <w:rFonts w:ascii="Calibri" w:eastAsia="Times New Roman" w:hAnsi="Calibri" w:cs="Calibri"/>
-          <w:color w:val="333333"/>
-          <w:kern w:val="0"/>
-          <w14:ligatures w14:val="none"/>
-        </w:rPr>
-      </w:pPr>
-      <w:r>
-        <w:rPr>
-          <w:rFonts w:ascii="Calibri" w:eastAsia="Times New Roman" w:hAnsi="Calibri" w:cs="Calibri"/>
-          <w:color w:val="333333"/>
-          <w:kern w:val="0"/>
-          <w14:ligatures w14:val="none"/>
-        </w:rPr>
-        <w:t>Elbows out and right knee up on “is free”</w:t>
-      </w:r>
-    </w:p>
-    <w:p>
-      <w:pPr>
-        <w:numPr>
-          <w:ilvl w:val="0"/>
-          <w:numId w:val="8"/>
-        </w:numPr>
-        <w:shd w:val="clear" w:color="auto" w:fill="FFFFFF"/>
-        <w:spacing w:before="100" w:beforeAutospacing="1" w:after="100" w:afterAutospacing="1" w:line="240" w:lineRule="auto"/>
-        <w:rPr>
-          <w:rFonts w:ascii="Calibri" w:eastAsia="Times New Roman" w:hAnsi="Calibri" w:cs="Calibri"/>
-          <w:color w:val="333333"/>
-          <w:kern w:val="0"/>
-          <w14:ligatures w14:val="none"/>
-        </w:rPr>
-      </w:pPr>
-      <w:r>
-        <w:rPr>
-          <w:rFonts w:ascii="Calibri" w:eastAsia="Times New Roman" w:hAnsi="Calibri" w:cs="Calibri"/>
-          <w:color w:val="333333"/>
-          <w:kern w:val="0"/>
-          <w14:ligatures w14:val="none"/>
-        </w:rPr>
-        <w:t>Bend to the left on “Keep”</w:t>
-      </w:r>
-    </w:p>
-    <w:p>
-      <w:pPr>
-        <w:numPr>
-          <w:ilvl w:val="0"/>
-          <w:numId w:val="8"/>
-        </w:numPr>
-        <w:shd w:val="clear" w:color="auto" w:fill="FFFFFF"/>
-        <w:spacing w:before="100" w:beforeAutospacing="1" w:after="100" w:afterAutospacing="1" w:line="240" w:lineRule="auto"/>
-        <w:rPr>
-          <w:rFonts w:ascii="Calibri" w:eastAsia="Times New Roman" w:hAnsi="Calibri" w:cs="Calibri"/>
-          <w:color w:val="333333"/>
-          <w:kern w:val="0"/>
-          <w14:ligatures w14:val="none"/>
-        </w:rPr>
-      </w:pPr>
-      <w:r>
-        <w:rPr>
-          <w:rFonts w:ascii="Calibri" w:eastAsia="Times New Roman" w:hAnsi="Calibri" w:cs="Calibri"/>
-          <w:color w:val="333333"/>
-          <w:kern w:val="0"/>
-          <w14:ligatures w14:val="none"/>
-        </w:rPr>
-        <w:t>Bend to the right on “</w:t>
-      </w:r>
-      <w:proofErr w:type="spellStart"/>
-      <w:r>
-        <w:rPr>
-          <w:rFonts w:ascii="Calibri" w:eastAsia="Times New Roman" w:hAnsi="Calibri" w:cs="Calibri"/>
-          <w:color w:val="333333"/>
-          <w:kern w:val="0"/>
-          <w14:ligatures w14:val="none"/>
-        </w:rPr>
-        <w:t>givin</w:t>
-      </w:r>
-      <w:proofErr w:type="spellEnd"/>
-      <w:r>
-        <w:rPr>
-          <w:rFonts w:ascii="Calibri" w:eastAsia="Times New Roman" w:hAnsi="Calibri" w:cs="Calibri"/>
-          <w:color w:val="333333"/>
-          <w:kern w:val="0"/>
-          <w14:ligatures w14:val="none"/>
-        </w:rPr>
-        <w:t>'”</w:t>
-      </w:r>
-    </w:p>
-    <w:p>
-      <w:pPr>
-        <w:numPr>
-          <w:ilvl w:val="0"/>
-          <w:numId w:val="8"/>
-        </w:numPr>
-        <w:shd w:val="clear" w:color="auto" w:fill="FFFFFF"/>
-        <w:spacing w:before="100" w:beforeAutospacing="1" w:after="100" w:afterAutospacing="1" w:line="240" w:lineRule="auto"/>
-        <w:rPr>
-          <w:rFonts w:ascii="Calibri" w:eastAsia="Times New Roman" w:hAnsi="Calibri" w:cs="Calibri"/>
-          <w:color w:val="333333"/>
-          <w:kern w:val="0"/>
-          <w14:ligatures w14:val="none"/>
-        </w:rPr>
-      </w:pPr>
-      <w:r>
-        <w:rPr>
-          <w:rFonts w:ascii="Calibri" w:eastAsia="Times New Roman" w:hAnsi="Calibri" w:cs="Calibri"/>
-          <w:color w:val="333333"/>
-          <w:kern w:val="0"/>
-          <w14:ligatures w14:val="none"/>
-        </w:rPr>
-        <w:t>Spin left after singing “brother all”</w:t>
-      </w:r>
-    </w:p>
-    <w:p>
-      <w:pPr>
-        <w:numPr>
-          <w:ilvl w:val="0"/>
-          <w:numId w:val="8"/>
-        </w:numPr>
-        <w:shd w:val="clear" w:color="auto" w:fill="FFFFFF"/>
-        <w:spacing w:before="100" w:beforeAutospacing="1" w:after="100" w:afterAutospacing="1" w:line="240" w:lineRule="auto"/>
-        <w:rPr>
-          <w:rFonts w:ascii="Calibri" w:eastAsia="Times New Roman" w:hAnsi="Calibri" w:cs="Calibri"/>
-          <w:color w:val="333333"/>
-          <w:kern w:val="0"/>
-          <w14:ligatures w14:val="none"/>
-        </w:rPr>
-      </w:pPr>
-      <w:r>
-        <w:rPr>
-          <w:rFonts w:ascii="Calibri" w:eastAsia="Times New Roman" w:hAnsi="Calibri" w:cs="Calibri"/>
-          <w:color w:val="333333"/>
-          <w:kern w:val="0"/>
-          <w14:ligatures w14:val="none"/>
-        </w:rPr>
-        <w:t>Elbows at your side/left hand swings out/right hand swings in to your stomach then the opposite during “Oh, aren't you”</w:t>
-      </w:r>
-    </w:p>
-    <w:p>
-      <w:pPr>
-        <w:shd w:val="clear" w:color="auto" w:fill="FFFFFF"/>
-        <w:spacing w:after="0" w:line="240" w:lineRule="auto"/>
-        <w:rPr>
-          <w:rFonts w:ascii="Calibri" w:eastAsia="Times New Roman" w:hAnsi="Calibri" w:cs="Calibri"/>
-          <w:color w:val="333333"/>
-          <w:kern w:val="0"/>
-          <w14:ligatures w14:val="none"/>
-        </w:rPr>
-      </w:pPr>
-      <w:r>
-        <w:rPr>
-          <w:rFonts w:ascii="Calibri" w:eastAsia="Times New Roman" w:hAnsi="Calibri" w:cs="Calibri"/>
-          <w:color w:val="333333"/>
-          <w:kern w:val="0"/>
-          <w14:ligatures w14:val="none"/>
-        </w:rPr>
-        <w:t>At </w:t>
-      </w:r>
-      <w:r>
-        <w:rPr>
-          <w:rFonts w:ascii="Calibri" w:eastAsia="Times New Roman" w:hAnsi="Calibri" w:cs="Calibri"/>
-          <w:b/>
-          <w:bCs/>
-          <w:color w:val="333333"/>
-          <w:kern w:val="0"/>
-          <w14:ligatures w14:val="none"/>
-        </w:rPr>
-        <w:t>X</w:t>
-      </w:r>
-      <w:r>
-        <w:rPr>
-          <w:rFonts w:ascii="Calibri" w:eastAsia="Times New Roman" w:hAnsi="Calibri" w:cs="Calibri"/>
-          <w:color w:val="333333"/>
-          <w:kern w:val="0"/>
-          <w14:ligatures w14:val="none"/>
-        </w:rPr>
-        <w:t>:</w:t>
-      </w:r>
-    </w:p>
-    <w:p>
-      <w:pPr>
-        <w:numPr>
-          <w:ilvl w:val="0"/>
-          <w:numId w:val="9"/>
-        </w:numPr>
-        <w:shd w:val="clear" w:color="auto" w:fill="FFFFFF"/>
-        <w:spacing w:after="100" w:afterAutospacing="1" w:line="240" w:lineRule="auto"/>
-        <w:rPr>
-          <w:rFonts w:ascii="Calibri" w:eastAsia="Times New Roman" w:hAnsi="Calibri" w:cs="Calibri"/>
-          <w:color w:val="333333"/>
-          <w:kern w:val="0"/>
-          <w14:ligatures w14:val="none"/>
-        </w:rPr>
-      </w:pPr>
-      <w:r>
-        <w:rPr>
-          <w:rFonts w:ascii="Calibri" w:eastAsia="Times New Roman" w:hAnsi="Calibri" w:cs="Calibri"/>
-          <w:color w:val="333333"/>
-          <w:kern w:val="0"/>
-          <w14:ligatures w14:val="none"/>
-        </w:rPr>
-        <w:t>Up on your toes on “proud”</w:t>
-      </w:r>
-    </w:p>
-    <w:p>
-      <w:pPr>
-        <w:numPr>
-          <w:ilvl w:val="0"/>
-          <w:numId w:val="9"/>
-        </w:numPr>
-        <w:shd w:val="clear" w:color="auto" w:fill="FFFFFF"/>
-        <w:spacing w:before="100" w:beforeAutospacing="1" w:after="100" w:afterAutospacing="1" w:line="240" w:lineRule="auto"/>
-        <w:rPr>
-          <w:rFonts w:ascii="Calibri" w:eastAsia="Times New Roman" w:hAnsi="Calibri" w:cs="Calibri"/>
-          <w:color w:val="333333"/>
-          <w:kern w:val="0"/>
-          <w14:ligatures w14:val="none"/>
-        </w:rPr>
-      </w:pPr>
-      <w:r>
-        <w:rPr>
-          <w:rFonts w:ascii="Calibri" w:eastAsia="Times New Roman" w:hAnsi="Calibri" w:cs="Calibri"/>
-          <w:color w:val="333333"/>
-          <w:kern w:val="0"/>
-          <w14:ligatures w14:val="none"/>
-        </w:rPr>
-        <w:t>Down on “be”</w:t>
-      </w:r>
-    </w:p>
-    <w:p>
-      <w:pPr>
-        <w:numPr>
-          <w:ilvl w:val="0"/>
-          <w:numId w:val="9"/>
-        </w:numPr>
-        <w:shd w:val="clear" w:color="auto" w:fill="FFFFFF"/>
-        <w:spacing w:before="100" w:beforeAutospacing="1" w:after="100" w:afterAutospacing="1" w:line="240" w:lineRule="auto"/>
-        <w:rPr>
-          <w:rFonts w:ascii="Calibri" w:eastAsia="Times New Roman" w:hAnsi="Calibri" w:cs="Calibri"/>
-          <w:color w:val="333333"/>
-          <w:kern w:val="0"/>
-          <w14:ligatures w14:val="none"/>
-        </w:rPr>
-      </w:pPr>
-      <w:r>
-        <w:rPr>
-          <w:rFonts w:ascii="Calibri" w:eastAsia="Times New Roman" w:hAnsi="Calibri" w:cs="Calibri"/>
-          <w:color w:val="333333"/>
-          <w:kern w:val="0"/>
-          <w14:ligatures w14:val="none"/>
-        </w:rPr>
-        <w:t xml:space="preserve">Right knee up/slap right hand to knee on “in that </w:t>
-      </w:r>
-      <w:proofErr w:type="spellStart"/>
-      <w:r>
-        <w:rPr>
-          <w:rFonts w:ascii="Calibri" w:eastAsia="Times New Roman" w:hAnsi="Calibri" w:cs="Calibri"/>
-          <w:color w:val="333333"/>
-          <w:kern w:val="0"/>
-          <w14:ligatures w14:val="none"/>
-        </w:rPr>
-        <w:t>fra</w:t>
-      </w:r>
-      <w:proofErr w:type="spellEnd"/>
-      <w:r>
-        <w:rPr>
-          <w:rFonts w:ascii="Calibri" w:eastAsia="Times New Roman" w:hAnsi="Calibri" w:cs="Calibri"/>
-          <w:color w:val="333333"/>
-          <w:kern w:val="0"/>
-          <w14:ligatures w14:val="none"/>
-        </w:rPr>
-        <w:t>”</w:t>
-      </w:r>
-    </w:p>
-    <w:p>
-      <w:pPr>
-        <w:numPr>
-          <w:ilvl w:val="0"/>
-          <w:numId w:val="9"/>
-        </w:numPr>
-        <w:shd w:val="clear" w:color="auto" w:fill="FFFFFF"/>
-        <w:spacing w:before="100" w:beforeAutospacing="1" w:after="100" w:afterAutospacing="1" w:line="240" w:lineRule="auto"/>
-        <w:rPr>
-          <w:rFonts w:ascii="Calibri" w:eastAsia="Times New Roman" w:hAnsi="Calibri" w:cs="Calibri"/>
-          <w:color w:val="333333"/>
-          <w:kern w:val="0"/>
-          <w14:ligatures w14:val="none"/>
-        </w:rPr>
-      </w:pPr>
-      <w:r>
-        <w:rPr>
-          <w:rFonts w:ascii="Calibri" w:eastAsia="Times New Roman" w:hAnsi="Calibri" w:cs="Calibri"/>
-          <w:color w:val="333333"/>
-          <w:kern w:val="0"/>
-          <w14:ligatures w14:val="none"/>
-        </w:rPr>
-        <w:t>Left knee up/slap Left hand to knee on “</w:t>
-      </w:r>
-      <w:proofErr w:type="spellStart"/>
-      <w:r>
-        <w:rPr>
-          <w:rFonts w:ascii="Calibri" w:eastAsia="Times New Roman" w:hAnsi="Calibri" w:cs="Calibri"/>
-          <w:color w:val="333333"/>
-          <w:kern w:val="0"/>
-          <w14:ligatures w14:val="none"/>
-        </w:rPr>
-        <w:t>ternity</w:t>
-      </w:r>
-      <w:proofErr w:type="spellEnd"/>
-      <w:r>
-        <w:rPr>
-          <w:rFonts w:ascii="Calibri" w:eastAsia="Times New Roman" w:hAnsi="Calibri" w:cs="Calibri"/>
-          <w:color w:val="333333"/>
-          <w:kern w:val="0"/>
-          <w14:ligatures w14:val="none"/>
-        </w:rPr>
-        <w:t>”</w:t>
-      </w:r>
-    </w:p>
-    <w:p>
-      <w:pPr>
-        <w:numPr>
-          <w:ilvl w:val="0"/>
-          <w:numId w:val="9"/>
-        </w:numPr>
-        <w:shd w:val="clear" w:color="auto" w:fill="FFFFFF"/>
-        <w:spacing w:before="100" w:beforeAutospacing="1" w:after="100" w:afterAutospacing="1" w:line="240" w:lineRule="auto"/>
-        <w:rPr>
-          <w:rFonts w:ascii="Calibri" w:eastAsia="Times New Roman" w:hAnsi="Calibri" w:cs="Calibri"/>
-          <w:color w:val="333333"/>
-          <w:kern w:val="0"/>
-          <w14:ligatures w14:val="none"/>
-        </w:rPr>
-      </w:pPr>
-      <w:r>
-        <w:rPr>
-          <w:rFonts w:ascii="Calibri" w:eastAsia="Times New Roman" w:hAnsi="Calibri" w:cs="Calibri"/>
-          <w:color w:val="333333"/>
-          <w:kern w:val="0"/>
-          <w14:ligatures w14:val="none"/>
-        </w:rPr>
-        <w:t>Both hands up to the right on “broth”, pump to right on “er”</w:t>
-      </w:r>
-    </w:p>
-    <w:p>
-      <w:pPr>
-        <w:numPr>
-          <w:ilvl w:val="0"/>
-          <w:numId w:val="9"/>
-        </w:numPr>
-        <w:shd w:val="clear" w:color="auto" w:fill="FFFFFF"/>
-        <w:spacing w:before="100" w:beforeAutospacing="1" w:after="100" w:afterAutospacing="1" w:line="240" w:lineRule="auto"/>
-        <w:rPr>
-          <w:rFonts w:ascii="Calibri" w:eastAsia="Times New Roman" w:hAnsi="Calibri" w:cs="Calibri"/>
-          <w:color w:val="333333"/>
-          <w:kern w:val="0"/>
-          <w14:ligatures w14:val="none"/>
-        </w:rPr>
-      </w:pPr>
-      <w:r>
-        <w:rPr>
-          <w:rFonts w:ascii="Calibri" w:eastAsia="Times New Roman" w:hAnsi="Calibri" w:cs="Calibri"/>
-          <w:color w:val="333333"/>
-          <w:kern w:val="0"/>
-          <w14:ligatures w14:val="none"/>
-        </w:rPr>
-        <w:t>Both hands up to the left on “hood”, pump to left on “of”</w:t>
-      </w:r>
-    </w:p>
-    <w:p>
-      <w:pPr>
-        <w:numPr>
-          <w:ilvl w:val="0"/>
-          <w:numId w:val="9"/>
-        </w:numPr>
-        <w:shd w:val="clear" w:color="auto" w:fill="FFFFFF"/>
-        <w:spacing w:before="100" w:beforeAutospacing="1" w:after="100" w:afterAutospacing="1" w:line="240" w:lineRule="auto"/>
-        <w:rPr>
-          <w:rFonts w:ascii="Calibri" w:eastAsia="Times New Roman" w:hAnsi="Calibri" w:cs="Calibri"/>
-          <w:color w:val="333333"/>
-          <w:kern w:val="0"/>
-          <w14:ligatures w14:val="none"/>
-        </w:rPr>
-      </w:pPr>
-      <w:r>
-        <w:rPr>
-          <w:rFonts w:ascii="Calibri" w:eastAsia="Times New Roman" w:hAnsi="Calibri" w:cs="Calibri"/>
-          <w:color w:val="333333"/>
-          <w:kern w:val="0"/>
-          <w14:ligatures w14:val="none"/>
-        </w:rPr>
-        <w:t>On “man”,</w:t>
-      </w:r>
-    </w:p>
-    <w:p>
-      <w:pPr>
-        <w:numPr>
-          <w:ilvl w:val="1"/>
-          <w:numId w:val="9"/>
-        </w:numPr>
-        <w:shd w:val="clear" w:color="auto" w:fill="FFFFFF"/>
-        <w:spacing w:before="100" w:beforeAutospacing="1" w:after="100" w:afterAutospacing="1" w:line="240" w:lineRule="auto"/>
-        <w:rPr>
-          <w:rFonts w:ascii="Calibri" w:eastAsia="Times New Roman" w:hAnsi="Calibri" w:cs="Calibri"/>
-          <w:color w:val="333333"/>
-          <w:kern w:val="0"/>
-          <w14:ligatures w14:val="none"/>
-        </w:rPr>
-      </w:pPr>
-      <w:r>
-        <w:rPr>
-          <w:rFonts w:ascii="Calibri" w:eastAsia="Times New Roman" w:hAnsi="Calibri" w:cs="Calibri"/>
-          <w:color w:val="333333"/>
-          <w:kern w:val="0"/>
-          <w14:ligatures w14:val="none"/>
-        </w:rPr>
-        <w:t>If stage right: left hand down to the left/right hand up to the right</w:t>
-      </w:r>
-    </w:p>
-    <w:p>
-      <w:pPr>
-        <w:numPr>
-          <w:ilvl w:val="1"/>
-          <w:numId w:val="9"/>
-        </w:numPr>
-        <w:shd w:val="clear" w:color="auto" w:fill="FFFFFF"/>
-        <w:spacing w:before="100" w:beforeAutospacing="1" w:after="100" w:afterAutospacing="1" w:line="240" w:lineRule="auto"/>
-        <w:rPr>
-          <w:rFonts w:ascii="Calibri" w:eastAsia="Times New Roman" w:hAnsi="Calibri" w:cs="Calibri"/>
-          <w:color w:val="333333"/>
-          <w:kern w:val="0"/>
-          <w14:ligatures w14:val="none"/>
-        </w:rPr>
-      </w:pPr>
-      <w:r>
-        <w:rPr>
-          <w:rFonts w:ascii="Calibri" w:eastAsia="Times New Roman" w:hAnsi="Calibri" w:cs="Calibri"/>
-          <w:color w:val="333333"/>
-          <w:kern w:val="0"/>
-          <w14:ligatures w14:val="none"/>
+          <w:rFonts w:ascii="Calibri" w:hAnsi="Calibri" w:cs="Calibri"/>
+          <w:color w:val="333333"/>
+        </w:rPr>
+      </w:pPr>
+      <w:r>
+        <w:rPr>
+          <w:rFonts w:ascii="Calibri" w:hAnsi="Calibri" w:cs="Calibri"/>
+          <w:color w:val="333333"/>
         </w:rPr>
         <w:t xml:space="preserve">If stage </w:t>
       </w:r>
       <w:proofErr w:type="gramStart"/>
       <w:r>
         <w:rPr>
-          <w:rFonts w:ascii="Calibri" w:eastAsia="Times New Roman" w:hAnsi="Calibri" w:cs="Calibri"/>
-          <w:color w:val="333333"/>
-          <w:kern w:val="0"/>
-          <w14:ligatures w14:val="none"/>
+          <w:rFonts w:ascii="Calibri" w:hAnsi="Calibri" w:cs="Calibri"/>
+          <w:color w:val="333333"/>
         </w:rPr>
         <w:t>left:</w:t>
       </w:r>
       <w:proofErr w:type="gramEnd"/>
       <w:r>
         <w:rPr>
-          <w:rFonts w:ascii="Calibri" w:eastAsia="Times New Roman" w:hAnsi="Calibri" w:cs="Calibri"/>
-          <w:color w:val="333333"/>
-          <w:kern w:val="0"/>
-          <w14:ligatures w14:val="none"/>
+          <w:rFonts w:ascii="Calibri" w:hAnsi="Calibri" w:cs="Calibri"/>
+          <w:color w:val="333333"/>
         </w:rPr>
         <w:t xml:space="preserve"> left hand up to the left/right hand down to the right</w:t>
       </w:r>
-    </w:p>
-    <w:p>
-      <w:pPr>
-        <w:spacing w:after="0" w:line="240" w:lineRule="auto"/>
-        <w:rPr>
-          <w:rFonts w:ascii="Calibri" w:eastAsia="Times New Roman" w:hAnsi="Calibri" w:cs="Calibri"/>
-          <w:kern w:val="0"/>
-          <w14:ligatures w14:val="none"/>
-        </w:rPr>
-      </w:pPr>
-    </w:p>
-    <w:p>
-      <w:pPr>
-        <w:rPr>
-          <w:rFonts w:ascii="Calibri" w:hAnsi="Calibri" w:cs="Calibri"/>
-        </w:rPr>
-      </w:pPr>
     </w:p>
     <w:sectPr>
       <w:headerReference w:type="default" r:id="rId7"/>
@@ -2164,6 +3850,304 @@
 <file path=word/numbering.xml><?xml version="1.0" encoding="utf-8"?>
 <w:numbering xmlns:wpc="http://schemas.microsoft.com/office/word/2010/wordprocessingCanvas" xmlns:cx="http://schemas.microsoft.com/office/drawing/2014/chartex" xmlns:cx1="http://schemas.microsoft.com/office/drawing/2015/9/8/chartex" xmlns:cx2="http://schemas.microsoft.com/office/drawing/2015/10/21/chartex" xmlns:cx3="http://schemas.microsoft.com/office/drawing/2016/5/9/chartex" xmlns:cx4="http://schemas.microsoft.com/office/drawing/2016/5/10/chartex" xmlns:cx5="http://schemas.microsoft.com/office/drawing/2016/5/11/chartex" xmlns:cx6="http://schemas.microsoft.com/office/drawing/2016/5/12/chartex" xmlns:cx7="http://schemas.microsoft.com/office/drawing/2016/5/13/chartex" xmlns:cx8="http://schemas.microsoft.com/office/drawing/2016/5/14/chartex" xmlns:mc="http://schemas.openxmlformats.org/markup-compatibility/2006" xmlns:aink="http://schemas.microsoft.com/office/drawing/2016/ink" xmlns:am3d="http://schemas.microsoft.com/office/drawing/2017/model3d" xmlns:o="urn:schemas-microsoft-com:office:office" xmlns:oel="http://schemas.microsoft.com/office/2019/extlst" xmlns:r="http://schemas.openxmlformats.org/officeDocument/2006/relationships" xmlns:m="http://schemas.openxmlformats.org/officeDocument/2006/math" xmlns:v="urn:schemas-microsoft-com:vml" xmlns:wp14="http://schemas.microsoft.com/office/word/2010/wordprocessingDrawing" xmlns:wp="http://schemas.openxmlformats.org/drawingml/2006/wordprocessingDrawing" xmlns:w10="urn:schemas-microsoft-com:office:word" xmlns:w="http://schemas.openxmlformats.org/wordprocessingml/2006/main" xmlns:w14="http://schemas.microsoft.com/office/word/2010/wordml" xmlns:w15="http://schemas.microsoft.com/office/word/2012/wordml" xmlns:w16cex="http://schemas.microsoft.com/office/word/2018/wordml/cex" xmlns:w16cid="http://schemas.microsoft.com/office/word/2016/wordml/cid" xmlns:w16="http://schemas.microsoft.com/office/word/2018/wordml" xmlns:w16du="http://schemas.microsoft.com/office/word/2023/wordml/word16du" xmlns:w16sdtdh="http://schemas.microsoft.com/office/word/2020/wordml/sdtdatahash" xmlns:w16sdtfl="http://schemas.microsoft.com/office/word/2024/wordml/sdtformatlock" xmlns:w16se="http://schemas.microsoft.com/office/word/2015/wordml/symex" xmlns:wpg="http://schemas.microsoft.com/office/word/2010/wordprocessingGroup" xmlns:wpi="http://schemas.microsoft.com/office/word/2010/wordprocessingInk" xmlns:wne="http://schemas.microsoft.com/office/word/2006/wordml" xmlns:wps="http://schemas.microsoft.com/office/word/2010/wordprocessingShape" mc:Ignorable="w14 w15 w16se w16cid w16 w16cex w16sdtdh w16sdtfl w16du wp14">
   <w:abstractNum w:abstractNumId="0" w15:restartNumberingAfterBreak="0">
+    <w:nsid w:val="049A2D05"/>
+    <w:multiLevelType w:val="multilevel"/>
+    <w:tmpl w:val="C47A088A"/>
+    <w:lvl w:ilvl="0">
+      <w:start w:val="1"/>
+      <w:numFmt w:val="bullet"/>
+      <w:lvlText w:val=""/>
+      <w:lvlJc w:val="left"/>
+      <w:pPr>
+        <w:tabs>
+          <w:tab w:val="num" w:pos="720"/>
+        </w:tabs>
+        <w:ind w:left="720" w:hanging="360"/>
+      </w:pPr>
+      <w:rPr>
+        <w:rFonts w:ascii="Symbol" w:hAnsi="Symbol" w:hint="default"/>
+        <w:sz w:val="20"/>
+      </w:rPr>
+    </w:lvl>
+    <w:lvl w:ilvl="1">
+      <w:start w:val="1"/>
+      <w:numFmt w:val="bullet"/>
+      <w:lvlText w:val="o"/>
+      <w:lvlJc w:val="left"/>
+      <w:pPr>
+        <w:tabs>
+          <w:tab w:val="num" w:pos="1440"/>
+        </w:tabs>
+        <w:ind w:left="1440" w:hanging="360"/>
+      </w:pPr>
+      <w:rPr>
+        <w:rFonts w:ascii="Courier New" w:hAnsi="Courier New" w:hint="default"/>
+        <w:sz w:val="20"/>
+      </w:rPr>
+    </w:lvl>
+    <w:lvl w:ilvl="2" w:tentative="1">
+      <w:start w:val="1"/>
+      <w:numFmt w:val="bullet"/>
+      <w:lvlText w:val=""/>
+      <w:lvlJc w:val="left"/>
+      <w:pPr>
+        <w:tabs>
+          <w:tab w:val="num" w:pos="2160"/>
+        </w:tabs>
+        <w:ind w:left="2160" w:hanging="360"/>
+      </w:pPr>
+      <w:rPr>
+        <w:rFonts w:ascii="Wingdings" w:hAnsi="Wingdings" w:hint="default"/>
+        <w:sz w:val="20"/>
+      </w:rPr>
+    </w:lvl>
+    <w:lvl w:ilvl="3" w:tentative="1">
+      <w:start w:val="1"/>
+      <w:numFmt w:val="bullet"/>
+      <w:lvlText w:val=""/>
+      <w:lvlJc w:val="left"/>
+      <w:pPr>
+        <w:tabs>
+          <w:tab w:val="num" w:pos="2880"/>
+        </w:tabs>
+        <w:ind w:left="2880" w:hanging="360"/>
+      </w:pPr>
+      <w:rPr>
+        <w:rFonts w:ascii="Wingdings" w:hAnsi="Wingdings" w:hint="default"/>
+        <w:sz w:val="20"/>
+      </w:rPr>
+    </w:lvl>
+    <w:lvl w:ilvl="4" w:tentative="1">
+      <w:start w:val="1"/>
+      <w:numFmt w:val="bullet"/>
+      <w:lvlText w:val=""/>
+      <w:lvlJc w:val="left"/>
+      <w:pPr>
+        <w:tabs>
+          <w:tab w:val="num" w:pos="3600"/>
+        </w:tabs>
+        <w:ind w:left="3600" w:hanging="360"/>
+      </w:pPr>
+      <w:rPr>
+        <w:rFonts w:ascii="Wingdings" w:hAnsi="Wingdings" w:hint="default"/>
+        <w:sz w:val="20"/>
+      </w:rPr>
+    </w:lvl>
+    <w:lvl w:ilvl="5" w:tentative="1">
+      <w:start w:val="1"/>
+      <w:numFmt w:val="bullet"/>
+      <w:lvlText w:val=""/>
+      <w:lvlJc w:val="left"/>
+      <w:pPr>
+        <w:tabs>
+          <w:tab w:val="num" w:pos="4320"/>
+        </w:tabs>
+        <w:ind w:left="4320" w:hanging="360"/>
+      </w:pPr>
+      <w:rPr>
+        <w:rFonts w:ascii="Wingdings" w:hAnsi="Wingdings" w:hint="default"/>
+        <w:sz w:val="20"/>
+      </w:rPr>
+    </w:lvl>
+    <w:lvl w:ilvl="6" w:tentative="1">
+      <w:start w:val="1"/>
+      <w:numFmt w:val="bullet"/>
+      <w:lvlText w:val=""/>
+      <w:lvlJc w:val="left"/>
+      <w:pPr>
+        <w:tabs>
+          <w:tab w:val="num" w:pos="5040"/>
+        </w:tabs>
+        <w:ind w:left="5040" w:hanging="360"/>
+      </w:pPr>
+      <w:rPr>
+        <w:rFonts w:ascii="Wingdings" w:hAnsi="Wingdings" w:hint="default"/>
+        <w:sz w:val="20"/>
+      </w:rPr>
+    </w:lvl>
+    <w:lvl w:ilvl="7" w:tentative="1">
+      <w:start w:val="1"/>
+      <w:numFmt w:val="bullet"/>
+      <w:lvlText w:val=""/>
+      <w:lvlJc w:val="left"/>
+      <w:pPr>
+        <w:tabs>
+          <w:tab w:val="num" w:pos="5760"/>
+        </w:tabs>
+        <w:ind w:left="5760" w:hanging="360"/>
+      </w:pPr>
+      <w:rPr>
+        <w:rFonts w:ascii="Wingdings" w:hAnsi="Wingdings" w:hint="default"/>
+        <w:sz w:val="20"/>
+      </w:rPr>
+    </w:lvl>
+    <w:lvl w:ilvl="8" w:tentative="1">
+      <w:start w:val="1"/>
+      <w:numFmt w:val="bullet"/>
+      <w:lvlText w:val=""/>
+      <w:lvlJc w:val="left"/>
+      <w:pPr>
+        <w:tabs>
+          <w:tab w:val="num" w:pos="6480"/>
+        </w:tabs>
+        <w:ind w:left="6480" w:hanging="360"/>
+      </w:pPr>
+      <w:rPr>
+        <w:rFonts w:ascii="Wingdings" w:hAnsi="Wingdings" w:hint="default"/>
+        <w:sz w:val="20"/>
+      </w:rPr>
+    </w:lvl>
+  </w:abstractNum>
+  <w:abstractNum w:abstractNumId="1" w15:restartNumberingAfterBreak="0">
+    <w:nsid w:val="124D3B27"/>
+    <w:multiLevelType w:val="multilevel"/>
+    <w:tmpl w:val="06C8A22C"/>
+    <w:lvl w:ilvl="0">
+      <w:start w:val="1"/>
+      <w:numFmt w:val="bullet"/>
+      <w:lvlText w:val=""/>
+      <w:lvlJc w:val="left"/>
+      <w:pPr>
+        <w:tabs>
+          <w:tab w:val="num" w:pos="720"/>
+        </w:tabs>
+        <w:ind w:left="720" w:hanging="360"/>
+      </w:pPr>
+      <w:rPr>
+        <w:rFonts w:ascii="Symbol" w:hAnsi="Symbol" w:hint="default"/>
+        <w:sz w:val="20"/>
+      </w:rPr>
+    </w:lvl>
+    <w:lvl w:ilvl="1" w:tentative="1">
+      <w:start w:val="1"/>
+      <w:numFmt w:val="bullet"/>
+      <w:lvlText w:val="o"/>
+      <w:lvlJc w:val="left"/>
+      <w:pPr>
+        <w:tabs>
+          <w:tab w:val="num" w:pos="1440"/>
+        </w:tabs>
+        <w:ind w:left="1440" w:hanging="360"/>
+      </w:pPr>
+      <w:rPr>
+        <w:rFonts w:ascii="Courier New" w:hAnsi="Courier New" w:hint="default"/>
+        <w:sz w:val="20"/>
+      </w:rPr>
+    </w:lvl>
+    <w:lvl w:ilvl="2" w:tentative="1">
+      <w:start w:val="1"/>
+      <w:numFmt w:val="bullet"/>
+      <w:lvlText w:val=""/>
+      <w:lvlJc w:val="left"/>
+      <w:pPr>
+        <w:tabs>
+          <w:tab w:val="num" w:pos="2160"/>
+        </w:tabs>
+        <w:ind w:left="2160" w:hanging="360"/>
+      </w:pPr>
+      <w:rPr>
+        <w:rFonts w:ascii="Wingdings" w:hAnsi="Wingdings" w:hint="default"/>
+        <w:sz w:val="20"/>
+      </w:rPr>
+    </w:lvl>
+    <w:lvl w:ilvl="3" w:tentative="1">
+      <w:start w:val="1"/>
+      <w:numFmt w:val="bullet"/>
+      <w:lvlText w:val=""/>
+      <w:lvlJc w:val="left"/>
+      <w:pPr>
+        <w:tabs>
+          <w:tab w:val="num" w:pos="2880"/>
+        </w:tabs>
+        <w:ind w:left="2880" w:hanging="360"/>
+      </w:pPr>
+      <w:rPr>
+        <w:rFonts w:ascii="Wingdings" w:hAnsi="Wingdings" w:hint="default"/>
+        <w:sz w:val="20"/>
+      </w:rPr>
+    </w:lvl>
+    <w:lvl w:ilvl="4" w:tentative="1">
+      <w:start w:val="1"/>
+      <w:numFmt w:val="bullet"/>
+      <w:lvlText w:val=""/>
+      <w:lvlJc w:val="left"/>
+      <w:pPr>
+        <w:tabs>
+          <w:tab w:val="num" w:pos="3600"/>
+        </w:tabs>
+        <w:ind w:left="3600" w:hanging="360"/>
+      </w:pPr>
+      <w:rPr>
+        <w:rFonts w:ascii="Wingdings" w:hAnsi="Wingdings" w:hint="default"/>
+        <w:sz w:val="20"/>
+      </w:rPr>
+    </w:lvl>
+    <w:lvl w:ilvl="5" w:tentative="1">
+      <w:start w:val="1"/>
+      <w:numFmt w:val="bullet"/>
+      <w:lvlText w:val=""/>
+      <w:lvlJc w:val="left"/>
+      <w:pPr>
+        <w:tabs>
+          <w:tab w:val="num" w:pos="4320"/>
+        </w:tabs>
+        <w:ind w:left="4320" w:hanging="360"/>
+      </w:pPr>
+      <w:rPr>
+        <w:rFonts w:ascii="Wingdings" w:hAnsi="Wingdings" w:hint="default"/>
+        <w:sz w:val="20"/>
+      </w:rPr>
+    </w:lvl>
+    <w:lvl w:ilvl="6" w:tentative="1">
+      <w:start w:val="1"/>
+      <w:numFmt w:val="bullet"/>
+      <w:lvlText w:val=""/>
+      <w:lvlJc w:val="left"/>
+      <w:pPr>
+        <w:tabs>
+          <w:tab w:val="num" w:pos="5040"/>
+        </w:tabs>
+        <w:ind w:left="5040" w:hanging="360"/>
+      </w:pPr>
+      <w:rPr>
+        <w:rFonts w:ascii="Wingdings" w:hAnsi="Wingdings" w:hint="default"/>
+        <w:sz w:val="20"/>
+      </w:rPr>
+    </w:lvl>
+    <w:lvl w:ilvl="7" w:tentative="1">
+      <w:start w:val="1"/>
+      <w:numFmt w:val="bullet"/>
+      <w:lvlText w:val=""/>
+      <w:lvlJc w:val="left"/>
+      <w:pPr>
+        <w:tabs>
+          <w:tab w:val="num" w:pos="5760"/>
+        </w:tabs>
+        <w:ind w:left="5760" w:hanging="360"/>
+      </w:pPr>
+      <w:rPr>
+        <w:rFonts w:ascii="Wingdings" w:hAnsi="Wingdings" w:hint="default"/>
+        <w:sz w:val="20"/>
+      </w:rPr>
+    </w:lvl>
+    <w:lvl w:ilvl="8" w:tentative="1">
+      <w:start w:val="1"/>
+      <w:numFmt w:val="bullet"/>
+      <w:lvlText w:val=""/>
+      <w:lvlJc w:val="left"/>
+      <w:pPr>
+        <w:tabs>
+          <w:tab w:val="num" w:pos="6480"/>
+        </w:tabs>
+        <w:ind w:left="6480" w:hanging="360"/>
+      </w:pPr>
+      <w:rPr>
+        <w:rFonts w:ascii="Wingdings" w:hAnsi="Wingdings" w:hint="default"/>
+        <w:sz w:val="20"/>
+      </w:rPr>
+    </w:lvl>
+  </w:abstractNum>
+  <w:abstractNum w:abstractNumId="2" w15:restartNumberingAfterBreak="0">
     <w:nsid w:val="17641FAE"/>
     <w:multiLevelType w:val="multilevel"/>
     <w:tmpl w:val="2F2C25D0"/>
@@ -2312,7 +4296,7 @@
       </w:rPr>
     </w:lvl>
   </w:abstractNum>
-  <w:abstractNum w:abstractNumId="1" w15:restartNumberingAfterBreak="0">
+  <w:abstractNum w:abstractNumId="3" w15:restartNumberingAfterBreak="0">
     <w:nsid w:val="19FD4589"/>
     <w:multiLevelType w:val="multilevel"/>
     <w:tmpl w:val="9B6E73E6"/>
@@ -2461,7 +4445,156 @@
       </w:rPr>
     </w:lvl>
   </w:abstractNum>
-  <w:abstractNum w:abstractNumId="2" w15:restartNumberingAfterBreak="0">
+  <w:abstractNum w:abstractNumId="4" w15:restartNumberingAfterBreak="0">
+    <w:nsid w:val="1EF552FA"/>
+    <w:multiLevelType w:val="multilevel"/>
+    <w:tmpl w:val="EE98EBB2"/>
+    <w:lvl w:ilvl="0">
+      <w:start w:val="1"/>
+      <w:numFmt w:val="bullet"/>
+      <w:lvlText w:val=""/>
+      <w:lvlJc w:val="left"/>
+      <w:pPr>
+        <w:tabs>
+          <w:tab w:val="num" w:pos="720"/>
+        </w:tabs>
+        <w:ind w:left="720" w:hanging="360"/>
+      </w:pPr>
+      <w:rPr>
+        <w:rFonts w:ascii="Symbol" w:hAnsi="Symbol" w:hint="default"/>
+        <w:sz w:val="20"/>
+      </w:rPr>
+    </w:lvl>
+    <w:lvl w:ilvl="1" w:tentative="1">
+      <w:start w:val="1"/>
+      <w:numFmt w:val="bullet"/>
+      <w:lvlText w:val="o"/>
+      <w:lvlJc w:val="left"/>
+      <w:pPr>
+        <w:tabs>
+          <w:tab w:val="num" w:pos="1440"/>
+        </w:tabs>
+        <w:ind w:left="1440" w:hanging="360"/>
+      </w:pPr>
+      <w:rPr>
+        <w:rFonts w:ascii="Courier New" w:hAnsi="Courier New" w:hint="default"/>
+        <w:sz w:val="20"/>
+      </w:rPr>
+    </w:lvl>
+    <w:lvl w:ilvl="2" w:tentative="1">
+      <w:start w:val="1"/>
+      <w:numFmt w:val="bullet"/>
+      <w:lvlText w:val=""/>
+      <w:lvlJc w:val="left"/>
+      <w:pPr>
+        <w:tabs>
+          <w:tab w:val="num" w:pos="2160"/>
+        </w:tabs>
+        <w:ind w:left="2160" w:hanging="360"/>
+      </w:pPr>
+      <w:rPr>
+        <w:rFonts w:ascii="Wingdings" w:hAnsi="Wingdings" w:hint="default"/>
+        <w:sz w:val="20"/>
+      </w:rPr>
+    </w:lvl>
+    <w:lvl w:ilvl="3" w:tentative="1">
+      <w:start w:val="1"/>
+      <w:numFmt w:val="bullet"/>
+      <w:lvlText w:val=""/>
+      <w:lvlJc w:val="left"/>
+      <w:pPr>
+        <w:tabs>
+          <w:tab w:val="num" w:pos="2880"/>
+        </w:tabs>
+        <w:ind w:left="2880" w:hanging="360"/>
+      </w:pPr>
+      <w:rPr>
+        <w:rFonts w:ascii="Wingdings" w:hAnsi="Wingdings" w:hint="default"/>
+        <w:sz w:val="20"/>
+      </w:rPr>
+    </w:lvl>
+    <w:lvl w:ilvl="4" w:tentative="1">
+      <w:start w:val="1"/>
+      <w:numFmt w:val="bullet"/>
+      <w:lvlText w:val=""/>
+      <w:lvlJc w:val="left"/>
+      <w:pPr>
+        <w:tabs>
+          <w:tab w:val="num" w:pos="3600"/>
+        </w:tabs>
+        <w:ind w:left="3600" w:hanging="360"/>
+      </w:pPr>
+      <w:rPr>
+        <w:rFonts w:ascii="Wingdings" w:hAnsi="Wingdings" w:hint="default"/>
+        <w:sz w:val="20"/>
+      </w:rPr>
+    </w:lvl>
+    <w:lvl w:ilvl="5" w:tentative="1">
+      <w:start w:val="1"/>
+      <w:numFmt w:val="bullet"/>
+      <w:lvlText w:val=""/>
+      <w:lvlJc w:val="left"/>
+      <w:pPr>
+        <w:tabs>
+          <w:tab w:val="num" w:pos="4320"/>
+        </w:tabs>
+        <w:ind w:left="4320" w:hanging="360"/>
+      </w:pPr>
+      <w:rPr>
+        <w:rFonts w:ascii="Wingdings" w:hAnsi="Wingdings" w:hint="default"/>
+        <w:sz w:val="20"/>
+      </w:rPr>
+    </w:lvl>
+    <w:lvl w:ilvl="6" w:tentative="1">
+      <w:start w:val="1"/>
+      <w:numFmt w:val="bullet"/>
+      <w:lvlText w:val=""/>
+      <w:lvlJc w:val="left"/>
+      <w:pPr>
+        <w:tabs>
+          <w:tab w:val="num" w:pos="5040"/>
+        </w:tabs>
+        <w:ind w:left="5040" w:hanging="360"/>
+      </w:pPr>
+      <w:rPr>
+        <w:rFonts w:ascii="Wingdings" w:hAnsi="Wingdings" w:hint="default"/>
+        <w:sz w:val="20"/>
+      </w:rPr>
+    </w:lvl>
+    <w:lvl w:ilvl="7" w:tentative="1">
+      <w:start w:val="1"/>
+      <w:numFmt w:val="bullet"/>
+      <w:lvlText w:val=""/>
+      <w:lvlJc w:val="left"/>
+      <w:pPr>
+        <w:tabs>
+          <w:tab w:val="num" w:pos="5760"/>
+        </w:tabs>
+        <w:ind w:left="5760" w:hanging="360"/>
+      </w:pPr>
+      <w:rPr>
+        <w:rFonts w:ascii="Wingdings" w:hAnsi="Wingdings" w:hint="default"/>
+        <w:sz w:val="20"/>
+      </w:rPr>
+    </w:lvl>
+    <w:lvl w:ilvl="8" w:tentative="1">
+      <w:start w:val="1"/>
+      <w:numFmt w:val="bullet"/>
+      <w:lvlText w:val=""/>
+      <w:lvlJc w:val="left"/>
+      <w:pPr>
+        <w:tabs>
+          <w:tab w:val="num" w:pos="6480"/>
+        </w:tabs>
+        <w:ind w:left="6480" w:hanging="360"/>
+      </w:pPr>
+      <w:rPr>
+        <w:rFonts w:ascii="Wingdings" w:hAnsi="Wingdings" w:hint="default"/>
+        <w:sz w:val="20"/>
+      </w:rPr>
+    </w:lvl>
+  </w:abstractNum>
+  <w:abstractNum w:abstractNumId="5" w15:restartNumberingAfterBreak="0">
     <w:nsid w:val="2D055163"/>
     <w:multiLevelType w:val="multilevel"/>
     <w:tmpl w:val="F6BE726C"/>
@@ -2610,7 +4743,7 @@
       </w:rPr>
     </w:lvl>
   </w:abstractNum>
-  <w:abstractNum w:abstractNumId="3" w15:restartNumberingAfterBreak="0">
+  <w:abstractNum w:abstractNumId="6" w15:restartNumberingAfterBreak="0">
     <w:nsid w:val="30F26269"/>
     <w:multiLevelType w:val="multilevel"/>
     <w:tmpl w:val="5EBCA9D8"/>
@@ -2759,7 +4892,7 @@
       </w:rPr>
     </w:lvl>
   </w:abstractNum>
-  <w:abstractNum w:abstractNumId="4" w15:restartNumberingAfterBreak="0">
+  <w:abstractNum w:abstractNumId="7" w15:restartNumberingAfterBreak="0">
     <w:nsid w:val="31AB23B1"/>
     <w:multiLevelType w:val="multilevel"/>
     <w:tmpl w:val="D9CCE446"/>
@@ -2908,7 +5041,603 @@
       </w:rPr>
     </w:lvl>
   </w:abstractNum>
-  <w:abstractNum w:abstractNumId="5" w15:restartNumberingAfterBreak="0">
+  <w:abstractNum w:abstractNumId="8" w15:restartNumberingAfterBreak="0">
+    <w:nsid w:val="33667CEC"/>
+    <w:multiLevelType w:val="multilevel"/>
+    <w:tmpl w:val="6B04EA78"/>
+    <w:lvl w:ilvl="0">
+      <w:start w:val="1"/>
+      <w:numFmt w:val="bullet"/>
+      <w:lvlText w:val=""/>
+      <w:lvlJc w:val="left"/>
+      <w:pPr>
+        <w:tabs>
+          <w:tab w:val="num" w:pos="720"/>
+        </w:tabs>
+        <w:ind w:left="720" w:hanging="360"/>
+      </w:pPr>
+      <w:rPr>
+        <w:rFonts w:ascii="Symbol" w:hAnsi="Symbol" w:hint="default"/>
+        <w:sz w:val="20"/>
+      </w:rPr>
+    </w:lvl>
+    <w:lvl w:ilvl="1" w:tentative="1">
+      <w:start w:val="1"/>
+      <w:numFmt w:val="bullet"/>
+      <w:lvlText w:val="o"/>
+      <w:lvlJc w:val="left"/>
+      <w:pPr>
+        <w:tabs>
+          <w:tab w:val="num" w:pos="1440"/>
+        </w:tabs>
+        <w:ind w:left="1440" w:hanging="360"/>
+      </w:pPr>
+      <w:rPr>
+        <w:rFonts w:ascii="Courier New" w:hAnsi="Courier New" w:hint="default"/>
+        <w:sz w:val="20"/>
+      </w:rPr>
+    </w:lvl>
+    <w:lvl w:ilvl="2" w:tentative="1">
+      <w:start w:val="1"/>
+      <w:numFmt w:val="bullet"/>
+      <w:lvlText w:val=""/>
+      <w:lvlJc w:val="left"/>
+      <w:pPr>
+        <w:tabs>
+          <w:tab w:val="num" w:pos="2160"/>
+        </w:tabs>
+        <w:ind w:left="2160" w:hanging="360"/>
+      </w:pPr>
+      <w:rPr>
+        <w:rFonts w:ascii="Wingdings" w:hAnsi="Wingdings" w:hint="default"/>
+        <w:sz w:val="20"/>
+      </w:rPr>
+    </w:lvl>
+    <w:lvl w:ilvl="3" w:tentative="1">
+      <w:start w:val="1"/>
+      <w:numFmt w:val="bullet"/>
+      <w:lvlText w:val=""/>
+      <w:lvlJc w:val="left"/>
+      <w:pPr>
+        <w:tabs>
+          <w:tab w:val="num" w:pos="2880"/>
+        </w:tabs>
+        <w:ind w:left="2880" w:hanging="360"/>
+      </w:pPr>
+      <w:rPr>
+        <w:rFonts w:ascii="Wingdings" w:hAnsi="Wingdings" w:hint="default"/>
+        <w:sz w:val="20"/>
+      </w:rPr>
+    </w:lvl>
+    <w:lvl w:ilvl="4" w:tentative="1">
+      <w:start w:val="1"/>
+      <w:numFmt w:val="bullet"/>
+      <w:lvlText w:val=""/>
+      <w:lvlJc w:val="left"/>
+      <w:pPr>
+        <w:tabs>
+          <w:tab w:val="num" w:pos="3600"/>
+        </w:tabs>
+        <w:ind w:left="3600" w:hanging="360"/>
+      </w:pPr>
+      <w:rPr>
+        <w:rFonts w:ascii="Wingdings" w:hAnsi="Wingdings" w:hint="default"/>
+        <w:sz w:val="20"/>
+      </w:rPr>
+    </w:lvl>
+    <w:lvl w:ilvl="5" w:tentative="1">
+      <w:start w:val="1"/>
+      <w:numFmt w:val="bullet"/>
+      <w:lvlText w:val=""/>
+      <w:lvlJc w:val="left"/>
+      <w:pPr>
+        <w:tabs>
+          <w:tab w:val="num" w:pos="4320"/>
+        </w:tabs>
+        <w:ind w:left="4320" w:hanging="360"/>
+      </w:pPr>
+      <w:rPr>
+        <w:rFonts w:ascii="Wingdings" w:hAnsi="Wingdings" w:hint="default"/>
+        <w:sz w:val="20"/>
+      </w:rPr>
+    </w:lvl>
+    <w:lvl w:ilvl="6" w:tentative="1">
+      <w:start w:val="1"/>
+      <w:numFmt w:val="bullet"/>
+      <w:lvlText w:val=""/>
+      <w:lvlJc w:val="left"/>
+      <w:pPr>
+        <w:tabs>
+          <w:tab w:val="num" w:pos="5040"/>
+        </w:tabs>
+        <w:ind w:left="5040" w:hanging="360"/>
+      </w:pPr>
+      <w:rPr>
+        <w:rFonts w:ascii="Wingdings" w:hAnsi="Wingdings" w:hint="default"/>
+        <w:sz w:val="20"/>
+      </w:rPr>
+    </w:lvl>
+    <w:lvl w:ilvl="7" w:tentative="1">
+      <w:start w:val="1"/>
+      <w:numFmt w:val="bullet"/>
+      <w:lvlText w:val=""/>
+      <w:lvlJc w:val="left"/>
+      <w:pPr>
+        <w:tabs>
+          <w:tab w:val="num" w:pos="5760"/>
+        </w:tabs>
+        <w:ind w:left="5760" w:hanging="360"/>
+      </w:pPr>
+      <w:rPr>
+        <w:rFonts w:ascii="Wingdings" w:hAnsi="Wingdings" w:hint="default"/>
+        <w:sz w:val="20"/>
+      </w:rPr>
+    </w:lvl>
+    <w:lvl w:ilvl="8" w:tentative="1">
+      <w:start w:val="1"/>
+      <w:numFmt w:val="bullet"/>
+      <w:lvlText w:val=""/>
+      <w:lvlJc w:val="left"/>
+      <w:pPr>
+        <w:tabs>
+          <w:tab w:val="num" w:pos="6480"/>
+        </w:tabs>
+        <w:ind w:left="6480" w:hanging="360"/>
+      </w:pPr>
+      <w:rPr>
+        <w:rFonts w:ascii="Wingdings" w:hAnsi="Wingdings" w:hint="default"/>
+        <w:sz w:val="20"/>
+      </w:rPr>
+    </w:lvl>
+  </w:abstractNum>
+  <w:abstractNum w:abstractNumId="9" w15:restartNumberingAfterBreak="0">
+    <w:nsid w:val="368E2CF9"/>
+    <w:multiLevelType w:val="multilevel"/>
+    <w:tmpl w:val="1FA67FEC"/>
+    <w:lvl w:ilvl="0">
+      <w:start w:val="1"/>
+      <w:numFmt w:val="bullet"/>
+      <w:lvlText w:val=""/>
+      <w:lvlJc w:val="left"/>
+      <w:pPr>
+        <w:tabs>
+          <w:tab w:val="num" w:pos="720"/>
+        </w:tabs>
+        <w:ind w:left="720" w:hanging="360"/>
+      </w:pPr>
+      <w:rPr>
+        <w:rFonts w:ascii="Symbol" w:hAnsi="Symbol" w:hint="default"/>
+        <w:sz w:val="20"/>
+      </w:rPr>
+    </w:lvl>
+    <w:lvl w:ilvl="1" w:tentative="1">
+      <w:start w:val="1"/>
+      <w:numFmt w:val="bullet"/>
+      <w:lvlText w:val="o"/>
+      <w:lvlJc w:val="left"/>
+      <w:pPr>
+        <w:tabs>
+          <w:tab w:val="num" w:pos="1440"/>
+        </w:tabs>
+        <w:ind w:left="1440" w:hanging="360"/>
+      </w:pPr>
+      <w:rPr>
+        <w:rFonts w:ascii="Courier New" w:hAnsi="Courier New" w:hint="default"/>
+        <w:sz w:val="20"/>
+      </w:rPr>
+    </w:lvl>
+    <w:lvl w:ilvl="2" w:tentative="1">
+      <w:start w:val="1"/>
+      <w:numFmt w:val="bullet"/>
+      <w:lvlText w:val=""/>
+      <w:lvlJc w:val="left"/>
+      <w:pPr>
+        <w:tabs>
+          <w:tab w:val="num" w:pos="2160"/>
+        </w:tabs>
+        <w:ind w:left="2160" w:hanging="360"/>
+      </w:pPr>
+      <w:rPr>
+        <w:rFonts w:ascii="Wingdings" w:hAnsi="Wingdings" w:hint="default"/>
+        <w:sz w:val="20"/>
+      </w:rPr>
+    </w:lvl>
+    <w:lvl w:ilvl="3" w:tentative="1">
+      <w:start w:val="1"/>
+      <w:numFmt w:val="bullet"/>
+      <w:lvlText w:val=""/>
+      <w:lvlJc w:val="left"/>
+      <w:pPr>
+        <w:tabs>
+          <w:tab w:val="num" w:pos="2880"/>
+        </w:tabs>
+        <w:ind w:left="2880" w:hanging="360"/>
+      </w:pPr>
+      <w:rPr>
+        <w:rFonts w:ascii="Wingdings" w:hAnsi="Wingdings" w:hint="default"/>
+        <w:sz w:val="20"/>
+      </w:rPr>
+    </w:lvl>
+    <w:lvl w:ilvl="4" w:tentative="1">
+      <w:start w:val="1"/>
+      <w:numFmt w:val="bullet"/>
+      <w:lvlText w:val=""/>
+      <w:lvlJc w:val="left"/>
+      <w:pPr>
+        <w:tabs>
+          <w:tab w:val="num" w:pos="3600"/>
+        </w:tabs>
+        <w:ind w:left="3600" w:hanging="360"/>
+      </w:pPr>
+      <w:rPr>
+        <w:rFonts w:ascii="Wingdings" w:hAnsi="Wingdings" w:hint="default"/>
+        <w:sz w:val="20"/>
+      </w:rPr>
+    </w:lvl>
+    <w:lvl w:ilvl="5" w:tentative="1">
+      <w:start w:val="1"/>
+      <w:numFmt w:val="bullet"/>
+      <w:lvlText w:val=""/>
+      <w:lvlJc w:val="left"/>
+      <w:pPr>
+        <w:tabs>
+          <w:tab w:val="num" w:pos="4320"/>
+        </w:tabs>
+        <w:ind w:left="4320" w:hanging="360"/>
+      </w:pPr>
+      <w:rPr>
+        <w:rFonts w:ascii="Wingdings" w:hAnsi="Wingdings" w:hint="default"/>
+        <w:sz w:val="20"/>
+      </w:rPr>
+    </w:lvl>
+    <w:lvl w:ilvl="6" w:tentative="1">
+      <w:start w:val="1"/>
+      <w:numFmt w:val="bullet"/>
+      <w:lvlText w:val=""/>
+      <w:lvlJc w:val="left"/>
+      <w:pPr>
+        <w:tabs>
+          <w:tab w:val="num" w:pos="5040"/>
+        </w:tabs>
+        <w:ind w:left="5040" w:hanging="360"/>
+      </w:pPr>
+      <w:rPr>
+        <w:rFonts w:ascii="Wingdings" w:hAnsi="Wingdings" w:hint="default"/>
+        <w:sz w:val="20"/>
+      </w:rPr>
+    </w:lvl>
+    <w:lvl w:ilvl="7" w:tentative="1">
+      <w:start w:val="1"/>
+      <w:numFmt w:val="bullet"/>
+      <w:lvlText w:val=""/>
+      <w:lvlJc w:val="left"/>
+      <w:pPr>
+        <w:tabs>
+          <w:tab w:val="num" w:pos="5760"/>
+        </w:tabs>
+        <w:ind w:left="5760" w:hanging="360"/>
+      </w:pPr>
+      <w:rPr>
+        <w:rFonts w:ascii="Wingdings" w:hAnsi="Wingdings" w:hint="default"/>
+        <w:sz w:val="20"/>
+      </w:rPr>
+    </w:lvl>
+    <w:lvl w:ilvl="8" w:tentative="1">
+      <w:start w:val="1"/>
+      <w:numFmt w:val="bullet"/>
+      <w:lvlText w:val=""/>
+      <w:lvlJc w:val="left"/>
+      <w:pPr>
+        <w:tabs>
+          <w:tab w:val="num" w:pos="6480"/>
+        </w:tabs>
+        <w:ind w:left="6480" w:hanging="360"/>
+      </w:pPr>
+      <w:rPr>
+        <w:rFonts w:ascii="Wingdings" w:hAnsi="Wingdings" w:hint="default"/>
+        <w:sz w:val="20"/>
+      </w:rPr>
+    </w:lvl>
+  </w:abstractNum>
+  <w:abstractNum w:abstractNumId="10" w15:restartNumberingAfterBreak="0">
+    <w:nsid w:val="3ED23A05"/>
+    <w:multiLevelType w:val="multilevel"/>
+    <w:tmpl w:val="FEA6B138"/>
+    <w:lvl w:ilvl="0">
+      <w:start w:val="1"/>
+      <w:numFmt w:val="bullet"/>
+      <w:lvlText w:val=""/>
+      <w:lvlJc w:val="left"/>
+      <w:pPr>
+        <w:tabs>
+          <w:tab w:val="num" w:pos="720"/>
+        </w:tabs>
+        <w:ind w:left="720" w:hanging="360"/>
+      </w:pPr>
+      <w:rPr>
+        <w:rFonts w:ascii="Symbol" w:hAnsi="Symbol" w:hint="default"/>
+        <w:sz w:val="20"/>
+      </w:rPr>
+    </w:lvl>
+    <w:lvl w:ilvl="1" w:tentative="1">
+      <w:start w:val="1"/>
+      <w:numFmt w:val="bullet"/>
+      <w:lvlText w:val="o"/>
+      <w:lvlJc w:val="left"/>
+      <w:pPr>
+        <w:tabs>
+          <w:tab w:val="num" w:pos="1440"/>
+        </w:tabs>
+        <w:ind w:left="1440" w:hanging="360"/>
+      </w:pPr>
+      <w:rPr>
+        <w:rFonts w:ascii="Courier New" w:hAnsi="Courier New" w:hint="default"/>
+        <w:sz w:val="20"/>
+      </w:rPr>
+    </w:lvl>
+    <w:lvl w:ilvl="2" w:tentative="1">
+      <w:start w:val="1"/>
+      <w:numFmt w:val="bullet"/>
+      <w:lvlText w:val=""/>
+      <w:lvlJc w:val="left"/>
+      <w:pPr>
+        <w:tabs>
+          <w:tab w:val="num" w:pos="2160"/>
+        </w:tabs>
+        <w:ind w:left="2160" w:hanging="360"/>
+      </w:pPr>
+      <w:rPr>
+        <w:rFonts w:ascii="Wingdings" w:hAnsi="Wingdings" w:hint="default"/>
+        <w:sz w:val="20"/>
+      </w:rPr>
+    </w:lvl>
+    <w:lvl w:ilvl="3" w:tentative="1">
+      <w:start w:val="1"/>
+      <w:numFmt w:val="bullet"/>
+      <w:lvlText w:val=""/>
+      <w:lvlJc w:val="left"/>
+      <w:pPr>
+        <w:tabs>
+          <w:tab w:val="num" w:pos="2880"/>
+        </w:tabs>
+        <w:ind w:left="2880" w:hanging="360"/>
+      </w:pPr>
+      <w:rPr>
+        <w:rFonts w:ascii="Wingdings" w:hAnsi="Wingdings" w:hint="default"/>
+        <w:sz w:val="20"/>
+      </w:rPr>
+    </w:lvl>
+    <w:lvl w:ilvl="4" w:tentative="1">
+      <w:start w:val="1"/>
+      <w:numFmt w:val="bullet"/>
+      <w:lvlText w:val=""/>
+      <w:lvlJc w:val="left"/>
+      <w:pPr>
+        <w:tabs>
+          <w:tab w:val="num" w:pos="3600"/>
+        </w:tabs>
+        <w:ind w:left="3600" w:hanging="360"/>
+      </w:pPr>
+      <w:rPr>
+        <w:rFonts w:ascii="Wingdings" w:hAnsi="Wingdings" w:hint="default"/>
+        <w:sz w:val="20"/>
+      </w:rPr>
+    </w:lvl>
+    <w:lvl w:ilvl="5" w:tentative="1">
+      <w:start w:val="1"/>
+      <w:numFmt w:val="bullet"/>
+      <w:lvlText w:val=""/>
+      <w:lvlJc w:val="left"/>
+      <w:pPr>
+        <w:tabs>
+          <w:tab w:val="num" w:pos="4320"/>
+        </w:tabs>
+        <w:ind w:left="4320" w:hanging="360"/>
+      </w:pPr>
+      <w:rPr>
+        <w:rFonts w:ascii="Wingdings" w:hAnsi="Wingdings" w:hint="default"/>
+        <w:sz w:val="20"/>
+      </w:rPr>
+    </w:lvl>
+    <w:lvl w:ilvl="6" w:tentative="1">
+      <w:start w:val="1"/>
+      <w:numFmt w:val="bullet"/>
+      <w:lvlText w:val=""/>
+      <w:lvlJc w:val="left"/>
+      <w:pPr>
+        <w:tabs>
+          <w:tab w:val="num" w:pos="5040"/>
+        </w:tabs>
+        <w:ind w:left="5040" w:hanging="360"/>
+      </w:pPr>
+      <w:rPr>
+        <w:rFonts w:ascii="Wingdings" w:hAnsi="Wingdings" w:hint="default"/>
+        <w:sz w:val="20"/>
+      </w:rPr>
+    </w:lvl>
+    <w:lvl w:ilvl="7" w:tentative="1">
+      <w:start w:val="1"/>
+      <w:numFmt w:val="bullet"/>
+      <w:lvlText w:val=""/>
+      <w:lvlJc w:val="left"/>
+      <w:pPr>
+        <w:tabs>
+          <w:tab w:val="num" w:pos="5760"/>
+        </w:tabs>
+        <w:ind w:left="5760" w:hanging="360"/>
+      </w:pPr>
+      <w:rPr>
+        <w:rFonts w:ascii="Wingdings" w:hAnsi="Wingdings" w:hint="default"/>
+        <w:sz w:val="20"/>
+      </w:rPr>
+    </w:lvl>
+    <w:lvl w:ilvl="8" w:tentative="1">
+      <w:start w:val="1"/>
+      <w:numFmt w:val="bullet"/>
+      <w:lvlText w:val=""/>
+      <w:lvlJc w:val="left"/>
+      <w:pPr>
+        <w:tabs>
+          <w:tab w:val="num" w:pos="6480"/>
+        </w:tabs>
+        <w:ind w:left="6480" w:hanging="360"/>
+      </w:pPr>
+      <w:rPr>
+        <w:rFonts w:ascii="Wingdings" w:hAnsi="Wingdings" w:hint="default"/>
+        <w:sz w:val="20"/>
+      </w:rPr>
+    </w:lvl>
+  </w:abstractNum>
+  <w:abstractNum w:abstractNumId="11" w15:restartNumberingAfterBreak="0">
+    <w:nsid w:val="50756545"/>
+    <w:multiLevelType w:val="multilevel"/>
+    <w:tmpl w:val="8338913A"/>
+    <w:lvl w:ilvl="0">
+      <w:start w:val="1"/>
+      <w:numFmt w:val="bullet"/>
+      <w:lvlText w:val=""/>
+      <w:lvlJc w:val="left"/>
+      <w:pPr>
+        <w:tabs>
+          <w:tab w:val="num" w:pos="720"/>
+        </w:tabs>
+        <w:ind w:left="720" w:hanging="360"/>
+      </w:pPr>
+      <w:rPr>
+        <w:rFonts w:ascii="Symbol" w:hAnsi="Symbol" w:hint="default"/>
+        <w:sz w:val="20"/>
+      </w:rPr>
+    </w:lvl>
+    <w:lvl w:ilvl="1">
+      <w:start w:val="1"/>
+      <w:numFmt w:val="bullet"/>
+      <w:lvlText w:val="o"/>
+      <w:lvlJc w:val="left"/>
+      <w:pPr>
+        <w:tabs>
+          <w:tab w:val="num" w:pos="1440"/>
+        </w:tabs>
+        <w:ind w:left="1440" w:hanging="360"/>
+      </w:pPr>
+      <w:rPr>
+        <w:rFonts w:ascii="Courier New" w:hAnsi="Courier New" w:hint="default"/>
+        <w:sz w:val="20"/>
+      </w:rPr>
+    </w:lvl>
+    <w:lvl w:ilvl="2" w:tentative="1">
+      <w:start w:val="1"/>
+      <w:numFmt w:val="bullet"/>
+      <w:lvlText w:val=""/>
+      <w:lvlJc w:val="left"/>
+      <w:pPr>
+        <w:tabs>
+          <w:tab w:val="num" w:pos="2160"/>
+        </w:tabs>
+        <w:ind w:left="2160" w:hanging="360"/>
+      </w:pPr>
+      <w:rPr>
+        <w:rFonts w:ascii="Wingdings" w:hAnsi="Wingdings" w:hint="default"/>
+        <w:sz w:val="20"/>
+      </w:rPr>
+    </w:lvl>
+    <w:lvl w:ilvl="3" w:tentative="1">
+      <w:start w:val="1"/>
+      <w:numFmt w:val="bullet"/>
+      <w:lvlText w:val=""/>
+      <w:lvlJc w:val="left"/>
+      <w:pPr>
+        <w:tabs>
+          <w:tab w:val="num" w:pos="2880"/>
+        </w:tabs>
+        <w:ind w:left="2880" w:hanging="360"/>
+      </w:pPr>
+      <w:rPr>
+        <w:rFonts w:ascii="Wingdings" w:hAnsi="Wingdings" w:hint="default"/>
+        <w:sz w:val="20"/>
+      </w:rPr>
+    </w:lvl>
+    <w:lvl w:ilvl="4" w:tentative="1">
+      <w:start w:val="1"/>
+      <w:numFmt w:val="bullet"/>
+      <w:lvlText w:val=""/>
+      <w:lvlJc w:val="left"/>
+      <w:pPr>
+        <w:tabs>
+          <w:tab w:val="num" w:pos="3600"/>
+        </w:tabs>
+        <w:ind w:left="3600" w:hanging="360"/>
+      </w:pPr>
+      <w:rPr>
+        <w:rFonts w:ascii="Wingdings" w:hAnsi="Wingdings" w:hint="default"/>
+        <w:sz w:val="20"/>
+      </w:rPr>
+    </w:lvl>
+    <w:lvl w:ilvl="5" w:tentative="1">
+      <w:start w:val="1"/>
+      <w:numFmt w:val="bullet"/>
+      <w:lvlText w:val=""/>
+      <w:lvlJc w:val="left"/>
+      <w:pPr>
+        <w:tabs>
+          <w:tab w:val="num" w:pos="4320"/>
+        </w:tabs>
+        <w:ind w:left="4320" w:hanging="360"/>
+      </w:pPr>
+      <w:rPr>
+        <w:rFonts w:ascii="Wingdings" w:hAnsi="Wingdings" w:hint="default"/>
+        <w:sz w:val="20"/>
+      </w:rPr>
+    </w:lvl>
+    <w:lvl w:ilvl="6" w:tentative="1">
+      <w:start w:val="1"/>
+      <w:numFmt w:val="bullet"/>
+      <w:lvlText w:val=""/>
+      <w:lvlJc w:val="left"/>
+      <w:pPr>
+        <w:tabs>
+          <w:tab w:val="num" w:pos="5040"/>
+        </w:tabs>
+        <w:ind w:left="5040" w:hanging="360"/>
+      </w:pPr>
+      <w:rPr>
+        <w:rFonts w:ascii="Wingdings" w:hAnsi="Wingdings" w:hint="default"/>
+        <w:sz w:val="20"/>
+      </w:rPr>
+    </w:lvl>
+    <w:lvl w:ilvl="7" w:tentative="1">
+      <w:start w:val="1"/>
+      <w:numFmt w:val="bullet"/>
+      <w:lvlText w:val=""/>
+      <w:lvlJc w:val="left"/>
+      <w:pPr>
+        <w:tabs>
+          <w:tab w:val="num" w:pos="5760"/>
+        </w:tabs>
+        <w:ind w:left="5760" w:hanging="360"/>
+      </w:pPr>
+      <w:rPr>
+        <w:rFonts w:ascii="Wingdings" w:hAnsi="Wingdings" w:hint="default"/>
+        <w:sz w:val="20"/>
+      </w:rPr>
+    </w:lvl>
+    <w:lvl w:ilvl="8" w:tentative="1">
+      <w:start w:val="1"/>
+      <w:numFmt w:val="bullet"/>
+      <w:lvlText w:val=""/>
+      <w:lvlJc w:val="left"/>
+      <w:pPr>
+        <w:tabs>
+          <w:tab w:val="num" w:pos="6480"/>
+        </w:tabs>
+        <w:ind w:left="6480" w:hanging="360"/>
+      </w:pPr>
+      <w:rPr>
+        <w:rFonts w:ascii="Wingdings" w:hAnsi="Wingdings" w:hint="default"/>
+        <w:sz w:val="20"/>
+      </w:rPr>
+    </w:lvl>
+  </w:abstractNum>
+  <w:abstractNum w:abstractNumId="12" w15:restartNumberingAfterBreak="0">
     <w:nsid w:val="52C759B3"/>
     <w:multiLevelType w:val="multilevel"/>
     <w:tmpl w:val="BFC8133A"/>
@@ -3057,7 +5786,7 @@
       </w:rPr>
     </w:lvl>
   </w:abstractNum>
-  <w:abstractNum w:abstractNumId="6" w15:restartNumberingAfterBreak="0">
+  <w:abstractNum w:abstractNumId="13" w15:restartNumberingAfterBreak="0">
     <w:nsid w:val="59CD699F"/>
     <w:multiLevelType w:val="multilevel"/>
     <w:tmpl w:val="8036F69C"/>
@@ -3206,7 +5935,305 @@
       </w:rPr>
     </w:lvl>
   </w:abstractNum>
-  <w:abstractNum w:abstractNumId="7" w15:restartNumberingAfterBreak="0">
+  <w:abstractNum w:abstractNumId="14" w15:restartNumberingAfterBreak="0">
+    <w:nsid w:val="61DF68F7"/>
+    <w:multiLevelType w:val="multilevel"/>
+    <w:tmpl w:val="26D63DE4"/>
+    <w:lvl w:ilvl="0">
+      <w:start w:val="1"/>
+      <w:numFmt w:val="bullet"/>
+      <w:lvlText w:val=""/>
+      <w:lvlJc w:val="left"/>
+      <w:pPr>
+        <w:tabs>
+          <w:tab w:val="num" w:pos="720"/>
+        </w:tabs>
+        <w:ind w:left="720" w:hanging="360"/>
+      </w:pPr>
+      <w:rPr>
+        <w:rFonts w:ascii="Symbol" w:hAnsi="Symbol" w:hint="default"/>
+        <w:sz w:val="20"/>
+      </w:rPr>
+    </w:lvl>
+    <w:lvl w:ilvl="1">
+      <w:start w:val="1"/>
+      <w:numFmt w:val="bullet"/>
+      <w:lvlText w:val="o"/>
+      <w:lvlJc w:val="left"/>
+      <w:pPr>
+        <w:tabs>
+          <w:tab w:val="num" w:pos="1440"/>
+        </w:tabs>
+        <w:ind w:left="1440" w:hanging="360"/>
+      </w:pPr>
+      <w:rPr>
+        <w:rFonts w:ascii="Courier New" w:hAnsi="Courier New" w:hint="default"/>
+        <w:sz w:val="20"/>
+      </w:rPr>
+    </w:lvl>
+    <w:lvl w:ilvl="2" w:tentative="1">
+      <w:start w:val="1"/>
+      <w:numFmt w:val="bullet"/>
+      <w:lvlText w:val=""/>
+      <w:lvlJc w:val="left"/>
+      <w:pPr>
+        <w:tabs>
+          <w:tab w:val="num" w:pos="2160"/>
+        </w:tabs>
+        <w:ind w:left="2160" w:hanging="360"/>
+      </w:pPr>
+      <w:rPr>
+        <w:rFonts w:ascii="Wingdings" w:hAnsi="Wingdings" w:hint="default"/>
+        <w:sz w:val="20"/>
+      </w:rPr>
+    </w:lvl>
+    <w:lvl w:ilvl="3" w:tentative="1">
+      <w:start w:val="1"/>
+      <w:numFmt w:val="bullet"/>
+      <w:lvlText w:val=""/>
+      <w:lvlJc w:val="left"/>
+      <w:pPr>
+        <w:tabs>
+          <w:tab w:val="num" w:pos="2880"/>
+        </w:tabs>
+        <w:ind w:left="2880" w:hanging="360"/>
+      </w:pPr>
+      <w:rPr>
+        <w:rFonts w:ascii="Wingdings" w:hAnsi="Wingdings" w:hint="default"/>
+        <w:sz w:val="20"/>
+      </w:rPr>
+    </w:lvl>
+    <w:lvl w:ilvl="4" w:tentative="1">
+      <w:start w:val="1"/>
+      <w:numFmt w:val="bullet"/>
+      <w:lvlText w:val=""/>
+      <w:lvlJc w:val="left"/>
+      <w:pPr>
+        <w:tabs>
+          <w:tab w:val="num" w:pos="3600"/>
+        </w:tabs>
+        <w:ind w:left="3600" w:hanging="360"/>
+      </w:pPr>
+      <w:rPr>
+        <w:rFonts w:ascii="Wingdings" w:hAnsi="Wingdings" w:hint="default"/>
+        <w:sz w:val="20"/>
+      </w:rPr>
+    </w:lvl>
+    <w:lvl w:ilvl="5" w:tentative="1">
+      <w:start w:val="1"/>
+      <w:numFmt w:val="bullet"/>
+      <w:lvlText w:val=""/>
+      <w:lvlJc w:val="left"/>
+      <w:pPr>
+        <w:tabs>
+          <w:tab w:val="num" w:pos="4320"/>
+        </w:tabs>
+        <w:ind w:left="4320" w:hanging="360"/>
+      </w:pPr>
+      <w:rPr>
+        <w:rFonts w:ascii="Wingdings" w:hAnsi="Wingdings" w:hint="default"/>
+        <w:sz w:val="20"/>
+      </w:rPr>
+    </w:lvl>
+    <w:lvl w:ilvl="6" w:tentative="1">
+      <w:start w:val="1"/>
+      <w:numFmt w:val="bullet"/>
+      <w:lvlText w:val=""/>
+      <w:lvlJc w:val="left"/>
+      <w:pPr>
+        <w:tabs>
+          <w:tab w:val="num" w:pos="5040"/>
+        </w:tabs>
+        <w:ind w:left="5040" w:hanging="360"/>
+      </w:pPr>
+      <w:rPr>
+        <w:rFonts w:ascii="Wingdings" w:hAnsi="Wingdings" w:hint="default"/>
+        <w:sz w:val="20"/>
+      </w:rPr>
+    </w:lvl>
+    <w:lvl w:ilvl="7" w:tentative="1">
+      <w:start w:val="1"/>
+      <w:numFmt w:val="bullet"/>
+      <w:lvlText w:val=""/>
+      <w:lvlJc w:val="left"/>
+      <w:pPr>
+        <w:tabs>
+          <w:tab w:val="num" w:pos="5760"/>
+        </w:tabs>
+        <w:ind w:left="5760" w:hanging="360"/>
+      </w:pPr>
+      <w:rPr>
+        <w:rFonts w:ascii="Wingdings" w:hAnsi="Wingdings" w:hint="default"/>
+        <w:sz w:val="20"/>
+      </w:rPr>
+    </w:lvl>
+    <w:lvl w:ilvl="8" w:tentative="1">
+      <w:start w:val="1"/>
+      <w:numFmt w:val="bullet"/>
+      <w:lvlText w:val=""/>
+      <w:lvlJc w:val="left"/>
+      <w:pPr>
+        <w:tabs>
+          <w:tab w:val="num" w:pos="6480"/>
+        </w:tabs>
+        <w:ind w:left="6480" w:hanging="360"/>
+      </w:pPr>
+      <w:rPr>
+        <w:rFonts w:ascii="Wingdings" w:hAnsi="Wingdings" w:hint="default"/>
+        <w:sz w:val="20"/>
+      </w:rPr>
+    </w:lvl>
+  </w:abstractNum>
+  <w:abstractNum w:abstractNumId="15" w15:restartNumberingAfterBreak="0">
+    <w:nsid w:val="64A83F60"/>
+    <w:multiLevelType w:val="multilevel"/>
+    <w:tmpl w:val="02C23ECE"/>
+    <w:lvl w:ilvl="0">
+      <w:start w:val="1"/>
+      <w:numFmt w:val="bullet"/>
+      <w:lvlText w:val=""/>
+      <w:lvlJc w:val="left"/>
+      <w:pPr>
+        <w:tabs>
+          <w:tab w:val="num" w:pos="720"/>
+        </w:tabs>
+        <w:ind w:left="720" w:hanging="360"/>
+      </w:pPr>
+      <w:rPr>
+        <w:rFonts w:ascii="Symbol" w:hAnsi="Symbol" w:hint="default"/>
+        <w:sz w:val="20"/>
+      </w:rPr>
+    </w:lvl>
+    <w:lvl w:ilvl="1" w:tentative="1">
+      <w:start w:val="1"/>
+      <w:numFmt w:val="bullet"/>
+      <w:lvlText w:val="o"/>
+      <w:lvlJc w:val="left"/>
+      <w:pPr>
+        <w:tabs>
+          <w:tab w:val="num" w:pos="1440"/>
+        </w:tabs>
+        <w:ind w:left="1440" w:hanging="360"/>
+      </w:pPr>
+      <w:rPr>
+        <w:rFonts w:ascii="Courier New" w:hAnsi="Courier New" w:hint="default"/>
+        <w:sz w:val="20"/>
+      </w:rPr>
+    </w:lvl>
+    <w:lvl w:ilvl="2" w:tentative="1">
+      <w:start w:val="1"/>
+      <w:numFmt w:val="bullet"/>
+      <w:lvlText w:val=""/>
+      <w:lvlJc w:val="left"/>
+      <w:pPr>
+        <w:tabs>
+          <w:tab w:val="num" w:pos="2160"/>
+        </w:tabs>
+        <w:ind w:left="2160" w:hanging="360"/>
+      </w:pPr>
+      <w:rPr>
+        <w:rFonts w:ascii="Wingdings" w:hAnsi="Wingdings" w:hint="default"/>
+        <w:sz w:val="20"/>
+      </w:rPr>
+    </w:lvl>
+    <w:lvl w:ilvl="3" w:tentative="1">
+      <w:start w:val="1"/>
+      <w:numFmt w:val="bullet"/>
+      <w:lvlText w:val=""/>
+      <w:lvlJc w:val="left"/>
+      <w:pPr>
+        <w:tabs>
+          <w:tab w:val="num" w:pos="2880"/>
+        </w:tabs>
+        <w:ind w:left="2880" w:hanging="360"/>
+      </w:pPr>
+      <w:rPr>
+        <w:rFonts w:ascii="Wingdings" w:hAnsi="Wingdings" w:hint="default"/>
+        <w:sz w:val="20"/>
+      </w:rPr>
+    </w:lvl>
+    <w:lvl w:ilvl="4" w:tentative="1">
+      <w:start w:val="1"/>
+      <w:numFmt w:val="bullet"/>
+      <w:lvlText w:val=""/>
+      <w:lvlJc w:val="left"/>
+      <w:pPr>
+        <w:tabs>
+          <w:tab w:val="num" w:pos="3600"/>
+        </w:tabs>
+        <w:ind w:left="3600" w:hanging="360"/>
+      </w:pPr>
+      <w:rPr>
+        <w:rFonts w:ascii="Wingdings" w:hAnsi="Wingdings" w:hint="default"/>
+        <w:sz w:val="20"/>
+      </w:rPr>
+    </w:lvl>
+    <w:lvl w:ilvl="5" w:tentative="1">
+      <w:start w:val="1"/>
+      <w:numFmt w:val="bullet"/>
+      <w:lvlText w:val=""/>
+      <w:lvlJc w:val="left"/>
+      <w:pPr>
+        <w:tabs>
+          <w:tab w:val="num" w:pos="4320"/>
+        </w:tabs>
+        <w:ind w:left="4320" w:hanging="360"/>
+      </w:pPr>
+      <w:rPr>
+        <w:rFonts w:ascii="Wingdings" w:hAnsi="Wingdings" w:hint="default"/>
+        <w:sz w:val="20"/>
+      </w:rPr>
+    </w:lvl>
+    <w:lvl w:ilvl="6" w:tentative="1">
+      <w:start w:val="1"/>
+      <w:numFmt w:val="bullet"/>
+      <w:lvlText w:val=""/>
+      <w:lvlJc w:val="left"/>
+      <w:pPr>
+        <w:tabs>
+          <w:tab w:val="num" w:pos="5040"/>
+        </w:tabs>
+        <w:ind w:left="5040" w:hanging="360"/>
+      </w:pPr>
+      <w:rPr>
+        <w:rFonts w:ascii="Wingdings" w:hAnsi="Wingdings" w:hint="default"/>
+        <w:sz w:val="20"/>
+      </w:rPr>
+    </w:lvl>
+    <w:lvl w:ilvl="7" w:tentative="1">
+      <w:start w:val="1"/>
+      <w:numFmt w:val="bullet"/>
+      <w:lvlText w:val=""/>
+      <w:lvlJc w:val="left"/>
+      <w:pPr>
+        <w:tabs>
+          <w:tab w:val="num" w:pos="5760"/>
+        </w:tabs>
+        <w:ind w:left="5760" w:hanging="360"/>
+      </w:pPr>
+      <w:rPr>
+        <w:rFonts w:ascii="Wingdings" w:hAnsi="Wingdings" w:hint="default"/>
+        <w:sz w:val="20"/>
+      </w:rPr>
+    </w:lvl>
+    <w:lvl w:ilvl="8" w:tentative="1">
+      <w:start w:val="1"/>
+      <w:numFmt w:val="bullet"/>
+      <w:lvlText w:val=""/>
+      <w:lvlJc w:val="left"/>
+      <w:pPr>
+        <w:tabs>
+          <w:tab w:val="num" w:pos="6480"/>
+        </w:tabs>
+        <w:ind w:left="6480" w:hanging="360"/>
+      </w:pPr>
+      <w:rPr>
+        <w:rFonts w:ascii="Wingdings" w:hAnsi="Wingdings" w:hint="default"/>
+        <w:sz w:val="20"/>
+      </w:rPr>
+    </w:lvl>
+  </w:abstractNum>
+  <w:abstractNum w:abstractNumId="16" w15:restartNumberingAfterBreak="0">
     <w:nsid w:val="67CB3481"/>
     <w:multiLevelType w:val="multilevel"/>
     <w:tmpl w:val="E4540E4E"/>
@@ -3355,7 +6382,305 @@
       </w:rPr>
     </w:lvl>
   </w:abstractNum>
-  <w:abstractNum w:abstractNumId="8" w15:restartNumberingAfterBreak="0">
+  <w:abstractNum w:abstractNumId="17" w15:restartNumberingAfterBreak="0">
+    <w:nsid w:val="688D47CF"/>
+    <w:multiLevelType w:val="multilevel"/>
+    <w:tmpl w:val="1FB0114E"/>
+    <w:lvl w:ilvl="0">
+      <w:start w:val="1"/>
+      <w:numFmt w:val="bullet"/>
+      <w:lvlText w:val=""/>
+      <w:lvlJc w:val="left"/>
+      <w:pPr>
+        <w:tabs>
+          <w:tab w:val="num" w:pos="720"/>
+        </w:tabs>
+        <w:ind w:left="720" w:hanging="360"/>
+      </w:pPr>
+      <w:rPr>
+        <w:rFonts w:ascii="Symbol" w:hAnsi="Symbol" w:hint="default"/>
+        <w:sz w:val="20"/>
+      </w:rPr>
+    </w:lvl>
+    <w:lvl w:ilvl="1">
+      <w:start w:val="1"/>
+      <w:numFmt w:val="bullet"/>
+      <w:lvlText w:val="o"/>
+      <w:lvlJc w:val="left"/>
+      <w:pPr>
+        <w:tabs>
+          <w:tab w:val="num" w:pos="1440"/>
+        </w:tabs>
+        <w:ind w:left="1440" w:hanging="360"/>
+      </w:pPr>
+      <w:rPr>
+        <w:rFonts w:ascii="Courier New" w:hAnsi="Courier New" w:hint="default"/>
+        <w:sz w:val="20"/>
+      </w:rPr>
+    </w:lvl>
+    <w:lvl w:ilvl="2" w:tentative="1">
+      <w:start w:val="1"/>
+      <w:numFmt w:val="bullet"/>
+      <w:lvlText w:val=""/>
+      <w:lvlJc w:val="left"/>
+      <w:pPr>
+        <w:tabs>
+          <w:tab w:val="num" w:pos="2160"/>
+        </w:tabs>
+        <w:ind w:left="2160" w:hanging="360"/>
+      </w:pPr>
+      <w:rPr>
+        <w:rFonts w:ascii="Wingdings" w:hAnsi="Wingdings" w:hint="default"/>
+        <w:sz w:val="20"/>
+      </w:rPr>
+    </w:lvl>
+    <w:lvl w:ilvl="3" w:tentative="1">
+      <w:start w:val="1"/>
+      <w:numFmt w:val="bullet"/>
+      <w:lvlText w:val=""/>
+      <w:lvlJc w:val="left"/>
+      <w:pPr>
+        <w:tabs>
+          <w:tab w:val="num" w:pos="2880"/>
+        </w:tabs>
+        <w:ind w:left="2880" w:hanging="360"/>
+      </w:pPr>
+      <w:rPr>
+        <w:rFonts w:ascii="Wingdings" w:hAnsi="Wingdings" w:hint="default"/>
+        <w:sz w:val="20"/>
+      </w:rPr>
+    </w:lvl>
+    <w:lvl w:ilvl="4" w:tentative="1">
+      <w:start w:val="1"/>
+      <w:numFmt w:val="bullet"/>
+      <w:lvlText w:val=""/>
+      <w:lvlJc w:val="left"/>
+      <w:pPr>
+        <w:tabs>
+          <w:tab w:val="num" w:pos="3600"/>
+        </w:tabs>
+        <w:ind w:left="3600" w:hanging="360"/>
+      </w:pPr>
+      <w:rPr>
+        <w:rFonts w:ascii="Wingdings" w:hAnsi="Wingdings" w:hint="default"/>
+        <w:sz w:val="20"/>
+      </w:rPr>
+    </w:lvl>
+    <w:lvl w:ilvl="5" w:tentative="1">
+      <w:start w:val="1"/>
+      <w:numFmt w:val="bullet"/>
+      <w:lvlText w:val=""/>
+      <w:lvlJc w:val="left"/>
+      <w:pPr>
+        <w:tabs>
+          <w:tab w:val="num" w:pos="4320"/>
+        </w:tabs>
+        <w:ind w:left="4320" w:hanging="360"/>
+      </w:pPr>
+      <w:rPr>
+        <w:rFonts w:ascii="Wingdings" w:hAnsi="Wingdings" w:hint="default"/>
+        <w:sz w:val="20"/>
+      </w:rPr>
+    </w:lvl>
+    <w:lvl w:ilvl="6" w:tentative="1">
+      <w:start w:val="1"/>
+      <w:numFmt w:val="bullet"/>
+      <w:lvlText w:val=""/>
+      <w:lvlJc w:val="left"/>
+      <w:pPr>
+        <w:tabs>
+          <w:tab w:val="num" w:pos="5040"/>
+        </w:tabs>
+        <w:ind w:left="5040" w:hanging="360"/>
+      </w:pPr>
+      <w:rPr>
+        <w:rFonts w:ascii="Wingdings" w:hAnsi="Wingdings" w:hint="default"/>
+        <w:sz w:val="20"/>
+      </w:rPr>
+    </w:lvl>
+    <w:lvl w:ilvl="7" w:tentative="1">
+      <w:start w:val="1"/>
+      <w:numFmt w:val="bullet"/>
+      <w:lvlText w:val=""/>
+      <w:lvlJc w:val="left"/>
+      <w:pPr>
+        <w:tabs>
+          <w:tab w:val="num" w:pos="5760"/>
+        </w:tabs>
+        <w:ind w:left="5760" w:hanging="360"/>
+      </w:pPr>
+      <w:rPr>
+        <w:rFonts w:ascii="Wingdings" w:hAnsi="Wingdings" w:hint="default"/>
+        <w:sz w:val="20"/>
+      </w:rPr>
+    </w:lvl>
+    <w:lvl w:ilvl="8" w:tentative="1">
+      <w:start w:val="1"/>
+      <w:numFmt w:val="bullet"/>
+      <w:lvlText w:val=""/>
+      <w:lvlJc w:val="left"/>
+      <w:pPr>
+        <w:tabs>
+          <w:tab w:val="num" w:pos="6480"/>
+        </w:tabs>
+        <w:ind w:left="6480" w:hanging="360"/>
+      </w:pPr>
+      <w:rPr>
+        <w:rFonts w:ascii="Wingdings" w:hAnsi="Wingdings" w:hint="default"/>
+        <w:sz w:val="20"/>
+      </w:rPr>
+    </w:lvl>
+  </w:abstractNum>
+  <w:abstractNum w:abstractNumId="18" w15:restartNumberingAfterBreak="0">
+    <w:nsid w:val="68BC4F17"/>
+    <w:multiLevelType w:val="multilevel"/>
+    <w:tmpl w:val="B89813F4"/>
+    <w:lvl w:ilvl="0">
+      <w:start w:val="1"/>
+      <w:numFmt w:val="bullet"/>
+      <w:lvlText w:val=""/>
+      <w:lvlJc w:val="left"/>
+      <w:pPr>
+        <w:tabs>
+          <w:tab w:val="num" w:pos="720"/>
+        </w:tabs>
+        <w:ind w:left="720" w:hanging="360"/>
+      </w:pPr>
+      <w:rPr>
+        <w:rFonts w:ascii="Symbol" w:hAnsi="Symbol" w:hint="default"/>
+        <w:sz w:val="20"/>
+      </w:rPr>
+    </w:lvl>
+    <w:lvl w:ilvl="1" w:tentative="1">
+      <w:start w:val="1"/>
+      <w:numFmt w:val="bullet"/>
+      <w:lvlText w:val="o"/>
+      <w:lvlJc w:val="left"/>
+      <w:pPr>
+        <w:tabs>
+          <w:tab w:val="num" w:pos="1440"/>
+        </w:tabs>
+        <w:ind w:left="1440" w:hanging="360"/>
+      </w:pPr>
+      <w:rPr>
+        <w:rFonts w:ascii="Courier New" w:hAnsi="Courier New" w:hint="default"/>
+        <w:sz w:val="20"/>
+      </w:rPr>
+    </w:lvl>
+    <w:lvl w:ilvl="2" w:tentative="1">
+      <w:start w:val="1"/>
+      <w:numFmt w:val="bullet"/>
+      <w:lvlText w:val=""/>
+      <w:lvlJc w:val="left"/>
+      <w:pPr>
+        <w:tabs>
+          <w:tab w:val="num" w:pos="2160"/>
+        </w:tabs>
+        <w:ind w:left="2160" w:hanging="360"/>
+      </w:pPr>
+      <w:rPr>
+        <w:rFonts w:ascii="Wingdings" w:hAnsi="Wingdings" w:hint="default"/>
+        <w:sz w:val="20"/>
+      </w:rPr>
+    </w:lvl>
+    <w:lvl w:ilvl="3" w:tentative="1">
+      <w:start w:val="1"/>
+      <w:numFmt w:val="bullet"/>
+      <w:lvlText w:val=""/>
+      <w:lvlJc w:val="left"/>
+      <w:pPr>
+        <w:tabs>
+          <w:tab w:val="num" w:pos="2880"/>
+        </w:tabs>
+        <w:ind w:left="2880" w:hanging="360"/>
+      </w:pPr>
+      <w:rPr>
+        <w:rFonts w:ascii="Wingdings" w:hAnsi="Wingdings" w:hint="default"/>
+        <w:sz w:val="20"/>
+      </w:rPr>
+    </w:lvl>
+    <w:lvl w:ilvl="4" w:tentative="1">
+      <w:start w:val="1"/>
+      <w:numFmt w:val="bullet"/>
+      <w:lvlText w:val=""/>
+      <w:lvlJc w:val="left"/>
+      <w:pPr>
+        <w:tabs>
+          <w:tab w:val="num" w:pos="3600"/>
+        </w:tabs>
+        <w:ind w:left="3600" w:hanging="360"/>
+      </w:pPr>
+      <w:rPr>
+        <w:rFonts w:ascii="Wingdings" w:hAnsi="Wingdings" w:hint="default"/>
+        <w:sz w:val="20"/>
+      </w:rPr>
+    </w:lvl>
+    <w:lvl w:ilvl="5" w:tentative="1">
+      <w:start w:val="1"/>
+      <w:numFmt w:val="bullet"/>
+      <w:lvlText w:val=""/>
+      <w:lvlJc w:val="left"/>
+      <w:pPr>
+        <w:tabs>
+          <w:tab w:val="num" w:pos="4320"/>
+        </w:tabs>
+        <w:ind w:left="4320" w:hanging="360"/>
+      </w:pPr>
+      <w:rPr>
+        <w:rFonts w:ascii="Wingdings" w:hAnsi="Wingdings" w:hint="default"/>
+        <w:sz w:val="20"/>
+      </w:rPr>
+    </w:lvl>
+    <w:lvl w:ilvl="6" w:tentative="1">
+      <w:start w:val="1"/>
+      <w:numFmt w:val="bullet"/>
+      <w:lvlText w:val=""/>
+      <w:lvlJc w:val="left"/>
+      <w:pPr>
+        <w:tabs>
+          <w:tab w:val="num" w:pos="5040"/>
+        </w:tabs>
+        <w:ind w:left="5040" w:hanging="360"/>
+      </w:pPr>
+      <w:rPr>
+        <w:rFonts w:ascii="Wingdings" w:hAnsi="Wingdings" w:hint="default"/>
+        <w:sz w:val="20"/>
+      </w:rPr>
+    </w:lvl>
+    <w:lvl w:ilvl="7" w:tentative="1">
+      <w:start w:val="1"/>
+      <w:numFmt w:val="bullet"/>
+      <w:lvlText w:val=""/>
+      <w:lvlJc w:val="left"/>
+      <w:pPr>
+        <w:tabs>
+          <w:tab w:val="num" w:pos="5760"/>
+        </w:tabs>
+        <w:ind w:left="5760" w:hanging="360"/>
+      </w:pPr>
+      <w:rPr>
+        <w:rFonts w:ascii="Wingdings" w:hAnsi="Wingdings" w:hint="default"/>
+        <w:sz w:val="20"/>
+      </w:rPr>
+    </w:lvl>
+    <w:lvl w:ilvl="8" w:tentative="1">
+      <w:start w:val="1"/>
+      <w:numFmt w:val="bullet"/>
+      <w:lvlText w:val=""/>
+      <w:lvlJc w:val="left"/>
+      <w:pPr>
+        <w:tabs>
+          <w:tab w:val="num" w:pos="6480"/>
+        </w:tabs>
+        <w:ind w:left="6480" w:hanging="360"/>
+      </w:pPr>
+      <w:rPr>
+        <w:rFonts w:ascii="Wingdings" w:hAnsi="Wingdings" w:hint="default"/>
+        <w:sz w:val="20"/>
+      </w:rPr>
+    </w:lvl>
+  </w:abstractNum>
+  <w:abstractNum w:abstractNumId="19" w15:restartNumberingAfterBreak="0">
     <w:nsid w:val="6F54358D"/>
     <w:multiLevelType w:val="multilevel"/>
     <w:tmpl w:val="3C087AB8"/>
@@ -3505,31 +6830,64 @@
     </w:lvl>
   </w:abstractNum>
   <w:num w:numId="1" w16cid:durableId="1799910490">
+    <w:abstractNumId w:val="3"/>
+  </w:num>
+  <w:num w:numId="2" w16cid:durableId="396586156">
+    <w:abstractNumId w:val="16"/>
+  </w:num>
+  <w:num w:numId="3" w16cid:durableId="150870223">
+    <w:abstractNumId w:val="12"/>
+  </w:num>
+  <w:num w:numId="4" w16cid:durableId="870800107">
+    <w:abstractNumId w:val="19"/>
+  </w:num>
+  <w:num w:numId="5" w16cid:durableId="221989346">
+    <w:abstractNumId w:val="5"/>
+  </w:num>
+  <w:num w:numId="6" w16cid:durableId="376590071">
+    <w:abstractNumId w:val="6"/>
+  </w:num>
+  <w:num w:numId="7" w16cid:durableId="1959871953">
+    <w:abstractNumId w:val="7"/>
+  </w:num>
+  <w:num w:numId="8" w16cid:durableId="151724559">
+    <w:abstractNumId w:val="2"/>
+  </w:num>
+  <w:num w:numId="9" w16cid:durableId="795218846">
+    <w:abstractNumId w:val="13"/>
+  </w:num>
+  <w:num w:numId="10" w16cid:durableId="438909623">
+    <w:abstractNumId w:val="10"/>
+  </w:num>
+  <w:num w:numId="11" w16cid:durableId="1511990445">
+    <w:abstractNumId w:val="8"/>
+  </w:num>
+  <w:num w:numId="12" w16cid:durableId="109403741">
+    <w:abstractNumId w:val="9"/>
+  </w:num>
+  <w:num w:numId="13" w16cid:durableId="1501697629">
+    <w:abstractNumId w:val="15"/>
+  </w:num>
+  <w:num w:numId="14" w16cid:durableId="1238172700">
+    <w:abstractNumId w:val="4"/>
+  </w:num>
+  <w:num w:numId="15" w16cid:durableId="1567911632">
+    <w:abstractNumId w:val="14"/>
+  </w:num>
+  <w:num w:numId="16" w16cid:durableId="386996974">
+    <w:abstractNumId w:val="17"/>
+  </w:num>
+  <w:num w:numId="17" w16cid:durableId="1702242336">
+    <w:abstractNumId w:val="11"/>
+  </w:num>
+  <w:num w:numId="18" w16cid:durableId="243339277">
     <w:abstractNumId w:val="1"/>
   </w:num>
-  <w:num w:numId="2" w16cid:durableId="396586156">
-    <w:abstractNumId w:val="7"/>
+  <w:num w:numId="19" w16cid:durableId="1761370081">
+    <w:abstractNumId w:val="18"/>
   </w:num>
-  <w:num w:numId="3" w16cid:durableId="150870223">
-    <w:abstractNumId w:val="5"/>
-  </w:num>
-  <w:num w:numId="4" w16cid:durableId="870800107">
-    <w:abstractNumId w:val="8"/>
-  </w:num>
-  <w:num w:numId="5" w16cid:durableId="221989346">
-    <w:abstractNumId w:val="2"/>
-  </w:num>
-  <w:num w:numId="6" w16cid:durableId="376590071">
-    <w:abstractNumId w:val="3"/>
-  </w:num>
-  <w:num w:numId="7" w16cid:durableId="1959871953">
-    <w:abstractNumId w:val="4"/>
-  </w:num>
-  <w:num w:numId="8" w16cid:durableId="151724559">
+  <w:num w:numId="20" w16cid:durableId="2041543903">
     <w:abstractNumId w:val="0"/>
-  </w:num>
-  <w:num w:numId="9" w16cid:durableId="795218846">
-    <w:abstractNumId w:val="6"/>
   </w:num>
 </w:numbering>
 </file>
@@ -4513,6 +7871,25 @@
     <w:unhideWhenUsed/>
     <w:rsid w:val="00A7315F"/>
   </w:style>
+  <w:style w:type="table" w:styleId="TableGrid">
+    <w:name w:val="Table Grid"/>
+    <w:basedOn w:val="TableNormal"/>
+    <w:uiPriority w:val="39"/>
+    <w:rsid w:val="007B5CB7"/>
+    <w:pPr>
+      <w:spacing w:after="0" w:line="240" w:lineRule="auto"/>
+    </w:pPr>
+    <w:tblPr>
+      <w:tblBorders>
+        <w:top w:val="single" w:sz="4" w:space="0" w:color="auto"/>
+        <w:left w:val="single" w:sz="4" w:space="0" w:color="auto"/>
+        <w:bottom w:val="single" w:sz="4" w:space="0" w:color="auto"/>
+        <w:right w:val="single" w:sz="4" w:space="0" w:color="auto"/>
+        <w:insideH w:val="single" w:sz="4" w:space="0" w:color="auto"/>
+        <w:insideV w:val="single" w:sz="4" w:space="0" w:color="auto"/>
+      </w:tblBorders>
+    </w:tblPr>
+  </w:style>
 </w:styles>
 </file>
 

--- a/howTo26/dance/Brotherhood.docx
+++ b/howTo26/dance/Brotherhood.docx
@@ -2159,7 +2159,7 @@
           <w:numId w:val="16"/>
         </w:numPr>
         <w:shd w:val="clear" w:color="auto" w:fill="FFFFFF"/>
-        <w:spacing w:before="100" w:beforeAutospacing="1" w:after="100" w:afterAutospacing="1" w:line="240" w:lineRule="auto"/>
+        <w:spacing w:before="100" w:beforeAutospacing="1" w:after="0" w:line="240" w:lineRule="auto"/>
         <w:rPr>
           <w:rFonts w:ascii="Calibri" w:hAnsi="Calibri" w:cs="Calibri"/>
           <w:color w:val="333333"/>
@@ -2378,7 +2378,7 @@
           <w:numId w:val="17"/>
         </w:numPr>
         <w:shd w:val="clear" w:color="auto" w:fill="FFFFFF"/>
-        <w:spacing w:before="100" w:beforeAutospacing="1" w:after="100" w:afterAutospacing="1" w:line="240" w:lineRule="auto"/>
+        <w:spacing w:before="100" w:beforeAutospacing="1" w:after="0" w:line="240" w:lineRule="auto"/>
         <w:rPr>
           <w:rFonts w:ascii="Calibri" w:hAnsi="Calibri" w:cs="Calibri"/>
           <w:color w:val="333333"/>
@@ -3213,6 +3213,7 @@
     <w:p>
       <w:pPr>
         <w:shd w:val="clear" w:color="auto" w:fill="FFFFFF"/>
+        <w:spacing w:before="240" w:after="0"/>
         <w:rPr>
           <w:rFonts w:ascii="Calibri" w:hAnsi="Calibri" w:cs="Calibri"/>
           <w:color w:val="333333"/>
@@ -3249,7 +3250,7 @@
           <w:numId w:val="19"/>
         </w:numPr>
         <w:shd w:val="clear" w:color="auto" w:fill="FFFFFF"/>
-        <w:spacing w:after="100" w:afterAutospacing="1" w:line="240" w:lineRule="auto"/>
+        <w:spacing w:after="0" w:line="240" w:lineRule="auto"/>
         <w:rPr>
           <w:rFonts w:ascii="Calibri" w:hAnsi="Calibri" w:cs="Calibri"/>
           <w:color w:val="333333"/>
@@ -3281,7 +3282,7 @@
           <w:rFonts w:ascii="Calibri" w:hAnsi="Calibri" w:cs="Calibri"/>
           <w:color w:val="333333"/>
         </w:rPr>
-        <w:t>Elbows out and right knee up on “is free”</w:t>
+        <w:t>Elbows out on “is free”</w:t>
       </w:r>
     </w:p>
     <w:p>
@@ -3302,7 +3303,35 @@
           <w:rFonts w:ascii="Calibri" w:hAnsi="Calibri" w:cs="Calibri"/>
           <w:color w:val="333333"/>
         </w:rPr>
-        <w:t>Bend to the left on “Keep”</w:t>
+        <w:t xml:space="preserve">Bend to </w:t>
+      </w:r>
+      <w:r>
+        <w:rPr>
+          <w:rFonts w:ascii="Calibri" w:hAnsi="Calibri" w:cs="Calibri"/>
+          <w:color w:val="333333"/>
+        </w:rPr>
+        <w:t>with</w:t>
+      </w:r>
+      <w:r>
+        <w:rPr>
+          <w:rFonts w:ascii="Calibri" w:hAnsi="Calibri" w:cs="Calibri"/>
+          <w:color w:val="333333"/>
+        </w:rPr>
+        <w:t xml:space="preserve"> left</w:t>
+      </w:r>
+      <w:r>
+        <w:rPr>
+          <w:rFonts w:ascii="Calibri" w:hAnsi="Calibri" w:cs="Calibri"/>
+          <w:color w:val="333333"/>
+        </w:rPr>
+        <w:t xml:space="preserve"> elbow</w:t>
+      </w:r>
+      <w:r>
+        <w:rPr>
+          <w:rFonts w:ascii="Calibri" w:hAnsi="Calibri" w:cs="Calibri"/>
+          <w:color w:val="333333"/>
+        </w:rPr>
+        <w:t xml:space="preserve"> on “Keep”</w:t>
       </w:r>
     </w:p>
     <w:p>
@@ -3323,7 +3352,35 @@
           <w:rFonts w:ascii="Calibri" w:hAnsi="Calibri" w:cs="Calibri"/>
           <w:color w:val="333333"/>
         </w:rPr>
-        <w:t>Bend to the right on “</w:t>
+        <w:t xml:space="preserve">Bend to </w:t>
+      </w:r>
+      <w:r>
+        <w:rPr>
+          <w:rFonts w:ascii="Calibri" w:hAnsi="Calibri" w:cs="Calibri"/>
+          <w:color w:val="333333"/>
+        </w:rPr>
+        <w:t>with</w:t>
+      </w:r>
+      <w:r>
+        <w:rPr>
+          <w:rFonts w:ascii="Calibri" w:hAnsi="Calibri" w:cs="Calibri"/>
+          <w:color w:val="333333"/>
+        </w:rPr>
+        <w:t xml:space="preserve"> right</w:t>
+      </w:r>
+      <w:r>
+        <w:rPr>
+          <w:rFonts w:ascii="Calibri" w:hAnsi="Calibri" w:cs="Calibri"/>
+          <w:color w:val="333333"/>
+        </w:rPr>
+        <w:t xml:space="preserve"> elbow</w:t>
+      </w:r>
+      <w:r>
+        <w:rPr>
+          <w:rFonts w:ascii="Calibri" w:hAnsi="Calibri" w:cs="Calibri"/>
+          <w:color w:val="333333"/>
+        </w:rPr>
+        <w:t xml:space="preserve"> on “</w:t>
       </w:r>
       <w:proofErr w:type="spellStart"/>
       <w:r>
@@ -3551,7 +3608,49 @@
           <w:rFonts w:ascii="Calibri" w:hAnsi="Calibri" w:cs="Calibri"/>
           <w:color w:val="333333"/>
         </w:rPr>
-        <w:t>Both hands up to the right on “broth” → left on “er” → right on “hood” → left on “of”</w:t>
+        <w:t xml:space="preserve">Both hands up to the right on “broth” → </w:t>
+      </w:r>
+      <w:r>
+        <w:rPr>
+          <w:rFonts w:ascii="Calibri" w:hAnsi="Calibri" w:cs="Calibri"/>
+          <w:color w:val="333333"/>
+        </w:rPr>
+        <w:t>pump</w:t>
+      </w:r>
+      <w:r>
+        <w:rPr>
+          <w:rFonts w:ascii="Calibri" w:hAnsi="Calibri" w:cs="Calibri"/>
+          <w:color w:val="333333"/>
+        </w:rPr>
+        <w:t xml:space="preserve"> on “er” → </w:t>
+      </w:r>
+      <w:r>
+        <w:rPr>
+          <w:rFonts w:ascii="Calibri" w:hAnsi="Calibri" w:cs="Calibri"/>
+          <w:color w:val="333333"/>
+        </w:rPr>
+        <w:t>to the left</w:t>
+      </w:r>
+      <w:r>
+        <w:rPr>
+          <w:rFonts w:ascii="Calibri" w:hAnsi="Calibri" w:cs="Calibri"/>
+          <w:color w:val="333333"/>
+        </w:rPr>
+        <w:t xml:space="preserve"> on “hood” → </w:t>
+      </w:r>
+      <w:r>
+        <w:rPr>
+          <w:rFonts w:ascii="Calibri" w:hAnsi="Calibri" w:cs="Calibri"/>
+          <w:color w:val="333333"/>
+        </w:rPr>
+        <w:t>pump</w:t>
+      </w:r>
+      <w:r>
+        <w:rPr>
+          <w:rFonts w:ascii="Calibri" w:hAnsi="Calibri" w:cs="Calibri"/>
+          <w:color w:val="333333"/>
+        </w:rPr>
+        <w:t xml:space="preserve"> on “of”</w:t>
       </w:r>
     </w:p>
     <w:p>
@@ -3631,6 +3730,27 @@
           <w:color w:val="333333"/>
         </w:rPr>
         <w:t xml:space="preserve"> left hand up to the left/right hand down to the right</w:t>
+      </w:r>
+    </w:p>
+    <w:p>
+      <w:pPr>
+        <w:numPr>
+          <w:ilvl w:val="1"/>
+          <w:numId w:val="20"/>
+        </w:numPr>
+        <w:shd w:val="clear" w:color="auto" w:fill="FFFFFF"/>
+        <w:spacing w:before="100" w:beforeAutospacing="1" w:after="100" w:afterAutospacing="1" w:line="240" w:lineRule="auto"/>
+        <w:rPr>
+          <w:rFonts w:ascii="Calibri" w:hAnsi="Calibri" w:cs="Calibri"/>
+          <w:color w:val="333333"/>
+        </w:rPr>
+      </w:pPr>
+      <w:r>
+        <w:rPr>
+          <w:rFonts w:ascii="Calibri" w:hAnsi="Calibri" w:cs="Calibri"/>
+          <w:color w:val="333333"/>
+        </w:rPr>
+        <w:t>Jeff, Chris, Bill left Andrea</w:t>
       </w:r>
     </w:p>
     <w:sectPr>

--- a/howTo26/dance/Brotherhood.docx
+++ b/howTo26/dance/Brotherhood.docx
@@ -1776,7 +1776,7 @@
           <w:bCs/>
           <w:color w:val="333333"/>
         </w:rPr>
-        <w:t>ling</w:t>
+        <w:t>ing</w:t>
       </w:r>
       <w:r>
         <w:rPr>
@@ -2096,23 +2096,7 @@
           <w:rFonts w:ascii="Calibri" w:hAnsi="Calibri" w:cs="Calibri"/>
           <w:color w:val="333333"/>
         </w:rPr>
-        <w:t xml:space="preserve">Step back on left foot on “bells are </w:t>
-      </w:r>
-      <w:proofErr w:type="spellStart"/>
-      <w:r>
-        <w:rPr>
-          <w:rFonts w:ascii="Calibri" w:hAnsi="Calibri" w:cs="Calibri"/>
-          <w:color w:val="333333"/>
-        </w:rPr>
-        <w:t>pealling</w:t>
-      </w:r>
-      <w:proofErr w:type="spellEnd"/>
-      <w:r>
-        <w:rPr>
-          <w:rFonts w:ascii="Calibri" w:hAnsi="Calibri" w:cs="Calibri"/>
-          <w:color w:val="333333"/>
-        </w:rPr>
-        <w:t>”</w:t>
+        <w:t>Step back on left foot on “bells are pealing”</w:t>
       </w:r>
     </w:p>
     <w:p>
@@ -2315,23 +2299,7 @@
           <w:rFonts w:ascii="Calibri" w:hAnsi="Calibri" w:cs="Calibri"/>
           <w:color w:val="333333"/>
         </w:rPr>
-        <w:t xml:space="preserve">Step back on right foot on “bells are </w:t>
-      </w:r>
-      <w:proofErr w:type="spellStart"/>
-      <w:r>
-        <w:rPr>
-          <w:rFonts w:ascii="Calibri" w:hAnsi="Calibri" w:cs="Calibri"/>
-          <w:color w:val="333333"/>
-        </w:rPr>
-        <w:t>pealling</w:t>
-      </w:r>
-      <w:proofErr w:type="spellEnd"/>
-      <w:r>
-        <w:rPr>
-          <w:rFonts w:ascii="Calibri" w:hAnsi="Calibri" w:cs="Calibri"/>
-          <w:color w:val="333333"/>
-        </w:rPr>
-        <w:t>”</w:t>
+        <w:t>Step back on right foot on “bells are pealing”</w:t>
       </w:r>
     </w:p>
     <w:p>
@@ -2352,23 +2320,7 @@
           <w:rFonts w:ascii="Calibri" w:hAnsi="Calibri" w:cs="Calibri"/>
           <w:color w:val="333333"/>
         </w:rPr>
-        <w:t xml:space="preserve">Clap on the rest; Face forward on </w:t>
-      </w:r>
-      <w:proofErr w:type="spellStart"/>
-      <w:r>
-        <w:rPr>
-          <w:rFonts w:ascii="Calibri" w:hAnsi="Calibri" w:cs="Calibri"/>
-          <w:color w:val="333333"/>
-        </w:rPr>
-        <w:t>on</w:t>
-      </w:r>
-      <w:proofErr w:type="spellEnd"/>
-      <w:r>
-        <w:rPr>
-          <w:rFonts w:ascii="Calibri" w:hAnsi="Calibri" w:cs="Calibri"/>
-          <w:color w:val="333333"/>
-        </w:rPr>
-        <w:t xml:space="preserve"> “Dance”</w:t>
+        <w:t>Clap on the rest; Face forward on “Dance”</w:t>
       </w:r>
     </w:p>
     <w:p>

--- a/howTo26/dance/Brotherhood.docx
+++ b/howTo26/dance/Brotherhood.docx
@@ -5,16 +5,20 @@
     <w:p>
       <w:pPr>
         <w:shd w:val="clear" w:color="auto" w:fill="FFFFFF"/>
-        <w:spacing w:after="0"/>
-        <w:rPr>
-          <w:rFonts w:ascii="Calibri" w:hAnsi="Calibri" w:cs="Calibri"/>
-          <w:color w:val="333333"/>
-        </w:rPr>
-      </w:pPr>
-      <w:r>
-        <w:rPr>
-          <w:rFonts w:ascii="Calibri" w:hAnsi="Calibri" w:cs="Calibri"/>
-          <w:color w:val="333333"/>
+        <w:spacing w:after="0" w:line="240" w:lineRule="auto"/>
+        <w:rPr>
+          <w:rFonts w:ascii="Calibri" w:hAnsi="Calibri" w:cs="Calibri"/>
+          <w:color w:val="333333"/>
+          <w:sz w:val="22"/>
+          <w:szCs w:val="22"/>
+        </w:rPr>
+      </w:pPr>
+      <w:r>
+        <w:rPr>
+          <w:rFonts w:ascii="Calibri" w:hAnsi="Calibri" w:cs="Calibri"/>
+          <w:color w:val="333333"/>
+          <w:sz w:val="22"/>
+          <w:szCs w:val="22"/>
         </w:rPr>
         <w:t>At </w:t>
       </w:r>
@@ -33,6 +37,8 @@
         <w:rPr>
           <w:rFonts w:ascii="Calibri" w:hAnsi="Calibri" w:cs="Calibri"/>
           <w:color w:val="333333"/>
+          <w:sz w:val="22"/>
+          <w:szCs w:val="22"/>
         </w:rPr>
         <w:t>:</w:t>
       </w:r>
@@ -48,14 +54,36 @@
         <w:rPr>
           <w:rFonts w:ascii="Calibri" w:hAnsi="Calibri" w:cs="Calibri"/>
           <w:color w:val="333333"/>
-        </w:rPr>
-      </w:pPr>
-      <w:r>
-        <w:rPr>
-          <w:rFonts w:ascii="Calibri" w:hAnsi="Calibri" w:cs="Calibri"/>
-          <w:color w:val="333333"/>
-        </w:rPr>
-        <w:t>Form 2 lines.</w:t>
+          <w:sz w:val="22"/>
+          <w:szCs w:val="22"/>
+        </w:rPr>
+      </w:pPr>
+      <w:r>
+        <w:rPr>
+          <w:rFonts w:ascii="Calibri" w:hAnsi="Calibri" w:cs="Calibri"/>
+          <w:color w:val="333333"/>
+          <w:sz w:val="22"/>
+          <w:szCs w:val="22"/>
+        </w:rPr>
+        <w:t>Form 2 lines</w:t>
+      </w:r>
+      <w:r>
+        <w:rPr>
+          <w:rFonts w:ascii="Calibri" w:hAnsi="Calibri" w:cs="Calibri"/>
+          <w:color w:val="333333"/>
+          <w:sz w:val="22"/>
+          <w:szCs w:val="22"/>
+        </w:rPr>
+        <w:t xml:space="preserve"> on “is free”</w:t>
+      </w:r>
+      <w:r>
+        <w:rPr>
+          <w:rFonts w:ascii="Calibri" w:hAnsi="Calibri" w:cs="Calibri"/>
+          <w:color w:val="333333"/>
+          <w:sz w:val="22"/>
+          <w:szCs w:val="22"/>
+        </w:rPr>
+        <w:t>.</w:t>
       </w:r>
     </w:p>
     <w:p>
@@ -65,16 +93,20 @@
           <w:numId w:val="10"/>
         </w:numPr>
         <w:shd w:val="clear" w:color="auto" w:fill="FFFFFF"/>
-        <w:spacing w:before="100" w:beforeAutospacing="1" w:after="100" w:afterAutospacing="1" w:line="240" w:lineRule="auto"/>
-        <w:rPr>
-          <w:rFonts w:ascii="Calibri" w:hAnsi="Calibri" w:cs="Calibri"/>
-          <w:color w:val="333333"/>
-        </w:rPr>
-      </w:pPr>
-      <w:r>
-        <w:rPr>
-          <w:rFonts w:ascii="Calibri" w:hAnsi="Calibri" w:cs="Calibri"/>
-          <w:color w:val="333333"/>
+        <w:spacing w:after="120" w:line="240" w:lineRule="auto"/>
+        <w:rPr>
+          <w:rFonts w:ascii="Calibri" w:hAnsi="Calibri" w:cs="Calibri"/>
+          <w:color w:val="333333"/>
+          <w:sz w:val="22"/>
+          <w:szCs w:val="22"/>
+        </w:rPr>
+      </w:pPr>
+      <w:r>
+        <w:rPr>
+          <w:rFonts w:ascii="Calibri" w:hAnsi="Calibri" w:cs="Calibri"/>
+          <w:color w:val="333333"/>
+          <w:sz w:val="22"/>
+          <w:szCs w:val="22"/>
         </w:rPr>
         <w:t>On “all you </w:t>
       </w:r>
@@ -84,6 +116,8 @@
           <w:b/>
           <w:bCs/>
           <w:color w:val="333333"/>
+          <w:sz w:val="22"/>
+          <w:szCs w:val="22"/>
         </w:rPr>
         <w:t>can</w:t>
       </w:r>
@@ -91,6 +125,8 @@
         <w:rPr>
           <w:rFonts w:ascii="Calibri" w:hAnsi="Calibri" w:cs="Calibri"/>
           <w:color w:val="333333"/>
+          <w:sz w:val="22"/>
+          <w:szCs w:val="22"/>
         </w:rPr>
         <w:t>” point to the person next to you.</w:t>
       </w:r>
@@ -98,16 +134,20 @@
     <w:p>
       <w:pPr>
         <w:shd w:val="clear" w:color="auto" w:fill="FFFFFF"/>
-        <w:spacing w:after="0"/>
-        <w:rPr>
-          <w:rFonts w:ascii="Calibri" w:hAnsi="Calibri" w:cs="Calibri"/>
-          <w:color w:val="333333"/>
-        </w:rPr>
-      </w:pPr>
-      <w:r>
-        <w:rPr>
-          <w:rFonts w:ascii="Calibri" w:hAnsi="Calibri" w:cs="Calibri"/>
-          <w:color w:val="333333"/>
+        <w:spacing w:after="0" w:line="240" w:lineRule="auto"/>
+        <w:rPr>
+          <w:rFonts w:ascii="Calibri" w:hAnsi="Calibri" w:cs="Calibri"/>
+          <w:color w:val="333333"/>
+          <w:sz w:val="22"/>
+          <w:szCs w:val="22"/>
+        </w:rPr>
+      </w:pPr>
+      <w:r>
+        <w:rPr>
+          <w:rFonts w:ascii="Calibri" w:hAnsi="Calibri" w:cs="Calibri"/>
+          <w:color w:val="333333"/>
+          <w:sz w:val="22"/>
+          <w:szCs w:val="22"/>
         </w:rPr>
         <w:t>Starting before </w:t>
       </w:r>
@@ -126,6 +166,8 @@
         <w:rPr>
           <w:rFonts w:ascii="Calibri" w:hAnsi="Calibri" w:cs="Calibri"/>
           <w:color w:val="333333"/>
+          <w:sz w:val="22"/>
+          <w:szCs w:val="22"/>
         </w:rPr>
         <w:t>: bend knees</w:t>
       </w:r>
@@ -141,12 +183,16 @@
         <w:rPr>
           <w:rFonts w:ascii="Calibri" w:hAnsi="Calibri" w:cs="Calibri"/>
           <w:color w:val="333333"/>
-        </w:rPr>
-      </w:pPr>
-      <w:r>
-        <w:rPr>
-          <w:rFonts w:ascii="Calibri" w:hAnsi="Calibri" w:cs="Calibri"/>
-          <w:color w:val="333333"/>
+          <w:sz w:val="22"/>
+          <w:szCs w:val="22"/>
+        </w:rPr>
+      </w:pPr>
+      <w:r>
+        <w:rPr>
+          <w:rFonts w:ascii="Calibri" w:hAnsi="Calibri" w:cs="Calibri"/>
+          <w:color w:val="333333"/>
+          <w:sz w:val="22"/>
+          <w:szCs w:val="22"/>
         </w:rPr>
         <w:t>Upper body clockwise circle on “Oh, aren't you proud to be”</w:t>
       </w:r>
@@ -162,12 +208,16 @@
         <w:rPr>
           <w:rFonts w:ascii="Calibri" w:hAnsi="Calibri" w:cs="Calibri"/>
           <w:color w:val="333333"/>
-        </w:rPr>
-      </w:pPr>
-      <w:r>
-        <w:rPr>
-          <w:rFonts w:ascii="Calibri" w:hAnsi="Calibri" w:cs="Calibri"/>
-          <w:color w:val="333333"/>
+          <w:sz w:val="22"/>
+          <w:szCs w:val="22"/>
+        </w:rPr>
+      </w:pPr>
+      <w:r>
+        <w:rPr>
+          <w:rFonts w:ascii="Calibri" w:hAnsi="Calibri" w:cs="Calibri"/>
+          <w:color w:val="333333"/>
+          <w:sz w:val="22"/>
+          <w:szCs w:val="22"/>
         </w:rPr>
         <w:t>Upper body counterclockwise circle on “in that fraternity”</w:t>
       </w:r>
@@ -183,12 +233,16 @@
         <w:rPr>
           <w:rFonts w:ascii="Calibri" w:hAnsi="Calibri" w:cs="Calibri"/>
           <w:color w:val="333333"/>
-        </w:rPr>
-      </w:pPr>
-      <w:r>
-        <w:rPr>
-          <w:rFonts w:ascii="Calibri" w:hAnsi="Calibri" w:cs="Calibri"/>
-          <w:color w:val="333333"/>
+          <w:sz w:val="22"/>
+          <w:szCs w:val="22"/>
+        </w:rPr>
+      </w:pPr>
+      <w:r>
+        <w:rPr>
+          <w:rFonts w:ascii="Calibri" w:hAnsi="Calibri" w:cs="Calibri"/>
+          <w:color w:val="333333"/>
+          <w:sz w:val="22"/>
+          <w:szCs w:val="22"/>
         </w:rPr>
         <w:t>On “The great, big brotherhood of man?” hands:</w:t>
       </w:r>
@@ -212,14 +266,18 @@
         <w:tc>
           <w:tcPr>
             <w:tcW w:w="990" w:type="dxa"/>
-            <w:shd w:val="clear" w:color="auto" w:fill="BFBFBF" w:themeFill="background1" w:themeFillShade="BF"/>
+            <w:shd w:val="clear" w:color="auto" w:fill="DAE9F7" w:themeFill="text2" w:themeFillTint="1A"/>
           </w:tcPr>
           <w:p>
             <w:pPr>
               <w:spacing w:after="100" w:afterAutospacing="1"/>
               <w:rPr>
                 <w:rFonts w:ascii="Calibri" w:hAnsi="Calibri" w:cs="Calibri"/>
-                <w:color w:val="333333"/>
+                <w:b/>
+                <w:bCs/>
+                <w:color w:val="333333"/>
+                <w:sz w:val="22"/>
+                <w:szCs w:val="22"/>
               </w:rPr>
             </w:pPr>
           </w:p>
@@ -227,7 +285,7 @@
         <w:tc>
           <w:tcPr>
             <w:tcW w:w="1440" w:type="dxa"/>
-            <w:shd w:val="clear" w:color="auto" w:fill="BFBFBF" w:themeFill="background1" w:themeFillShade="BF"/>
+            <w:shd w:val="clear" w:color="auto" w:fill="DAE9F7" w:themeFill="text2" w:themeFillTint="1A"/>
           </w:tcPr>
           <w:p>
             <w:pPr>
@@ -235,13 +293,21 @@
               <w:jc w:val="center"/>
               <w:rPr>
                 <w:rFonts w:ascii="Calibri" w:hAnsi="Calibri" w:cs="Calibri"/>
-                <w:color w:val="333333"/>
-              </w:rPr>
-            </w:pPr>
-            <w:r>
-              <w:rPr>
-                <w:rFonts w:ascii="Calibri" w:hAnsi="Calibri" w:cs="Calibri"/>
-                <w:color w:val="333333"/>
+                <w:b/>
+                <w:bCs/>
+                <w:color w:val="333333"/>
+                <w:sz w:val="22"/>
+                <w:szCs w:val="22"/>
+              </w:rPr>
+            </w:pPr>
+            <w:r>
+              <w:rPr>
+                <w:rFonts w:ascii="Calibri" w:hAnsi="Calibri" w:cs="Calibri"/>
+                <w:b/>
+                <w:bCs/>
+                <w:color w:val="333333"/>
+                <w:sz w:val="22"/>
+                <w:szCs w:val="22"/>
               </w:rPr>
               <w:t>Brother</w:t>
             </w:r>
@@ -250,7 +316,7 @@
         <w:tc>
           <w:tcPr>
             <w:tcW w:w="1260" w:type="dxa"/>
-            <w:shd w:val="clear" w:color="auto" w:fill="BFBFBF" w:themeFill="background1" w:themeFillShade="BF"/>
+            <w:shd w:val="clear" w:color="auto" w:fill="DAE9F7" w:themeFill="text2" w:themeFillTint="1A"/>
           </w:tcPr>
           <w:p>
             <w:pPr>
@@ -258,13 +324,21 @@
               <w:jc w:val="center"/>
               <w:rPr>
                 <w:rFonts w:ascii="Calibri" w:hAnsi="Calibri" w:cs="Calibri"/>
-                <w:color w:val="333333"/>
-              </w:rPr>
-            </w:pPr>
-            <w:r>
-              <w:rPr>
-                <w:rFonts w:ascii="Calibri" w:hAnsi="Calibri" w:cs="Calibri"/>
-                <w:color w:val="333333"/>
+                <w:b/>
+                <w:bCs/>
+                <w:color w:val="333333"/>
+                <w:sz w:val="22"/>
+                <w:szCs w:val="22"/>
+              </w:rPr>
+            </w:pPr>
+            <w:r>
+              <w:rPr>
+                <w:rFonts w:ascii="Calibri" w:hAnsi="Calibri" w:cs="Calibri"/>
+                <w:b/>
+                <w:bCs/>
+                <w:color w:val="333333"/>
+                <w:sz w:val="22"/>
+                <w:szCs w:val="22"/>
               </w:rPr>
               <w:t>er</w:t>
             </w:r>
@@ -273,7 +347,7 @@
         <w:tc>
           <w:tcPr>
             <w:tcW w:w="1440" w:type="dxa"/>
-            <w:shd w:val="clear" w:color="auto" w:fill="BFBFBF" w:themeFill="background1" w:themeFillShade="BF"/>
+            <w:shd w:val="clear" w:color="auto" w:fill="DAE9F7" w:themeFill="text2" w:themeFillTint="1A"/>
           </w:tcPr>
           <w:p>
             <w:pPr>
@@ -281,13 +355,21 @@
               <w:jc w:val="center"/>
               <w:rPr>
                 <w:rFonts w:ascii="Calibri" w:hAnsi="Calibri" w:cs="Calibri"/>
-                <w:color w:val="333333"/>
-              </w:rPr>
-            </w:pPr>
-            <w:r>
-              <w:rPr>
-                <w:rFonts w:ascii="Calibri" w:hAnsi="Calibri" w:cs="Calibri"/>
-                <w:color w:val="333333"/>
+                <w:b/>
+                <w:bCs/>
+                <w:color w:val="333333"/>
+                <w:sz w:val="22"/>
+                <w:szCs w:val="22"/>
+              </w:rPr>
+            </w:pPr>
+            <w:r>
+              <w:rPr>
+                <w:rFonts w:ascii="Calibri" w:hAnsi="Calibri" w:cs="Calibri"/>
+                <w:b/>
+                <w:bCs/>
+                <w:color w:val="333333"/>
+                <w:sz w:val="22"/>
+                <w:szCs w:val="22"/>
               </w:rPr>
               <w:t>hood</w:t>
             </w:r>
@@ -296,7 +378,7 @@
         <w:tc>
           <w:tcPr>
             <w:tcW w:w="1260" w:type="dxa"/>
-            <w:shd w:val="clear" w:color="auto" w:fill="BFBFBF" w:themeFill="background1" w:themeFillShade="BF"/>
+            <w:shd w:val="clear" w:color="auto" w:fill="DAE9F7" w:themeFill="text2" w:themeFillTint="1A"/>
           </w:tcPr>
           <w:p>
             <w:pPr>
@@ -304,13 +386,21 @@
               <w:jc w:val="center"/>
               <w:rPr>
                 <w:rFonts w:ascii="Calibri" w:hAnsi="Calibri" w:cs="Calibri"/>
-                <w:color w:val="333333"/>
-              </w:rPr>
-            </w:pPr>
-            <w:r>
-              <w:rPr>
-                <w:rFonts w:ascii="Calibri" w:hAnsi="Calibri" w:cs="Calibri"/>
-                <w:color w:val="333333"/>
+                <w:b/>
+                <w:bCs/>
+                <w:color w:val="333333"/>
+                <w:sz w:val="22"/>
+                <w:szCs w:val="22"/>
+              </w:rPr>
+            </w:pPr>
+            <w:r>
+              <w:rPr>
+                <w:rFonts w:ascii="Calibri" w:hAnsi="Calibri" w:cs="Calibri"/>
+                <w:b/>
+                <w:bCs/>
+                <w:color w:val="333333"/>
+                <w:sz w:val="22"/>
+                <w:szCs w:val="22"/>
               </w:rPr>
               <w:t>of</w:t>
             </w:r>
@@ -319,7 +409,7 @@
         <w:tc>
           <w:tcPr>
             <w:tcW w:w="1260" w:type="dxa"/>
-            <w:shd w:val="clear" w:color="auto" w:fill="BFBFBF" w:themeFill="background1" w:themeFillShade="BF"/>
+            <w:shd w:val="clear" w:color="auto" w:fill="DAE9F7" w:themeFill="text2" w:themeFillTint="1A"/>
           </w:tcPr>
           <w:p>
             <w:pPr>
@@ -327,13 +417,21 @@
               <w:jc w:val="center"/>
               <w:rPr>
                 <w:rFonts w:ascii="Calibri" w:hAnsi="Calibri" w:cs="Calibri"/>
-                <w:color w:val="333333"/>
-              </w:rPr>
-            </w:pPr>
-            <w:r>
-              <w:rPr>
-                <w:rFonts w:ascii="Calibri" w:hAnsi="Calibri" w:cs="Calibri"/>
-                <w:color w:val="333333"/>
+                <w:b/>
+                <w:bCs/>
+                <w:color w:val="333333"/>
+                <w:sz w:val="22"/>
+                <w:szCs w:val="22"/>
+              </w:rPr>
+            </w:pPr>
+            <w:r>
+              <w:rPr>
+                <w:rFonts w:ascii="Calibri" w:hAnsi="Calibri" w:cs="Calibri"/>
+                <w:b/>
+                <w:bCs/>
+                <w:color w:val="333333"/>
+                <w:sz w:val="22"/>
+                <w:szCs w:val="22"/>
               </w:rPr>
               <w:t>man</w:t>
             </w:r>
@@ -352,12 +450,16 @@
               <w:rPr>
                 <w:rFonts w:ascii="Calibri" w:hAnsi="Calibri" w:cs="Calibri"/>
                 <w:color w:val="333333"/>
-              </w:rPr>
-            </w:pPr>
-            <w:r>
-              <w:rPr>
-                <w:rFonts w:ascii="Calibri" w:hAnsi="Calibri" w:cs="Calibri"/>
-                <w:color w:val="333333"/>
+                <w:sz w:val="22"/>
+                <w:szCs w:val="22"/>
+              </w:rPr>
+            </w:pPr>
+            <w:r>
+              <w:rPr>
+                <w:rFonts w:ascii="Calibri" w:hAnsi="Calibri" w:cs="Calibri"/>
+                <w:color w:val="333333"/>
+                <w:sz w:val="22"/>
+                <w:szCs w:val="22"/>
               </w:rPr>
               <w:t>1</w:t>
             </w:r>
@@ -365,6 +467,8 @@
               <w:rPr>
                 <w:rFonts w:ascii="Calibri" w:hAnsi="Calibri" w:cs="Calibri"/>
                 <w:color w:val="333333"/>
+                <w:sz w:val="22"/>
+                <w:szCs w:val="22"/>
                 <w:vertAlign w:val="superscript"/>
               </w:rPr>
               <w:t>st</w:t>
@@ -373,6 +477,8 @@
               <w:rPr>
                 <w:rFonts w:ascii="Calibri" w:hAnsi="Calibri" w:cs="Calibri"/>
                 <w:color w:val="333333"/>
+                <w:sz w:val="22"/>
+                <w:szCs w:val="22"/>
               </w:rPr>
               <w:t xml:space="preserve"> Row</w:t>
             </w:r>
@@ -389,12 +495,16 @@
               <w:rPr>
                 <w:rFonts w:ascii="Calibri" w:hAnsi="Calibri" w:cs="Calibri"/>
                 <w:color w:val="333333"/>
-              </w:rPr>
-            </w:pPr>
-            <w:r>
-              <w:rPr>
-                <w:rFonts w:ascii="Calibri" w:hAnsi="Calibri" w:cs="Calibri"/>
-                <w:color w:val="333333"/>
+                <w:sz w:val="22"/>
+                <w:szCs w:val="22"/>
+              </w:rPr>
+            </w:pPr>
+            <w:r>
+              <w:rPr>
+                <w:rFonts w:ascii="Calibri" w:hAnsi="Calibri" w:cs="Calibri"/>
+                <w:color w:val="333333"/>
+                <w:sz w:val="22"/>
+                <w:szCs w:val="22"/>
               </w:rPr>
               <w:t>Down</w:t>
             </w:r>
@@ -411,12 +521,16 @@
               <w:rPr>
                 <w:rFonts w:ascii="Calibri" w:hAnsi="Calibri" w:cs="Calibri"/>
                 <w:color w:val="333333"/>
-              </w:rPr>
-            </w:pPr>
-            <w:r>
-              <w:rPr>
-                <w:rFonts w:ascii="Calibri" w:hAnsi="Calibri" w:cs="Calibri"/>
-                <w:color w:val="333333"/>
+                <w:sz w:val="22"/>
+                <w:szCs w:val="22"/>
+              </w:rPr>
+            </w:pPr>
+            <w:r>
+              <w:rPr>
+                <w:rFonts w:ascii="Calibri" w:hAnsi="Calibri" w:cs="Calibri"/>
+                <w:color w:val="333333"/>
+                <w:sz w:val="22"/>
+                <w:szCs w:val="22"/>
               </w:rPr>
               <w:t>Up</w:t>
             </w:r>
@@ -433,12 +547,16 @@
               <w:rPr>
                 <w:rFonts w:ascii="Calibri" w:hAnsi="Calibri" w:cs="Calibri"/>
                 <w:color w:val="333333"/>
-              </w:rPr>
-            </w:pPr>
-            <w:r>
-              <w:rPr>
-                <w:rFonts w:ascii="Calibri" w:hAnsi="Calibri" w:cs="Calibri"/>
-                <w:color w:val="333333"/>
+                <w:sz w:val="22"/>
+                <w:szCs w:val="22"/>
+              </w:rPr>
+            </w:pPr>
+            <w:r>
+              <w:rPr>
+                <w:rFonts w:ascii="Calibri" w:hAnsi="Calibri" w:cs="Calibri"/>
+                <w:color w:val="333333"/>
+                <w:sz w:val="22"/>
+                <w:szCs w:val="22"/>
               </w:rPr>
               <w:t>Down</w:t>
             </w:r>
@@ -455,12 +573,16 @@
               <w:rPr>
                 <w:rFonts w:ascii="Calibri" w:hAnsi="Calibri" w:cs="Calibri"/>
                 <w:color w:val="333333"/>
-              </w:rPr>
-            </w:pPr>
-            <w:r>
-              <w:rPr>
-                <w:rFonts w:ascii="Calibri" w:hAnsi="Calibri" w:cs="Calibri"/>
-                <w:color w:val="333333"/>
+                <w:sz w:val="22"/>
+                <w:szCs w:val="22"/>
+              </w:rPr>
+            </w:pPr>
+            <w:r>
+              <w:rPr>
+                <w:rFonts w:ascii="Calibri" w:hAnsi="Calibri" w:cs="Calibri"/>
+                <w:color w:val="333333"/>
+                <w:sz w:val="22"/>
+                <w:szCs w:val="22"/>
               </w:rPr>
               <w:t>Up</w:t>
             </w:r>
@@ -477,12 +599,16 @@
               <w:rPr>
                 <w:rFonts w:ascii="Calibri" w:hAnsi="Calibri" w:cs="Calibri"/>
                 <w:color w:val="333333"/>
-              </w:rPr>
-            </w:pPr>
-            <w:r>
-              <w:rPr>
-                <w:rFonts w:ascii="Calibri" w:hAnsi="Calibri" w:cs="Calibri"/>
-                <w:color w:val="333333"/>
+                <w:sz w:val="22"/>
+                <w:szCs w:val="22"/>
+              </w:rPr>
+            </w:pPr>
+            <w:r>
+              <w:rPr>
+                <w:rFonts w:ascii="Calibri" w:hAnsi="Calibri" w:cs="Calibri"/>
+                <w:color w:val="333333"/>
+                <w:sz w:val="22"/>
+                <w:szCs w:val="22"/>
               </w:rPr>
               <w:t>Jump</w:t>
             </w:r>
@@ -501,12 +627,16 @@
               <w:rPr>
                 <w:rFonts w:ascii="Calibri" w:hAnsi="Calibri" w:cs="Calibri"/>
                 <w:color w:val="333333"/>
-              </w:rPr>
-            </w:pPr>
-            <w:r>
-              <w:rPr>
-                <w:rFonts w:ascii="Calibri" w:hAnsi="Calibri" w:cs="Calibri"/>
-                <w:color w:val="333333"/>
+                <w:sz w:val="22"/>
+                <w:szCs w:val="22"/>
+              </w:rPr>
+            </w:pPr>
+            <w:r>
+              <w:rPr>
+                <w:rFonts w:ascii="Calibri" w:hAnsi="Calibri" w:cs="Calibri"/>
+                <w:color w:val="333333"/>
+                <w:sz w:val="22"/>
+                <w:szCs w:val="22"/>
               </w:rPr>
               <w:t>2</w:t>
             </w:r>
@@ -514,6 +644,8 @@
               <w:rPr>
                 <w:rFonts w:ascii="Calibri" w:hAnsi="Calibri" w:cs="Calibri"/>
                 <w:color w:val="333333"/>
+                <w:sz w:val="22"/>
+                <w:szCs w:val="22"/>
                 <w:vertAlign w:val="superscript"/>
               </w:rPr>
               <w:t>nd</w:t>
@@ -522,6 +654,8 @@
               <w:rPr>
                 <w:rFonts w:ascii="Calibri" w:hAnsi="Calibri" w:cs="Calibri"/>
                 <w:color w:val="333333"/>
+                <w:sz w:val="22"/>
+                <w:szCs w:val="22"/>
               </w:rPr>
               <w:t xml:space="preserve"> Row</w:t>
             </w:r>
@@ -538,12 +672,16 @@
               <w:rPr>
                 <w:rFonts w:ascii="Calibri" w:hAnsi="Calibri" w:cs="Calibri"/>
                 <w:color w:val="333333"/>
-              </w:rPr>
-            </w:pPr>
-            <w:r>
-              <w:rPr>
-                <w:rFonts w:ascii="Calibri" w:hAnsi="Calibri" w:cs="Calibri"/>
-                <w:color w:val="333333"/>
+                <w:sz w:val="22"/>
+                <w:szCs w:val="22"/>
+              </w:rPr>
+            </w:pPr>
+            <w:r>
+              <w:rPr>
+                <w:rFonts w:ascii="Calibri" w:hAnsi="Calibri" w:cs="Calibri"/>
+                <w:color w:val="333333"/>
+                <w:sz w:val="22"/>
+                <w:szCs w:val="22"/>
               </w:rPr>
               <w:t>Up</w:t>
             </w:r>
@@ -562,12 +700,16 @@
                 <w:b/>
                 <w:bCs/>
                 <w:color w:val="333333"/>
-              </w:rPr>
-            </w:pPr>
-            <w:r>
-              <w:rPr>
-                <w:rFonts w:ascii="Calibri" w:hAnsi="Calibri" w:cs="Calibri"/>
-                <w:color w:val="333333"/>
+                <w:sz w:val="22"/>
+                <w:szCs w:val="22"/>
+              </w:rPr>
+            </w:pPr>
+            <w:r>
+              <w:rPr>
+                <w:rFonts w:ascii="Calibri" w:hAnsi="Calibri" w:cs="Calibri"/>
+                <w:color w:val="333333"/>
+                <w:sz w:val="22"/>
+                <w:szCs w:val="22"/>
               </w:rPr>
               <w:t>Down</w:t>
             </w:r>
@@ -584,12 +726,16 @@
               <w:rPr>
                 <w:rFonts w:ascii="Calibri" w:hAnsi="Calibri" w:cs="Calibri"/>
                 <w:color w:val="333333"/>
-              </w:rPr>
-            </w:pPr>
-            <w:r>
-              <w:rPr>
-                <w:rFonts w:ascii="Calibri" w:hAnsi="Calibri" w:cs="Calibri"/>
-                <w:color w:val="333333"/>
+                <w:sz w:val="22"/>
+                <w:szCs w:val="22"/>
+              </w:rPr>
+            </w:pPr>
+            <w:r>
+              <w:rPr>
+                <w:rFonts w:ascii="Calibri" w:hAnsi="Calibri" w:cs="Calibri"/>
+                <w:color w:val="333333"/>
+                <w:sz w:val="22"/>
+                <w:szCs w:val="22"/>
               </w:rPr>
               <w:t>Up</w:t>
             </w:r>
@@ -606,12 +752,16 @@
               <w:rPr>
                 <w:rFonts w:ascii="Calibri" w:hAnsi="Calibri" w:cs="Calibri"/>
                 <w:color w:val="333333"/>
-              </w:rPr>
-            </w:pPr>
-            <w:r>
-              <w:rPr>
-                <w:rFonts w:ascii="Calibri" w:hAnsi="Calibri" w:cs="Calibri"/>
-                <w:color w:val="333333"/>
+                <w:sz w:val="22"/>
+                <w:szCs w:val="22"/>
+              </w:rPr>
+            </w:pPr>
+            <w:r>
+              <w:rPr>
+                <w:rFonts w:ascii="Calibri" w:hAnsi="Calibri" w:cs="Calibri"/>
+                <w:color w:val="333333"/>
+                <w:sz w:val="22"/>
+                <w:szCs w:val="22"/>
               </w:rPr>
               <w:t>Down</w:t>
             </w:r>
@@ -628,12 +778,16 @@
               <w:rPr>
                 <w:rFonts w:ascii="Calibri" w:hAnsi="Calibri" w:cs="Calibri"/>
                 <w:color w:val="333333"/>
-              </w:rPr>
-            </w:pPr>
-            <w:r>
-              <w:rPr>
-                <w:rFonts w:ascii="Calibri" w:hAnsi="Calibri" w:cs="Calibri"/>
-                <w:color w:val="333333"/>
+                <w:sz w:val="22"/>
+                <w:szCs w:val="22"/>
+              </w:rPr>
+            </w:pPr>
+            <w:r>
+              <w:rPr>
+                <w:rFonts w:ascii="Calibri" w:hAnsi="Calibri" w:cs="Calibri"/>
+                <w:color w:val="333333"/>
+                <w:sz w:val="22"/>
+                <w:szCs w:val="22"/>
               </w:rPr>
               <w:t>Jump</w:t>
             </w:r>
@@ -644,16 +798,20 @@
     <w:p>
       <w:pPr>
         <w:shd w:val="clear" w:color="auto" w:fill="FFFFFF"/>
-        <w:spacing w:before="240" w:after="0"/>
-        <w:rPr>
-          <w:rFonts w:ascii="Calibri" w:hAnsi="Calibri" w:cs="Calibri"/>
-          <w:color w:val="333333"/>
-        </w:rPr>
-      </w:pPr>
-      <w:r>
-        <w:rPr>
-          <w:rFonts w:ascii="Calibri" w:hAnsi="Calibri" w:cs="Calibri"/>
-          <w:color w:val="333333"/>
+        <w:spacing w:before="120" w:after="0" w:line="240" w:lineRule="auto"/>
+        <w:rPr>
+          <w:rFonts w:ascii="Calibri" w:hAnsi="Calibri" w:cs="Calibri"/>
+          <w:color w:val="333333"/>
+          <w:sz w:val="22"/>
+          <w:szCs w:val="22"/>
+        </w:rPr>
+      </w:pPr>
+      <w:r>
+        <w:rPr>
+          <w:rFonts w:ascii="Calibri" w:hAnsi="Calibri" w:cs="Calibri"/>
+          <w:color w:val="333333"/>
+          <w:sz w:val="22"/>
+          <w:szCs w:val="22"/>
         </w:rPr>
         <w:t>At </w:t>
       </w:r>
@@ -663,13 +821,17 @@
           <w:b/>
           <w:bCs/>
           <w:color w:val="333333"/>
-        </w:rPr>
-        <w:t>M</w:t>
-      </w:r>
-      <w:r>
-        <w:rPr>
-          <w:rFonts w:ascii="Calibri" w:hAnsi="Calibri" w:cs="Calibri"/>
-          <w:color w:val="333333"/>
+          <w:sz w:val="28"/>
+          <w:szCs w:val="28"/>
+        </w:rPr>
+        <w:t>L</w:t>
+      </w:r>
+      <w:r>
+        <w:rPr>
+          <w:rFonts w:ascii="Calibri" w:hAnsi="Calibri" w:cs="Calibri"/>
+          <w:color w:val="333333"/>
+          <w:sz w:val="22"/>
+          <w:szCs w:val="22"/>
         </w:rPr>
         <w:t>:</w:t>
       </w:r>
@@ -685,14 +847,54 @@
         <w:rPr>
           <w:rFonts w:ascii="Calibri" w:hAnsi="Calibri" w:cs="Calibri"/>
           <w:color w:val="333333"/>
-        </w:rPr>
-      </w:pPr>
-      <w:r>
-        <w:rPr>
-          <w:rFonts w:ascii="Calibri" w:hAnsi="Calibri" w:cs="Calibri"/>
-          <w:color w:val="333333"/>
-        </w:rPr>
-        <w:t>Lunge forward with left foot on the rest on “Yes, you're a brother”:</w:t>
+          <w:sz w:val="22"/>
+          <w:szCs w:val="22"/>
+        </w:rPr>
+      </w:pPr>
+      <w:r>
+        <w:rPr>
+          <w:rFonts w:ascii="Calibri" w:hAnsi="Calibri" w:cs="Calibri"/>
+          <w:color w:val="333333"/>
+          <w:sz w:val="22"/>
+          <w:szCs w:val="22"/>
+        </w:rPr>
+        <w:t xml:space="preserve">Start clapping after </w:t>
+      </w:r>
+      <w:r>
+        <w:rPr>
+          <w:rFonts w:ascii="Calibri" w:hAnsi="Calibri" w:cs="Calibri"/>
+          <w:color w:val="333333"/>
+          <w:sz w:val="22"/>
+          <w:szCs w:val="22"/>
+        </w:rPr>
+        <w:t>“</w:t>
+      </w:r>
+      <w:r>
+        <w:rPr>
+          <w:rFonts w:ascii="Calibri" w:hAnsi="Calibri" w:cs="Calibri"/>
+          <w:color w:val="333333"/>
+          <w:sz w:val="22"/>
+          <w:szCs w:val="22"/>
+        </w:rPr>
+        <w:t>man</w:t>
+      </w:r>
+      <w:r>
+        <w:rPr>
+          <w:rFonts w:ascii="Calibri" w:hAnsi="Calibri" w:cs="Calibri"/>
+          <w:color w:val="333333"/>
+          <w:sz w:val="22"/>
+          <w:szCs w:val="22"/>
+        </w:rPr>
+        <w:t>”</w:t>
+      </w:r>
+      <w:r>
+        <w:rPr>
+          <w:rFonts w:ascii="Calibri" w:hAnsi="Calibri" w:cs="Calibri"/>
+          <w:color w:val="333333"/>
+          <w:sz w:val="22"/>
+          <w:szCs w:val="22"/>
+        </w:rPr>
+        <w:t>.</w:t>
       </w:r>
     </w:p>
     <w:p>
@@ -706,31 +908,109 @@
         <w:rPr>
           <w:rFonts w:ascii="Calibri" w:hAnsi="Calibri" w:cs="Calibri"/>
           <w:color w:val="333333"/>
-        </w:rPr>
-      </w:pPr>
-      <w:r>
-        <w:rPr>
-          <w:rFonts w:ascii="Calibri" w:hAnsi="Calibri" w:cs="Calibri"/>
-          <w:color w:val="333333"/>
-        </w:rPr>
-        <w:t>Lean more on “Oh, yes, oh yes.”</w:t>
+          <w:sz w:val="22"/>
+          <w:szCs w:val="22"/>
+        </w:rPr>
+      </w:pPr>
+      <w:r>
+        <w:rPr>
+          <w:rFonts w:ascii="Calibri" w:hAnsi="Calibri" w:cs="Calibri"/>
+          <w:color w:val="333333"/>
+          <w:sz w:val="22"/>
+          <w:szCs w:val="22"/>
+        </w:rPr>
+        <w:t xml:space="preserve">Stop clapping as </w:t>
+      </w:r>
+      <w:proofErr w:type="spellStart"/>
+      <w:r>
+        <w:rPr>
+          <w:rFonts w:ascii="Calibri" w:hAnsi="Calibri" w:cs="Calibri"/>
+          <w:color w:val="333333"/>
+          <w:sz w:val="22"/>
+          <w:szCs w:val="22"/>
+        </w:rPr>
+        <w:t>Womper</w:t>
+      </w:r>
+      <w:proofErr w:type="spellEnd"/>
+      <w:r>
+        <w:rPr>
+          <w:rFonts w:ascii="Calibri" w:hAnsi="Calibri" w:cs="Calibri"/>
+          <w:color w:val="333333"/>
+          <w:sz w:val="22"/>
+          <w:szCs w:val="22"/>
+        </w:rPr>
+        <w:t xml:space="preserve"> indicates.</w:t>
+      </w:r>
+      <w:r>
+        <w:rPr>
+          <w:sz w:val="22"/>
+          <w:szCs w:val="22"/>
+        </w:rPr>
+        <w:t xml:space="preserve"> </w:t>
       </w:r>
     </w:p>
     <w:p>
       <w:pPr>
+        <w:numPr>
+          <w:ilvl w:val="0"/>
+          <w:numId w:val="12"/>
+        </w:numPr>
         <w:shd w:val="clear" w:color="auto" w:fill="FFFFFF"/>
-        <w:spacing w:after="0"/>
-        <w:rPr>
-          <w:rFonts w:ascii="Calibri" w:hAnsi="Calibri" w:cs="Calibri"/>
-          <w:color w:val="333333"/>
-        </w:rPr>
-      </w:pPr>
-      <w:r>
-        <w:rPr>
-          <w:rFonts w:ascii="Calibri" w:hAnsi="Calibri" w:cs="Calibri"/>
-          <w:color w:val="333333"/>
-        </w:rPr>
-        <w:t>Leading into </w:t>
+        <w:spacing w:before="100" w:beforeAutospacing="1" w:after="100" w:afterAutospacing="1" w:line="240" w:lineRule="auto"/>
+        <w:rPr>
+          <w:rFonts w:ascii="Calibri" w:hAnsi="Calibri" w:cs="Calibri"/>
+          <w:color w:val="333333"/>
+          <w:sz w:val="22"/>
+          <w:szCs w:val="22"/>
+        </w:rPr>
+      </w:pPr>
+      <w:r>
+        <w:rPr>
+          <w:rFonts w:ascii="Calibri" w:hAnsi="Calibri" w:cs="Calibri"/>
+          <w:color w:val="333333"/>
+          <w:sz w:val="22"/>
+          <w:szCs w:val="22"/>
+        </w:rPr>
+        <w:t xml:space="preserve">Bud keeps clapping until Bratt </w:t>
+      </w:r>
+      <w:r>
+        <w:rPr>
+          <w:rFonts w:ascii="Calibri" w:hAnsi="Calibri" w:cs="Calibri"/>
+          <w:color w:val="333333"/>
+          <w:sz w:val="22"/>
+          <w:szCs w:val="22"/>
+        </w:rPr>
+        <w:t>taps</w:t>
+      </w:r>
+      <w:r>
+        <w:rPr>
+          <w:rFonts w:ascii="Calibri" w:hAnsi="Calibri" w:cs="Calibri"/>
+          <w:color w:val="333333"/>
+          <w:sz w:val="22"/>
+          <w:szCs w:val="22"/>
+        </w:rPr>
+        <w:t xml:space="preserve"> his head.</w:t>
+      </w:r>
+    </w:p>
+    <w:p>
+      <w:pPr>
+        <w:shd w:val="clear" w:color="auto" w:fill="FFFFFF"/>
+        <w:spacing w:before="120" w:after="0" w:line="240" w:lineRule="auto"/>
+        <w:rPr>
+          <w:rFonts w:ascii="Calibri" w:hAnsi="Calibri" w:cs="Calibri"/>
+          <w:color w:val="333333"/>
+          <w:sz w:val="22"/>
+          <w:szCs w:val="22"/>
+        </w:rPr>
+      </w:pPr>
+      <w:r>
+        <w:rPr>
+          <w:rFonts w:ascii="Calibri" w:hAnsi="Calibri" w:cs="Calibri"/>
+          <w:color w:val="333333"/>
+          <w:sz w:val="22"/>
+          <w:szCs w:val="22"/>
+        </w:rPr>
+        <w:t>At </w:t>
       </w:r>
       <w:r>
         <w:rPr>
@@ -738,6 +1018,266 @@
           <w:b/>
           <w:bCs/>
           <w:color w:val="333333"/>
+          <w:sz w:val="28"/>
+          <w:szCs w:val="28"/>
+        </w:rPr>
+        <w:t>M</w:t>
+      </w:r>
+      <w:r>
+        <w:rPr>
+          <w:rFonts w:ascii="Calibri" w:hAnsi="Calibri" w:cs="Calibri"/>
+          <w:color w:val="333333"/>
+          <w:sz w:val="22"/>
+          <w:szCs w:val="22"/>
+        </w:rPr>
+        <w:t>:</w:t>
+      </w:r>
+    </w:p>
+    <w:p>
+      <w:pPr>
+        <w:numPr>
+          <w:ilvl w:val="0"/>
+          <w:numId w:val="12"/>
+        </w:numPr>
+        <w:shd w:val="clear" w:color="auto" w:fill="FFFFFF"/>
+        <w:spacing w:after="100" w:afterAutospacing="1" w:line="240" w:lineRule="auto"/>
+        <w:rPr>
+          <w:rFonts w:ascii="Calibri" w:hAnsi="Calibri" w:cs="Calibri"/>
+          <w:color w:val="333333"/>
+          <w:sz w:val="22"/>
+          <w:szCs w:val="22"/>
+        </w:rPr>
+      </w:pPr>
+      <w:r>
+        <w:rPr>
+          <w:rFonts w:ascii="Calibri" w:hAnsi="Calibri" w:cs="Calibri"/>
+          <w:color w:val="333333"/>
+          <w:sz w:val="22"/>
+          <w:szCs w:val="22"/>
+        </w:rPr>
+        <w:t>Lunge forward with left foot on the rest on “Yes, you're a brother”:</w:t>
+      </w:r>
+    </w:p>
+    <w:p>
+      <w:pPr>
+        <w:numPr>
+          <w:ilvl w:val="0"/>
+          <w:numId w:val="12"/>
+        </w:numPr>
+        <w:shd w:val="clear" w:color="auto" w:fill="FFFFFF"/>
+        <w:spacing w:before="100" w:beforeAutospacing="1" w:after="100" w:afterAutospacing="1" w:line="240" w:lineRule="auto"/>
+        <w:rPr>
+          <w:rFonts w:ascii="Calibri" w:hAnsi="Calibri" w:cs="Calibri"/>
+          <w:color w:val="333333"/>
+          <w:sz w:val="22"/>
+          <w:szCs w:val="22"/>
+        </w:rPr>
+      </w:pPr>
+      <w:r>
+        <w:rPr>
+          <w:rFonts w:ascii="Calibri" w:hAnsi="Calibri" w:cs="Calibri"/>
+          <w:color w:val="333333"/>
+          <w:sz w:val="22"/>
+          <w:szCs w:val="22"/>
+        </w:rPr>
+        <w:t>Lean more on “Oh, yes, oh yes.”</w:t>
+      </w:r>
+    </w:p>
+    <w:p>
+      <w:pPr>
+        <w:shd w:val="clear" w:color="auto" w:fill="FFFFFF"/>
+        <w:spacing w:before="120" w:after="0" w:line="240" w:lineRule="auto"/>
+        <w:rPr>
+          <w:rFonts w:ascii="Calibri" w:hAnsi="Calibri" w:cs="Calibri"/>
+          <w:color w:val="333333"/>
+          <w:sz w:val="22"/>
+          <w:szCs w:val="22"/>
+        </w:rPr>
+      </w:pPr>
+      <w:r>
+        <w:rPr>
+          <w:rFonts w:ascii="Calibri" w:hAnsi="Calibri" w:cs="Calibri"/>
+          <w:color w:val="333333"/>
+          <w:sz w:val="22"/>
+          <w:szCs w:val="22"/>
+        </w:rPr>
+        <w:t>At </w:t>
+      </w:r>
+      <w:r>
+        <w:rPr>
+          <w:rFonts w:ascii="Calibri" w:hAnsi="Calibri" w:cs="Calibri"/>
+          <w:b/>
+          <w:bCs/>
+          <w:color w:val="333333"/>
+          <w:sz w:val="28"/>
+          <w:szCs w:val="28"/>
+        </w:rPr>
+        <w:t>N</w:t>
+      </w:r>
+      <w:r>
+        <w:rPr>
+          <w:rFonts w:ascii="Calibri" w:hAnsi="Calibri" w:cs="Calibri"/>
+          <w:color w:val="333333"/>
+          <w:sz w:val="22"/>
+          <w:szCs w:val="22"/>
+        </w:rPr>
+        <w:t>:</w:t>
+      </w:r>
+    </w:p>
+    <w:p>
+      <w:pPr>
+        <w:numPr>
+          <w:ilvl w:val="0"/>
+          <w:numId w:val="12"/>
+        </w:numPr>
+        <w:shd w:val="clear" w:color="auto" w:fill="FFFFFF"/>
+        <w:spacing w:after="100" w:afterAutospacing="1" w:line="240" w:lineRule="auto"/>
+        <w:rPr>
+          <w:rFonts w:ascii="Calibri" w:hAnsi="Calibri" w:cs="Calibri"/>
+          <w:color w:val="333333"/>
+          <w:sz w:val="22"/>
+          <w:szCs w:val="22"/>
+        </w:rPr>
+      </w:pPr>
+      <w:r>
+        <w:rPr>
+          <w:rFonts w:ascii="Calibri" w:hAnsi="Calibri" w:cs="Calibri"/>
+          <w:color w:val="333333"/>
+          <w:sz w:val="22"/>
+          <w:szCs w:val="22"/>
+        </w:rPr>
+        <w:t xml:space="preserve">Stand up </w:t>
+      </w:r>
+      <w:r>
+        <w:rPr>
+          <w:rFonts w:ascii="Calibri" w:hAnsi="Calibri" w:cs="Calibri"/>
+          <w:color w:val="333333"/>
+          <w:sz w:val="22"/>
+          <w:szCs w:val="22"/>
+        </w:rPr>
+        <w:t>straight</w:t>
+      </w:r>
+      <w:r>
+        <w:rPr>
+          <w:rFonts w:ascii="Calibri" w:hAnsi="Calibri" w:cs="Calibri"/>
+          <w:color w:val="333333"/>
+          <w:sz w:val="22"/>
+          <w:szCs w:val="22"/>
+        </w:rPr>
+        <w:t xml:space="preserve"> “</w:t>
+      </w:r>
+      <w:r>
+        <w:rPr>
+          <w:rFonts w:ascii="Calibri" w:hAnsi="Calibri" w:cs="Calibri"/>
+          <w:b/>
+          <w:bCs/>
+          <w:color w:val="333333"/>
+          <w:sz w:val="22"/>
+          <w:szCs w:val="22"/>
+        </w:rPr>
+        <w:t>All</w:t>
+      </w:r>
+      <w:r>
+        <w:rPr>
+          <w:rFonts w:ascii="Calibri" w:hAnsi="Calibri" w:cs="Calibri"/>
+          <w:color w:val="333333"/>
+          <w:sz w:val="22"/>
+          <w:szCs w:val="22"/>
+        </w:rPr>
+        <w:t> human hearts”</w:t>
+      </w:r>
+      <w:r>
+        <w:rPr>
+          <w:rFonts w:ascii="Calibri" w:hAnsi="Calibri" w:cs="Calibri"/>
+          <w:color w:val="333333"/>
+          <w:sz w:val="22"/>
+          <w:szCs w:val="22"/>
+        </w:rPr>
+        <w:t>.</w:t>
+      </w:r>
+    </w:p>
+    <w:p>
+      <w:pPr>
+        <w:numPr>
+          <w:ilvl w:val="0"/>
+          <w:numId w:val="12"/>
+        </w:numPr>
+        <w:shd w:val="clear" w:color="auto" w:fill="FFFFFF"/>
+        <w:spacing w:after="100" w:afterAutospacing="1" w:line="240" w:lineRule="auto"/>
+        <w:rPr>
+          <w:rFonts w:ascii="Calibri" w:hAnsi="Calibri" w:cs="Calibri"/>
+          <w:color w:val="333333"/>
+          <w:sz w:val="22"/>
+          <w:szCs w:val="22"/>
+        </w:rPr>
+      </w:pPr>
+      <w:r>
+        <w:rPr>
+          <w:rFonts w:ascii="Calibri" w:hAnsi="Calibri" w:cs="Calibri"/>
+          <w:color w:val="333333"/>
+          <w:sz w:val="22"/>
+          <w:szCs w:val="22"/>
+        </w:rPr>
+        <w:t xml:space="preserve">Right hand on heart at “Oh, </w:t>
+      </w:r>
+      <w:r>
+        <w:rPr>
+          <w:rFonts w:ascii="Calibri" w:hAnsi="Calibri" w:cs="Calibri"/>
+          <w:b/>
+          <w:bCs/>
+          <w:color w:val="333333"/>
+          <w:sz w:val="22"/>
+          <w:szCs w:val="22"/>
+        </w:rPr>
+        <w:t>yes</w:t>
+      </w:r>
+      <w:r>
+        <w:rPr>
+          <w:rFonts w:ascii="Calibri" w:hAnsi="Calibri" w:cs="Calibri"/>
+          <w:color w:val="333333"/>
+          <w:sz w:val="22"/>
+          <w:szCs w:val="22"/>
+        </w:rPr>
+        <w:t xml:space="preserve"> your lifelong”.</w:t>
+      </w:r>
+    </w:p>
+    <w:p>
+      <w:pPr>
+        <w:shd w:val="clear" w:color="auto" w:fill="FFFFFF"/>
+        <w:spacing w:before="120" w:after="0" w:line="240" w:lineRule="auto"/>
+        <w:rPr>
+          <w:rFonts w:ascii="Calibri" w:hAnsi="Calibri" w:cs="Calibri"/>
+          <w:color w:val="333333"/>
+          <w:sz w:val="22"/>
+          <w:szCs w:val="22"/>
+        </w:rPr>
+      </w:pPr>
+      <w:r>
+        <w:rPr>
+          <w:rFonts w:ascii="Calibri" w:hAnsi="Calibri" w:cs="Calibri"/>
+          <w:color w:val="333333"/>
+          <w:sz w:val="22"/>
+          <w:szCs w:val="22"/>
+        </w:rPr>
+        <w:t>At</w:t>
+      </w:r>
+      <w:r>
+        <w:rPr>
+          <w:rFonts w:ascii="Calibri" w:hAnsi="Calibri" w:cs="Calibri"/>
+          <w:color w:val="333333"/>
+          <w:sz w:val="22"/>
+          <w:szCs w:val="22"/>
+        </w:rPr>
+        <w:t> </w:t>
+      </w:r>
+      <w:r>
+        <w:rPr>
+          <w:rFonts w:ascii="Calibri" w:hAnsi="Calibri" w:cs="Calibri"/>
+          <w:b/>
+          <w:bCs/>
+          <w:color w:val="333333"/>
+          <w:sz w:val="28"/>
+          <w:szCs w:val="28"/>
         </w:rPr>
         <w:t>O</w:t>
       </w:r>
@@ -745,6 +1285,8 @@
         <w:rPr>
           <w:rFonts w:ascii="Calibri" w:hAnsi="Calibri" w:cs="Calibri"/>
           <w:color w:val="333333"/>
+          <w:sz w:val="22"/>
+          <w:szCs w:val="22"/>
         </w:rPr>
         <w:t>:</w:t>
       </w:r>
@@ -760,14 +1302,54 @@
         <w:rPr>
           <w:rFonts w:ascii="Calibri" w:hAnsi="Calibri" w:cs="Calibri"/>
           <w:color w:val="333333"/>
-        </w:rPr>
-      </w:pPr>
-      <w:r>
-        <w:rPr>
-          <w:rFonts w:ascii="Calibri" w:hAnsi="Calibri" w:cs="Calibri"/>
-          <w:color w:val="333333"/>
-        </w:rPr>
-        <w:t>Right hand on heart at “Oh, yes your lifelong”</w:t>
+          <w:sz w:val="22"/>
+          <w:szCs w:val="22"/>
+        </w:rPr>
+      </w:pPr>
+      <w:r>
+        <w:rPr>
+          <w:rFonts w:ascii="Calibri" w:hAnsi="Calibri" w:cs="Calibri"/>
+          <w:color w:val="333333"/>
+          <w:sz w:val="22"/>
+          <w:szCs w:val="22"/>
+        </w:rPr>
+        <w:t>Shake your neighbor</w:t>
+      </w:r>
+      <w:r>
+        <w:rPr>
+          <w:rFonts w:ascii="Calibri" w:hAnsi="Calibri" w:cs="Calibri"/>
+          <w:color w:val="333333"/>
+          <w:sz w:val="22"/>
+          <w:szCs w:val="22"/>
+        </w:rPr>
+        <w:t>’</w:t>
+      </w:r>
+      <w:r>
+        <w:rPr>
+          <w:rFonts w:ascii="Calibri" w:hAnsi="Calibri" w:cs="Calibri"/>
+          <w:color w:val="333333"/>
+          <w:sz w:val="22"/>
+          <w:szCs w:val="22"/>
+        </w:rPr>
+        <w:t xml:space="preserve">s hand </w:t>
+      </w:r>
+      <w:r>
+        <w:rPr>
+          <w:rFonts w:ascii="Calibri" w:hAnsi="Calibri" w:cs="Calibri"/>
+          <w:color w:val="333333"/>
+          <w:sz w:val="22"/>
+          <w:szCs w:val="22"/>
+        </w:rPr>
+        <w:t>on</w:t>
+      </w:r>
+      <w:r>
+        <w:rPr>
+          <w:rFonts w:ascii="Calibri" w:hAnsi="Calibri" w:cs="Calibri"/>
+          <w:color w:val="333333"/>
+          <w:sz w:val="22"/>
+          <w:szCs w:val="22"/>
+        </w:rPr>
+        <w:t xml:space="preserve"> “membership”:</w:t>
       </w:r>
     </w:p>
     <w:p>
@@ -781,61 +1363,16 @@
         <w:rPr>
           <w:rFonts w:ascii="Calibri" w:hAnsi="Calibri" w:cs="Calibri"/>
           <w:color w:val="333333"/>
-        </w:rPr>
-      </w:pPr>
-      <w:r>
-        <w:rPr>
-          <w:rFonts w:ascii="Calibri" w:hAnsi="Calibri" w:cs="Calibri"/>
-          <w:color w:val="333333"/>
-        </w:rPr>
-        <w:t>Shake your neighbor</w:t>
-      </w:r>
-      <w:r>
-        <w:rPr>
-          <w:rFonts w:ascii="Calibri" w:hAnsi="Calibri" w:cs="Calibri"/>
-          <w:color w:val="333333"/>
-        </w:rPr>
-        <w:t>’</w:t>
-      </w:r>
-      <w:r>
-        <w:rPr>
-          <w:rFonts w:ascii="Calibri" w:hAnsi="Calibri" w:cs="Calibri"/>
-          <w:color w:val="333333"/>
-        </w:rPr>
-        <w:t xml:space="preserve">s hand </w:t>
-      </w:r>
-      <w:r>
-        <w:rPr>
-          <w:rFonts w:ascii="Calibri" w:hAnsi="Calibri" w:cs="Calibri"/>
-          <w:color w:val="333333"/>
-        </w:rPr>
-        <w:t>on</w:t>
-      </w:r>
-      <w:r>
-        <w:rPr>
-          <w:rFonts w:ascii="Calibri" w:hAnsi="Calibri" w:cs="Calibri"/>
-          <w:color w:val="333333"/>
-        </w:rPr>
-        <w:t xml:space="preserve"> “membership”:</w:t>
-      </w:r>
-    </w:p>
-    <w:p>
-      <w:pPr>
-        <w:numPr>
-          <w:ilvl w:val="0"/>
-          <w:numId w:val="13"/>
-        </w:numPr>
-        <w:shd w:val="clear" w:color="auto" w:fill="FFFFFF"/>
-        <w:spacing w:before="100" w:beforeAutospacing="1" w:after="100" w:afterAutospacing="1" w:line="240" w:lineRule="auto"/>
-        <w:rPr>
-          <w:rFonts w:ascii="Calibri" w:hAnsi="Calibri" w:cs="Calibri"/>
-          <w:color w:val="333333"/>
-        </w:rPr>
-      </w:pPr>
-      <w:r>
-        <w:rPr>
-          <w:rFonts w:ascii="Calibri" w:hAnsi="Calibri" w:cs="Calibri"/>
-          <w:color w:val="333333"/>
+          <w:sz w:val="22"/>
+          <w:szCs w:val="22"/>
+        </w:rPr>
+      </w:pPr>
+      <w:r>
+        <w:rPr>
+          <w:rFonts w:ascii="Calibri" w:hAnsi="Calibri" w:cs="Calibri"/>
+          <w:color w:val="333333"/>
+          <w:sz w:val="22"/>
+          <w:szCs w:val="22"/>
         </w:rPr>
         <w:t>front line turns around to shake the hand of the person behind them on “is free”</w:t>
       </w:r>
@@ -851,12 +1388,16 @@
         <w:rPr>
           <w:rFonts w:ascii="Calibri" w:hAnsi="Calibri" w:cs="Calibri"/>
           <w:color w:val="333333"/>
-        </w:rPr>
-      </w:pPr>
-      <w:r>
-        <w:rPr>
-          <w:rFonts w:ascii="Calibri" w:hAnsi="Calibri" w:cs="Calibri"/>
-          <w:color w:val="333333"/>
+          <w:sz w:val="22"/>
+          <w:szCs w:val="22"/>
+        </w:rPr>
+      </w:pPr>
+      <w:r>
+        <w:rPr>
+          <w:rFonts w:ascii="Calibri" w:hAnsi="Calibri" w:cs="Calibri"/>
+          <w:color w:val="333333"/>
+          <w:sz w:val="22"/>
+          <w:szCs w:val="22"/>
         </w:rPr>
         <w:t>Form 3 lines at “Keep a-</w:t>
       </w:r>
@@ -865,6 +1406,8 @@
         <w:rPr>
           <w:rFonts w:ascii="Calibri" w:hAnsi="Calibri" w:cs="Calibri"/>
           <w:color w:val="333333"/>
+          <w:sz w:val="22"/>
+          <w:szCs w:val="22"/>
         </w:rPr>
         <w:t>givin</w:t>
       </w:r>
@@ -873,6 +1416,8 @@
         <w:rPr>
           <w:rFonts w:ascii="Calibri" w:hAnsi="Calibri" w:cs="Calibri"/>
           <w:color w:val="333333"/>
+          <w:sz w:val="22"/>
+          <w:szCs w:val="22"/>
         </w:rPr>
         <w:t>' each”:</w:t>
       </w:r>
@@ -890,9 +1435,11 @@
           <w:insideH w:val="none" w:sz="0" w:space="0" w:color="auto"/>
           <w:insideV w:val="none" w:sz="0" w:space="0" w:color="auto"/>
         </w:tblBorders>
+        <w:shd w:val="clear" w:color="auto" w:fill="FFFFFF" w:themeFill="background1"/>
         <w:tblLook w:val="04A0" w:firstRow="1" w:lastRow="0" w:firstColumn="1" w:lastColumn="0" w:noHBand="0" w:noVBand="1"/>
       </w:tblPr>
       <w:tblGrid>
+        <w:gridCol w:w="896"/>
         <w:gridCol w:w="896"/>
         <w:gridCol w:w="868"/>
         <w:gridCol w:w="889"/>
@@ -906,6 +1453,24 @@
         <w:tc>
           <w:tcPr>
             <w:tcW w:w="896" w:type="dxa"/>
+            <w:shd w:val="clear" w:color="auto" w:fill="FFFFFF" w:themeFill="background1"/>
+          </w:tcPr>
+          <w:p>
+            <w:pPr>
+              <w:spacing w:after="100" w:afterAutospacing="1"/>
+              <w:jc w:val="center"/>
+              <w:rPr>
+                <w:rFonts w:ascii="Calibri" w:hAnsi="Calibri" w:cs="Calibri"/>
+                <w:color w:val="333333"/>
+                <w:sz w:val="22"/>
+                <w:szCs w:val="22"/>
+              </w:rPr>
+            </w:pPr>
+          </w:p>
+        </w:tc>
+        <w:tc>
+          <w:tcPr>
+            <w:tcW w:w="896" w:type="dxa"/>
             <w:shd w:val="clear" w:color="auto" w:fill="DAE9F7" w:themeFill="text2" w:themeFillTint="1A"/>
           </w:tcPr>
           <w:p>
@@ -915,12 +1480,16 @@
               <w:rPr>
                 <w:rFonts w:ascii="Calibri" w:hAnsi="Calibri" w:cs="Calibri"/>
                 <w:color w:val="333333"/>
-              </w:rPr>
-            </w:pPr>
-            <w:r>
-              <w:rPr>
-                <w:rFonts w:ascii="Calibri" w:hAnsi="Calibri" w:cs="Calibri"/>
-                <w:color w:val="333333"/>
+                <w:sz w:val="22"/>
+                <w:szCs w:val="22"/>
+              </w:rPr>
+            </w:pPr>
+            <w:r>
+              <w:rPr>
+                <w:rFonts w:ascii="Calibri" w:hAnsi="Calibri" w:cs="Calibri"/>
+                <w:color w:val="333333"/>
+                <w:sz w:val="22"/>
+                <w:szCs w:val="22"/>
               </w:rPr>
               <w:t>Ross</w:t>
             </w:r>
@@ -929,6 +1498,7 @@
         <w:tc>
           <w:tcPr>
             <w:tcW w:w="868" w:type="dxa"/>
+            <w:shd w:val="clear" w:color="auto" w:fill="FFFFFF" w:themeFill="background1"/>
           </w:tcPr>
           <w:p>
             <w:pPr>
@@ -937,6 +1507,8 @@
               <w:rPr>
                 <w:rFonts w:ascii="Calibri" w:hAnsi="Calibri" w:cs="Calibri"/>
                 <w:color w:val="333333"/>
+                <w:sz w:val="22"/>
+                <w:szCs w:val="22"/>
               </w:rPr>
             </w:pPr>
           </w:p>
@@ -953,12 +1525,16 @@
               <w:rPr>
                 <w:rFonts w:ascii="Calibri" w:hAnsi="Calibri" w:cs="Calibri"/>
                 <w:color w:val="333333"/>
-              </w:rPr>
-            </w:pPr>
-            <w:r>
-              <w:rPr>
-                <w:rFonts w:ascii="Calibri" w:hAnsi="Calibri" w:cs="Calibri"/>
-                <w:color w:val="333333"/>
+                <w:sz w:val="22"/>
+                <w:szCs w:val="22"/>
+              </w:rPr>
+            </w:pPr>
+            <w:r>
+              <w:rPr>
+                <w:rFonts w:ascii="Calibri" w:hAnsi="Calibri" w:cs="Calibri"/>
+                <w:color w:val="333333"/>
+                <w:sz w:val="22"/>
+                <w:szCs w:val="22"/>
               </w:rPr>
               <w:t>Chris</w:t>
             </w:r>
@@ -967,6 +1543,7 @@
         <w:tc>
           <w:tcPr>
             <w:tcW w:w="907" w:type="dxa"/>
+            <w:shd w:val="clear" w:color="auto" w:fill="FFFFFF" w:themeFill="background1"/>
           </w:tcPr>
           <w:p>
             <w:pPr>
@@ -975,6 +1552,8 @@
               <w:rPr>
                 <w:rFonts w:ascii="Calibri" w:hAnsi="Calibri" w:cs="Calibri"/>
                 <w:color w:val="333333"/>
+                <w:sz w:val="22"/>
+                <w:szCs w:val="22"/>
               </w:rPr>
             </w:pPr>
           </w:p>
@@ -991,12 +1570,16 @@
               <w:rPr>
                 <w:rFonts w:ascii="Calibri" w:hAnsi="Calibri" w:cs="Calibri"/>
                 <w:color w:val="333333"/>
-              </w:rPr>
-            </w:pPr>
-            <w:r>
-              <w:rPr>
-                <w:rFonts w:ascii="Calibri" w:hAnsi="Calibri" w:cs="Calibri"/>
-                <w:color w:val="333333"/>
+                <w:sz w:val="22"/>
+                <w:szCs w:val="22"/>
+              </w:rPr>
+            </w:pPr>
+            <w:r>
+              <w:rPr>
+                <w:rFonts w:ascii="Calibri" w:hAnsi="Calibri" w:cs="Calibri"/>
+                <w:color w:val="333333"/>
+                <w:sz w:val="22"/>
+                <w:szCs w:val="22"/>
               </w:rPr>
               <w:t>Rob</w:t>
             </w:r>
@@ -1005,6 +1588,7 @@
         <w:tc>
           <w:tcPr>
             <w:tcW w:w="845" w:type="dxa"/>
+            <w:shd w:val="clear" w:color="auto" w:fill="FFFFFF" w:themeFill="background1"/>
           </w:tcPr>
           <w:p>
             <w:pPr>
@@ -1013,6 +1597,8 @@
               <w:rPr>
                 <w:rFonts w:ascii="Calibri" w:hAnsi="Calibri" w:cs="Calibri"/>
                 <w:color w:val="333333"/>
+                <w:sz w:val="22"/>
+                <w:szCs w:val="22"/>
               </w:rPr>
             </w:pPr>
           </w:p>
@@ -1029,12 +1615,16 @@
               <w:rPr>
                 <w:rFonts w:ascii="Calibri" w:hAnsi="Calibri" w:cs="Calibri"/>
                 <w:color w:val="333333"/>
-              </w:rPr>
-            </w:pPr>
-            <w:r>
-              <w:rPr>
-                <w:rFonts w:ascii="Calibri" w:hAnsi="Calibri" w:cs="Calibri"/>
-                <w:color w:val="333333"/>
+                <w:sz w:val="22"/>
+                <w:szCs w:val="22"/>
+              </w:rPr>
+            </w:pPr>
+            <w:r>
+              <w:rPr>
+                <w:rFonts w:ascii="Calibri" w:hAnsi="Calibri" w:cs="Calibri"/>
+                <w:color w:val="333333"/>
+                <w:sz w:val="22"/>
+                <w:szCs w:val="22"/>
               </w:rPr>
               <w:t>Jeff</w:t>
             </w:r>
@@ -1043,6 +1633,7 @@
         <w:tc>
           <w:tcPr>
             <w:tcW w:w="864" w:type="dxa"/>
+            <w:shd w:val="clear" w:color="auto" w:fill="FFFFFF" w:themeFill="background1"/>
           </w:tcPr>
           <w:p>
             <w:pPr>
@@ -1051,6 +1642,8 @@
               <w:rPr>
                 <w:rFonts w:ascii="Calibri" w:hAnsi="Calibri" w:cs="Calibri"/>
                 <w:color w:val="333333"/>
+                <w:sz w:val="22"/>
+                <w:szCs w:val="22"/>
               </w:rPr>
             </w:pPr>
           </w:p>
@@ -1060,6 +1653,7 @@
         <w:tc>
           <w:tcPr>
             <w:tcW w:w="896" w:type="dxa"/>
+            <w:shd w:val="clear" w:color="auto" w:fill="DAE9F7" w:themeFill="text2" w:themeFillTint="1A"/>
           </w:tcPr>
           <w:p>
             <w:pPr>
@@ -1068,6 +1662,35 @@
               <w:rPr>
                 <w:rFonts w:ascii="Calibri" w:hAnsi="Calibri" w:cs="Calibri"/>
                 <w:color w:val="333333"/>
+                <w:sz w:val="22"/>
+                <w:szCs w:val="22"/>
+              </w:rPr>
+            </w:pPr>
+            <w:r>
+              <w:rPr>
+                <w:rFonts w:ascii="Calibri" w:hAnsi="Calibri" w:cs="Calibri"/>
+                <w:color w:val="333333"/>
+                <w:sz w:val="22"/>
+                <w:szCs w:val="22"/>
+              </w:rPr>
+              <w:t>Steve</w:t>
+            </w:r>
+          </w:p>
+        </w:tc>
+        <w:tc>
+          <w:tcPr>
+            <w:tcW w:w="896" w:type="dxa"/>
+            <w:shd w:val="clear" w:color="auto" w:fill="FFFFFF" w:themeFill="background1"/>
+          </w:tcPr>
+          <w:p>
+            <w:pPr>
+              <w:spacing w:after="100" w:afterAutospacing="1"/>
+              <w:jc w:val="center"/>
+              <w:rPr>
+                <w:rFonts w:ascii="Calibri" w:hAnsi="Calibri" w:cs="Calibri"/>
+                <w:color w:val="333333"/>
+                <w:sz w:val="22"/>
+                <w:szCs w:val="22"/>
               </w:rPr>
             </w:pPr>
           </w:p>
@@ -1084,12 +1707,16 @@
               <w:rPr>
                 <w:rFonts w:ascii="Calibri" w:hAnsi="Calibri" w:cs="Calibri"/>
                 <w:color w:val="333333"/>
-              </w:rPr>
-            </w:pPr>
-            <w:r>
-              <w:rPr>
-                <w:rFonts w:ascii="Calibri" w:hAnsi="Calibri" w:cs="Calibri"/>
-                <w:color w:val="333333"/>
+                <w:sz w:val="22"/>
+                <w:szCs w:val="22"/>
+              </w:rPr>
+            </w:pPr>
+            <w:r>
+              <w:rPr>
+                <w:rFonts w:ascii="Calibri" w:hAnsi="Calibri" w:cs="Calibri"/>
+                <w:color w:val="333333"/>
+                <w:sz w:val="22"/>
+                <w:szCs w:val="22"/>
               </w:rPr>
               <w:t>Don</w:t>
             </w:r>
@@ -1098,6 +1725,7 @@
         <w:tc>
           <w:tcPr>
             <w:tcW w:w="889" w:type="dxa"/>
+            <w:shd w:val="clear" w:color="auto" w:fill="FFFFFF" w:themeFill="background1"/>
           </w:tcPr>
           <w:p>
             <w:pPr>
@@ -1106,6 +1734,8 @@
               <w:rPr>
                 <w:rFonts w:ascii="Calibri" w:hAnsi="Calibri" w:cs="Calibri"/>
                 <w:color w:val="333333"/>
+                <w:sz w:val="22"/>
+                <w:szCs w:val="22"/>
               </w:rPr>
             </w:pPr>
           </w:p>
@@ -1122,12 +1752,16 @@
               <w:rPr>
                 <w:rFonts w:ascii="Calibri" w:hAnsi="Calibri" w:cs="Calibri"/>
                 <w:color w:val="333333"/>
-              </w:rPr>
-            </w:pPr>
-            <w:r>
-              <w:rPr>
-                <w:rFonts w:ascii="Calibri" w:hAnsi="Calibri" w:cs="Calibri"/>
-                <w:color w:val="333333"/>
+                <w:sz w:val="22"/>
+                <w:szCs w:val="22"/>
+              </w:rPr>
+            </w:pPr>
+            <w:r>
+              <w:rPr>
+                <w:rFonts w:ascii="Calibri" w:hAnsi="Calibri" w:cs="Calibri"/>
+                <w:color w:val="333333"/>
+                <w:sz w:val="22"/>
+                <w:szCs w:val="22"/>
               </w:rPr>
               <w:t>Aaron</w:t>
             </w:r>
@@ -1136,6 +1770,7 @@
         <w:tc>
           <w:tcPr>
             <w:tcW w:w="918" w:type="dxa"/>
+            <w:shd w:val="clear" w:color="auto" w:fill="FFFFFF" w:themeFill="background1"/>
           </w:tcPr>
           <w:p>
             <w:pPr>
@@ -1144,6 +1779,8 @@
               <w:rPr>
                 <w:rFonts w:ascii="Calibri" w:hAnsi="Calibri" w:cs="Calibri"/>
                 <w:color w:val="333333"/>
+                <w:sz w:val="22"/>
+                <w:szCs w:val="22"/>
               </w:rPr>
             </w:pPr>
           </w:p>
@@ -1160,12 +1797,16 @@
               <w:rPr>
                 <w:rFonts w:ascii="Calibri" w:hAnsi="Calibri" w:cs="Calibri"/>
                 <w:color w:val="333333"/>
-              </w:rPr>
-            </w:pPr>
-            <w:r>
-              <w:rPr>
-                <w:rFonts w:ascii="Calibri" w:hAnsi="Calibri" w:cs="Calibri"/>
-                <w:color w:val="333333"/>
+                <w:sz w:val="22"/>
+                <w:szCs w:val="22"/>
+              </w:rPr>
+            </w:pPr>
+            <w:r>
+              <w:rPr>
+                <w:rFonts w:ascii="Calibri" w:hAnsi="Calibri" w:cs="Calibri"/>
+                <w:color w:val="333333"/>
+                <w:sz w:val="22"/>
+                <w:szCs w:val="22"/>
               </w:rPr>
               <w:t>Bill</w:t>
             </w:r>
@@ -1174,6 +1815,7 @@
         <w:tc>
           <w:tcPr>
             <w:tcW w:w="875" w:type="dxa"/>
+            <w:shd w:val="clear" w:color="auto" w:fill="FFFFFF" w:themeFill="background1"/>
           </w:tcPr>
           <w:p>
             <w:pPr>
@@ -1182,6 +1824,8 @@
               <w:rPr>
                 <w:rFonts w:ascii="Calibri" w:hAnsi="Calibri" w:cs="Calibri"/>
                 <w:color w:val="333333"/>
+                <w:sz w:val="22"/>
+                <w:szCs w:val="22"/>
               </w:rPr>
             </w:pPr>
           </w:p>
@@ -1198,12 +1842,16 @@
               <w:rPr>
                 <w:rFonts w:ascii="Calibri" w:hAnsi="Calibri" w:cs="Calibri"/>
                 <w:color w:val="333333"/>
-              </w:rPr>
-            </w:pPr>
-            <w:r>
-              <w:rPr>
-                <w:rFonts w:ascii="Calibri" w:hAnsi="Calibri" w:cs="Calibri"/>
-                <w:color w:val="333333"/>
+                <w:sz w:val="22"/>
+                <w:szCs w:val="22"/>
+              </w:rPr>
+            </w:pPr>
+            <w:r>
+              <w:rPr>
+                <w:rFonts w:ascii="Calibri" w:hAnsi="Calibri" w:cs="Calibri"/>
+                <w:color w:val="333333"/>
+                <w:sz w:val="22"/>
+                <w:szCs w:val="22"/>
               </w:rPr>
               <w:t>Bob</w:t>
             </w:r>
@@ -1214,6 +1862,24 @@
         <w:tc>
           <w:tcPr>
             <w:tcW w:w="896" w:type="dxa"/>
+            <w:shd w:val="clear" w:color="auto" w:fill="FFFFFF" w:themeFill="background1"/>
+          </w:tcPr>
+          <w:p>
+            <w:pPr>
+              <w:spacing w:after="100" w:afterAutospacing="1"/>
+              <w:jc w:val="center"/>
+              <w:rPr>
+                <w:rFonts w:ascii="Calibri" w:hAnsi="Calibri" w:cs="Calibri"/>
+                <w:color w:val="333333"/>
+                <w:sz w:val="22"/>
+                <w:szCs w:val="22"/>
+              </w:rPr>
+            </w:pPr>
+          </w:p>
+        </w:tc>
+        <w:tc>
+          <w:tcPr>
+            <w:tcW w:w="896" w:type="dxa"/>
             <w:shd w:val="clear" w:color="auto" w:fill="DAE9F7" w:themeFill="text2" w:themeFillTint="1A"/>
           </w:tcPr>
           <w:p>
@@ -1223,20 +1889,25 @@
               <w:rPr>
                 <w:rFonts w:ascii="Calibri" w:hAnsi="Calibri" w:cs="Calibri"/>
                 <w:color w:val="333333"/>
-              </w:rPr>
-            </w:pPr>
-            <w:r>
-              <w:rPr>
-                <w:rFonts w:ascii="Calibri" w:hAnsi="Calibri" w:cs="Calibri"/>
-                <w:color w:val="333333"/>
-              </w:rPr>
-              <w:t>Steve</w:t>
+                <w:sz w:val="22"/>
+                <w:szCs w:val="22"/>
+              </w:rPr>
+            </w:pPr>
+            <w:r>
+              <w:rPr>
+                <w:rFonts w:ascii="Calibri" w:hAnsi="Calibri" w:cs="Calibri"/>
+                <w:color w:val="333333"/>
+                <w:sz w:val="22"/>
+                <w:szCs w:val="22"/>
+              </w:rPr>
+              <w:t>Chip</w:t>
             </w:r>
           </w:p>
         </w:tc>
         <w:tc>
           <w:tcPr>
             <w:tcW w:w="868" w:type="dxa"/>
+            <w:shd w:val="clear" w:color="auto" w:fill="FFFFFF" w:themeFill="background1"/>
           </w:tcPr>
           <w:p>
             <w:pPr>
@@ -1245,6 +1916,8 @@
               <w:rPr>
                 <w:rFonts w:ascii="Calibri" w:hAnsi="Calibri" w:cs="Calibri"/>
                 <w:color w:val="333333"/>
+                <w:sz w:val="22"/>
+                <w:szCs w:val="22"/>
               </w:rPr>
             </w:pPr>
           </w:p>
@@ -1261,20 +1934,25 @@
               <w:rPr>
                 <w:rFonts w:ascii="Calibri" w:hAnsi="Calibri" w:cs="Calibri"/>
                 <w:color w:val="333333"/>
-              </w:rPr>
-            </w:pPr>
-            <w:r>
-              <w:rPr>
-                <w:rFonts w:ascii="Calibri" w:hAnsi="Calibri" w:cs="Calibri"/>
-                <w:color w:val="333333"/>
-              </w:rPr>
-              <w:t>Marc</w:t>
+                <w:sz w:val="22"/>
+                <w:szCs w:val="22"/>
+              </w:rPr>
+            </w:pPr>
+            <w:r>
+              <w:rPr>
+                <w:rFonts w:ascii="Calibri" w:hAnsi="Calibri" w:cs="Calibri"/>
+                <w:color w:val="333333"/>
+                <w:sz w:val="22"/>
+                <w:szCs w:val="22"/>
+              </w:rPr>
+              <w:t>Lisette</w:t>
             </w:r>
           </w:p>
         </w:tc>
         <w:tc>
           <w:tcPr>
             <w:tcW w:w="907" w:type="dxa"/>
+            <w:shd w:val="clear" w:color="auto" w:fill="FFFFFF" w:themeFill="background1"/>
           </w:tcPr>
           <w:p>
             <w:pPr>
@@ -1283,6 +1961,8 @@
               <w:rPr>
                 <w:rFonts w:ascii="Calibri" w:hAnsi="Calibri" w:cs="Calibri"/>
                 <w:color w:val="333333"/>
+                <w:sz w:val="22"/>
+                <w:szCs w:val="22"/>
               </w:rPr>
             </w:pPr>
           </w:p>
@@ -1299,20 +1979,25 @@
               <w:rPr>
                 <w:rFonts w:ascii="Calibri" w:hAnsi="Calibri" w:cs="Calibri"/>
                 <w:color w:val="333333"/>
-              </w:rPr>
-            </w:pPr>
-            <w:r>
-              <w:rPr>
-                <w:rFonts w:ascii="Calibri" w:hAnsi="Calibri" w:cs="Calibri"/>
-                <w:color w:val="333333"/>
-              </w:rPr>
-              <w:t>Lisette</w:t>
+                <w:sz w:val="22"/>
+                <w:szCs w:val="22"/>
+              </w:rPr>
+            </w:pPr>
+            <w:r>
+              <w:rPr>
+                <w:rFonts w:ascii="Calibri" w:hAnsi="Calibri" w:cs="Calibri"/>
+                <w:color w:val="333333"/>
+                <w:sz w:val="22"/>
+                <w:szCs w:val="22"/>
+              </w:rPr>
+              <w:t>Marc</w:t>
             </w:r>
           </w:p>
         </w:tc>
         <w:tc>
           <w:tcPr>
             <w:tcW w:w="845" w:type="dxa"/>
+            <w:shd w:val="clear" w:color="auto" w:fill="FFFFFF" w:themeFill="background1"/>
           </w:tcPr>
           <w:p>
             <w:pPr>
@@ -1321,6 +2006,8 @@
               <w:rPr>
                 <w:rFonts w:ascii="Calibri" w:hAnsi="Calibri" w:cs="Calibri"/>
                 <w:color w:val="333333"/>
+                <w:sz w:val="22"/>
+                <w:szCs w:val="22"/>
               </w:rPr>
             </w:pPr>
           </w:p>
@@ -1337,20 +2024,25 @@
               <w:rPr>
                 <w:rFonts w:ascii="Calibri" w:hAnsi="Calibri" w:cs="Calibri"/>
                 <w:color w:val="333333"/>
-              </w:rPr>
-            </w:pPr>
-            <w:r>
-              <w:rPr>
-                <w:rFonts w:ascii="Calibri" w:hAnsi="Calibri" w:cs="Calibri"/>
-                <w:color w:val="333333"/>
-              </w:rPr>
-              <w:t>Chip</w:t>
+                <w:sz w:val="22"/>
+                <w:szCs w:val="22"/>
+              </w:rPr>
+            </w:pPr>
+            <w:r>
+              <w:rPr>
+                <w:rFonts w:ascii="Calibri" w:hAnsi="Calibri" w:cs="Calibri"/>
+                <w:color w:val="333333"/>
+                <w:sz w:val="22"/>
+                <w:szCs w:val="22"/>
+              </w:rPr>
+              <w:t>Mike</w:t>
             </w:r>
           </w:p>
         </w:tc>
         <w:tc>
           <w:tcPr>
             <w:tcW w:w="864" w:type="dxa"/>
+            <w:shd w:val="clear" w:color="auto" w:fill="FFFFFF" w:themeFill="background1"/>
           </w:tcPr>
           <w:p>
             <w:pPr>
@@ -1359,6 +2051,8 @@
               <w:rPr>
                 <w:rFonts w:ascii="Calibri" w:hAnsi="Calibri" w:cs="Calibri"/>
                 <w:color w:val="333333"/>
+                <w:sz w:val="22"/>
+                <w:szCs w:val="22"/>
               </w:rPr>
             </w:pPr>
           </w:p>
@@ -1368,16 +2062,20 @@
     <w:p>
       <w:pPr>
         <w:shd w:val="clear" w:color="auto" w:fill="FFFFFF"/>
-        <w:spacing w:before="240" w:after="0"/>
-        <w:rPr>
-          <w:rFonts w:ascii="Calibri" w:hAnsi="Calibri" w:cs="Calibri"/>
-          <w:color w:val="333333"/>
-        </w:rPr>
-      </w:pPr>
-      <w:r>
-        <w:rPr>
-          <w:rFonts w:ascii="Calibri" w:hAnsi="Calibri" w:cs="Calibri"/>
-          <w:color w:val="333333"/>
+        <w:spacing w:before="120" w:after="0" w:line="240" w:lineRule="auto"/>
+        <w:rPr>
+          <w:rFonts w:ascii="Calibri" w:hAnsi="Calibri" w:cs="Calibri"/>
+          <w:color w:val="333333"/>
+          <w:sz w:val="22"/>
+          <w:szCs w:val="22"/>
+        </w:rPr>
+      </w:pPr>
+      <w:r>
+        <w:rPr>
+          <w:rFonts w:ascii="Calibri" w:hAnsi="Calibri" w:cs="Calibri"/>
+          <w:color w:val="333333"/>
+          <w:sz w:val="22"/>
+          <w:szCs w:val="22"/>
         </w:rPr>
         <w:t>After </w:t>
       </w:r>
@@ -1387,6 +2085,8 @@
           <w:b/>
           <w:bCs/>
           <w:color w:val="333333"/>
+          <w:sz w:val="28"/>
+          <w:szCs w:val="28"/>
         </w:rPr>
         <w:t>P</w:t>
       </w:r>
@@ -1394,131 +2094,861 @@
         <w:rPr>
           <w:rFonts w:ascii="Calibri" w:hAnsi="Calibri" w:cs="Calibri"/>
           <w:color w:val="333333"/>
-        </w:rPr>
-        <w:t>: Arms on the shoulders of the people next to you “fraternity”</w:t>
+          <w:sz w:val="22"/>
+          <w:szCs w:val="22"/>
+        </w:rPr>
+        <w:t xml:space="preserve">: </w:t>
+      </w:r>
+      <w:r>
+        <w:rPr>
+          <w:rFonts w:ascii="Calibri" w:hAnsi="Calibri" w:cs="Calibri"/>
+          <w:color w:val="333333"/>
+          <w:sz w:val="22"/>
+          <w:szCs w:val="22"/>
+        </w:rPr>
+        <w:t>Link your a</w:t>
+      </w:r>
+      <w:r>
+        <w:rPr>
+          <w:rFonts w:ascii="Calibri" w:hAnsi="Calibri" w:cs="Calibri"/>
+          <w:color w:val="333333"/>
+          <w:sz w:val="22"/>
+          <w:szCs w:val="22"/>
+        </w:rPr>
+        <w:t>rms on the shoulders of the people next to you “</w:t>
+      </w:r>
+      <w:r>
+        <w:rPr>
+          <w:rFonts w:ascii="Calibri" w:hAnsi="Calibri" w:cs="Calibri"/>
+          <w:color w:val="333333"/>
+          <w:sz w:val="22"/>
+          <w:szCs w:val="22"/>
+        </w:rPr>
+        <w:t xml:space="preserve">in that </w:t>
+      </w:r>
+      <w:r>
+        <w:rPr>
+          <w:rFonts w:ascii="Calibri" w:hAnsi="Calibri" w:cs="Calibri"/>
+          <w:color w:val="333333"/>
+          <w:sz w:val="22"/>
+          <w:szCs w:val="22"/>
+        </w:rPr>
+        <w:t>fraternity”</w:t>
+      </w:r>
+      <w:r>
+        <w:rPr>
+          <w:rFonts w:ascii="Calibri" w:hAnsi="Calibri" w:cs="Calibri"/>
+          <w:color w:val="333333"/>
+          <w:sz w:val="22"/>
+          <w:szCs w:val="22"/>
+        </w:rPr>
+        <w:t>.</w:t>
       </w:r>
     </w:p>
+    <w:tbl>
+      <w:tblPr>
+        <w:tblStyle w:val="TableGrid"/>
+        <w:tblW w:w="8550" w:type="dxa"/>
+        <w:tblInd w:w="445" w:type="dxa"/>
+        <w:tblLook w:val="04A0" w:firstRow="1" w:lastRow="0" w:firstColumn="1" w:lastColumn="0" w:noHBand="0" w:noVBand="1"/>
+      </w:tblPr>
+      <w:tblGrid>
+        <w:gridCol w:w="1440"/>
+        <w:gridCol w:w="1260"/>
+        <w:gridCol w:w="1080"/>
+        <w:gridCol w:w="1260"/>
+        <w:gridCol w:w="1080"/>
+        <w:gridCol w:w="2430"/>
+      </w:tblGrid>
+      <w:tr>
+        <w:tc>
+          <w:tcPr>
+            <w:tcW w:w="1440" w:type="dxa"/>
+            <w:shd w:val="clear" w:color="auto" w:fill="DAE9F7" w:themeFill="text2" w:themeFillTint="1A"/>
+          </w:tcPr>
+          <w:p>
+            <w:pPr>
+              <w:spacing w:after="100" w:afterAutospacing="1"/>
+              <w:rPr>
+                <w:rFonts w:ascii="Calibri" w:hAnsi="Calibri" w:cs="Calibri"/>
+                <w:b/>
+                <w:bCs/>
+                <w:color w:val="333333"/>
+                <w:sz w:val="22"/>
+                <w:szCs w:val="22"/>
+              </w:rPr>
+            </w:pPr>
+            <w:r>
+              <w:rPr>
+                <w:rFonts w:ascii="Calibri" w:hAnsi="Calibri" w:cs="Calibri"/>
+                <w:b/>
+                <w:bCs/>
+                <w:color w:val="333333"/>
+                <w:sz w:val="22"/>
+                <w:szCs w:val="22"/>
+              </w:rPr>
+              <w:t>Row</w:t>
+            </w:r>
+          </w:p>
+        </w:tc>
+        <w:tc>
+          <w:tcPr>
+            <w:tcW w:w="1260" w:type="dxa"/>
+            <w:shd w:val="clear" w:color="auto" w:fill="DAE9F7" w:themeFill="text2" w:themeFillTint="1A"/>
+          </w:tcPr>
+          <w:p>
+            <w:pPr>
+              <w:spacing w:after="100" w:afterAutospacing="1"/>
+              <w:jc w:val="center"/>
+              <w:rPr>
+                <w:rFonts w:ascii="Calibri" w:hAnsi="Calibri" w:cs="Calibri"/>
+                <w:b/>
+                <w:bCs/>
+                <w:color w:val="333333"/>
+                <w:sz w:val="22"/>
+                <w:szCs w:val="22"/>
+              </w:rPr>
+            </w:pPr>
+            <w:r>
+              <w:rPr>
+                <w:rFonts w:ascii="Calibri" w:hAnsi="Calibri" w:cs="Calibri"/>
+                <w:b/>
+                <w:bCs/>
+                <w:color w:val="333333"/>
+                <w:sz w:val="22"/>
+                <w:szCs w:val="22"/>
+              </w:rPr>
+              <w:t>Broth</w:t>
+            </w:r>
+          </w:p>
+        </w:tc>
+        <w:tc>
+          <w:tcPr>
+            <w:tcW w:w="1080" w:type="dxa"/>
+            <w:shd w:val="clear" w:color="auto" w:fill="DAE9F7" w:themeFill="text2" w:themeFillTint="1A"/>
+          </w:tcPr>
+          <w:p>
+            <w:pPr>
+              <w:spacing w:after="100" w:afterAutospacing="1"/>
+              <w:jc w:val="center"/>
+              <w:rPr>
+                <w:rFonts w:ascii="Calibri" w:hAnsi="Calibri" w:cs="Calibri"/>
+                <w:b/>
+                <w:bCs/>
+                <w:color w:val="333333"/>
+                <w:sz w:val="22"/>
+                <w:szCs w:val="22"/>
+              </w:rPr>
+            </w:pPr>
+            <w:r>
+              <w:rPr>
+                <w:rFonts w:ascii="Calibri" w:hAnsi="Calibri" w:cs="Calibri"/>
+                <w:b/>
+                <w:bCs/>
+                <w:color w:val="333333"/>
+                <w:sz w:val="22"/>
+                <w:szCs w:val="22"/>
+              </w:rPr>
+              <w:t>er</w:t>
+            </w:r>
+          </w:p>
+        </w:tc>
+        <w:tc>
+          <w:tcPr>
+            <w:tcW w:w="1260" w:type="dxa"/>
+            <w:shd w:val="clear" w:color="auto" w:fill="DAE9F7" w:themeFill="text2" w:themeFillTint="1A"/>
+          </w:tcPr>
+          <w:p>
+            <w:pPr>
+              <w:spacing w:after="100" w:afterAutospacing="1"/>
+              <w:jc w:val="center"/>
+              <w:rPr>
+                <w:rFonts w:ascii="Calibri" w:hAnsi="Calibri" w:cs="Calibri"/>
+                <w:b/>
+                <w:bCs/>
+                <w:color w:val="333333"/>
+                <w:sz w:val="22"/>
+                <w:szCs w:val="22"/>
+              </w:rPr>
+            </w:pPr>
+            <w:r>
+              <w:rPr>
+                <w:rFonts w:ascii="Calibri" w:hAnsi="Calibri" w:cs="Calibri"/>
+                <w:b/>
+                <w:bCs/>
+                <w:color w:val="333333"/>
+                <w:sz w:val="22"/>
+                <w:szCs w:val="22"/>
+              </w:rPr>
+              <w:t>hood</w:t>
+            </w:r>
+          </w:p>
+        </w:tc>
+        <w:tc>
+          <w:tcPr>
+            <w:tcW w:w="1080" w:type="dxa"/>
+            <w:shd w:val="clear" w:color="auto" w:fill="DAE9F7" w:themeFill="text2" w:themeFillTint="1A"/>
+          </w:tcPr>
+          <w:p>
+            <w:pPr>
+              <w:spacing w:after="100" w:afterAutospacing="1"/>
+              <w:jc w:val="center"/>
+              <w:rPr>
+                <w:rFonts w:ascii="Calibri" w:hAnsi="Calibri" w:cs="Calibri"/>
+                <w:b/>
+                <w:bCs/>
+                <w:color w:val="333333"/>
+                <w:sz w:val="22"/>
+                <w:szCs w:val="22"/>
+              </w:rPr>
+            </w:pPr>
+            <w:r>
+              <w:rPr>
+                <w:rFonts w:ascii="Calibri" w:hAnsi="Calibri" w:cs="Calibri"/>
+                <w:b/>
+                <w:bCs/>
+                <w:color w:val="333333"/>
+                <w:sz w:val="22"/>
+                <w:szCs w:val="22"/>
+              </w:rPr>
+              <w:t>of</w:t>
+            </w:r>
+          </w:p>
+        </w:tc>
+        <w:tc>
+          <w:tcPr>
+            <w:tcW w:w="2430" w:type="dxa"/>
+            <w:shd w:val="clear" w:color="auto" w:fill="DAE9F7" w:themeFill="text2" w:themeFillTint="1A"/>
+          </w:tcPr>
+          <w:p>
+            <w:pPr>
+              <w:spacing w:after="100" w:afterAutospacing="1"/>
+              <w:rPr>
+                <w:rFonts w:ascii="Calibri" w:hAnsi="Calibri" w:cs="Calibri"/>
+                <w:b/>
+                <w:bCs/>
+                <w:color w:val="333333"/>
+                <w:sz w:val="22"/>
+                <w:szCs w:val="22"/>
+              </w:rPr>
+            </w:pPr>
+            <w:r>
+              <w:rPr>
+                <w:rFonts w:ascii="Calibri" w:hAnsi="Calibri" w:cs="Calibri"/>
+                <w:b/>
+                <w:bCs/>
+                <w:color w:val="333333"/>
+                <w:sz w:val="22"/>
+                <w:szCs w:val="22"/>
+              </w:rPr>
+              <w:t>M</w:t>
+            </w:r>
+            <w:r>
+              <w:rPr>
+                <w:rFonts w:ascii="Calibri" w:hAnsi="Calibri" w:cs="Calibri"/>
+                <w:b/>
+                <w:bCs/>
+                <w:color w:val="333333"/>
+                <w:sz w:val="22"/>
+                <w:szCs w:val="22"/>
+              </w:rPr>
+              <w:t>an</w:t>
+            </w:r>
+            <w:r>
+              <w:rPr>
+                <w:rFonts w:ascii="Calibri" w:hAnsi="Calibri" w:cs="Calibri"/>
+                <w:b/>
+                <w:bCs/>
+                <w:color w:val="333333"/>
+                <w:sz w:val="22"/>
+                <w:szCs w:val="22"/>
+              </w:rPr>
+              <w:t xml:space="preserve">    Beat 3   Beat 1</w:t>
+            </w:r>
+          </w:p>
+        </w:tc>
+      </w:tr>
+      <w:tr>
+        <w:tc>
+          <w:tcPr>
+            <w:tcW w:w="1440" w:type="dxa"/>
+          </w:tcPr>
+          <w:p>
+            <w:pPr>
+              <w:spacing w:after="100" w:afterAutospacing="1"/>
+              <w:rPr>
+                <w:rFonts w:ascii="Calibri" w:hAnsi="Calibri" w:cs="Calibri"/>
+                <w:color w:val="333333"/>
+                <w:sz w:val="22"/>
+                <w:szCs w:val="22"/>
+              </w:rPr>
+            </w:pPr>
+            <w:r>
+              <w:rPr>
+                <w:rFonts w:ascii="Calibri" w:hAnsi="Calibri" w:cs="Calibri"/>
+                <w:color w:val="333333"/>
+                <w:sz w:val="22"/>
+                <w:szCs w:val="22"/>
+              </w:rPr>
+              <w:t>1</w:t>
+            </w:r>
+            <w:r>
+              <w:rPr>
+                <w:rFonts w:ascii="Calibri" w:hAnsi="Calibri" w:cs="Calibri"/>
+                <w:color w:val="333333"/>
+                <w:sz w:val="22"/>
+                <w:szCs w:val="22"/>
+                <w:vertAlign w:val="superscript"/>
+              </w:rPr>
+              <w:t>st</w:t>
+            </w:r>
+            <w:r>
+              <w:rPr>
+                <w:rFonts w:ascii="Calibri" w:hAnsi="Calibri" w:cs="Calibri"/>
+                <w:color w:val="333333"/>
+                <w:sz w:val="22"/>
+                <w:szCs w:val="22"/>
+              </w:rPr>
+              <w:t xml:space="preserve"> </w:t>
+            </w:r>
+            <w:r>
+              <w:rPr>
+                <w:rFonts w:ascii="Calibri" w:hAnsi="Calibri" w:cs="Calibri"/>
+                <w:color w:val="333333"/>
+                <w:sz w:val="22"/>
+                <w:szCs w:val="22"/>
+              </w:rPr>
+              <w:t>- kicks</w:t>
+            </w:r>
+          </w:p>
+        </w:tc>
+        <w:tc>
+          <w:tcPr>
+            <w:tcW w:w="1260" w:type="dxa"/>
+          </w:tcPr>
+          <w:p>
+            <w:pPr>
+              <w:spacing w:after="100" w:afterAutospacing="1"/>
+              <w:jc w:val="center"/>
+              <w:rPr>
+                <w:rFonts w:ascii="Calibri" w:hAnsi="Calibri" w:cs="Calibri"/>
+                <w:color w:val="333333"/>
+                <w:sz w:val="22"/>
+                <w:szCs w:val="22"/>
+              </w:rPr>
+            </w:pPr>
+            <w:r>
+              <w:rPr>
+                <w:rFonts w:ascii="Calibri" w:hAnsi="Calibri" w:cs="Calibri"/>
+                <w:color w:val="333333"/>
+                <w:sz w:val="22"/>
+                <w:szCs w:val="22"/>
+              </w:rPr>
+              <w:t>Right</w:t>
+            </w:r>
+          </w:p>
+        </w:tc>
+        <w:tc>
+          <w:tcPr>
+            <w:tcW w:w="1080" w:type="dxa"/>
+          </w:tcPr>
+          <w:p>
+            <w:pPr>
+              <w:spacing w:after="100" w:afterAutospacing="1"/>
+              <w:jc w:val="center"/>
+              <w:rPr>
+                <w:rFonts w:ascii="Calibri" w:hAnsi="Calibri" w:cs="Calibri"/>
+                <w:color w:val="333333"/>
+                <w:sz w:val="22"/>
+                <w:szCs w:val="22"/>
+              </w:rPr>
+            </w:pPr>
+            <w:r>
+              <w:rPr>
+                <w:rFonts w:ascii="Calibri" w:hAnsi="Calibri" w:cs="Calibri"/>
+                <w:color w:val="333333"/>
+                <w:sz w:val="22"/>
+                <w:szCs w:val="22"/>
+              </w:rPr>
+              <w:t>Left</w:t>
+            </w:r>
+          </w:p>
+        </w:tc>
+        <w:tc>
+          <w:tcPr>
+            <w:tcW w:w="1260" w:type="dxa"/>
+          </w:tcPr>
+          <w:p>
+            <w:pPr>
+              <w:spacing w:after="100" w:afterAutospacing="1"/>
+              <w:jc w:val="center"/>
+              <w:rPr>
+                <w:rFonts w:ascii="Calibri" w:hAnsi="Calibri" w:cs="Calibri"/>
+                <w:color w:val="333333"/>
+                <w:sz w:val="22"/>
+                <w:szCs w:val="22"/>
+              </w:rPr>
+            </w:pPr>
+            <w:r>
+              <w:rPr>
+                <w:rFonts w:ascii="Calibri" w:hAnsi="Calibri" w:cs="Calibri"/>
+                <w:color w:val="333333"/>
+                <w:sz w:val="22"/>
+                <w:szCs w:val="22"/>
+              </w:rPr>
+              <w:t>Right</w:t>
+            </w:r>
+          </w:p>
+        </w:tc>
+        <w:tc>
+          <w:tcPr>
+            <w:tcW w:w="1080" w:type="dxa"/>
+          </w:tcPr>
+          <w:p>
+            <w:pPr>
+              <w:spacing w:after="100" w:afterAutospacing="1"/>
+              <w:jc w:val="center"/>
+              <w:rPr>
+                <w:rFonts w:ascii="Calibri" w:hAnsi="Calibri" w:cs="Calibri"/>
+                <w:color w:val="333333"/>
+                <w:sz w:val="22"/>
+                <w:szCs w:val="22"/>
+              </w:rPr>
+            </w:pPr>
+            <w:r>
+              <w:rPr>
+                <w:rFonts w:ascii="Calibri" w:hAnsi="Calibri" w:cs="Calibri"/>
+                <w:color w:val="333333"/>
+                <w:sz w:val="22"/>
+                <w:szCs w:val="22"/>
+              </w:rPr>
+              <w:t>Left</w:t>
+            </w:r>
+          </w:p>
+        </w:tc>
+        <w:tc>
+          <w:tcPr>
+            <w:tcW w:w="2430" w:type="dxa"/>
+          </w:tcPr>
+          <w:p>
+            <w:pPr>
+              <w:spacing w:after="100" w:afterAutospacing="1"/>
+              <w:rPr>
+                <w:rFonts w:ascii="Calibri" w:hAnsi="Calibri" w:cs="Calibri"/>
+                <w:color w:val="333333"/>
+                <w:sz w:val="22"/>
+                <w:szCs w:val="22"/>
+              </w:rPr>
+            </w:pPr>
+            <w:r>
+              <w:rPr>
+                <w:rFonts w:ascii="Calibri" w:hAnsi="Calibri" w:cs="Calibri"/>
+                <w:color w:val="333333"/>
+                <w:sz w:val="22"/>
+                <w:szCs w:val="22"/>
+              </w:rPr>
+              <w:t xml:space="preserve">Right     Left      Right    </w:t>
+            </w:r>
+          </w:p>
+        </w:tc>
+      </w:tr>
+      <w:tr>
+        <w:tc>
+          <w:tcPr>
+            <w:tcW w:w="1440" w:type="dxa"/>
+          </w:tcPr>
+          <w:p>
+            <w:pPr>
+              <w:spacing w:after="100" w:afterAutospacing="1"/>
+              <w:rPr>
+                <w:rFonts w:ascii="Calibri" w:hAnsi="Calibri" w:cs="Calibri"/>
+                <w:color w:val="333333"/>
+                <w:sz w:val="22"/>
+                <w:szCs w:val="22"/>
+              </w:rPr>
+            </w:pPr>
+            <w:r>
+              <w:rPr>
+                <w:rFonts w:ascii="Calibri" w:hAnsi="Calibri" w:cs="Calibri"/>
+                <w:color w:val="333333"/>
+                <w:sz w:val="22"/>
+                <w:szCs w:val="22"/>
+              </w:rPr>
+              <w:t>2</w:t>
+            </w:r>
+            <w:r>
+              <w:rPr>
+                <w:rFonts w:ascii="Calibri" w:hAnsi="Calibri" w:cs="Calibri"/>
+                <w:color w:val="333333"/>
+                <w:sz w:val="22"/>
+                <w:szCs w:val="22"/>
+                <w:vertAlign w:val="superscript"/>
+              </w:rPr>
+              <w:t>nd</w:t>
+            </w:r>
+            <w:r>
+              <w:rPr>
+                <w:rFonts w:ascii="Calibri" w:hAnsi="Calibri" w:cs="Calibri"/>
+                <w:color w:val="333333"/>
+                <w:sz w:val="22"/>
+                <w:szCs w:val="22"/>
+              </w:rPr>
+              <w:t xml:space="preserve"> </w:t>
+            </w:r>
+            <w:r>
+              <w:rPr>
+                <w:rFonts w:ascii="Calibri" w:hAnsi="Calibri" w:cs="Calibri"/>
+                <w:color w:val="333333"/>
+                <w:sz w:val="22"/>
+                <w:szCs w:val="22"/>
+              </w:rPr>
+              <w:t>- sway</w:t>
+            </w:r>
+            <w:r>
+              <w:rPr>
+                <w:rFonts w:ascii="Calibri" w:hAnsi="Calibri" w:cs="Calibri"/>
+                <w:color w:val="333333"/>
+                <w:sz w:val="22"/>
+                <w:szCs w:val="22"/>
+              </w:rPr>
+              <w:t>s</w:t>
+            </w:r>
+          </w:p>
+        </w:tc>
+        <w:tc>
+          <w:tcPr>
+            <w:tcW w:w="1260" w:type="dxa"/>
+          </w:tcPr>
+          <w:p>
+            <w:pPr>
+              <w:spacing w:after="100" w:afterAutospacing="1"/>
+              <w:jc w:val="center"/>
+              <w:rPr>
+                <w:rFonts w:ascii="Calibri" w:hAnsi="Calibri" w:cs="Calibri"/>
+                <w:color w:val="333333"/>
+                <w:sz w:val="22"/>
+                <w:szCs w:val="22"/>
+              </w:rPr>
+            </w:pPr>
+            <w:r>
+              <w:rPr>
+                <w:rFonts w:ascii="Calibri" w:hAnsi="Calibri" w:cs="Calibri"/>
+                <w:color w:val="333333"/>
+                <w:sz w:val="22"/>
+                <w:szCs w:val="22"/>
+              </w:rPr>
+              <w:t>Right</w:t>
+            </w:r>
+          </w:p>
+        </w:tc>
+        <w:tc>
+          <w:tcPr>
+            <w:tcW w:w="1080" w:type="dxa"/>
+          </w:tcPr>
+          <w:p>
+            <w:pPr>
+              <w:spacing w:after="100" w:afterAutospacing="1"/>
+              <w:jc w:val="center"/>
+              <w:rPr>
+                <w:rFonts w:ascii="Calibri" w:hAnsi="Calibri" w:cs="Calibri"/>
+                <w:b/>
+                <w:bCs/>
+                <w:color w:val="333333"/>
+                <w:sz w:val="22"/>
+                <w:szCs w:val="22"/>
+              </w:rPr>
+            </w:pPr>
+            <w:r>
+              <w:rPr>
+                <w:rFonts w:ascii="Calibri" w:hAnsi="Calibri" w:cs="Calibri"/>
+                <w:color w:val="333333"/>
+                <w:sz w:val="22"/>
+                <w:szCs w:val="22"/>
+              </w:rPr>
+              <w:t>Left</w:t>
+            </w:r>
+          </w:p>
+        </w:tc>
+        <w:tc>
+          <w:tcPr>
+            <w:tcW w:w="1260" w:type="dxa"/>
+          </w:tcPr>
+          <w:p>
+            <w:pPr>
+              <w:spacing w:after="100" w:afterAutospacing="1"/>
+              <w:jc w:val="center"/>
+              <w:rPr>
+                <w:rFonts w:ascii="Calibri" w:hAnsi="Calibri" w:cs="Calibri"/>
+                <w:color w:val="333333"/>
+                <w:sz w:val="22"/>
+                <w:szCs w:val="22"/>
+              </w:rPr>
+            </w:pPr>
+            <w:r>
+              <w:rPr>
+                <w:rFonts w:ascii="Calibri" w:hAnsi="Calibri" w:cs="Calibri"/>
+                <w:color w:val="333333"/>
+                <w:sz w:val="22"/>
+                <w:szCs w:val="22"/>
+              </w:rPr>
+              <w:t>Right</w:t>
+            </w:r>
+          </w:p>
+        </w:tc>
+        <w:tc>
+          <w:tcPr>
+            <w:tcW w:w="1080" w:type="dxa"/>
+          </w:tcPr>
+          <w:p>
+            <w:pPr>
+              <w:spacing w:after="100" w:afterAutospacing="1"/>
+              <w:jc w:val="center"/>
+              <w:rPr>
+                <w:rFonts w:ascii="Calibri" w:hAnsi="Calibri" w:cs="Calibri"/>
+                <w:color w:val="333333"/>
+                <w:sz w:val="22"/>
+                <w:szCs w:val="22"/>
+              </w:rPr>
+            </w:pPr>
+            <w:r>
+              <w:rPr>
+                <w:rFonts w:ascii="Calibri" w:hAnsi="Calibri" w:cs="Calibri"/>
+                <w:color w:val="333333"/>
+                <w:sz w:val="22"/>
+                <w:szCs w:val="22"/>
+              </w:rPr>
+              <w:t>Left</w:t>
+            </w:r>
+          </w:p>
+        </w:tc>
+        <w:tc>
+          <w:tcPr>
+            <w:tcW w:w="2430" w:type="dxa"/>
+          </w:tcPr>
+          <w:p>
+            <w:pPr>
+              <w:spacing w:after="100" w:afterAutospacing="1"/>
+              <w:rPr>
+                <w:rFonts w:ascii="Calibri" w:hAnsi="Calibri" w:cs="Calibri"/>
+                <w:color w:val="333333"/>
+                <w:sz w:val="22"/>
+                <w:szCs w:val="22"/>
+              </w:rPr>
+            </w:pPr>
+            <w:r>
+              <w:rPr>
+                <w:rFonts w:ascii="Calibri" w:hAnsi="Calibri" w:cs="Calibri"/>
+                <w:color w:val="333333"/>
+                <w:sz w:val="22"/>
+                <w:szCs w:val="22"/>
+              </w:rPr>
+              <w:t xml:space="preserve">Right     Left      Right    </w:t>
+            </w:r>
+          </w:p>
+        </w:tc>
+      </w:tr>
+      <w:tr>
+        <w:tc>
+          <w:tcPr>
+            <w:tcW w:w="1440" w:type="dxa"/>
+          </w:tcPr>
+          <w:p>
+            <w:pPr>
+              <w:spacing w:after="100" w:afterAutospacing="1"/>
+              <w:rPr>
+                <w:rFonts w:ascii="Calibri" w:hAnsi="Calibri" w:cs="Calibri"/>
+                <w:color w:val="333333"/>
+                <w:sz w:val="22"/>
+                <w:szCs w:val="22"/>
+              </w:rPr>
+            </w:pPr>
+            <w:r>
+              <w:rPr>
+                <w:rFonts w:ascii="Calibri" w:hAnsi="Calibri" w:cs="Calibri"/>
+                <w:color w:val="333333"/>
+                <w:sz w:val="22"/>
+                <w:szCs w:val="22"/>
+              </w:rPr>
+              <w:t>3</w:t>
+            </w:r>
+            <w:r>
+              <w:rPr>
+                <w:rFonts w:ascii="Calibri" w:hAnsi="Calibri" w:cs="Calibri"/>
+                <w:color w:val="333333"/>
+                <w:sz w:val="22"/>
+                <w:szCs w:val="22"/>
+                <w:vertAlign w:val="superscript"/>
+              </w:rPr>
+              <w:t>rd</w:t>
+            </w:r>
+            <w:r>
+              <w:rPr>
+                <w:rFonts w:ascii="Calibri" w:hAnsi="Calibri" w:cs="Calibri"/>
+                <w:color w:val="333333"/>
+                <w:sz w:val="22"/>
+                <w:szCs w:val="22"/>
+              </w:rPr>
+              <w:t xml:space="preserve"> - sway</w:t>
+            </w:r>
+            <w:r>
+              <w:rPr>
+                <w:rFonts w:ascii="Calibri" w:hAnsi="Calibri" w:cs="Calibri"/>
+                <w:color w:val="333333"/>
+                <w:sz w:val="22"/>
+                <w:szCs w:val="22"/>
+              </w:rPr>
+              <w:t>s</w:t>
+            </w:r>
+          </w:p>
+        </w:tc>
+        <w:tc>
+          <w:tcPr>
+            <w:tcW w:w="1260" w:type="dxa"/>
+          </w:tcPr>
+          <w:p>
+            <w:pPr>
+              <w:spacing w:after="100" w:afterAutospacing="1"/>
+              <w:jc w:val="center"/>
+              <w:rPr>
+                <w:rFonts w:ascii="Calibri" w:hAnsi="Calibri" w:cs="Calibri"/>
+                <w:color w:val="333333"/>
+                <w:sz w:val="22"/>
+                <w:szCs w:val="22"/>
+              </w:rPr>
+            </w:pPr>
+            <w:r>
+              <w:rPr>
+                <w:rFonts w:ascii="Calibri" w:hAnsi="Calibri" w:cs="Calibri"/>
+                <w:color w:val="333333"/>
+                <w:sz w:val="22"/>
+                <w:szCs w:val="22"/>
+              </w:rPr>
+              <w:t>Left</w:t>
+            </w:r>
+          </w:p>
+        </w:tc>
+        <w:tc>
+          <w:tcPr>
+            <w:tcW w:w="1080" w:type="dxa"/>
+          </w:tcPr>
+          <w:p>
+            <w:pPr>
+              <w:spacing w:after="100" w:afterAutospacing="1"/>
+              <w:jc w:val="center"/>
+              <w:rPr>
+                <w:rFonts w:ascii="Calibri" w:hAnsi="Calibri" w:cs="Calibri"/>
+                <w:color w:val="333333"/>
+                <w:sz w:val="22"/>
+                <w:szCs w:val="22"/>
+              </w:rPr>
+            </w:pPr>
+            <w:r>
+              <w:rPr>
+                <w:rFonts w:ascii="Calibri" w:hAnsi="Calibri" w:cs="Calibri"/>
+                <w:color w:val="333333"/>
+                <w:sz w:val="22"/>
+                <w:szCs w:val="22"/>
+              </w:rPr>
+              <w:t>Right</w:t>
+            </w:r>
+          </w:p>
+        </w:tc>
+        <w:tc>
+          <w:tcPr>
+            <w:tcW w:w="1260" w:type="dxa"/>
+          </w:tcPr>
+          <w:p>
+            <w:pPr>
+              <w:spacing w:after="100" w:afterAutospacing="1"/>
+              <w:jc w:val="center"/>
+              <w:rPr>
+                <w:rFonts w:ascii="Calibri" w:hAnsi="Calibri" w:cs="Calibri"/>
+                <w:color w:val="333333"/>
+                <w:sz w:val="22"/>
+                <w:szCs w:val="22"/>
+              </w:rPr>
+            </w:pPr>
+            <w:r>
+              <w:rPr>
+                <w:rFonts w:ascii="Calibri" w:hAnsi="Calibri" w:cs="Calibri"/>
+                <w:color w:val="333333"/>
+                <w:sz w:val="22"/>
+                <w:szCs w:val="22"/>
+              </w:rPr>
+              <w:t>Left</w:t>
+            </w:r>
+          </w:p>
+        </w:tc>
+        <w:tc>
+          <w:tcPr>
+            <w:tcW w:w="1080" w:type="dxa"/>
+          </w:tcPr>
+          <w:p>
+            <w:pPr>
+              <w:spacing w:after="100" w:afterAutospacing="1"/>
+              <w:jc w:val="center"/>
+              <w:rPr>
+                <w:rFonts w:ascii="Calibri" w:hAnsi="Calibri" w:cs="Calibri"/>
+                <w:color w:val="333333"/>
+                <w:sz w:val="22"/>
+                <w:szCs w:val="22"/>
+              </w:rPr>
+            </w:pPr>
+            <w:r>
+              <w:rPr>
+                <w:rFonts w:ascii="Calibri" w:hAnsi="Calibri" w:cs="Calibri"/>
+                <w:color w:val="333333"/>
+                <w:sz w:val="22"/>
+                <w:szCs w:val="22"/>
+              </w:rPr>
+              <w:t>Right</w:t>
+            </w:r>
+          </w:p>
+        </w:tc>
+        <w:tc>
+          <w:tcPr>
+            <w:tcW w:w="2430" w:type="dxa"/>
+          </w:tcPr>
+          <w:p>
+            <w:pPr>
+              <w:spacing w:after="100" w:afterAutospacing="1"/>
+              <w:rPr>
+                <w:rFonts w:ascii="Calibri" w:hAnsi="Calibri" w:cs="Calibri"/>
+                <w:color w:val="333333"/>
+                <w:sz w:val="22"/>
+                <w:szCs w:val="22"/>
+              </w:rPr>
+            </w:pPr>
+            <w:r>
+              <w:rPr>
+                <w:rFonts w:ascii="Calibri" w:hAnsi="Calibri" w:cs="Calibri"/>
+                <w:color w:val="333333"/>
+                <w:sz w:val="22"/>
+                <w:szCs w:val="22"/>
+              </w:rPr>
+              <w:t>Left       Right     Left</w:t>
+            </w:r>
+          </w:p>
+        </w:tc>
+      </w:tr>
+    </w:tbl>
     <w:p>
       <w:pPr>
-        <w:numPr>
-          <w:ilvl w:val="0"/>
-          <w:numId w:val="14"/>
-        </w:numPr>
         <w:shd w:val="clear" w:color="auto" w:fill="FFFFFF"/>
-        <w:spacing w:after="100" w:afterAutospacing="1" w:line="240" w:lineRule="auto"/>
-        <w:rPr>
-          <w:rFonts w:ascii="Calibri" w:hAnsi="Calibri" w:cs="Calibri"/>
-          <w:color w:val="333333"/>
-        </w:rPr>
-      </w:pPr>
-      <w:r>
-        <w:rPr>
-          <w:rFonts w:ascii="Calibri" w:hAnsi="Calibri" w:cs="Calibri"/>
-          <w:color w:val="333333"/>
-        </w:rPr>
-        <w:t>1</w:t>
-      </w:r>
-      <w:r>
-        <w:rPr>
-          <w:rFonts w:ascii="Calibri" w:hAnsi="Calibri" w:cs="Calibri"/>
-          <w:color w:val="333333"/>
-          <w:vertAlign w:val="superscript"/>
-        </w:rPr>
-        <w:t>st</w:t>
-      </w:r>
-      <w:r>
-        <w:rPr>
-          <w:rFonts w:ascii="Calibri" w:hAnsi="Calibri" w:cs="Calibri"/>
-          <w:color w:val="333333"/>
-        </w:rPr>
-        <w:t> row: Kicks on each syllable of “brotherhood of” starting with the right foot and “brotherhood of” is right left right</w:t>
-      </w:r>
-    </w:p>
-    <w:p>
-      <w:pPr>
-        <w:numPr>
-          <w:ilvl w:val="0"/>
-          <w:numId w:val="14"/>
-        </w:numPr>
-        <w:shd w:val="clear" w:color="auto" w:fill="FFFFFF"/>
-        <w:spacing w:before="100" w:beforeAutospacing="1" w:after="100" w:afterAutospacing="1" w:line="240" w:lineRule="auto"/>
-        <w:rPr>
-          <w:rFonts w:ascii="Calibri" w:hAnsi="Calibri" w:cs="Calibri"/>
-          <w:color w:val="333333"/>
-        </w:rPr>
-      </w:pPr>
-      <w:r>
-        <w:rPr>
-          <w:rFonts w:ascii="Calibri" w:hAnsi="Calibri" w:cs="Calibri"/>
-          <w:color w:val="333333"/>
-        </w:rPr>
-        <w:t>2</w:t>
-      </w:r>
-      <w:r>
-        <w:rPr>
-          <w:rFonts w:ascii="Calibri" w:hAnsi="Calibri" w:cs="Calibri"/>
-          <w:color w:val="333333"/>
-          <w:vertAlign w:val="superscript"/>
-        </w:rPr>
-        <w:t>nd</w:t>
-      </w:r>
-      <w:r>
-        <w:rPr>
-          <w:rFonts w:ascii="Calibri" w:hAnsi="Calibri" w:cs="Calibri"/>
-          <w:color w:val="333333"/>
-        </w:rPr>
-        <w:t> row: sway on each syllable of “brotherhood of” starting to the left and “brotherhood of” is left right left</w:t>
-      </w:r>
-    </w:p>
-    <w:p>
-      <w:pPr>
-        <w:numPr>
-          <w:ilvl w:val="0"/>
-          <w:numId w:val="14"/>
-        </w:numPr>
-        <w:shd w:val="clear" w:color="auto" w:fill="FFFFFF"/>
-        <w:spacing w:before="100" w:beforeAutospacing="1" w:after="100" w:afterAutospacing="1" w:line="240" w:lineRule="auto"/>
-        <w:rPr>
-          <w:rFonts w:ascii="Calibri" w:hAnsi="Calibri" w:cs="Calibri"/>
-          <w:color w:val="333333"/>
-        </w:rPr>
-      </w:pPr>
-      <w:r>
-        <w:rPr>
-          <w:rFonts w:ascii="Calibri" w:hAnsi="Calibri" w:cs="Calibri"/>
-          <w:color w:val="333333"/>
-        </w:rPr>
-        <w:t>3</w:t>
-      </w:r>
-      <w:r>
-        <w:rPr>
-          <w:rFonts w:ascii="Calibri" w:hAnsi="Calibri" w:cs="Calibri"/>
-          <w:color w:val="333333"/>
-          <w:vertAlign w:val="superscript"/>
-        </w:rPr>
-        <w:t>rd</w:t>
-      </w:r>
-      <w:r>
-        <w:rPr>
-          <w:rFonts w:ascii="Calibri" w:hAnsi="Calibri" w:cs="Calibri"/>
-          <w:color w:val="333333"/>
-        </w:rPr>
-        <w:t> row: sway on each syllable of “brotherhood of” starting to the right and “brotherhood of” is right left right</w:t>
-      </w:r>
-    </w:p>
-    <w:p>
-      <w:pPr>
-        <w:shd w:val="clear" w:color="auto" w:fill="FFFFFF"/>
-        <w:spacing w:after="0"/>
-        <w:rPr>
-          <w:rFonts w:ascii="Calibri" w:hAnsi="Calibri" w:cs="Calibri"/>
-          <w:color w:val="333333"/>
-        </w:rPr>
-      </w:pPr>
-      <w:r>
-        <w:rPr>
-          <w:rFonts w:ascii="Calibri" w:hAnsi="Calibri" w:cs="Calibri"/>
-          <w:color w:val="333333"/>
+        <w:spacing w:before="120" w:after="0" w:line="240" w:lineRule="auto"/>
+        <w:rPr>
+          <w:rFonts w:ascii="Calibri" w:hAnsi="Calibri" w:cs="Calibri"/>
+          <w:color w:val="333333"/>
+          <w:sz w:val="22"/>
+          <w:szCs w:val="22"/>
+        </w:rPr>
+      </w:pPr>
+      <w:r>
+        <w:rPr>
+          <w:rFonts w:ascii="Calibri" w:hAnsi="Calibri" w:cs="Calibri"/>
+          <w:color w:val="333333"/>
+          <w:sz w:val="22"/>
+          <w:szCs w:val="22"/>
         </w:rPr>
         <w:t>At </w:t>
       </w:r>
@@ -1528,6 +2958,8 @@
           <w:b/>
           <w:bCs/>
           <w:color w:val="333333"/>
+          <w:sz w:val="28"/>
+          <w:szCs w:val="28"/>
         </w:rPr>
         <w:t>Q</w:t>
       </w:r>
@@ -1535,6 +2967,8 @@
         <w:rPr>
           <w:rFonts w:ascii="Calibri" w:hAnsi="Calibri" w:cs="Calibri"/>
           <w:color w:val="333333"/>
+          <w:sz w:val="22"/>
+          <w:szCs w:val="22"/>
         </w:rPr>
         <w:t>:</w:t>
       </w:r>
@@ -1550,14 +2984,36 @@
         <w:rPr>
           <w:rFonts w:ascii="Calibri" w:hAnsi="Calibri" w:cs="Calibri"/>
           <w:color w:val="333333"/>
-        </w:rPr>
-      </w:pPr>
-      <w:r>
-        <w:rPr>
-          <w:rFonts w:ascii="Calibri" w:hAnsi="Calibri" w:cs="Calibri"/>
-          <w:color w:val="333333"/>
+          <w:sz w:val="22"/>
+          <w:szCs w:val="22"/>
+        </w:rPr>
+      </w:pPr>
+      <w:r>
+        <w:rPr>
+          <w:rFonts w:ascii="Calibri" w:hAnsi="Calibri" w:cs="Calibri"/>
+          <w:color w:val="333333"/>
+          <w:sz w:val="22"/>
+          <w:szCs w:val="22"/>
         </w:rPr>
         <w:t>Turn upstage looking at Miss Jones</w:t>
+      </w:r>
+      <w:r>
+        <w:rPr>
+          <w:rFonts w:ascii="Calibri" w:hAnsi="Calibri" w:cs="Calibri"/>
+          <w:color w:val="333333"/>
+          <w:sz w:val="22"/>
+          <w:szCs w:val="22"/>
+        </w:rPr>
+        <w:t xml:space="preserve"> on the rest</w:t>
+      </w:r>
+      <w:r>
+        <w:rPr>
+          <w:rFonts w:ascii="Calibri" w:hAnsi="Calibri" w:cs="Calibri"/>
+          <w:color w:val="333333"/>
+          <w:sz w:val="22"/>
+          <w:szCs w:val="22"/>
+        </w:rPr>
+        <w:t>.</w:t>
       </w:r>
     </w:p>
     <w:p>
@@ -1571,267 +3027,1214 @@
         <w:rPr>
           <w:rFonts w:ascii="Calibri" w:hAnsi="Calibri" w:cs="Calibri"/>
           <w:color w:val="333333"/>
-        </w:rPr>
-      </w:pPr>
-      <w:r>
-        <w:rPr>
-          <w:rFonts w:ascii="Calibri" w:hAnsi="Calibri" w:cs="Calibri"/>
-          <w:color w:val="333333"/>
-        </w:rPr>
-        <w:t>Claps on beat 2 and 4 -</w:t>
+          <w:sz w:val="22"/>
+          <w:szCs w:val="22"/>
+        </w:rPr>
+      </w:pPr>
+      <w:r>
+        <w:rPr>
+          <w:rFonts w:ascii="Calibri" w:hAnsi="Calibri" w:cs="Calibri"/>
+          <w:color w:val="333333"/>
+          <w:sz w:val="22"/>
+          <w:szCs w:val="22"/>
+        </w:rPr>
+        <w:t>Clap on beat 2 and 4</w:t>
+      </w:r>
+      <w:r>
+        <w:rPr>
+          <w:rFonts w:ascii="Calibri" w:hAnsi="Calibri" w:cs="Calibri"/>
+          <w:color w:val="333333"/>
+          <w:sz w:val="22"/>
+          <w:szCs w:val="22"/>
+        </w:rPr>
+        <w:t xml:space="preserve"> when she sings:</w:t>
       </w:r>
     </w:p>
+    <w:tbl>
+      <w:tblPr>
+        <w:tblStyle w:val="TableGrid"/>
+        <w:tblW w:w="8275" w:type="dxa"/>
+        <w:tblInd w:w="720" w:type="dxa"/>
+        <w:tblBorders>
+          <w:top w:val="none" w:sz="0" w:space="0" w:color="auto"/>
+          <w:left w:val="none" w:sz="0" w:space="0" w:color="auto"/>
+          <w:bottom w:val="none" w:sz="0" w:space="0" w:color="auto"/>
+          <w:right w:val="none" w:sz="0" w:space="0" w:color="auto"/>
+          <w:insideH w:val="none" w:sz="0" w:space="0" w:color="auto"/>
+          <w:insideV w:val="none" w:sz="0" w:space="0" w:color="auto"/>
+        </w:tblBorders>
+        <w:tblLayout w:type="fixed"/>
+        <w:tblLook w:val="04A0" w:firstRow="1" w:lastRow="0" w:firstColumn="1" w:lastColumn="0" w:noHBand="0" w:noVBand="1"/>
+      </w:tblPr>
+      <w:tblGrid>
+        <w:gridCol w:w="436"/>
+        <w:gridCol w:w="527"/>
+        <w:gridCol w:w="264"/>
+        <w:gridCol w:w="353"/>
+        <w:gridCol w:w="400"/>
+        <w:gridCol w:w="393"/>
+        <w:gridCol w:w="597"/>
+        <w:gridCol w:w="450"/>
+        <w:gridCol w:w="540"/>
+        <w:gridCol w:w="450"/>
+        <w:gridCol w:w="450"/>
+        <w:gridCol w:w="357"/>
+        <w:gridCol w:w="633"/>
+        <w:gridCol w:w="535"/>
+        <w:gridCol w:w="450"/>
+        <w:gridCol w:w="455"/>
+        <w:gridCol w:w="450"/>
+        <w:gridCol w:w="535"/>
+      </w:tblGrid>
+      <w:tr>
+        <w:tc>
+          <w:tcPr>
+            <w:tcW w:w="436" w:type="dxa"/>
+            <w:noWrap/>
+            <w:tcMar>
+              <w:left w:w="0" w:type="dxa"/>
+              <w:right w:w="0" w:type="dxa"/>
+            </w:tcMar>
+          </w:tcPr>
+          <w:p>
+            <w:pPr>
+              <w:spacing w:before="100" w:beforeAutospacing="1" w:after="100" w:afterAutospacing="1"/>
+              <w:jc w:val="center"/>
+              <w:rPr>
+                <w:rFonts w:ascii="Calibri" w:hAnsi="Calibri" w:cs="Calibri"/>
+                <w:color w:val="333333"/>
+                <w:sz w:val="22"/>
+                <w:szCs w:val="22"/>
+              </w:rPr>
+            </w:pPr>
+            <w:r>
+              <w:rPr>
+                <w:rFonts w:ascii="Calibri" w:hAnsi="Calibri" w:cs="Calibri"/>
+                <w:color w:val="333333"/>
+                <w:kern w:val="0"/>
+                <w:sz w:val="22"/>
+                <w:szCs w:val="22"/>
+              </w:rPr>
+              <w:t>UL</w:t>
+            </w:r>
+          </w:p>
+        </w:tc>
+        <w:tc>
+          <w:tcPr>
+            <w:tcW w:w="527" w:type="dxa"/>
+            <w:noWrap/>
+            <w:tcMar>
+              <w:left w:w="0" w:type="dxa"/>
+              <w:right w:w="0" w:type="dxa"/>
+            </w:tcMar>
+          </w:tcPr>
+          <w:p>
+            <w:pPr>
+              <w:spacing w:before="100" w:beforeAutospacing="1" w:after="100" w:afterAutospacing="1"/>
+              <w:jc w:val="center"/>
+              <w:rPr>
+                <w:rFonts w:ascii="Calibri" w:hAnsi="Calibri" w:cs="Calibri"/>
+                <w:color w:val="333333"/>
+                <w:sz w:val="22"/>
+                <w:szCs w:val="22"/>
+              </w:rPr>
+            </w:pPr>
+            <w:r>
+              <w:rPr>
+                <w:rFonts w:ascii="Calibri" w:hAnsi="Calibri" w:cs="Calibri"/>
+                <w:color w:val="333333"/>
+                <w:sz w:val="22"/>
+                <w:szCs w:val="22"/>
+              </w:rPr>
+              <w:t>UR</w:t>
+            </w:r>
+          </w:p>
+        </w:tc>
+        <w:tc>
+          <w:tcPr>
+            <w:tcW w:w="264" w:type="dxa"/>
+            <w:noWrap/>
+            <w:tcMar>
+              <w:left w:w="0" w:type="dxa"/>
+              <w:right w:w="0" w:type="dxa"/>
+            </w:tcMar>
+          </w:tcPr>
+          <w:p>
+            <w:pPr>
+              <w:spacing w:before="100" w:beforeAutospacing="1" w:after="100" w:afterAutospacing="1"/>
+              <w:jc w:val="center"/>
+              <w:rPr>
+                <w:rFonts w:ascii="Calibri" w:hAnsi="Calibri" w:cs="Calibri"/>
+                <w:color w:val="333333"/>
+                <w:sz w:val="22"/>
+                <w:szCs w:val="22"/>
+              </w:rPr>
+            </w:pPr>
+          </w:p>
+        </w:tc>
+        <w:tc>
+          <w:tcPr>
+            <w:tcW w:w="353" w:type="dxa"/>
+            <w:noWrap/>
+            <w:tcMar>
+              <w:left w:w="0" w:type="dxa"/>
+              <w:right w:w="0" w:type="dxa"/>
+            </w:tcMar>
+          </w:tcPr>
+          <w:p>
+            <w:pPr>
+              <w:spacing w:before="100" w:beforeAutospacing="1" w:after="100" w:afterAutospacing="1"/>
+              <w:jc w:val="center"/>
+              <w:rPr>
+                <w:rFonts w:ascii="Calibri" w:hAnsi="Calibri" w:cs="Calibri"/>
+                <w:color w:val="333333"/>
+                <w:sz w:val="22"/>
+                <w:szCs w:val="22"/>
+              </w:rPr>
+            </w:pPr>
+            <w:r>
+              <w:rPr>
+                <w:rFonts w:ascii="Calibri" w:hAnsi="Calibri" w:cs="Calibri"/>
+                <w:color w:val="333333"/>
+                <w:sz w:val="22"/>
+                <w:szCs w:val="22"/>
+              </w:rPr>
+              <w:t>DL</w:t>
+            </w:r>
+          </w:p>
+        </w:tc>
+        <w:tc>
+          <w:tcPr>
+            <w:tcW w:w="400" w:type="dxa"/>
+            <w:noWrap/>
+            <w:tcMar>
+              <w:left w:w="0" w:type="dxa"/>
+              <w:right w:w="0" w:type="dxa"/>
+            </w:tcMar>
+          </w:tcPr>
+          <w:p>
+            <w:pPr>
+              <w:spacing w:before="100" w:beforeAutospacing="1" w:after="100" w:afterAutospacing="1"/>
+              <w:jc w:val="center"/>
+              <w:rPr>
+                <w:rFonts w:ascii="Calibri" w:hAnsi="Calibri" w:cs="Calibri"/>
+                <w:color w:val="333333"/>
+                <w:sz w:val="22"/>
+                <w:szCs w:val="22"/>
+              </w:rPr>
+            </w:pPr>
+          </w:p>
+        </w:tc>
+        <w:tc>
+          <w:tcPr>
+            <w:tcW w:w="393" w:type="dxa"/>
+            <w:noWrap/>
+            <w:tcMar>
+              <w:left w:w="0" w:type="dxa"/>
+              <w:right w:w="0" w:type="dxa"/>
+            </w:tcMar>
+          </w:tcPr>
+          <w:p>
+            <w:pPr>
+              <w:spacing w:before="100" w:beforeAutospacing="1" w:after="100" w:afterAutospacing="1"/>
+              <w:jc w:val="center"/>
+              <w:rPr>
+                <w:rFonts w:ascii="Calibri" w:hAnsi="Calibri" w:cs="Calibri"/>
+                <w:color w:val="333333"/>
+                <w:sz w:val="22"/>
+                <w:szCs w:val="22"/>
+              </w:rPr>
+            </w:pPr>
+            <w:r>
+              <w:rPr>
+                <w:rFonts w:ascii="Calibri" w:hAnsi="Calibri" w:cs="Calibri"/>
+                <w:color w:val="333333"/>
+                <w:sz w:val="22"/>
+                <w:szCs w:val="22"/>
+              </w:rPr>
+              <w:t>DR</w:t>
+            </w:r>
+          </w:p>
+        </w:tc>
+        <w:tc>
+          <w:tcPr>
+            <w:tcW w:w="597" w:type="dxa"/>
+            <w:noWrap/>
+            <w:tcMar>
+              <w:left w:w="0" w:type="dxa"/>
+              <w:right w:w="0" w:type="dxa"/>
+            </w:tcMar>
+          </w:tcPr>
+          <w:p>
+            <w:pPr>
+              <w:spacing w:before="100" w:beforeAutospacing="1" w:after="100" w:afterAutospacing="1"/>
+              <w:jc w:val="center"/>
+              <w:rPr>
+                <w:rFonts w:ascii="Calibri" w:hAnsi="Calibri" w:cs="Calibri"/>
+                <w:color w:val="333333"/>
+                <w:sz w:val="22"/>
+                <w:szCs w:val="22"/>
+              </w:rPr>
+            </w:pPr>
+            <w:r>
+              <w:rPr>
+                <w:rFonts w:ascii="Calibri" w:hAnsi="Calibri" w:cs="Calibri"/>
+                <w:color w:val="333333"/>
+                <w:sz w:val="22"/>
+                <w:szCs w:val="22"/>
+              </w:rPr>
+              <w:t>DR</w:t>
+            </w:r>
+          </w:p>
+        </w:tc>
+        <w:tc>
+          <w:tcPr>
+            <w:tcW w:w="450" w:type="dxa"/>
+            <w:noWrap/>
+            <w:tcMar>
+              <w:left w:w="0" w:type="dxa"/>
+              <w:right w:w="0" w:type="dxa"/>
+            </w:tcMar>
+          </w:tcPr>
+          <w:p>
+            <w:pPr>
+              <w:spacing w:before="100" w:beforeAutospacing="1" w:after="100" w:afterAutospacing="1"/>
+              <w:jc w:val="center"/>
+              <w:rPr>
+                <w:rFonts w:ascii="Calibri" w:hAnsi="Calibri" w:cs="Calibri"/>
+                <w:color w:val="333333"/>
+                <w:sz w:val="22"/>
+                <w:szCs w:val="22"/>
+              </w:rPr>
+            </w:pPr>
+            <w:r>
+              <w:rPr>
+                <w:rFonts w:ascii="Calibri" w:hAnsi="Calibri" w:cs="Calibri"/>
+                <w:color w:val="333333"/>
+                <w:sz w:val="22"/>
+                <w:szCs w:val="22"/>
+              </w:rPr>
+              <w:t>DL</w:t>
+            </w:r>
+          </w:p>
+        </w:tc>
+        <w:tc>
+          <w:tcPr>
+            <w:tcW w:w="540" w:type="dxa"/>
+            <w:noWrap/>
+            <w:tcMar>
+              <w:left w:w="0" w:type="dxa"/>
+              <w:right w:w="0" w:type="dxa"/>
+            </w:tcMar>
+          </w:tcPr>
+          <w:p>
+            <w:pPr>
+              <w:spacing w:before="100" w:beforeAutospacing="1" w:after="100" w:afterAutospacing="1"/>
+              <w:jc w:val="center"/>
+              <w:rPr>
+                <w:rFonts w:ascii="Calibri" w:hAnsi="Calibri" w:cs="Calibri"/>
+                <w:color w:val="333333"/>
+                <w:sz w:val="22"/>
+                <w:szCs w:val="22"/>
+              </w:rPr>
+            </w:pPr>
+          </w:p>
+        </w:tc>
+        <w:tc>
+          <w:tcPr>
+            <w:tcW w:w="450" w:type="dxa"/>
+            <w:noWrap/>
+            <w:tcMar>
+              <w:left w:w="0" w:type="dxa"/>
+              <w:right w:w="0" w:type="dxa"/>
+            </w:tcMar>
+          </w:tcPr>
+          <w:p>
+            <w:pPr>
+              <w:spacing w:before="100" w:beforeAutospacing="1" w:after="100" w:afterAutospacing="1"/>
+              <w:jc w:val="center"/>
+              <w:rPr>
+                <w:rFonts w:ascii="Calibri" w:hAnsi="Calibri" w:cs="Calibri"/>
+                <w:color w:val="333333"/>
+                <w:sz w:val="22"/>
+                <w:szCs w:val="22"/>
+              </w:rPr>
+            </w:pPr>
+            <w:r>
+              <w:rPr>
+                <w:rFonts w:ascii="Calibri" w:hAnsi="Calibri" w:cs="Calibri"/>
+                <w:color w:val="333333"/>
+                <w:sz w:val="22"/>
+                <w:szCs w:val="22"/>
+              </w:rPr>
+              <w:t>UR</w:t>
+            </w:r>
+          </w:p>
+        </w:tc>
+        <w:tc>
+          <w:tcPr>
+            <w:tcW w:w="450" w:type="dxa"/>
+            <w:noWrap/>
+            <w:tcMar>
+              <w:left w:w="0" w:type="dxa"/>
+              <w:right w:w="0" w:type="dxa"/>
+            </w:tcMar>
+          </w:tcPr>
+          <w:p>
+            <w:pPr>
+              <w:spacing w:before="100" w:beforeAutospacing="1" w:after="100" w:afterAutospacing="1"/>
+              <w:jc w:val="center"/>
+              <w:rPr>
+                <w:rFonts w:ascii="Calibri" w:hAnsi="Calibri" w:cs="Calibri"/>
+                <w:color w:val="333333"/>
+                <w:sz w:val="22"/>
+                <w:szCs w:val="22"/>
+              </w:rPr>
+            </w:pPr>
+          </w:p>
+        </w:tc>
+        <w:tc>
+          <w:tcPr>
+            <w:tcW w:w="357" w:type="dxa"/>
+            <w:noWrap/>
+            <w:tcMar>
+              <w:left w:w="0" w:type="dxa"/>
+              <w:right w:w="0" w:type="dxa"/>
+            </w:tcMar>
+          </w:tcPr>
+          <w:p>
+            <w:pPr>
+              <w:spacing w:before="100" w:beforeAutospacing="1" w:after="100" w:afterAutospacing="1"/>
+              <w:jc w:val="center"/>
+              <w:rPr>
+                <w:rFonts w:ascii="Calibri" w:hAnsi="Calibri" w:cs="Calibri"/>
+                <w:color w:val="333333"/>
+                <w:sz w:val="22"/>
+                <w:szCs w:val="22"/>
+              </w:rPr>
+            </w:pPr>
+            <w:r>
+              <w:rPr>
+                <w:rFonts w:ascii="Calibri" w:hAnsi="Calibri" w:cs="Calibri"/>
+                <w:color w:val="333333"/>
+                <w:sz w:val="22"/>
+                <w:szCs w:val="22"/>
+              </w:rPr>
+              <w:t>UL</w:t>
+            </w:r>
+          </w:p>
+        </w:tc>
+        <w:tc>
+          <w:tcPr>
+            <w:tcW w:w="633" w:type="dxa"/>
+            <w:noWrap/>
+            <w:tcMar>
+              <w:left w:w="0" w:type="dxa"/>
+              <w:right w:w="0" w:type="dxa"/>
+            </w:tcMar>
+          </w:tcPr>
+          <w:p>
+            <w:pPr>
+              <w:spacing w:before="100" w:beforeAutospacing="1" w:after="100" w:afterAutospacing="1"/>
+              <w:jc w:val="center"/>
+              <w:rPr>
+                <w:rFonts w:ascii="Calibri" w:hAnsi="Calibri" w:cs="Calibri"/>
+                <w:color w:val="333333"/>
+                <w:sz w:val="22"/>
+                <w:szCs w:val="22"/>
+              </w:rPr>
+            </w:pPr>
+            <w:r>
+              <w:rPr>
+                <w:rFonts w:ascii="Calibri" w:hAnsi="Calibri" w:cs="Calibri"/>
+                <w:color w:val="333333"/>
+                <w:sz w:val="22"/>
+                <w:szCs w:val="22"/>
+              </w:rPr>
+              <w:t>UL</w:t>
+            </w:r>
+          </w:p>
+        </w:tc>
+        <w:tc>
+          <w:tcPr>
+            <w:tcW w:w="535" w:type="dxa"/>
+            <w:noWrap/>
+          </w:tcPr>
+          <w:p>
+            <w:pPr>
+              <w:spacing w:before="100" w:beforeAutospacing="1" w:after="100" w:afterAutospacing="1"/>
+              <w:jc w:val="center"/>
+              <w:rPr>
+                <w:rFonts w:ascii="Calibri" w:hAnsi="Calibri" w:cs="Calibri"/>
+                <w:color w:val="333333"/>
+                <w:sz w:val="22"/>
+                <w:szCs w:val="22"/>
+              </w:rPr>
+            </w:pPr>
+            <w:r>
+              <w:rPr>
+                <w:rFonts w:ascii="Calibri" w:hAnsi="Calibri" w:cs="Calibri"/>
+                <w:color w:val="333333"/>
+                <w:sz w:val="22"/>
+                <w:szCs w:val="22"/>
+              </w:rPr>
+              <w:t>UR</w:t>
+            </w:r>
+          </w:p>
+        </w:tc>
+        <w:tc>
+          <w:tcPr>
+            <w:tcW w:w="450" w:type="dxa"/>
+            <w:noWrap/>
+          </w:tcPr>
+          <w:p>
+            <w:pPr>
+              <w:spacing w:before="100" w:beforeAutospacing="1" w:after="100" w:afterAutospacing="1"/>
+              <w:jc w:val="center"/>
+              <w:rPr>
+                <w:rFonts w:ascii="Calibri" w:hAnsi="Calibri" w:cs="Calibri"/>
+                <w:color w:val="333333"/>
+                <w:sz w:val="22"/>
+                <w:szCs w:val="22"/>
+              </w:rPr>
+            </w:pPr>
+          </w:p>
+        </w:tc>
+        <w:tc>
+          <w:tcPr>
+            <w:tcW w:w="455" w:type="dxa"/>
+            <w:noWrap/>
+            <w:tcMar>
+              <w:left w:w="43" w:type="dxa"/>
+              <w:right w:w="43" w:type="dxa"/>
+            </w:tcMar>
+          </w:tcPr>
+          <w:p>
+            <w:pPr>
+              <w:spacing w:before="100" w:beforeAutospacing="1" w:after="100" w:afterAutospacing="1"/>
+              <w:jc w:val="center"/>
+              <w:rPr>
+                <w:rFonts w:ascii="Calibri" w:hAnsi="Calibri" w:cs="Calibri"/>
+                <w:color w:val="333333"/>
+                <w:sz w:val="22"/>
+                <w:szCs w:val="22"/>
+              </w:rPr>
+            </w:pPr>
+            <w:r>
+              <w:rPr>
+                <w:rFonts w:ascii="Calibri" w:hAnsi="Calibri" w:cs="Calibri"/>
+                <w:color w:val="333333"/>
+                <w:sz w:val="22"/>
+                <w:szCs w:val="22"/>
+              </w:rPr>
+              <w:t>DL</w:t>
+            </w:r>
+          </w:p>
+        </w:tc>
+        <w:tc>
+          <w:tcPr>
+            <w:tcW w:w="450" w:type="dxa"/>
+            <w:noWrap/>
+          </w:tcPr>
+          <w:p>
+            <w:pPr>
+              <w:spacing w:before="100" w:beforeAutospacing="1" w:after="100" w:afterAutospacing="1"/>
+              <w:jc w:val="center"/>
+              <w:rPr>
+                <w:rFonts w:ascii="Calibri" w:hAnsi="Calibri" w:cs="Calibri"/>
+                <w:color w:val="333333"/>
+                <w:sz w:val="22"/>
+                <w:szCs w:val="22"/>
+              </w:rPr>
+            </w:pPr>
+          </w:p>
+        </w:tc>
+        <w:tc>
+          <w:tcPr>
+            <w:tcW w:w="535" w:type="dxa"/>
+          </w:tcPr>
+          <w:p>
+            <w:pPr>
+              <w:spacing w:before="100" w:beforeAutospacing="1" w:after="100" w:afterAutospacing="1"/>
+              <w:jc w:val="center"/>
+              <w:rPr>
+                <w:rFonts w:ascii="Calibri" w:hAnsi="Calibri" w:cs="Calibri"/>
+                <w:color w:val="333333"/>
+                <w:sz w:val="22"/>
+                <w:szCs w:val="22"/>
+              </w:rPr>
+            </w:pPr>
+            <w:r>
+              <w:rPr>
+                <w:rFonts w:ascii="Calibri" w:hAnsi="Calibri" w:cs="Calibri"/>
+                <w:color w:val="333333"/>
+                <w:sz w:val="22"/>
+                <w:szCs w:val="22"/>
+              </w:rPr>
+              <w:t>DR</w:t>
+            </w:r>
+          </w:p>
+        </w:tc>
+      </w:tr>
+      <w:tr>
+        <w:trPr>
+          <w:cantSplit/>
+        </w:trPr>
+        <w:tc>
+          <w:tcPr>
+            <w:tcW w:w="436" w:type="dxa"/>
+            <w:noWrap/>
+            <w:tcMar>
+              <w:left w:w="0" w:type="dxa"/>
+              <w:right w:w="0" w:type="dxa"/>
+            </w:tcMar>
+          </w:tcPr>
+          <w:p>
+            <w:pPr>
+              <w:spacing w:before="100" w:beforeAutospacing="1" w:after="100" w:afterAutospacing="1"/>
+              <w:rPr>
+                <w:rFonts w:ascii="Calibri" w:hAnsi="Calibri" w:cs="Calibri"/>
+                <w:color w:val="333333"/>
+                <w:sz w:val="22"/>
+                <w:szCs w:val="22"/>
+              </w:rPr>
+            </w:pPr>
+            <w:r>
+              <w:rPr>
+                <w:rFonts w:ascii="Calibri" w:hAnsi="Calibri" w:cs="Calibri"/>
+                <w:color w:val="333333"/>
+                <w:kern w:val="0"/>
+                <w:sz w:val="22"/>
+                <w:szCs w:val="22"/>
+              </w:rPr>
+              <w:t xml:space="preserve">Oh, </w:t>
+            </w:r>
+          </w:p>
+        </w:tc>
+        <w:tc>
+          <w:tcPr>
+            <w:tcW w:w="527" w:type="dxa"/>
+            <w:noWrap/>
+            <w:tcMar>
+              <w:left w:w="0" w:type="dxa"/>
+              <w:right w:w="0" w:type="dxa"/>
+            </w:tcMar>
+          </w:tcPr>
+          <w:p>
+            <w:pPr>
+              <w:spacing w:before="100" w:beforeAutospacing="1" w:after="100" w:afterAutospacing="1"/>
+              <w:rPr>
+                <w:rFonts w:ascii="Calibri" w:hAnsi="Calibri" w:cs="Calibri"/>
+                <w:color w:val="333333"/>
+                <w:sz w:val="22"/>
+                <w:szCs w:val="22"/>
+              </w:rPr>
+            </w:pPr>
+            <w:r>
+              <w:rPr>
+                <w:rFonts w:ascii="Calibri" w:hAnsi="Calibri" w:cs="Calibri"/>
+                <w:color w:val="333333"/>
+                <w:kern w:val="0"/>
+                <w:sz w:val="22"/>
+                <w:szCs w:val="22"/>
+              </w:rPr>
+              <w:t>that</w:t>
+            </w:r>
+          </w:p>
+        </w:tc>
+        <w:tc>
+          <w:tcPr>
+            <w:tcW w:w="264" w:type="dxa"/>
+            <w:noWrap/>
+            <w:tcMar>
+              <w:left w:w="0" w:type="dxa"/>
+              <w:right w:w="0" w:type="dxa"/>
+            </w:tcMar>
+          </w:tcPr>
+          <w:p>
+            <w:pPr>
+              <w:spacing w:before="100" w:beforeAutospacing="1" w:after="100" w:afterAutospacing="1"/>
+              <w:rPr>
+                <w:rFonts w:ascii="Calibri" w:hAnsi="Calibri" w:cs="Calibri"/>
+                <w:color w:val="333333"/>
+                <w:sz w:val="22"/>
+                <w:szCs w:val="22"/>
+              </w:rPr>
+            </w:pPr>
+            <w:r>
+              <w:rPr>
+                <w:rFonts w:ascii="Calibri" w:hAnsi="Calibri" w:cs="Calibri"/>
+                <w:color w:val="333333"/>
+                <w:kern w:val="0"/>
+                <w:sz w:val="22"/>
+                <w:szCs w:val="22"/>
+              </w:rPr>
+              <w:t>no</w:t>
+            </w:r>
+          </w:p>
+        </w:tc>
+        <w:tc>
+          <w:tcPr>
+            <w:tcW w:w="353" w:type="dxa"/>
+            <w:noWrap/>
+            <w:tcMar>
+              <w:left w:w="0" w:type="dxa"/>
+              <w:right w:w="0" w:type="dxa"/>
+            </w:tcMar>
+          </w:tcPr>
+          <w:p>
+            <w:pPr>
+              <w:spacing w:before="100" w:beforeAutospacing="1" w:after="100" w:afterAutospacing="1"/>
+              <w:rPr>
+                <w:rFonts w:ascii="Calibri" w:hAnsi="Calibri" w:cs="Calibri"/>
+                <w:color w:val="333333"/>
+                <w:sz w:val="22"/>
+                <w:szCs w:val="22"/>
+              </w:rPr>
+            </w:pPr>
+            <w:proofErr w:type="spellStart"/>
+            <w:r>
+              <w:rPr>
+                <w:rFonts w:ascii="Calibri" w:hAnsi="Calibri" w:cs="Calibri"/>
+                <w:color w:val="333333"/>
+                <w:kern w:val="0"/>
+                <w:sz w:val="22"/>
+                <w:szCs w:val="22"/>
+              </w:rPr>
+              <w:t>ble</w:t>
+            </w:r>
+            <w:proofErr w:type="spellEnd"/>
+            <w:r>
+              <w:rPr>
+                <w:rFonts w:ascii="Calibri" w:hAnsi="Calibri" w:cs="Calibri"/>
+                <w:color w:val="333333"/>
+                <w:kern w:val="0"/>
+                <w:sz w:val="22"/>
+                <w:szCs w:val="22"/>
+              </w:rPr>
+              <w:t xml:space="preserve"> </w:t>
+            </w:r>
+          </w:p>
+        </w:tc>
+        <w:tc>
+          <w:tcPr>
+            <w:tcW w:w="400" w:type="dxa"/>
+            <w:noWrap/>
+            <w:tcMar>
+              <w:left w:w="0" w:type="dxa"/>
+              <w:right w:w="0" w:type="dxa"/>
+            </w:tcMar>
+          </w:tcPr>
+          <w:p>
+            <w:pPr>
+              <w:spacing w:before="100" w:beforeAutospacing="1" w:after="100" w:afterAutospacing="1"/>
+              <w:rPr>
+                <w:rFonts w:ascii="Calibri" w:hAnsi="Calibri" w:cs="Calibri"/>
+                <w:color w:val="333333"/>
+                <w:sz w:val="22"/>
+                <w:szCs w:val="22"/>
+              </w:rPr>
+            </w:pPr>
+            <w:r>
+              <w:rPr>
+                <w:rFonts w:ascii="Calibri" w:hAnsi="Calibri" w:cs="Calibri"/>
+                <w:color w:val="333333"/>
+                <w:kern w:val="0"/>
+                <w:sz w:val="22"/>
+                <w:szCs w:val="22"/>
+              </w:rPr>
+              <w:t>feel</w:t>
+            </w:r>
+          </w:p>
+        </w:tc>
+        <w:tc>
+          <w:tcPr>
+            <w:tcW w:w="393" w:type="dxa"/>
+            <w:noWrap/>
+            <w:tcMar>
+              <w:left w:w="0" w:type="dxa"/>
+              <w:right w:w="0" w:type="dxa"/>
+            </w:tcMar>
+          </w:tcPr>
+          <w:p>
+            <w:pPr>
+              <w:spacing w:before="100" w:beforeAutospacing="1" w:after="100" w:afterAutospacing="1"/>
+              <w:rPr>
+                <w:rFonts w:ascii="Calibri" w:hAnsi="Calibri" w:cs="Calibri"/>
+                <w:color w:val="333333"/>
+                <w:sz w:val="22"/>
+                <w:szCs w:val="22"/>
+              </w:rPr>
+            </w:pPr>
+            <w:proofErr w:type="spellStart"/>
+            <w:r>
+              <w:rPr>
+                <w:rFonts w:ascii="Calibri" w:hAnsi="Calibri" w:cs="Calibri"/>
+                <w:color w:val="333333"/>
+                <w:kern w:val="0"/>
+                <w:sz w:val="22"/>
+                <w:szCs w:val="22"/>
+              </w:rPr>
+              <w:t>ing</w:t>
+            </w:r>
+            <w:proofErr w:type="spellEnd"/>
+            <w:r>
+              <w:rPr>
+                <w:rFonts w:ascii="Calibri" w:hAnsi="Calibri" w:cs="Calibri"/>
+                <w:color w:val="333333"/>
+                <w:kern w:val="0"/>
+                <w:sz w:val="22"/>
+                <w:szCs w:val="22"/>
+              </w:rPr>
+              <w:t xml:space="preserve"> </w:t>
+            </w:r>
+          </w:p>
+        </w:tc>
+        <w:tc>
+          <w:tcPr>
+            <w:tcW w:w="597" w:type="dxa"/>
+            <w:noWrap/>
+            <w:tcMar>
+              <w:left w:w="0" w:type="dxa"/>
+              <w:right w:w="0" w:type="dxa"/>
+            </w:tcMar>
+          </w:tcPr>
+          <w:p>
+            <w:pPr>
+              <w:spacing w:before="100" w:beforeAutospacing="1" w:after="100" w:afterAutospacing="1"/>
+              <w:rPr>
+                <w:rFonts w:ascii="Calibri" w:hAnsi="Calibri" w:cs="Calibri"/>
+                <w:color w:val="333333"/>
+                <w:sz w:val="22"/>
+                <w:szCs w:val="22"/>
+              </w:rPr>
+            </w:pPr>
+            <w:r>
+              <w:rPr>
+                <w:rFonts w:ascii="Calibri" w:hAnsi="Calibri" w:cs="Calibri"/>
+                <w:color w:val="333333"/>
+                <w:kern w:val="0"/>
+                <w:sz w:val="22"/>
+                <w:szCs w:val="22"/>
+              </w:rPr>
+              <w:t xml:space="preserve">Feels </w:t>
+            </w:r>
+          </w:p>
+        </w:tc>
+        <w:tc>
+          <w:tcPr>
+            <w:tcW w:w="450" w:type="dxa"/>
+            <w:noWrap/>
+            <w:tcMar>
+              <w:left w:w="0" w:type="dxa"/>
+              <w:right w:w="0" w:type="dxa"/>
+            </w:tcMar>
+          </w:tcPr>
+          <w:p>
+            <w:pPr>
+              <w:spacing w:before="100" w:beforeAutospacing="1" w:after="100" w:afterAutospacing="1"/>
+              <w:rPr>
+                <w:rFonts w:ascii="Calibri" w:hAnsi="Calibri" w:cs="Calibri"/>
+                <w:color w:val="333333"/>
+                <w:sz w:val="22"/>
+                <w:szCs w:val="22"/>
+              </w:rPr>
+            </w:pPr>
+            <w:r>
+              <w:rPr>
+                <w:rFonts w:ascii="Calibri" w:hAnsi="Calibri" w:cs="Calibri"/>
+                <w:color w:val="333333"/>
+                <w:kern w:val="0"/>
+                <w:sz w:val="22"/>
+                <w:szCs w:val="22"/>
+              </w:rPr>
+              <w:t xml:space="preserve">like </w:t>
+            </w:r>
+          </w:p>
+        </w:tc>
+        <w:tc>
+          <w:tcPr>
+            <w:tcW w:w="540" w:type="dxa"/>
+            <w:noWrap/>
+            <w:tcMar>
+              <w:left w:w="0" w:type="dxa"/>
+              <w:right w:w="0" w:type="dxa"/>
+            </w:tcMar>
+          </w:tcPr>
+          <w:p>
+            <w:pPr>
+              <w:spacing w:before="100" w:beforeAutospacing="1" w:after="100" w:afterAutospacing="1"/>
+              <w:rPr>
+                <w:rFonts w:ascii="Calibri" w:hAnsi="Calibri" w:cs="Calibri"/>
+                <w:color w:val="333333"/>
+                <w:sz w:val="22"/>
+                <w:szCs w:val="22"/>
+              </w:rPr>
+            </w:pPr>
+            <w:r>
+              <w:rPr>
+                <w:rFonts w:ascii="Calibri" w:hAnsi="Calibri" w:cs="Calibri"/>
+                <w:color w:val="333333"/>
+                <w:kern w:val="0"/>
+                <w:sz w:val="22"/>
+                <w:szCs w:val="22"/>
+              </w:rPr>
+              <w:t xml:space="preserve">bells </w:t>
+            </w:r>
+          </w:p>
+        </w:tc>
+        <w:tc>
+          <w:tcPr>
+            <w:tcW w:w="450" w:type="dxa"/>
+            <w:noWrap/>
+            <w:tcMar>
+              <w:left w:w="0" w:type="dxa"/>
+              <w:right w:w="0" w:type="dxa"/>
+            </w:tcMar>
+          </w:tcPr>
+          <w:p>
+            <w:pPr>
+              <w:spacing w:before="100" w:beforeAutospacing="1" w:after="100" w:afterAutospacing="1"/>
+              <w:rPr>
+                <w:rFonts w:ascii="Calibri" w:hAnsi="Calibri" w:cs="Calibri"/>
+                <w:color w:val="333333"/>
+                <w:sz w:val="22"/>
+                <w:szCs w:val="22"/>
+              </w:rPr>
+            </w:pPr>
+            <w:r>
+              <w:rPr>
+                <w:rFonts w:ascii="Calibri" w:hAnsi="Calibri" w:cs="Calibri"/>
+                <w:color w:val="333333"/>
+                <w:kern w:val="0"/>
+                <w:sz w:val="22"/>
+                <w:szCs w:val="22"/>
+              </w:rPr>
+              <w:t xml:space="preserve">are </w:t>
+            </w:r>
+          </w:p>
+        </w:tc>
+        <w:tc>
+          <w:tcPr>
+            <w:tcW w:w="450" w:type="dxa"/>
+            <w:noWrap/>
+            <w:tcMar>
+              <w:left w:w="0" w:type="dxa"/>
+              <w:right w:w="0" w:type="dxa"/>
+            </w:tcMar>
+          </w:tcPr>
+          <w:p>
+            <w:pPr>
+              <w:spacing w:before="100" w:beforeAutospacing="1" w:after="100" w:afterAutospacing="1"/>
+              <w:rPr>
+                <w:rFonts w:ascii="Calibri" w:hAnsi="Calibri" w:cs="Calibri"/>
+                <w:color w:val="333333"/>
+                <w:sz w:val="22"/>
+                <w:szCs w:val="22"/>
+              </w:rPr>
+            </w:pPr>
+            <w:r>
+              <w:rPr>
+                <w:rFonts w:ascii="Calibri" w:hAnsi="Calibri" w:cs="Calibri"/>
+                <w:color w:val="333333"/>
+                <w:kern w:val="0"/>
+                <w:sz w:val="22"/>
+                <w:szCs w:val="22"/>
+              </w:rPr>
+              <w:t>peal</w:t>
+            </w:r>
+          </w:p>
+        </w:tc>
+        <w:tc>
+          <w:tcPr>
+            <w:tcW w:w="357" w:type="dxa"/>
+            <w:noWrap/>
+            <w:tcMar>
+              <w:left w:w="0" w:type="dxa"/>
+              <w:right w:w="0" w:type="dxa"/>
+            </w:tcMar>
+          </w:tcPr>
+          <w:p>
+            <w:pPr>
+              <w:spacing w:before="100" w:beforeAutospacing="1" w:after="100" w:afterAutospacing="1"/>
+              <w:rPr>
+                <w:rFonts w:ascii="Calibri" w:hAnsi="Calibri" w:cs="Calibri"/>
+                <w:color w:val="333333"/>
+                <w:sz w:val="22"/>
+                <w:szCs w:val="22"/>
+              </w:rPr>
+            </w:pPr>
+            <w:r>
+              <w:rPr>
+                <w:rFonts w:ascii="Calibri" w:hAnsi="Calibri" w:cs="Calibri"/>
+                <w:color w:val="333333"/>
+                <w:kern w:val="0"/>
+                <w:sz w:val="22"/>
+                <w:szCs w:val="22"/>
+              </w:rPr>
+              <w:t xml:space="preserve">ling </w:t>
+            </w:r>
+          </w:p>
+        </w:tc>
+        <w:tc>
+          <w:tcPr>
+            <w:tcW w:w="633" w:type="dxa"/>
+            <w:noWrap/>
+            <w:tcMar>
+              <w:left w:w="0" w:type="dxa"/>
+              <w:right w:w="0" w:type="dxa"/>
+            </w:tcMar>
+          </w:tcPr>
+          <w:p>
+            <w:pPr>
+              <w:spacing w:before="100" w:beforeAutospacing="1" w:after="100" w:afterAutospacing="1"/>
+              <w:rPr>
+                <w:rFonts w:ascii="Calibri" w:hAnsi="Calibri" w:cs="Calibri"/>
+                <w:color w:val="333333"/>
+                <w:sz w:val="22"/>
+                <w:szCs w:val="22"/>
+              </w:rPr>
+            </w:pPr>
+            <w:r>
+              <w:rPr>
+                <w:rFonts w:ascii="Calibri" w:hAnsi="Calibri" w:cs="Calibri"/>
+                <w:color w:val="333333"/>
+                <w:kern w:val="0"/>
+                <w:sz w:val="22"/>
+                <w:szCs w:val="22"/>
+              </w:rPr>
+              <w:t xml:space="preserve"> Down</w:t>
+            </w:r>
+          </w:p>
+        </w:tc>
+        <w:tc>
+          <w:tcPr>
+            <w:tcW w:w="535" w:type="dxa"/>
+            <w:noWrap/>
+            <w:tcMar>
+              <w:left w:w="0" w:type="dxa"/>
+              <w:right w:w="0" w:type="dxa"/>
+            </w:tcMar>
+          </w:tcPr>
+          <w:p>
+            <w:pPr>
+              <w:spacing w:before="100" w:beforeAutospacing="1" w:after="100" w:afterAutospacing="1"/>
+              <w:rPr>
+                <w:rFonts w:ascii="Calibri" w:hAnsi="Calibri" w:cs="Calibri"/>
+                <w:color w:val="333333"/>
+                <w:kern w:val="0"/>
+                <w:sz w:val="22"/>
+                <w:szCs w:val="22"/>
+              </w:rPr>
+            </w:pPr>
+            <w:r>
+              <w:rPr>
+                <w:rFonts w:ascii="Calibri" w:hAnsi="Calibri" w:cs="Calibri"/>
+                <w:color w:val="333333"/>
+                <w:kern w:val="0"/>
+                <w:sz w:val="22"/>
+                <w:szCs w:val="22"/>
+              </w:rPr>
+              <w:t xml:space="preserve"> with</w:t>
+            </w:r>
+          </w:p>
+        </w:tc>
+        <w:tc>
+          <w:tcPr>
+            <w:tcW w:w="450" w:type="dxa"/>
+            <w:noWrap/>
+            <w:tcMar>
+              <w:left w:w="0" w:type="dxa"/>
+              <w:right w:w="0" w:type="dxa"/>
+            </w:tcMar>
+          </w:tcPr>
+          <w:p>
+            <w:pPr>
+              <w:spacing w:before="100" w:beforeAutospacing="1" w:after="100" w:afterAutospacing="1"/>
+              <w:rPr>
+                <w:rFonts w:ascii="Calibri" w:hAnsi="Calibri" w:cs="Calibri"/>
+                <w:color w:val="333333"/>
+                <w:kern w:val="0"/>
+                <w:sz w:val="22"/>
+                <w:szCs w:val="22"/>
+              </w:rPr>
+            </w:pPr>
+            <w:r>
+              <w:rPr>
+                <w:rFonts w:ascii="Calibri" w:hAnsi="Calibri" w:cs="Calibri"/>
+                <w:color w:val="333333"/>
+                <w:kern w:val="0"/>
+                <w:sz w:val="22"/>
+                <w:szCs w:val="22"/>
+              </w:rPr>
+              <w:t xml:space="preserve"> </w:t>
+            </w:r>
+            <w:proofErr w:type="spellStart"/>
+            <w:r>
+              <w:rPr>
+                <w:rFonts w:ascii="Calibri" w:hAnsi="Calibri" w:cs="Calibri"/>
+                <w:color w:val="333333"/>
+                <w:kern w:val="0"/>
+                <w:sz w:val="22"/>
+                <w:szCs w:val="22"/>
+              </w:rPr>
+              <w:t>dou</w:t>
+            </w:r>
+            <w:proofErr w:type="spellEnd"/>
+          </w:p>
+        </w:tc>
+        <w:tc>
+          <w:tcPr>
+            <w:tcW w:w="455" w:type="dxa"/>
+            <w:noWrap/>
+            <w:tcMar>
+              <w:left w:w="0" w:type="dxa"/>
+              <w:right w:w="0" w:type="dxa"/>
+            </w:tcMar>
+          </w:tcPr>
+          <w:p>
+            <w:pPr>
+              <w:spacing w:before="100" w:beforeAutospacing="1" w:after="100" w:afterAutospacing="1"/>
+              <w:rPr>
+                <w:rFonts w:ascii="Calibri" w:hAnsi="Calibri" w:cs="Calibri"/>
+                <w:color w:val="333333"/>
+                <w:kern w:val="0"/>
+                <w:sz w:val="22"/>
+                <w:szCs w:val="22"/>
+              </w:rPr>
+            </w:pPr>
+            <w:proofErr w:type="spellStart"/>
+            <w:r>
+              <w:rPr>
+                <w:rFonts w:ascii="Calibri" w:hAnsi="Calibri" w:cs="Calibri"/>
+                <w:color w:val="333333"/>
+                <w:kern w:val="0"/>
+                <w:sz w:val="22"/>
+                <w:szCs w:val="22"/>
+              </w:rPr>
+              <w:t>ble</w:t>
+            </w:r>
+            <w:proofErr w:type="spellEnd"/>
+          </w:p>
+        </w:tc>
+        <w:tc>
+          <w:tcPr>
+            <w:tcW w:w="450" w:type="dxa"/>
+            <w:noWrap/>
+            <w:tcMar>
+              <w:left w:w="0" w:type="dxa"/>
+              <w:right w:w="0" w:type="dxa"/>
+            </w:tcMar>
+          </w:tcPr>
+          <w:p>
+            <w:pPr>
+              <w:spacing w:before="100" w:beforeAutospacing="1" w:after="100" w:afterAutospacing="1"/>
+              <w:rPr>
+                <w:rFonts w:ascii="Calibri" w:hAnsi="Calibri" w:cs="Calibri"/>
+                <w:color w:val="333333"/>
+                <w:kern w:val="0"/>
+                <w:sz w:val="22"/>
+                <w:szCs w:val="22"/>
+              </w:rPr>
+            </w:pPr>
+            <w:r>
+              <w:rPr>
+                <w:rFonts w:ascii="Calibri" w:hAnsi="Calibri" w:cs="Calibri"/>
+                <w:color w:val="333333"/>
+                <w:kern w:val="0"/>
+                <w:sz w:val="22"/>
+                <w:szCs w:val="22"/>
+              </w:rPr>
+              <w:t>deal</w:t>
+            </w:r>
+          </w:p>
+        </w:tc>
+        <w:tc>
+          <w:tcPr>
+            <w:tcW w:w="535" w:type="dxa"/>
+            <w:noWrap/>
+            <w:tcMar>
+              <w:left w:w="0" w:type="dxa"/>
+              <w:right w:w="0" w:type="dxa"/>
+            </w:tcMar>
+          </w:tcPr>
+          <w:p>
+            <w:pPr>
+              <w:spacing w:before="100" w:beforeAutospacing="1" w:after="100" w:afterAutospacing="1"/>
+              <w:rPr>
+                <w:rFonts w:ascii="Calibri" w:hAnsi="Calibri" w:cs="Calibri"/>
+                <w:color w:val="333333"/>
+                <w:kern w:val="0"/>
+                <w:sz w:val="22"/>
+                <w:szCs w:val="22"/>
+              </w:rPr>
+            </w:pPr>
+            <w:proofErr w:type="spellStart"/>
+            <w:r>
+              <w:rPr>
+                <w:rFonts w:ascii="Calibri" w:hAnsi="Calibri" w:cs="Calibri"/>
+                <w:color w:val="333333"/>
+                <w:kern w:val="0"/>
+                <w:sz w:val="22"/>
+                <w:szCs w:val="22"/>
+              </w:rPr>
+              <w:t>ing</w:t>
+            </w:r>
+            <w:proofErr w:type="spellEnd"/>
+          </w:p>
+        </w:tc>
+      </w:tr>
+    </w:tbl>
     <w:p>
       <w:pPr>
         <w:numPr>
-          <w:ilvl w:val="1"/>
+          <w:ilvl w:val="0"/>
           <w:numId w:val="15"/>
         </w:numPr>
         <w:shd w:val="clear" w:color="auto" w:fill="FFFFFF"/>
-        <w:spacing w:before="100" w:beforeAutospacing="1" w:after="100" w:afterAutospacing="1" w:line="240" w:lineRule="auto"/>
-        <w:rPr>
-          <w:rFonts w:ascii="Calibri" w:hAnsi="Calibri" w:cs="Calibri"/>
-          <w:color w:val="333333"/>
-        </w:rPr>
-      </w:pPr>
-      <w:r>
-        <w:rPr>
-          <w:rFonts w:ascii="Calibri" w:hAnsi="Calibri" w:cs="Calibri"/>
-          <w:color w:val="333333"/>
-        </w:rPr>
-        <w:t>2</w:t>
-      </w:r>
-      <w:r>
-        <w:rPr>
-          <w:rFonts w:ascii="Calibri" w:hAnsi="Calibri" w:cs="Calibri"/>
-          <w:color w:val="333333"/>
-          <w:vertAlign w:val="superscript"/>
-        </w:rPr>
-        <w:t>nd</w:t>
-      </w:r>
-      <w:r>
-        <w:rPr>
-          <w:rFonts w:ascii="Calibri" w:hAnsi="Calibri" w:cs="Calibri"/>
-          <w:color w:val="333333"/>
-        </w:rPr>
-        <w:t> row: start up left → up right → down left → down right</w:t>
-      </w:r>
-    </w:p>
-    <w:p>
-      <w:pPr>
-        <w:numPr>
-          <w:ilvl w:val="1"/>
-          <w:numId w:val="15"/>
-        </w:numPr>
-        <w:shd w:val="clear" w:color="auto" w:fill="FFFFFF"/>
-        <w:spacing w:before="100" w:beforeAutospacing="1" w:after="100" w:afterAutospacing="1" w:line="240" w:lineRule="auto"/>
-        <w:rPr>
-          <w:rFonts w:ascii="Calibri" w:hAnsi="Calibri" w:cs="Calibri"/>
-          <w:color w:val="333333"/>
-        </w:rPr>
-      </w:pPr>
-      <w:r>
-        <w:rPr>
-          <w:rFonts w:ascii="Calibri" w:hAnsi="Calibri" w:cs="Calibri"/>
-          <w:color w:val="333333"/>
-        </w:rPr>
-        <w:t>3</w:t>
-      </w:r>
-      <w:r>
-        <w:rPr>
-          <w:rFonts w:ascii="Calibri" w:hAnsi="Calibri" w:cs="Calibri"/>
-          <w:color w:val="333333"/>
-          <w:vertAlign w:val="superscript"/>
-        </w:rPr>
-        <w:t>rd</w:t>
-      </w:r>
-      <w:r>
-        <w:rPr>
-          <w:rFonts w:ascii="Calibri" w:hAnsi="Calibri" w:cs="Calibri"/>
-          <w:color w:val="333333"/>
-        </w:rPr>
-        <w:t> row: start down left → down right → up left → up right</w:t>
-      </w:r>
-    </w:p>
-    <w:p>
-      <w:pPr>
-        <w:numPr>
-          <w:ilvl w:val="1"/>
-          <w:numId w:val="15"/>
-        </w:numPr>
-        <w:shd w:val="clear" w:color="auto" w:fill="FFFFFF"/>
-        <w:spacing w:before="100" w:beforeAutospacing="1" w:after="100" w:afterAutospacing="1" w:line="240" w:lineRule="auto"/>
-        <w:rPr>
-          <w:rFonts w:ascii="Calibri" w:hAnsi="Calibri" w:cs="Calibri"/>
-          <w:color w:val="333333"/>
-        </w:rPr>
-      </w:pPr>
-      <w:r>
-        <w:rPr>
-          <w:rFonts w:ascii="Calibri" w:hAnsi="Calibri" w:cs="Calibri"/>
-          <w:color w:val="333333"/>
-        </w:rPr>
-        <w:t>When she sings “Oh, </w:t>
-      </w:r>
-      <w:r>
-        <w:rPr>
-          <w:rFonts w:ascii="Calibri" w:hAnsi="Calibri" w:cs="Calibri"/>
-          <w:b/>
-          <w:bCs/>
-          <w:color w:val="333333"/>
-        </w:rPr>
-        <w:t>that</w:t>
-      </w:r>
-      <w:r>
-        <w:rPr>
-          <w:rFonts w:ascii="Calibri" w:hAnsi="Calibri" w:cs="Calibri"/>
-          <w:color w:val="333333"/>
-        </w:rPr>
-        <w:t> no</w:t>
-      </w:r>
-      <w:r>
-        <w:rPr>
-          <w:rFonts w:ascii="Calibri" w:hAnsi="Calibri" w:cs="Calibri"/>
-          <w:b/>
-          <w:bCs/>
-          <w:color w:val="333333"/>
-        </w:rPr>
-        <w:t>ble</w:t>
-      </w:r>
-      <w:r>
-        <w:rPr>
-          <w:rFonts w:ascii="Calibri" w:hAnsi="Calibri" w:cs="Calibri"/>
-          <w:color w:val="333333"/>
-        </w:rPr>
-        <w:t> feel</w:t>
-      </w:r>
-      <w:r>
-        <w:rPr>
-          <w:rFonts w:ascii="Calibri" w:hAnsi="Calibri" w:cs="Calibri"/>
-          <w:b/>
-          <w:bCs/>
-          <w:color w:val="333333"/>
-        </w:rPr>
-        <w:t>ing</w:t>
-      </w:r>
-      <w:r>
-        <w:rPr>
-          <w:rFonts w:ascii="Calibri" w:hAnsi="Calibri" w:cs="Calibri"/>
-          <w:color w:val="333333"/>
-        </w:rPr>
-        <w:t>. </w:t>
-      </w:r>
-      <w:r>
-        <w:rPr>
-          <w:rFonts w:ascii="Calibri" w:hAnsi="Calibri" w:cs="Calibri"/>
-          <w:b/>
-          <w:bCs/>
-          <w:color w:val="333333"/>
-        </w:rPr>
-        <w:t>Feels</w:t>
-      </w:r>
-      <w:r>
-        <w:rPr>
-          <w:rFonts w:ascii="Calibri" w:hAnsi="Calibri" w:cs="Calibri"/>
-          <w:color w:val="333333"/>
-        </w:rPr>
-        <w:t> </w:t>
-      </w:r>
-      <w:r>
-        <w:rPr>
-          <w:rFonts w:ascii="Calibri" w:hAnsi="Calibri" w:cs="Calibri"/>
-          <w:b/>
-          <w:bCs/>
-          <w:color w:val="333333"/>
-        </w:rPr>
-        <w:t>like</w:t>
-      </w:r>
-      <w:r>
-        <w:rPr>
-          <w:rFonts w:ascii="Calibri" w:hAnsi="Calibri" w:cs="Calibri"/>
-          <w:color w:val="333333"/>
-        </w:rPr>
-        <w:t> bells </w:t>
-      </w:r>
-      <w:r>
-        <w:rPr>
-          <w:rFonts w:ascii="Calibri" w:hAnsi="Calibri" w:cs="Calibri"/>
-          <w:b/>
-          <w:bCs/>
-          <w:color w:val="333333"/>
-        </w:rPr>
-        <w:t>are</w:t>
-      </w:r>
-      <w:r>
-        <w:rPr>
-          <w:rFonts w:ascii="Calibri" w:hAnsi="Calibri" w:cs="Calibri"/>
-          <w:color w:val="333333"/>
-        </w:rPr>
-        <w:t> peal</w:t>
-      </w:r>
-      <w:r>
-        <w:rPr>
-          <w:rFonts w:ascii="Calibri" w:hAnsi="Calibri" w:cs="Calibri"/>
-          <w:b/>
-          <w:bCs/>
-          <w:color w:val="333333"/>
-        </w:rPr>
-        <w:t>ing</w:t>
-      </w:r>
-      <w:r>
-        <w:rPr>
-          <w:rFonts w:ascii="Calibri" w:hAnsi="Calibri" w:cs="Calibri"/>
-          <w:color w:val="333333"/>
-        </w:rPr>
-        <w:t>. </w:t>
-      </w:r>
-      <w:r>
-        <w:rPr>
-          <w:rFonts w:ascii="Calibri" w:hAnsi="Calibri" w:cs="Calibri"/>
-          <w:b/>
-          <w:bCs/>
-          <w:color w:val="333333"/>
-        </w:rPr>
-        <w:t>Down</w:t>
-      </w:r>
-      <w:r>
-        <w:rPr>
-          <w:rFonts w:ascii="Calibri" w:hAnsi="Calibri" w:cs="Calibri"/>
-          <w:color w:val="333333"/>
-        </w:rPr>
-        <w:t> </w:t>
-      </w:r>
-      <w:r>
-        <w:rPr>
-          <w:rFonts w:ascii="Calibri" w:hAnsi="Calibri" w:cs="Calibri"/>
-          <w:b/>
-          <w:bCs/>
-          <w:color w:val="333333"/>
-        </w:rPr>
-        <w:t>with</w:t>
-      </w:r>
-      <w:r>
-        <w:rPr>
-          <w:rFonts w:ascii="Calibri" w:hAnsi="Calibri" w:cs="Calibri"/>
-          <w:color w:val="333333"/>
-        </w:rPr>
-        <w:t> doub</w:t>
-      </w:r>
-      <w:r>
-        <w:rPr>
-          <w:rFonts w:ascii="Calibri" w:hAnsi="Calibri" w:cs="Calibri"/>
-          <w:b/>
-          <w:bCs/>
-          <w:color w:val="333333"/>
-        </w:rPr>
-        <w:t>le</w:t>
-      </w:r>
-      <w:r>
-        <w:rPr>
-          <w:rFonts w:ascii="Calibri" w:hAnsi="Calibri" w:cs="Calibri"/>
-          <w:color w:val="333333"/>
-        </w:rPr>
-        <w:t>.”</w:t>
+        <w:spacing w:before="60" w:after="100" w:afterAutospacing="1" w:line="240" w:lineRule="auto"/>
+        <w:rPr>
+          <w:rFonts w:ascii="Calibri" w:hAnsi="Calibri" w:cs="Calibri"/>
+          <w:color w:val="333333"/>
+          <w:sz w:val="22"/>
+          <w:szCs w:val="22"/>
+        </w:rPr>
+      </w:pPr>
+      <w:r>
+        <w:rPr>
+          <w:rFonts w:ascii="Calibri" w:hAnsi="Calibri" w:cs="Calibri"/>
+          <w:color w:val="333333"/>
+          <w:sz w:val="22"/>
+          <w:szCs w:val="22"/>
+        </w:rPr>
+        <w:t xml:space="preserve">Stop clapping on </w:t>
+      </w:r>
+      <w:r>
+        <w:rPr>
+          <w:rFonts w:ascii="Calibri" w:hAnsi="Calibri" w:cs="Calibri"/>
+          <w:color w:val="333333"/>
+          <w:sz w:val="22"/>
+          <w:szCs w:val="22"/>
+        </w:rPr>
+        <w:t>“</w:t>
+      </w:r>
+      <w:r>
+        <w:rPr>
+          <w:rFonts w:ascii="Calibri" w:hAnsi="Calibri" w:cs="Calibri"/>
+          <w:color w:val="333333"/>
+          <w:sz w:val="22"/>
+          <w:szCs w:val="22"/>
+        </w:rPr>
+        <w:t>Oh, brother.</w:t>
+      </w:r>
+      <w:r>
+        <w:rPr>
+          <w:rFonts w:ascii="Calibri" w:hAnsi="Calibri" w:cs="Calibri"/>
+          <w:color w:val="333333"/>
+          <w:sz w:val="22"/>
+          <w:szCs w:val="22"/>
+        </w:rPr>
+        <w:t>”</w:t>
       </w:r>
     </w:p>
     <w:p>
@@ -1845,12 +4248,16 @@
         <w:rPr>
           <w:rFonts w:ascii="Calibri" w:hAnsi="Calibri" w:cs="Calibri"/>
           <w:color w:val="333333"/>
-        </w:rPr>
-      </w:pPr>
-      <w:r>
-        <w:rPr>
-          <w:rFonts w:ascii="Calibri" w:hAnsi="Calibri" w:cs="Calibri"/>
-          <w:color w:val="333333"/>
+          <w:sz w:val="22"/>
+          <w:szCs w:val="22"/>
+        </w:rPr>
+      </w:pPr>
+      <w:r>
+        <w:rPr>
+          <w:rFonts w:ascii="Calibri" w:hAnsi="Calibri" w:cs="Calibri"/>
+          <w:color w:val="333333"/>
+          <w:sz w:val="22"/>
+          <w:szCs w:val="22"/>
         </w:rPr>
         <w:t>Pivot to face forward on her first “you-</w:t>
       </w:r>
@@ -1859,6 +4266,8 @@
         <w:rPr>
           <w:rFonts w:ascii="Calibri" w:hAnsi="Calibri" w:cs="Calibri"/>
           <w:color w:val="333333"/>
+          <w:sz w:val="22"/>
+          <w:szCs w:val="22"/>
         </w:rPr>
         <w:t>oo</w:t>
       </w:r>
@@ -1867,6 +4276,8 @@
         <w:rPr>
           <w:rFonts w:ascii="Calibri" w:hAnsi="Calibri" w:cs="Calibri"/>
           <w:color w:val="333333"/>
+          <w:sz w:val="22"/>
+          <w:szCs w:val="22"/>
         </w:rPr>
         <w:t>”</w:t>
       </w:r>
@@ -1874,17 +4285,22 @@
     <w:p>
       <w:pPr>
         <w:shd w:val="clear" w:color="auto" w:fill="FFFFFF"/>
-        <w:spacing w:after="0"/>
-        <w:rPr>
-          <w:rFonts w:ascii="Calibri" w:hAnsi="Calibri" w:cs="Calibri"/>
-          <w:color w:val="333333"/>
-        </w:rPr>
-      </w:pPr>
-      <w:r>
-        <w:rPr>
-          <w:rFonts w:ascii="Calibri" w:hAnsi="Calibri" w:cs="Calibri"/>
-          <w:color w:val="333333"/>
-        </w:rPr>
+        <w:spacing w:after="0" w:line="240" w:lineRule="auto"/>
+        <w:rPr>
+          <w:rFonts w:ascii="Calibri" w:hAnsi="Calibri" w:cs="Calibri"/>
+          <w:color w:val="333333"/>
+          <w:sz w:val="22"/>
+          <w:szCs w:val="22"/>
+        </w:rPr>
+      </w:pPr>
+      <w:r>
+        <w:rPr>
+          <w:rFonts w:ascii="Calibri" w:hAnsi="Calibri" w:cs="Calibri"/>
+          <w:color w:val="333333"/>
+          <w:sz w:val="22"/>
+          <w:szCs w:val="22"/>
+        </w:rPr>
+        <w:lastRenderedPageBreak/>
         <w:t>At </w:t>
       </w:r>
       <w:r>
@@ -1893,6 +4309,8 @@
           <w:b/>
           <w:bCs/>
           <w:color w:val="333333"/>
+          <w:sz w:val="28"/>
+          <w:szCs w:val="28"/>
         </w:rPr>
         <w:t>S</w:t>
       </w:r>
@@ -1900,8 +4318,66 @@
         <w:rPr>
           <w:rFonts w:ascii="Calibri" w:hAnsi="Calibri" w:cs="Calibri"/>
           <w:color w:val="333333"/>
-        </w:rPr>
-        <w:t>: bend your knees, hands tap your thighs. Stop at last measure before </w:t>
+          <w:sz w:val="22"/>
+          <w:szCs w:val="22"/>
+        </w:rPr>
+        <w:t xml:space="preserve">: </w:t>
+      </w:r>
+      <w:r>
+        <w:rPr>
+          <w:rFonts w:ascii="Calibri" w:hAnsi="Calibri" w:cs="Calibri"/>
+          <w:color w:val="333333"/>
+          <w:sz w:val="22"/>
+          <w:szCs w:val="22"/>
+        </w:rPr>
+        <w:t>2</w:t>
+      </w:r>
+      <w:r>
+        <w:rPr>
+          <w:rFonts w:ascii="Calibri" w:hAnsi="Calibri" w:cs="Calibri"/>
+          <w:color w:val="333333"/>
+          <w:sz w:val="22"/>
+          <w:szCs w:val="22"/>
+          <w:vertAlign w:val="superscript"/>
+        </w:rPr>
+        <w:t>nd</w:t>
+      </w:r>
+      <w:r>
+        <w:rPr>
+          <w:rFonts w:ascii="Calibri" w:hAnsi="Calibri" w:cs="Calibri"/>
+          <w:color w:val="333333"/>
+          <w:sz w:val="22"/>
+          <w:szCs w:val="22"/>
+        </w:rPr>
+        <w:t xml:space="preserve"> and 3</w:t>
+      </w:r>
+      <w:r>
+        <w:rPr>
+          <w:rFonts w:ascii="Calibri" w:hAnsi="Calibri" w:cs="Calibri"/>
+          <w:color w:val="333333"/>
+          <w:sz w:val="22"/>
+          <w:szCs w:val="22"/>
+          <w:vertAlign w:val="superscript"/>
+        </w:rPr>
+        <w:t>rd</w:t>
+      </w:r>
+      <w:r>
+        <w:rPr>
+          <w:rFonts w:ascii="Calibri" w:hAnsi="Calibri" w:cs="Calibri"/>
+          <w:color w:val="333333"/>
+          <w:sz w:val="22"/>
+          <w:szCs w:val="22"/>
+        </w:rPr>
+        <w:t xml:space="preserve"> row: </w:t>
+      </w:r>
+      <w:r>
+        <w:rPr>
+          <w:rFonts w:ascii="Calibri" w:hAnsi="Calibri" w:cs="Calibri"/>
+          <w:color w:val="333333"/>
+          <w:sz w:val="22"/>
+          <w:szCs w:val="22"/>
+        </w:rPr>
+        <w:t>bend your knees, hands tap your thighs. Stop at last measure before </w:t>
       </w:r>
       <w:r>
         <w:rPr>
@@ -1909,6 +4385,8 @@
           <w:b/>
           <w:bCs/>
           <w:color w:val="333333"/>
+          <w:sz w:val="22"/>
+          <w:szCs w:val="22"/>
         </w:rPr>
         <w:t>U</w:t>
       </w:r>
@@ -1916,6 +4394,8 @@
         <w:rPr>
           <w:rFonts w:ascii="Calibri" w:hAnsi="Calibri" w:cs="Calibri"/>
           <w:color w:val="333333"/>
+          <w:sz w:val="22"/>
+          <w:szCs w:val="22"/>
         </w:rPr>
         <w:t>.</w:t>
       </w:r>
@@ -1923,18 +4403,21 @@
     <w:p>
       <w:pPr>
         <w:shd w:val="clear" w:color="auto" w:fill="FFFFFF"/>
-        <w:spacing w:after="0"/>
-        <w:rPr>
-          <w:rFonts w:ascii="Calibri" w:hAnsi="Calibri" w:cs="Calibri"/>
-          <w:color w:val="333333"/>
-        </w:rPr>
-      </w:pPr>
-      <w:r>
-        <w:rPr>
-          <w:rFonts w:ascii="Calibri" w:hAnsi="Calibri" w:cs="Calibri"/>
-          <w:color w:val="333333"/>
-        </w:rPr>
-        <w:lastRenderedPageBreak/>
+        <w:spacing w:after="0" w:line="240" w:lineRule="auto"/>
+        <w:rPr>
+          <w:rFonts w:ascii="Calibri" w:hAnsi="Calibri" w:cs="Calibri"/>
+          <w:color w:val="333333"/>
+          <w:sz w:val="22"/>
+          <w:szCs w:val="22"/>
+        </w:rPr>
+      </w:pPr>
+      <w:r>
+        <w:rPr>
+          <w:rFonts w:ascii="Calibri" w:hAnsi="Calibri" w:cs="Calibri"/>
+          <w:color w:val="333333"/>
+          <w:sz w:val="22"/>
+          <w:szCs w:val="22"/>
+        </w:rPr>
         <w:t>At </w:t>
       </w:r>
       <w:r>
@@ -1943,6 +4426,8 @@
           <w:b/>
           <w:bCs/>
           <w:color w:val="333333"/>
+          <w:sz w:val="28"/>
+          <w:szCs w:val="28"/>
         </w:rPr>
         <w:t>U</w:t>
       </w:r>
@@ -1950,8 +4435,19 @@
         <w:rPr>
           <w:rFonts w:ascii="Calibri" w:hAnsi="Calibri" w:cs="Calibri"/>
           <w:color w:val="333333"/>
+          <w:sz w:val="22"/>
+          <w:szCs w:val="22"/>
         </w:rPr>
         <w:t>:</w:t>
+      </w:r>
+      <w:r>
+        <w:rPr>
+          <w:rFonts w:ascii="Calibri" w:hAnsi="Calibri" w:cs="Calibri"/>
+          <w:color w:val="333333"/>
+          <w:sz w:val="22"/>
+          <w:szCs w:val="22"/>
+        </w:rPr>
+        <w:t xml:space="preserve"> Everyone:</w:t>
       </w:r>
     </w:p>
     <w:p>
@@ -1961,39 +4457,91 @@
           <w:numId w:val="16"/>
         </w:numPr>
         <w:shd w:val="clear" w:color="auto" w:fill="FFFFFF"/>
-        <w:spacing w:after="100" w:afterAutospacing="1" w:line="240" w:lineRule="auto"/>
-        <w:rPr>
-          <w:rFonts w:ascii="Calibri" w:hAnsi="Calibri" w:cs="Calibri"/>
-          <w:color w:val="333333"/>
-        </w:rPr>
-      </w:pPr>
-      <w:r>
-        <w:rPr>
-          <w:rFonts w:ascii="Calibri" w:hAnsi="Calibri" w:cs="Calibri"/>
-          <w:color w:val="333333"/>
-        </w:rPr>
-        <w:t>2</w:t>
-      </w:r>
-      <w:r>
-        <w:rPr>
-          <w:rFonts w:ascii="Calibri" w:hAnsi="Calibri" w:cs="Calibri"/>
-          <w:color w:val="333333"/>
-          <w:vertAlign w:val="superscript"/>
-        </w:rPr>
-        <w:t>nd</w:t>
-      </w:r>
-      <w:r>
-        <w:rPr>
-          <w:rFonts w:ascii="Calibri" w:hAnsi="Calibri" w:cs="Calibri"/>
-          <w:color w:val="333333"/>
-        </w:rPr>
-        <w:t> row:</w:t>
+        <w:spacing w:after="0" w:line="240" w:lineRule="auto"/>
+        <w:rPr>
+          <w:rFonts w:ascii="Calibri" w:hAnsi="Calibri" w:cs="Calibri"/>
+          <w:color w:val="333333"/>
+          <w:sz w:val="22"/>
+          <w:szCs w:val="22"/>
+        </w:rPr>
+      </w:pPr>
+      <w:r>
+        <w:rPr>
+          <w:rFonts w:ascii="Calibri" w:hAnsi="Calibri" w:cs="Calibri"/>
+          <w:color w:val="333333"/>
+          <w:sz w:val="22"/>
+          <w:szCs w:val="22"/>
+        </w:rPr>
+        <w:t xml:space="preserve">Face right </w:t>
+      </w:r>
+      <w:r>
+        <w:rPr>
+          <w:rFonts w:ascii="Calibri" w:hAnsi="Calibri" w:cs="Calibri"/>
+          <w:color w:val="333333"/>
+          <w:sz w:val="22"/>
+          <w:szCs w:val="22"/>
+        </w:rPr>
+        <w:t>on the rest</w:t>
       </w:r>
     </w:p>
     <w:p>
       <w:pPr>
         <w:numPr>
-          <w:ilvl w:val="1"/>
+          <w:ilvl w:val="0"/>
+          <w:numId w:val="16"/>
+        </w:numPr>
+        <w:shd w:val="clear" w:color="auto" w:fill="FFFFFF"/>
+        <w:spacing w:after="0" w:line="240" w:lineRule="auto"/>
+        <w:rPr>
+          <w:rFonts w:ascii="Calibri" w:hAnsi="Calibri" w:cs="Calibri"/>
+          <w:color w:val="333333"/>
+          <w:sz w:val="22"/>
+          <w:szCs w:val="22"/>
+        </w:rPr>
+      </w:pPr>
+      <w:r>
+        <w:rPr>
+          <w:rFonts w:ascii="Calibri" w:hAnsi="Calibri" w:cs="Calibri"/>
+          <w:color w:val="333333"/>
+          <w:sz w:val="22"/>
+          <w:szCs w:val="22"/>
+        </w:rPr>
+        <w:t>S</w:t>
+      </w:r>
+      <w:r>
+        <w:rPr>
+          <w:rFonts w:ascii="Calibri" w:hAnsi="Calibri" w:cs="Calibri"/>
+          <w:color w:val="333333"/>
+          <w:sz w:val="22"/>
+          <w:szCs w:val="22"/>
+        </w:rPr>
+        <w:t>tep forward with the left foot on “</w:t>
+      </w:r>
+      <w:r>
+        <w:rPr>
+          <w:rFonts w:ascii="Calibri" w:hAnsi="Calibri" w:cs="Calibri"/>
+          <w:b/>
+          <w:bCs/>
+          <w:color w:val="333333"/>
+          <w:sz w:val="22"/>
+          <w:szCs w:val="22"/>
+        </w:rPr>
+        <w:t>Oh</w:t>
+      </w:r>
+      <w:r>
+        <w:rPr>
+          <w:rFonts w:ascii="Calibri" w:hAnsi="Calibri" w:cs="Calibri"/>
+          <w:color w:val="333333"/>
+          <w:sz w:val="22"/>
+          <w:szCs w:val="22"/>
+        </w:rPr>
+        <w:t>, that”</w:t>
+      </w:r>
+    </w:p>
+    <w:p>
+      <w:pPr>
+        <w:numPr>
+          <w:ilvl w:val="0"/>
           <w:numId w:val="16"/>
         </w:numPr>
         <w:shd w:val="clear" w:color="auto" w:fill="FFFFFF"/>
@@ -2001,20 +4549,44 @@
         <w:rPr>
           <w:rFonts w:ascii="Calibri" w:hAnsi="Calibri" w:cs="Calibri"/>
           <w:color w:val="333333"/>
-        </w:rPr>
-      </w:pPr>
-      <w:r>
-        <w:rPr>
-          <w:rFonts w:ascii="Calibri" w:hAnsi="Calibri" w:cs="Calibri"/>
-          <w:color w:val="333333"/>
-        </w:rPr>
-        <w:t>Face right and step forward with the left foot on “Oh, that”</w:t>
+          <w:sz w:val="22"/>
+          <w:szCs w:val="22"/>
+        </w:rPr>
+      </w:pPr>
+      <w:r>
+        <w:rPr>
+          <w:rFonts w:ascii="Calibri" w:hAnsi="Calibri" w:cs="Calibri"/>
+          <w:color w:val="333333"/>
+          <w:sz w:val="22"/>
+          <w:szCs w:val="22"/>
+        </w:rPr>
+        <w:t>Put right heel forward on “</w:t>
+      </w:r>
+      <w:r>
+        <w:rPr>
+          <w:rFonts w:ascii="Calibri" w:hAnsi="Calibri" w:cs="Calibri"/>
+          <w:b/>
+          <w:bCs/>
+          <w:color w:val="333333"/>
+          <w:sz w:val="22"/>
+          <w:szCs w:val="22"/>
+        </w:rPr>
+        <w:t>no</w:t>
+      </w:r>
+      <w:r>
+        <w:rPr>
+          <w:rFonts w:ascii="Calibri" w:hAnsi="Calibri" w:cs="Calibri"/>
+          <w:color w:val="333333"/>
+          <w:sz w:val="22"/>
+          <w:szCs w:val="22"/>
+        </w:rPr>
+        <w:t>ble feeling”</w:t>
       </w:r>
     </w:p>
     <w:p>
       <w:pPr>
         <w:numPr>
-          <w:ilvl w:val="1"/>
+          <w:ilvl w:val="0"/>
           <w:numId w:val="16"/>
         </w:numPr>
         <w:shd w:val="clear" w:color="auto" w:fill="FFFFFF"/>
@@ -2022,20 +4594,62 @@
         <w:rPr>
           <w:rFonts w:ascii="Calibri" w:hAnsi="Calibri" w:cs="Calibri"/>
           <w:color w:val="333333"/>
-        </w:rPr>
-      </w:pPr>
-      <w:r>
-        <w:rPr>
-          <w:rFonts w:ascii="Calibri" w:hAnsi="Calibri" w:cs="Calibri"/>
-          <w:color w:val="333333"/>
-        </w:rPr>
-        <w:t>Put right heel forward on “noble feeling”</w:t>
+          <w:sz w:val="22"/>
+          <w:szCs w:val="22"/>
+        </w:rPr>
+      </w:pPr>
+      <w:r>
+        <w:rPr>
+          <w:rFonts w:ascii="Calibri" w:hAnsi="Calibri" w:cs="Calibri"/>
+          <w:color w:val="333333"/>
+          <w:sz w:val="22"/>
+          <w:szCs w:val="22"/>
+        </w:rPr>
+        <w:t>Clap on the rest; step back with right foot on</w:t>
+      </w:r>
+      <w:r>
+        <w:rPr>
+          <w:rFonts w:ascii="Calibri" w:hAnsi="Calibri" w:cs="Calibri"/>
+          <w:color w:val="333333"/>
+          <w:sz w:val="22"/>
+          <w:szCs w:val="22"/>
+        </w:rPr>
+        <w:t xml:space="preserve"> </w:t>
+      </w:r>
+      <w:r>
+        <w:rPr>
+          <w:rFonts w:ascii="Calibri" w:hAnsi="Calibri" w:cs="Calibri"/>
+          <w:color w:val="333333"/>
+          <w:sz w:val="22"/>
+          <w:szCs w:val="22"/>
+        </w:rPr>
+        <w:t>“</w:t>
+      </w:r>
+      <w:r>
+        <w:rPr>
+          <w:rFonts w:ascii="Calibri" w:hAnsi="Calibri" w:cs="Calibri"/>
+          <w:b/>
+          <w:bCs/>
+          <w:color w:val="333333"/>
+          <w:sz w:val="22"/>
+          <w:szCs w:val="22"/>
+        </w:rPr>
+        <w:t>Feels</w:t>
+      </w:r>
+      <w:r>
+        <w:rPr>
+          <w:rFonts w:ascii="Calibri" w:hAnsi="Calibri" w:cs="Calibri"/>
+          <w:color w:val="333333"/>
+          <w:sz w:val="22"/>
+          <w:szCs w:val="22"/>
+        </w:rPr>
+        <w:t xml:space="preserve"> like”</w:t>
       </w:r>
     </w:p>
     <w:p>
       <w:pPr>
         <w:numPr>
-          <w:ilvl w:val="1"/>
+          <w:ilvl w:val="0"/>
           <w:numId w:val="16"/>
         </w:numPr>
         <w:shd w:val="clear" w:color="auto" w:fill="FFFFFF"/>
@@ -2043,45 +4657,44 @@
         <w:rPr>
           <w:rFonts w:ascii="Calibri" w:hAnsi="Calibri" w:cs="Calibri"/>
           <w:color w:val="333333"/>
-        </w:rPr>
-      </w:pPr>
-      <w:r>
-        <w:rPr>
-          <w:rFonts w:ascii="Calibri" w:hAnsi="Calibri" w:cs="Calibri"/>
-          <w:color w:val="333333"/>
-        </w:rPr>
-        <w:t xml:space="preserve">Clap on the rest; step back with right foot </w:t>
-      </w:r>
-      <w:proofErr w:type="spellStart"/>
-      <w:proofErr w:type="gramStart"/>
-      <w:r>
-        <w:rPr>
-          <w:rFonts w:ascii="Calibri" w:hAnsi="Calibri" w:cs="Calibri"/>
-          <w:color w:val="333333"/>
-        </w:rPr>
-        <w:t>on“</w:t>
-      </w:r>
-      <w:proofErr w:type="gramEnd"/>
-      <w:r>
-        <w:rPr>
-          <w:rFonts w:ascii="Calibri" w:hAnsi="Calibri" w:cs="Calibri"/>
-          <w:color w:val="333333"/>
-        </w:rPr>
-        <w:t>Feels</w:t>
-      </w:r>
-      <w:proofErr w:type="spellEnd"/>
-      <w:r>
-        <w:rPr>
-          <w:rFonts w:ascii="Calibri" w:hAnsi="Calibri" w:cs="Calibri"/>
-          <w:color w:val="333333"/>
-        </w:rPr>
-        <w:t xml:space="preserve"> like”</w:t>
+          <w:sz w:val="22"/>
+          <w:szCs w:val="22"/>
+        </w:rPr>
+      </w:pPr>
+      <w:r>
+        <w:rPr>
+          <w:rFonts w:ascii="Calibri" w:hAnsi="Calibri" w:cs="Calibri"/>
+          <w:color w:val="333333"/>
+          <w:sz w:val="22"/>
+          <w:szCs w:val="22"/>
+        </w:rPr>
+        <w:t>Step back on left foot on “</w:t>
+      </w:r>
+      <w:r>
+        <w:rPr>
+          <w:rFonts w:ascii="Calibri" w:hAnsi="Calibri" w:cs="Calibri"/>
+          <w:b/>
+          <w:bCs/>
+          <w:color w:val="333333"/>
+          <w:sz w:val="22"/>
+          <w:szCs w:val="22"/>
+        </w:rPr>
+        <w:t>bells</w:t>
+      </w:r>
+      <w:r>
+        <w:rPr>
+          <w:rFonts w:ascii="Calibri" w:hAnsi="Calibri" w:cs="Calibri"/>
+          <w:color w:val="333333"/>
+          <w:sz w:val="22"/>
+          <w:szCs w:val="22"/>
+        </w:rPr>
+        <w:t xml:space="preserve"> are pealing”</w:t>
       </w:r>
     </w:p>
     <w:p>
       <w:pPr>
         <w:numPr>
-          <w:ilvl w:val="1"/>
+          <w:ilvl w:val="0"/>
           <w:numId w:val="16"/>
         </w:numPr>
         <w:shd w:val="clear" w:color="auto" w:fill="FFFFFF"/>
@@ -2089,57 +4702,44 @@
         <w:rPr>
           <w:rFonts w:ascii="Calibri" w:hAnsi="Calibri" w:cs="Calibri"/>
           <w:color w:val="333333"/>
-        </w:rPr>
-      </w:pPr>
-      <w:r>
-        <w:rPr>
-          <w:rFonts w:ascii="Calibri" w:hAnsi="Calibri" w:cs="Calibri"/>
-          <w:color w:val="333333"/>
-        </w:rPr>
-        <w:t>Step back on left foot on “bells are pealing”</w:t>
+          <w:sz w:val="22"/>
+          <w:szCs w:val="22"/>
+        </w:rPr>
+      </w:pPr>
+      <w:r>
+        <w:rPr>
+          <w:rFonts w:ascii="Calibri" w:hAnsi="Calibri" w:cs="Calibri"/>
+          <w:color w:val="333333"/>
+          <w:sz w:val="22"/>
+          <w:szCs w:val="22"/>
+        </w:rPr>
+        <w:t>Clap on the rest; Face forward on “</w:t>
+      </w:r>
+      <w:r>
+        <w:rPr>
+          <w:rFonts w:ascii="Calibri" w:hAnsi="Calibri" w:cs="Calibri"/>
+          <w:b/>
+          <w:bCs/>
+          <w:color w:val="333333"/>
+          <w:sz w:val="22"/>
+          <w:szCs w:val="22"/>
+        </w:rPr>
+        <w:t>Down</w:t>
+      </w:r>
+      <w:r>
+        <w:rPr>
+          <w:rFonts w:ascii="Calibri" w:hAnsi="Calibri" w:cs="Calibri"/>
+          <w:color w:val="333333"/>
+          <w:sz w:val="22"/>
+          <w:szCs w:val="22"/>
+        </w:rPr>
+        <w:t>”</w:t>
       </w:r>
     </w:p>
     <w:p>
       <w:pPr>
         <w:numPr>
-          <w:ilvl w:val="1"/>
-          <w:numId w:val="16"/>
-        </w:numPr>
-        <w:shd w:val="clear" w:color="auto" w:fill="FFFFFF"/>
-        <w:spacing w:before="100" w:beforeAutospacing="1" w:after="100" w:afterAutospacing="1" w:line="240" w:lineRule="auto"/>
-        <w:rPr>
-          <w:rFonts w:ascii="Calibri" w:hAnsi="Calibri" w:cs="Calibri"/>
-          <w:color w:val="333333"/>
-        </w:rPr>
-      </w:pPr>
-      <w:r>
-        <w:rPr>
-          <w:rFonts w:ascii="Calibri" w:hAnsi="Calibri" w:cs="Calibri"/>
-          <w:color w:val="333333"/>
-        </w:rPr>
-        <w:t xml:space="preserve">Clap on the rest; Face forward on </w:t>
-      </w:r>
-      <w:proofErr w:type="spellStart"/>
-      <w:r>
-        <w:rPr>
-          <w:rFonts w:ascii="Calibri" w:hAnsi="Calibri" w:cs="Calibri"/>
-          <w:color w:val="333333"/>
-        </w:rPr>
-        <w:t>on</w:t>
-      </w:r>
-      <w:proofErr w:type="spellEnd"/>
-      <w:r>
-        <w:rPr>
-          <w:rFonts w:ascii="Calibri" w:hAnsi="Calibri" w:cs="Calibri"/>
-          <w:color w:val="333333"/>
-        </w:rPr>
-        <w:t xml:space="preserve"> “Dance”</w:t>
-      </w:r>
-    </w:p>
-    <w:p>
-      <w:pPr>
-        <w:numPr>
-          <w:ilvl w:val="1"/>
+          <w:ilvl w:val="0"/>
           <w:numId w:val="16"/>
         </w:numPr>
         <w:shd w:val="clear" w:color="auto" w:fill="FFFFFF"/>
@@ -2147,216 +4747,57 @@
         <w:rPr>
           <w:rFonts w:ascii="Calibri" w:hAnsi="Calibri" w:cs="Calibri"/>
           <w:color w:val="333333"/>
-        </w:rPr>
-      </w:pPr>
-      <w:r>
-        <w:rPr>
-          <w:rFonts w:ascii="Calibri" w:hAnsi="Calibri" w:cs="Calibri"/>
-          <w:color w:val="333333"/>
-        </w:rPr>
-        <w:t>Jazz hands on “Oh, brother”</w:t>
+          <w:sz w:val="22"/>
+          <w:szCs w:val="22"/>
+        </w:rPr>
+      </w:pPr>
+      <w:r>
+        <w:rPr>
+          <w:rFonts w:ascii="Calibri" w:hAnsi="Calibri" w:cs="Calibri"/>
+          <w:color w:val="333333"/>
+          <w:sz w:val="22"/>
+          <w:szCs w:val="22"/>
+        </w:rPr>
+        <w:t>Jazz hands on “</w:t>
+      </w:r>
+      <w:r>
+        <w:rPr>
+          <w:rFonts w:ascii="Calibri" w:hAnsi="Calibri" w:cs="Calibri"/>
+          <w:b/>
+          <w:bCs/>
+          <w:color w:val="333333"/>
+          <w:sz w:val="22"/>
+          <w:szCs w:val="22"/>
+        </w:rPr>
+        <w:t>Oh</w:t>
+      </w:r>
+      <w:r>
+        <w:rPr>
+          <w:rFonts w:ascii="Calibri" w:hAnsi="Calibri" w:cs="Calibri"/>
+          <w:color w:val="333333"/>
+          <w:sz w:val="22"/>
+          <w:szCs w:val="22"/>
+        </w:rPr>
+        <w:t>, brother”</w:t>
       </w:r>
     </w:p>
     <w:p>
       <w:pPr>
-        <w:numPr>
-          <w:ilvl w:val="0"/>
-          <w:numId w:val="17"/>
-        </w:numPr>
         <w:shd w:val="clear" w:color="auto" w:fill="FFFFFF"/>
-        <w:spacing w:before="100" w:beforeAutospacing="1" w:after="100" w:afterAutospacing="1" w:line="240" w:lineRule="auto"/>
-        <w:rPr>
-          <w:rFonts w:ascii="Calibri" w:hAnsi="Calibri" w:cs="Calibri"/>
-          <w:color w:val="333333"/>
-        </w:rPr>
-      </w:pPr>
-      <w:r>
-        <w:rPr>
-          <w:rFonts w:ascii="Calibri" w:hAnsi="Calibri" w:cs="Calibri"/>
-          <w:color w:val="333333"/>
-        </w:rPr>
-        <w:t>3</w:t>
-      </w:r>
-      <w:r>
-        <w:rPr>
-          <w:rFonts w:ascii="Calibri" w:hAnsi="Calibri" w:cs="Calibri"/>
-          <w:color w:val="333333"/>
-          <w:vertAlign w:val="superscript"/>
-        </w:rPr>
-        <w:t>rd</w:t>
-      </w:r>
-      <w:r>
-        <w:rPr>
-          <w:rFonts w:ascii="Calibri" w:hAnsi="Calibri" w:cs="Calibri"/>
-          <w:color w:val="333333"/>
-        </w:rPr>
-        <w:t> row:</w:t>
-      </w:r>
-    </w:p>
-    <w:p>
-      <w:pPr>
-        <w:numPr>
-          <w:ilvl w:val="1"/>
-          <w:numId w:val="17"/>
-        </w:numPr>
-        <w:shd w:val="clear" w:color="auto" w:fill="FFFFFF"/>
-        <w:spacing w:before="100" w:beforeAutospacing="1" w:after="100" w:afterAutospacing="1" w:line="240" w:lineRule="auto"/>
-        <w:rPr>
-          <w:rFonts w:ascii="Calibri" w:hAnsi="Calibri" w:cs="Calibri"/>
-          <w:color w:val="333333"/>
-        </w:rPr>
-      </w:pPr>
-      <w:r>
-        <w:rPr>
-          <w:rFonts w:ascii="Calibri" w:hAnsi="Calibri" w:cs="Calibri"/>
-          <w:color w:val="333333"/>
-        </w:rPr>
-        <w:t>Face left and step forward with the right foot on “Oh, that”</w:t>
-      </w:r>
-    </w:p>
-    <w:p>
-      <w:pPr>
-        <w:numPr>
-          <w:ilvl w:val="1"/>
-          <w:numId w:val="17"/>
-        </w:numPr>
-        <w:shd w:val="clear" w:color="auto" w:fill="FFFFFF"/>
-        <w:spacing w:before="100" w:beforeAutospacing="1" w:after="100" w:afterAutospacing="1" w:line="240" w:lineRule="auto"/>
-        <w:rPr>
-          <w:rFonts w:ascii="Calibri" w:hAnsi="Calibri" w:cs="Calibri"/>
-          <w:color w:val="333333"/>
-        </w:rPr>
-      </w:pPr>
-      <w:r>
-        <w:rPr>
-          <w:rFonts w:ascii="Calibri" w:hAnsi="Calibri" w:cs="Calibri"/>
-          <w:color w:val="333333"/>
-        </w:rPr>
-        <w:t>Put left heel forward on “noble feeling”</w:t>
-      </w:r>
-    </w:p>
-    <w:p>
-      <w:pPr>
-        <w:numPr>
-          <w:ilvl w:val="1"/>
-          <w:numId w:val="17"/>
-        </w:numPr>
-        <w:shd w:val="clear" w:color="auto" w:fill="FFFFFF"/>
-        <w:spacing w:before="100" w:beforeAutospacing="1" w:after="100" w:afterAutospacing="1" w:line="240" w:lineRule="auto"/>
-        <w:rPr>
-          <w:rFonts w:ascii="Calibri" w:hAnsi="Calibri" w:cs="Calibri"/>
-          <w:color w:val="333333"/>
-        </w:rPr>
-      </w:pPr>
-      <w:r>
-        <w:rPr>
-          <w:rFonts w:ascii="Calibri" w:hAnsi="Calibri" w:cs="Calibri"/>
-          <w:color w:val="333333"/>
-        </w:rPr>
-        <w:t xml:space="preserve">Clap on the rest; step back with left foot </w:t>
-      </w:r>
-      <w:proofErr w:type="spellStart"/>
-      <w:proofErr w:type="gramStart"/>
-      <w:r>
-        <w:rPr>
-          <w:rFonts w:ascii="Calibri" w:hAnsi="Calibri" w:cs="Calibri"/>
-          <w:color w:val="333333"/>
-        </w:rPr>
-        <w:t>on“</w:t>
-      </w:r>
-      <w:proofErr w:type="gramEnd"/>
-      <w:r>
-        <w:rPr>
-          <w:rFonts w:ascii="Calibri" w:hAnsi="Calibri" w:cs="Calibri"/>
-          <w:color w:val="333333"/>
-        </w:rPr>
-        <w:t>Feels</w:t>
-      </w:r>
-      <w:proofErr w:type="spellEnd"/>
-      <w:r>
-        <w:rPr>
-          <w:rFonts w:ascii="Calibri" w:hAnsi="Calibri" w:cs="Calibri"/>
-          <w:color w:val="333333"/>
-        </w:rPr>
-        <w:t xml:space="preserve"> like”</w:t>
-      </w:r>
-    </w:p>
-    <w:p>
-      <w:pPr>
-        <w:numPr>
-          <w:ilvl w:val="1"/>
-          <w:numId w:val="17"/>
-        </w:numPr>
-        <w:shd w:val="clear" w:color="auto" w:fill="FFFFFF"/>
-        <w:spacing w:before="100" w:beforeAutospacing="1" w:after="100" w:afterAutospacing="1" w:line="240" w:lineRule="auto"/>
-        <w:rPr>
-          <w:rFonts w:ascii="Calibri" w:hAnsi="Calibri" w:cs="Calibri"/>
-          <w:color w:val="333333"/>
-        </w:rPr>
-      </w:pPr>
-      <w:r>
-        <w:rPr>
-          <w:rFonts w:ascii="Calibri" w:hAnsi="Calibri" w:cs="Calibri"/>
-          <w:color w:val="333333"/>
-        </w:rPr>
-        <w:t>Step back on right foot on “bells are pealing”</w:t>
-      </w:r>
-    </w:p>
-    <w:p>
-      <w:pPr>
-        <w:numPr>
-          <w:ilvl w:val="1"/>
-          <w:numId w:val="17"/>
-        </w:numPr>
-        <w:shd w:val="clear" w:color="auto" w:fill="FFFFFF"/>
-        <w:spacing w:before="100" w:beforeAutospacing="1" w:after="100" w:afterAutospacing="1" w:line="240" w:lineRule="auto"/>
-        <w:rPr>
-          <w:rFonts w:ascii="Calibri" w:hAnsi="Calibri" w:cs="Calibri"/>
-          <w:color w:val="333333"/>
-        </w:rPr>
-      </w:pPr>
-      <w:r>
-        <w:rPr>
-          <w:rFonts w:ascii="Calibri" w:hAnsi="Calibri" w:cs="Calibri"/>
-          <w:color w:val="333333"/>
-        </w:rPr>
-        <w:t>Clap on the rest; Face forward on “Dance”</w:t>
-      </w:r>
-    </w:p>
-    <w:p>
-      <w:pPr>
-        <w:numPr>
-          <w:ilvl w:val="1"/>
-          <w:numId w:val="17"/>
-        </w:numPr>
-        <w:shd w:val="clear" w:color="auto" w:fill="FFFFFF"/>
-        <w:spacing w:before="100" w:beforeAutospacing="1" w:after="0" w:line="240" w:lineRule="auto"/>
-        <w:rPr>
-          <w:rFonts w:ascii="Calibri" w:hAnsi="Calibri" w:cs="Calibri"/>
-          <w:color w:val="333333"/>
-        </w:rPr>
-      </w:pPr>
-      <w:r>
-        <w:rPr>
-          <w:rFonts w:ascii="Calibri" w:hAnsi="Calibri" w:cs="Calibri"/>
-          <w:color w:val="333333"/>
-        </w:rPr>
-        <w:t>Jazz hands on “Oh, brother”</w:t>
-      </w:r>
-    </w:p>
-    <w:p>
-      <w:pPr>
-        <w:shd w:val="clear" w:color="auto" w:fill="FFFFFF"/>
-        <w:spacing w:after="0"/>
-        <w:rPr>
-          <w:rFonts w:ascii="Calibri" w:hAnsi="Calibri" w:cs="Calibri"/>
-          <w:color w:val="333333"/>
-        </w:rPr>
-      </w:pPr>
-      <w:r>
-        <w:rPr>
-          <w:rFonts w:ascii="Calibri" w:hAnsi="Calibri" w:cs="Calibri"/>
-          <w:color w:val="333333"/>
+        <w:spacing w:after="0" w:line="240" w:lineRule="auto"/>
+        <w:rPr>
+          <w:rFonts w:ascii="Calibri" w:hAnsi="Calibri" w:cs="Calibri"/>
+          <w:color w:val="333333"/>
+          <w:sz w:val="22"/>
+          <w:szCs w:val="22"/>
+        </w:rPr>
+      </w:pPr>
+      <w:r>
+        <w:rPr>
+          <w:rFonts w:ascii="Calibri" w:hAnsi="Calibri" w:cs="Calibri"/>
+          <w:color w:val="333333"/>
+          <w:sz w:val="22"/>
+          <w:szCs w:val="22"/>
         </w:rPr>
         <w:t>At </w:t>
       </w:r>
@@ -2366,6 +4807,8 @@
           <w:b/>
           <w:bCs/>
           <w:color w:val="333333"/>
+          <w:sz w:val="28"/>
+          <w:szCs w:val="28"/>
         </w:rPr>
         <w:t>V</w:t>
       </w:r>
@@ -2373,6 +4816,8 @@
         <w:rPr>
           <w:rFonts w:ascii="Calibri" w:hAnsi="Calibri" w:cs="Calibri"/>
           <w:color w:val="333333"/>
+          <w:sz w:val="22"/>
+          <w:szCs w:val="22"/>
         </w:rPr>
         <w:t>:</w:t>
       </w:r>
@@ -2388,12 +4833,16 @@
         <w:rPr>
           <w:rFonts w:ascii="Calibri" w:hAnsi="Calibri" w:cs="Calibri"/>
           <w:color w:val="333333"/>
-        </w:rPr>
-      </w:pPr>
-      <w:r>
-        <w:rPr>
-          <w:rFonts w:ascii="Calibri" w:hAnsi="Calibri" w:cs="Calibri"/>
-          <w:color w:val="333333"/>
+          <w:sz w:val="22"/>
+          <w:szCs w:val="22"/>
+        </w:rPr>
+      </w:pPr>
+      <w:r>
+        <w:rPr>
+          <w:rFonts w:ascii="Calibri" w:hAnsi="Calibri" w:cs="Calibri"/>
+          <w:color w:val="333333"/>
+          <w:sz w:val="22"/>
+          <w:szCs w:val="22"/>
         </w:rPr>
         <w:t>Get into a pyramid on the second “you-</w:t>
       </w:r>
@@ -2402,6 +4851,8 @@
         <w:rPr>
           <w:rFonts w:ascii="Calibri" w:hAnsi="Calibri" w:cs="Calibri"/>
           <w:color w:val="333333"/>
+          <w:sz w:val="22"/>
+          <w:szCs w:val="22"/>
         </w:rPr>
         <w:t>oo</w:t>
       </w:r>
@@ -2410,6 +4861,8 @@
         <w:rPr>
           <w:rFonts w:ascii="Calibri" w:hAnsi="Calibri" w:cs="Calibri"/>
           <w:color w:val="333333"/>
+          <w:sz w:val="22"/>
+          <w:szCs w:val="22"/>
         </w:rPr>
         <w:t>”</w:t>
       </w:r>
@@ -2451,6 +4904,8 @@
               <w:rPr>
                 <w:rFonts w:ascii="Calibri" w:hAnsi="Calibri" w:cs="Calibri"/>
                 <w:color w:val="333333"/>
+                <w:sz w:val="22"/>
+                <w:szCs w:val="22"/>
               </w:rPr>
             </w:pPr>
           </w:p>
@@ -2466,6 +4921,8 @@
               <w:rPr>
                 <w:rFonts w:ascii="Calibri" w:hAnsi="Calibri" w:cs="Calibri"/>
                 <w:color w:val="333333"/>
+                <w:sz w:val="22"/>
+                <w:szCs w:val="22"/>
               </w:rPr>
             </w:pPr>
           </w:p>
@@ -2481,6 +4938,8 @@
               <w:rPr>
                 <w:rFonts w:ascii="Calibri" w:hAnsi="Calibri" w:cs="Calibri"/>
                 <w:color w:val="333333"/>
+                <w:sz w:val="22"/>
+                <w:szCs w:val="22"/>
               </w:rPr>
             </w:pPr>
           </w:p>
@@ -2497,12 +4956,16 @@
               <w:rPr>
                 <w:rFonts w:ascii="Calibri" w:hAnsi="Calibri" w:cs="Calibri"/>
                 <w:color w:val="333333"/>
-              </w:rPr>
-            </w:pPr>
-            <w:r>
-              <w:rPr>
-                <w:rFonts w:ascii="Calibri" w:hAnsi="Calibri" w:cs="Calibri"/>
-                <w:color w:val="333333"/>
+                <w:sz w:val="22"/>
+                <w:szCs w:val="22"/>
+              </w:rPr>
+            </w:pPr>
+            <w:r>
+              <w:rPr>
+                <w:rFonts w:ascii="Calibri" w:hAnsi="Calibri" w:cs="Calibri"/>
+                <w:color w:val="333333"/>
+                <w:sz w:val="22"/>
+                <w:szCs w:val="22"/>
               </w:rPr>
               <w:t>Andrea</w:t>
             </w:r>
@@ -2519,6 +4982,8 @@
               <w:rPr>
                 <w:rFonts w:ascii="Calibri" w:hAnsi="Calibri" w:cs="Calibri"/>
                 <w:color w:val="333333"/>
+                <w:sz w:val="22"/>
+                <w:szCs w:val="22"/>
               </w:rPr>
             </w:pPr>
           </w:p>
@@ -2534,6 +4999,8 @@
               <w:rPr>
                 <w:rFonts w:ascii="Calibri" w:hAnsi="Calibri" w:cs="Calibri"/>
                 <w:color w:val="333333"/>
+                <w:sz w:val="22"/>
+                <w:szCs w:val="22"/>
               </w:rPr>
             </w:pPr>
           </w:p>
@@ -2549,6 +5016,8 @@
               <w:rPr>
                 <w:rFonts w:ascii="Calibri" w:hAnsi="Calibri" w:cs="Calibri"/>
                 <w:color w:val="333333"/>
+                <w:sz w:val="22"/>
+                <w:szCs w:val="22"/>
               </w:rPr>
             </w:pPr>
           </w:p>
@@ -2564,6 +5033,8 @@
               <w:rPr>
                 <w:rFonts w:ascii="Calibri" w:hAnsi="Calibri" w:cs="Calibri"/>
                 <w:color w:val="333333"/>
+                <w:sz w:val="22"/>
+                <w:szCs w:val="22"/>
               </w:rPr>
             </w:pPr>
           </w:p>
@@ -2581,6 +5052,8 @@
               <w:rPr>
                 <w:rFonts w:ascii="Calibri" w:hAnsi="Calibri" w:cs="Calibri"/>
                 <w:color w:val="333333"/>
+                <w:sz w:val="22"/>
+                <w:szCs w:val="22"/>
               </w:rPr>
             </w:pPr>
           </w:p>
@@ -2596,6 +5069,8 @@
               <w:rPr>
                 <w:rFonts w:ascii="Calibri" w:hAnsi="Calibri" w:cs="Calibri"/>
                 <w:color w:val="333333"/>
+                <w:sz w:val="22"/>
+                <w:szCs w:val="22"/>
               </w:rPr>
             </w:pPr>
           </w:p>
@@ -2612,12 +5087,16 @@
               <w:rPr>
                 <w:rFonts w:ascii="Calibri" w:hAnsi="Calibri" w:cs="Calibri"/>
                 <w:color w:val="333333"/>
-              </w:rPr>
-            </w:pPr>
-            <w:r>
-              <w:rPr>
-                <w:rFonts w:ascii="Calibri" w:hAnsi="Calibri" w:cs="Calibri"/>
-                <w:color w:val="333333"/>
+                <w:sz w:val="22"/>
+                <w:szCs w:val="22"/>
+              </w:rPr>
+            </w:pPr>
+            <w:r>
+              <w:rPr>
+                <w:rFonts w:ascii="Calibri" w:hAnsi="Calibri" w:cs="Calibri"/>
+                <w:color w:val="333333"/>
+                <w:sz w:val="22"/>
+                <w:szCs w:val="22"/>
               </w:rPr>
               <w:t>Ross</w:t>
             </w:r>
@@ -2634,6 +5113,8 @@
               <w:rPr>
                 <w:rFonts w:ascii="Calibri" w:hAnsi="Calibri" w:cs="Calibri"/>
                 <w:color w:val="333333"/>
+                <w:sz w:val="22"/>
+                <w:szCs w:val="22"/>
               </w:rPr>
             </w:pPr>
           </w:p>
@@ -2650,12 +5131,16 @@
               <w:rPr>
                 <w:rFonts w:ascii="Calibri" w:hAnsi="Calibri" w:cs="Calibri"/>
                 <w:color w:val="333333"/>
-              </w:rPr>
-            </w:pPr>
-            <w:r>
-              <w:rPr>
-                <w:rFonts w:ascii="Calibri" w:hAnsi="Calibri" w:cs="Calibri"/>
-                <w:color w:val="333333"/>
+                <w:sz w:val="22"/>
+                <w:szCs w:val="22"/>
+              </w:rPr>
+            </w:pPr>
+            <w:r>
+              <w:rPr>
+                <w:rFonts w:ascii="Calibri" w:hAnsi="Calibri" w:cs="Calibri"/>
+                <w:color w:val="333333"/>
+                <w:sz w:val="22"/>
+                <w:szCs w:val="22"/>
               </w:rPr>
               <w:t>Chris</w:t>
             </w:r>
@@ -2672,6 +5157,8 @@
               <w:rPr>
                 <w:rFonts w:ascii="Calibri" w:hAnsi="Calibri" w:cs="Calibri"/>
                 <w:color w:val="333333"/>
+                <w:sz w:val="22"/>
+                <w:szCs w:val="22"/>
               </w:rPr>
             </w:pPr>
           </w:p>
@@ -2687,6 +5174,8 @@
               <w:rPr>
                 <w:rFonts w:ascii="Calibri" w:hAnsi="Calibri" w:cs="Calibri"/>
                 <w:color w:val="333333"/>
+                <w:sz w:val="22"/>
+                <w:szCs w:val="22"/>
               </w:rPr>
             </w:pPr>
           </w:p>
@@ -2702,6 +5191,8 @@
               <w:rPr>
                 <w:rFonts w:ascii="Calibri" w:hAnsi="Calibri" w:cs="Calibri"/>
                 <w:color w:val="333333"/>
+                <w:sz w:val="22"/>
+                <w:szCs w:val="22"/>
               </w:rPr>
             </w:pPr>
           </w:p>
@@ -2719,6 +5210,8 @@
               <w:rPr>
                 <w:rFonts w:ascii="Calibri" w:hAnsi="Calibri" w:cs="Calibri"/>
                 <w:color w:val="333333"/>
+                <w:sz w:val="22"/>
+                <w:szCs w:val="22"/>
               </w:rPr>
             </w:pPr>
           </w:p>
@@ -2735,12 +5228,16 @@
               <w:rPr>
                 <w:rFonts w:ascii="Calibri" w:hAnsi="Calibri" w:cs="Calibri"/>
                 <w:color w:val="333333"/>
-              </w:rPr>
-            </w:pPr>
-            <w:r>
-              <w:rPr>
-                <w:rFonts w:ascii="Calibri" w:hAnsi="Calibri" w:cs="Calibri"/>
-                <w:color w:val="333333"/>
+                <w:sz w:val="22"/>
+                <w:szCs w:val="22"/>
+              </w:rPr>
+            </w:pPr>
+            <w:r>
+              <w:rPr>
+                <w:rFonts w:ascii="Calibri" w:hAnsi="Calibri" w:cs="Calibri"/>
+                <w:color w:val="333333"/>
+                <w:sz w:val="22"/>
+                <w:szCs w:val="22"/>
               </w:rPr>
               <w:t>Rob</w:t>
             </w:r>
@@ -2757,6 +5254,8 @@
               <w:rPr>
                 <w:rFonts w:ascii="Calibri" w:hAnsi="Calibri" w:cs="Calibri"/>
                 <w:color w:val="333333"/>
+                <w:sz w:val="22"/>
+                <w:szCs w:val="22"/>
               </w:rPr>
             </w:pPr>
           </w:p>
@@ -2773,12 +5272,16 @@
               <w:rPr>
                 <w:rFonts w:ascii="Calibri" w:hAnsi="Calibri" w:cs="Calibri"/>
                 <w:color w:val="333333"/>
-              </w:rPr>
-            </w:pPr>
-            <w:r>
-              <w:rPr>
-                <w:rFonts w:ascii="Calibri" w:hAnsi="Calibri" w:cs="Calibri"/>
-                <w:color w:val="333333"/>
+                <w:sz w:val="22"/>
+                <w:szCs w:val="22"/>
+              </w:rPr>
+            </w:pPr>
+            <w:r>
+              <w:rPr>
+                <w:rFonts w:ascii="Calibri" w:hAnsi="Calibri" w:cs="Calibri"/>
+                <w:color w:val="333333"/>
+                <w:sz w:val="22"/>
+                <w:szCs w:val="22"/>
               </w:rPr>
               <w:t>Jeff</w:t>
             </w:r>
@@ -2795,6 +5298,8 @@
               <w:rPr>
                 <w:rFonts w:ascii="Calibri" w:hAnsi="Calibri" w:cs="Calibri"/>
                 <w:color w:val="333333"/>
+                <w:sz w:val="22"/>
+                <w:szCs w:val="22"/>
               </w:rPr>
             </w:pPr>
           </w:p>
@@ -2811,12 +5316,16 @@
               <w:rPr>
                 <w:rFonts w:ascii="Calibri" w:hAnsi="Calibri" w:cs="Calibri"/>
                 <w:color w:val="333333"/>
-              </w:rPr>
-            </w:pPr>
-            <w:r>
-              <w:rPr>
-                <w:rFonts w:ascii="Calibri" w:hAnsi="Calibri" w:cs="Calibri"/>
-                <w:color w:val="333333"/>
+                <w:sz w:val="22"/>
+                <w:szCs w:val="22"/>
+              </w:rPr>
+            </w:pPr>
+            <w:r>
+              <w:rPr>
+                <w:rFonts w:ascii="Calibri" w:hAnsi="Calibri" w:cs="Calibri"/>
+                <w:color w:val="333333"/>
+                <w:sz w:val="22"/>
+                <w:szCs w:val="22"/>
               </w:rPr>
               <w:t>Aaron</w:t>
             </w:r>
@@ -2833,6 +5342,8 @@
               <w:rPr>
                 <w:rFonts w:ascii="Calibri" w:hAnsi="Calibri" w:cs="Calibri"/>
                 <w:color w:val="333333"/>
+                <w:sz w:val="22"/>
+                <w:szCs w:val="22"/>
               </w:rPr>
             </w:pPr>
           </w:p>
@@ -2848,6 +5359,8 @@
               <w:rPr>
                 <w:rFonts w:ascii="Calibri" w:hAnsi="Calibri" w:cs="Calibri"/>
                 <w:color w:val="333333"/>
+                <w:sz w:val="22"/>
+                <w:szCs w:val="22"/>
               </w:rPr>
             </w:pPr>
           </w:p>
@@ -2866,12 +5379,16 @@
               <w:rPr>
                 <w:rFonts w:ascii="Calibri" w:hAnsi="Calibri" w:cs="Calibri"/>
                 <w:color w:val="333333"/>
-              </w:rPr>
-            </w:pPr>
-            <w:r>
-              <w:rPr>
-                <w:rFonts w:ascii="Calibri" w:hAnsi="Calibri" w:cs="Calibri"/>
-                <w:color w:val="333333"/>
+                <w:sz w:val="22"/>
+                <w:szCs w:val="22"/>
+              </w:rPr>
+            </w:pPr>
+            <w:r>
+              <w:rPr>
+                <w:rFonts w:ascii="Calibri" w:hAnsi="Calibri" w:cs="Calibri"/>
+                <w:color w:val="333333"/>
+                <w:sz w:val="22"/>
+                <w:szCs w:val="22"/>
               </w:rPr>
               <w:t>Don</w:t>
             </w:r>
@@ -2888,6 +5405,8 @@
               <w:rPr>
                 <w:rFonts w:ascii="Calibri" w:hAnsi="Calibri" w:cs="Calibri"/>
                 <w:color w:val="333333"/>
+                <w:sz w:val="22"/>
+                <w:szCs w:val="22"/>
               </w:rPr>
             </w:pPr>
           </w:p>
@@ -2904,12 +5423,16 @@
               <w:rPr>
                 <w:rFonts w:ascii="Calibri" w:hAnsi="Calibri" w:cs="Calibri"/>
                 <w:color w:val="333333"/>
-              </w:rPr>
-            </w:pPr>
-            <w:r>
-              <w:rPr>
-                <w:rFonts w:ascii="Calibri" w:hAnsi="Calibri" w:cs="Calibri"/>
-                <w:color w:val="333333"/>
+                <w:sz w:val="22"/>
+                <w:szCs w:val="22"/>
+              </w:rPr>
+            </w:pPr>
+            <w:r>
+              <w:rPr>
+                <w:rFonts w:ascii="Calibri" w:hAnsi="Calibri" w:cs="Calibri"/>
+                <w:color w:val="333333"/>
+                <w:sz w:val="22"/>
+                <w:szCs w:val="22"/>
               </w:rPr>
               <w:t>Lisette</w:t>
             </w:r>
@@ -2926,6 +5449,8 @@
               <w:rPr>
                 <w:rFonts w:ascii="Calibri" w:hAnsi="Calibri" w:cs="Calibri"/>
                 <w:color w:val="333333"/>
+                <w:sz w:val="22"/>
+                <w:szCs w:val="22"/>
               </w:rPr>
             </w:pPr>
           </w:p>
@@ -2942,12 +5467,16 @@
               <w:rPr>
                 <w:rFonts w:ascii="Calibri" w:hAnsi="Calibri" w:cs="Calibri"/>
                 <w:color w:val="333333"/>
-              </w:rPr>
-            </w:pPr>
-            <w:r>
-              <w:rPr>
-                <w:rFonts w:ascii="Calibri" w:hAnsi="Calibri" w:cs="Calibri"/>
-                <w:color w:val="333333"/>
+                <w:sz w:val="22"/>
+                <w:szCs w:val="22"/>
+              </w:rPr>
+            </w:pPr>
+            <w:r>
+              <w:rPr>
+                <w:rFonts w:ascii="Calibri" w:hAnsi="Calibri" w:cs="Calibri"/>
+                <w:color w:val="333333"/>
+                <w:sz w:val="22"/>
+                <w:szCs w:val="22"/>
               </w:rPr>
               <w:t>Bill</w:t>
             </w:r>
@@ -2964,6 +5493,8 @@
               <w:rPr>
                 <w:rFonts w:ascii="Calibri" w:hAnsi="Calibri" w:cs="Calibri"/>
                 <w:color w:val="333333"/>
+                <w:sz w:val="22"/>
+                <w:szCs w:val="22"/>
               </w:rPr>
             </w:pPr>
           </w:p>
@@ -2980,12 +5511,16 @@
               <w:rPr>
                 <w:rFonts w:ascii="Calibri" w:hAnsi="Calibri" w:cs="Calibri"/>
                 <w:color w:val="333333"/>
-              </w:rPr>
-            </w:pPr>
-            <w:r>
-              <w:rPr>
-                <w:rFonts w:ascii="Calibri" w:hAnsi="Calibri" w:cs="Calibri"/>
-                <w:color w:val="333333"/>
+                <w:sz w:val="22"/>
+                <w:szCs w:val="22"/>
+              </w:rPr>
+            </w:pPr>
+            <w:r>
+              <w:rPr>
+                <w:rFonts w:ascii="Calibri" w:hAnsi="Calibri" w:cs="Calibri"/>
+                <w:color w:val="333333"/>
+                <w:sz w:val="22"/>
+                <w:szCs w:val="22"/>
               </w:rPr>
               <w:t>Bob</w:t>
             </w:r>
@@ -3002,6 +5537,8 @@
               <w:rPr>
                 <w:rFonts w:ascii="Calibri" w:hAnsi="Calibri" w:cs="Calibri"/>
                 <w:color w:val="333333"/>
+                <w:sz w:val="22"/>
+                <w:szCs w:val="22"/>
               </w:rPr>
             </w:pPr>
           </w:p>
@@ -3019,6 +5556,8 @@
               <w:rPr>
                 <w:rFonts w:ascii="Calibri" w:hAnsi="Calibri" w:cs="Calibri"/>
                 <w:color w:val="333333"/>
+                <w:sz w:val="22"/>
+                <w:szCs w:val="22"/>
               </w:rPr>
             </w:pPr>
           </w:p>
@@ -3035,12 +5574,16 @@
               <w:rPr>
                 <w:rFonts w:ascii="Calibri" w:hAnsi="Calibri" w:cs="Calibri"/>
                 <w:color w:val="333333"/>
-              </w:rPr>
-            </w:pPr>
-            <w:r>
-              <w:rPr>
-                <w:rFonts w:ascii="Calibri" w:hAnsi="Calibri" w:cs="Calibri"/>
-                <w:color w:val="333333"/>
+                <w:sz w:val="22"/>
+                <w:szCs w:val="22"/>
+              </w:rPr>
+            </w:pPr>
+            <w:r>
+              <w:rPr>
+                <w:rFonts w:ascii="Calibri" w:hAnsi="Calibri" w:cs="Calibri"/>
+                <w:color w:val="333333"/>
+                <w:sz w:val="22"/>
+                <w:szCs w:val="22"/>
               </w:rPr>
               <w:t>Steve</w:t>
             </w:r>
@@ -3057,6 +5600,8 @@
               <w:rPr>
                 <w:rFonts w:ascii="Calibri" w:hAnsi="Calibri" w:cs="Calibri"/>
                 <w:color w:val="333333"/>
+                <w:sz w:val="22"/>
+                <w:szCs w:val="22"/>
               </w:rPr>
             </w:pPr>
           </w:p>
@@ -3073,12 +5618,16 @@
               <w:rPr>
                 <w:rFonts w:ascii="Calibri" w:hAnsi="Calibri" w:cs="Calibri"/>
                 <w:color w:val="333333"/>
-              </w:rPr>
-            </w:pPr>
-            <w:r>
-              <w:rPr>
-                <w:rFonts w:ascii="Calibri" w:hAnsi="Calibri" w:cs="Calibri"/>
-                <w:color w:val="333333"/>
+                <w:sz w:val="22"/>
+                <w:szCs w:val="22"/>
+              </w:rPr>
+            </w:pPr>
+            <w:r>
+              <w:rPr>
+                <w:rFonts w:ascii="Calibri" w:hAnsi="Calibri" w:cs="Calibri"/>
+                <w:color w:val="333333"/>
+                <w:sz w:val="22"/>
+                <w:szCs w:val="22"/>
               </w:rPr>
               <w:t>Chip</w:t>
             </w:r>
@@ -3095,6 +5644,8 @@
               <w:rPr>
                 <w:rFonts w:ascii="Calibri" w:hAnsi="Calibri" w:cs="Calibri"/>
                 <w:color w:val="333333"/>
+                <w:sz w:val="22"/>
+                <w:szCs w:val="22"/>
               </w:rPr>
             </w:pPr>
           </w:p>
@@ -3111,12 +5662,16 @@
               <w:rPr>
                 <w:rFonts w:ascii="Calibri" w:hAnsi="Calibri" w:cs="Calibri"/>
                 <w:color w:val="333333"/>
-              </w:rPr>
-            </w:pPr>
-            <w:r>
-              <w:rPr>
-                <w:rFonts w:ascii="Calibri" w:hAnsi="Calibri" w:cs="Calibri"/>
-                <w:color w:val="333333"/>
+                <w:sz w:val="22"/>
+                <w:szCs w:val="22"/>
+              </w:rPr>
+            </w:pPr>
+            <w:r>
+              <w:rPr>
+                <w:rFonts w:ascii="Calibri" w:hAnsi="Calibri" w:cs="Calibri"/>
+                <w:color w:val="333333"/>
+                <w:sz w:val="22"/>
+                <w:szCs w:val="22"/>
               </w:rPr>
               <w:t>Mike</w:t>
             </w:r>
@@ -3133,6 +5688,8 @@
               <w:rPr>
                 <w:rFonts w:ascii="Calibri" w:hAnsi="Calibri" w:cs="Calibri"/>
                 <w:color w:val="333333"/>
+                <w:sz w:val="22"/>
+                <w:szCs w:val="22"/>
               </w:rPr>
             </w:pPr>
           </w:p>
@@ -3149,12 +5706,16 @@
               <w:rPr>
                 <w:rFonts w:ascii="Calibri" w:hAnsi="Calibri" w:cs="Calibri"/>
                 <w:color w:val="333333"/>
-              </w:rPr>
-            </w:pPr>
-            <w:r>
-              <w:rPr>
-                <w:rFonts w:ascii="Calibri" w:hAnsi="Calibri" w:cs="Calibri"/>
-                <w:color w:val="333333"/>
+                <w:sz w:val="22"/>
+                <w:szCs w:val="22"/>
+              </w:rPr>
+            </w:pPr>
+            <w:r>
+              <w:rPr>
+                <w:rFonts w:ascii="Calibri" w:hAnsi="Calibri" w:cs="Calibri"/>
+                <w:color w:val="333333"/>
+                <w:sz w:val="22"/>
+                <w:szCs w:val="22"/>
               </w:rPr>
               <w:t>Marc</w:t>
             </w:r>
@@ -3165,16 +5726,20 @@
     <w:p>
       <w:pPr>
         <w:shd w:val="clear" w:color="auto" w:fill="FFFFFF"/>
-        <w:spacing w:before="240" w:after="0"/>
-        <w:rPr>
-          <w:rFonts w:ascii="Calibri" w:hAnsi="Calibri" w:cs="Calibri"/>
-          <w:color w:val="333333"/>
-        </w:rPr>
-      </w:pPr>
-      <w:r>
-        <w:rPr>
-          <w:rFonts w:ascii="Calibri" w:hAnsi="Calibri" w:cs="Calibri"/>
-          <w:color w:val="333333"/>
+        <w:spacing w:before="120" w:after="0" w:line="240" w:lineRule="auto"/>
+        <w:rPr>
+          <w:rFonts w:ascii="Calibri" w:hAnsi="Calibri" w:cs="Calibri"/>
+          <w:color w:val="333333"/>
+          <w:sz w:val="22"/>
+          <w:szCs w:val="22"/>
+        </w:rPr>
+      </w:pPr>
+      <w:r>
+        <w:rPr>
+          <w:rFonts w:ascii="Calibri" w:hAnsi="Calibri" w:cs="Calibri"/>
+          <w:color w:val="333333"/>
+          <w:sz w:val="22"/>
+          <w:szCs w:val="22"/>
         </w:rPr>
         <w:t>Leading into </w:t>
       </w:r>
@@ -3184,6 +5749,8 @@
           <w:b/>
           <w:bCs/>
           <w:color w:val="333333"/>
+          <w:sz w:val="28"/>
+          <w:szCs w:val="28"/>
         </w:rPr>
         <w:t>W</w:t>
       </w:r>
@@ -3191,6 +5758,8 @@
         <w:rPr>
           <w:rFonts w:ascii="Calibri" w:hAnsi="Calibri" w:cs="Calibri"/>
           <w:color w:val="333333"/>
+          <w:sz w:val="22"/>
+          <w:szCs w:val="22"/>
         </w:rPr>
         <w:t>:</w:t>
       </w:r>
@@ -3206,14 +5775,36 @@
         <w:rPr>
           <w:rFonts w:ascii="Calibri" w:hAnsi="Calibri" w:cs="Calibri"/>
           <w:color w:val="333333"/>
-        </w:rPr>
-      </w:pPr>
-      <w:r>
-        <w:rPr>
-          <w:rFonts w:ascii="Calibri" w:hAnsi="Calibri" w:cs="Calibri"/>
-          <w:color w:val="333333"/>
-        </w:rPr>
-        <w:t>Tap right foot 6 times on “your life-long”</w:t>
+          <w:sz w:val="22"/>
+          <w:szCs w:val="22"/>
+        </w:rPr>
+      </w:pPr>
+      <w:r>
+        <w:rPr>
+          <w:rFonts w:ascii="Calibri" w:hAnsi="Calibri" w:cs="Calibri"/>
+          <w:color w:val="333333"/>
+          <w:sz w:val="22"/>
+          <w:szCs w:val="22"/>
+        </w:rPr>
+        <w:t>Tap right foot 6 times on “your life-long</w:t>
+      </w:r>
+      <w:r>
+        <w:rPr>
+          <w:rFonts w:ascii="Calibri" w:hAnsi="Calibri" w:cs="Calibri"/>
+          <w:color w:val="333333"/>
+          <w:sz w:val="22"/>
+          <w:szCs w:val="22"/>
+        </w:rPr>
+        <w:t xml:space="preserve"> membership</w:t>
+      </w:r>
+      <w:r>
+        <w:rPr>
+          <w:rFonts w:ascii="Calibri" w:hAnsi="Calibri" w:cs="Calibri"/>
+          <w:color w:val="333333"/>
+          <w:sz w:val="22"/>
+          <w:szCs w:val="22"/>
+        </w:rPr>
+        <w:t>”</w:t>
       </w:r>
     </w:p>
     <w:p>
@@ -3227,14 +5818,27 @@
         <w:rPr>
           <w:rFonts w:ascii="Calibri" w:hAnsi="Calibri" w:cs="Calibri"/>
           <w:color w:val="333333"/>
-        </w:rPr>
-      </w:pPr>
-      <w:r>
-        <w:rPr>
-          <w:rFonts w:ascii="Calibri" w:hAnsi="Calibri" w:cs="Calibri"/>
-          <w:color w:val="333333"/>
-        </w:rPr>
-        <w:t>Elbows out on “is free”</w:t>
+          <w:sz w:val="22"/>
+          <w:szCs w:val="22"/>
+        </w:rPr>
+      </w:pPr>
+      <w:r>
+        <w:rPr>
+          <w:rFonts w:ascii="Calibri" w:hAnsi="Calibri" w:cs="Calibri"/>
+          <w:color w:val="333333"/>
+          <w:sz w:val="22"/>
+          <w:szCs w:val="22"/>
+        </w:rPr>
+        <w:t>Right hip thrust out and e</w:t>
+      </w:r>
+      <w:r>
+        <w:rPr>
+          <w:rFonts w:ascii="Calibri" w:hAnsi="Calibri" w:cs="Calibri"/>
+          <w:color w:val="333333"/>
+          <w:sz w:val="22"/>
+          <w:szCs w:val="22"/>
+        </w:rPr>
+        <w:t>lbows out on “is”</w:t>
       </w:r>
     </w:p>
     <w:p>
@@ -3248,42 +5852,18 @@
         <w:rPr>
           <w:rFonts w:ascii="Calibri" w:hAnsi="Calibri" w:cs="Calibri"/>
           <w:color w:val="333333"/>
-        </w:rPr>
-      </w:pPr>
-      <w:r>
-        <w:rPr>
-          <w:rFonts w:ascii="Calibri" w:hAnsi="Calibri" w:cs="Calibri"/>
-          <w:color w:val="333333"/>
-        </w:rPr>
-        <w:t xml:space="preserve">Bend to </w:t>
-      </w:r>
-      <w:r>
-        <w:rPr>
-          <w:rFonts w:ascii="Calibri" w:hAnsi="Calibri" w:cs="Calibri"/>
-          <w:color w:val="333333"/>
-        </w:rPr>
-        <w:t>with</w:t>
-      </w:r>
-      <w:r>
-        <w:rPr>
-          <w:rFonts w:ascii="Calibri" w:hAnsi="Calibri" w:cs="Calibri"/>
-          <w:color w:val="333333"/>
-        </w:rPr>
-        <w:t xml:space="preserve"> left</w:t>
-      </w:r>
-      <w:r>
-        <w:rPr>
-          <w:rFonts w:ascii="Calibri" w:hAnsi="Calibri" w:cs="Calibri"/>
-          <w:color w:val="333333"/>
-        </w:rPr>
-        <w:t xml:space="preserve"> elbow</w:t>
-      </w:r>
-      <w:r>
-        <w:rPr>
-          <w:rFonts w:ascii="Calibri" w:hAnsi="Calibri" w:cs="Calibri"/>
-          <w:color w:val="333333"/>
-        </w:rPr>
-        <w:t xml:space="preserve"> on “Keep”</w:t>
+          <w:sz w:val="22"/>
+          <w:szCs w:val="22"/>
+        </w:rPr>
+      </w:pPr>
+      <w:r>
+        <w:rPr>
+          <w:rFonts w:ascii="Calibri" w:hAnsi="Calibri" w:cs="Calibri"/>
+          <w:color w:val="333333"/>
+          <w:sz w:val="22"/>
+          <w:szCs w:val="22"/>
+        </w:rPr>
+        <w:t>Twist front on “free”</w:t>
       </w:r>
     </w:p>
     <w:p>
@@ -3297,19 +5877,43 @@
         <w:rPr>
           <w:rFonts w:ascii="Calibri" w:hAnsi="Calibri" w:cs="Calibri"/>
           <w:color w:val="333333"/>
-        </w:rPr>
-      </w:pPr>
-      <w:r>
-        <w:rPr>
-          <w:rFonts w:ascii="Calibri" w:hAnsi="Calibri" w:cs="Calibri"/>
-          <w:color w:val="333333"/>
-        </w:rPr>
-        <w:t xml:space="preserve">Bend to </w:t>
-      </w:r>
-      <w:r>
-        <w:rPr>
-          <w:rFonts w:ascii="Calibri" w:hAnsi="Calibri" w:cs="Calibri"/>
-          <w:color w:val="333333"/>
+          <w:sz w:val="22"/>
+          <w:szCs w:val="22"/>
+        </w:rPr>
+      </w:pPr>
+      <w:r>
+        <w:rPr>
+          <w:rFonts w:ascii="Calibri" w:hAnsi="Calibri" w:cs="Calibri"/>
+          <w:color w:val="333333"/>
+          <w:sz w:val="22"/>
+          <w:szCs w:val="22"/>
+        </w:rPr>
+        <w:t xml:space="preserve">Bend </w:t>
+      </w:r>
+      <w:r>
+        <w:rPr>
+          <w:rFonts w:ascii="Calibri" w:hAnsi="Calibri" w:cs="Calibri"/>
+          <w:color w:val="333333"/>
+          <w:sz w:val="22"/>
+          <w:szCs w:val="22"/>
+        </w:rPr>
+        <w:t>down</w:t>
+      </w:r>
+      <w:r>
+        <w:rPr>
+          <w:rFonts w:ascii="Calibri" w:hAnsi="Calibri" w:cs="Calibri"/>
+          <w:color w:val="333333"/>
+          <w:sz w:val="22"/>
+          <w:szCs w:val="22"/>
+        </w:rPr>
+        <w:t xml:space="preserve"> </w:t>
+      </w:r>
+      <w:r>
+        <w:rPr>
+          <w:rFonts w:ascii="Calibri" w:hAnsi="Calibri" w:cs="Calibri"/>
+          <w:color w:val="333333"/>
+          <w:sz w:val="22"/>
+          <w:szCs w:val="22"/>
         </w:rPr>
         <w:t>with</w:t>
       </w:r>
@@ -3317,13 +5921,35 @@
         <w:rPr>
           <w:rFonts w:ascii="Calibri" w:hAnsi="Calibri" w:cs="Calibri"/>
           <w:color w:val="333333"/>
-        </w:rPr>
-        <w:t xml:space="preserve"> right</w:t>
-      </w:r>
-      <w:r>
-        <w:rPr>
-          <w:rFonts w:ascii="Calibri" w:hAnsi="Calibri" w:cs="Calibri"/>
-          <w:color w:val="333333"/>
+          <w:sz w:val="22"/>
+          <w:szCs w:val="22"/>
+        </w:rPr>
+        <w:t xml:space="preserve"> </w:t>
+      </w:r>
+      <w:r>
+        <w:rPr>
+          <w:rFonts w:ascii="Calibri" w:hAnsi="Calibri" w:cs="Calibri"/>
+          <w:color w:val="333333"/>
+          <w:sz w:val="22"/>
+          <w:szCs w:val="22"/>
+        </w:rPr>
+        <w:t>the l</w:t>
+      </w:r>
+      <w:r>
+        <w:rPr>
+          <w:rFonts w:ascii="Calibri" w:hAnsi="Calibri" w:cs="Calibri"/>
+          <w:color w:val="333333"/>
+          <w:sz w:val="22"/>
+          <w:szCs w:val="22"/>
+        </w:rPr>
+        <w:t>eft</w:t>
+      </w:r>
+      <w:r>
+        <w:rPr>
+          <w:rFonts w:ascii="Calibri" w:hAnsi="Calibri" w:cs="Calibri"/>
+          <w:color w:val="333333"/>
+          <w:sz w:val="22"/>
+          <w:szCs w:val="22"/>
         </w:rPr>
         <w:t xml:space="preserve"> elbow</w:t>
       </w:r>
@@ -3331,24 +5957,37 @@
         <w:rPr>
           <w:rFonts w:ascii="Calibri" w:hAnsi="Calibri" w:cs="Calibri"/>
           <w:color w:val="333333"/>
-        </w:rPr>
-        <w:t xml:space="preserve"> on “</w:t>
-      </w:r>
-      <w:proofErr w:type="spellStart"/>
-      <w:r>
-        <w:rPr>
-          <w:rFonts w:ascii="Calibri" w:hAnsi="Calibri" w:cs="Calibri"/>
-          <w:color w:val="333333"/>
-        </w:rPr>
-        <w:t>givin</w:t>
-      </w:r>
-      <w:proofErr w:type="spellEnd"/>
-      <w:r>
-        <w:rPr>
-          <w:rFonts w:ascii="Calibri" w:hAnsi="Calibri" w:cs="Calibri"/>
-          <w:color w:val="333333"/>
-        </w:rPr>
-        <w:t>'”</w:t>
+          <w:sz w:val="22"/>
+          <w:szCs w:val="22"/>
+        </w:rPr>
+        <w:t xml:space="preserve"> </w:t>
+      </w:r>
+      <w:r>
+        <w:rPr>
+          <w:rFonts w:ascii="Calibri" w:hAnsi="Calibri" w:cs="Calibri"/>
+          <w:color w:val="333333"/>
+          <w:sz w:val="22"/>
+          <w:szCs w:val="22"/>
+        </w:rPr>
+        <w:t>on “Keep</w:t>
+      </w:r>
+      <w:r>
+        <w:rPr>
+          <w:rFonts w:ascii="Calibri" w:hAnsi="Calibri" w:cs="Calibri"/>
+          <w:color w:val="333333"/>
+          <w:sz w:val="22"/>
+          <w:szCs w:val="22"/>
+        </w:rPr>
+        <w:t xml:space="preserve"> a-</w:t>
+      </w:r>
+      <w:r>
+        <w:rPr>
+          <w:rFonts w:ascii="Calibri" w:hAnsi="Calibri" w:cs="Calibri"/>
+          <w:color w:val="333333"/>
+          <w:sz w:val="22"/>
+          <w:szCs w:val="22"/>
+        </w:rPr>
+        <w:t>”</w:t>
       </w:r>
     </w:p>
     <w:p>
@@ -3362,14 +6001,110 @@
         <w:rPr>
           <w:rFonts w:ascii="Calibri" w:hAnsi="Calibri" w:cs="Calibri"/>
           <w:color w:val="333333"/>
-        </w:rPr>
-      </w:pPr>
-      <w:r>
-        <w:rPr>
-          <w:rFonts w:ascii="Calibri" w:hAnsi="Calibri" w:cs="Calibri"/>
-          <w:color w:val="333333"/>
-        </w:rPr>
-        <w:t>Spin left after singing “brother all”</w:t>
+          <w:sz w:val="22"/>
+          <w:szCs w:val="22"/>
+        </w:rPr>
+      </w:pPr>
+      <w:r>
+        <w:rPr>
+          <w:rFonts w:ascii="Calibri" w:hAnsi="Calibri" w:cs="Calibri"/>
+          <w:color w:val="333333"/>
+          <w:sz w:val="22"/>
+          <w:szCs w:val="22"/>
+        </w:rPr>
+        <w:t xml:space="preserve">Bend </w:t>
+      </w:r>
+      <w:r>
+        <w:rPr>
+          <w:rFonts w:ascii="Calibri" w:hAnsi="Calibri" w:cs="Calibri"/>
+          <w:color w:val="333333"/>
+          <w:sz w:val="22"/>
+          <w:szCs w:val="22"/>
+        </w:rPr>
+        <w:t xml:space="preserve">down </w:t>
+      </w:r>
+      <w:r>
+        <w:rPr>
+          <w:rFonts w:ascii="Calibri" w:hAnsi="Calibri" w:cs="Calibri"/>
+          <w:color w:val="333333"/>
+          <w:sz w:val="22"/>
+          <w:szCs w:val="22"/>
+        </w:rPr>
+        <w:t>with</w:t>
+      </w:r>
+      <w:r>
+        <w:rPr>
+          <w:rFonts w:ascii="Calibri" w:hAnsi="Calibri" w:cs="Calibri"/>
+          <w:color w:val="333333"/>
+          <w:sz w:val="22"/>
+          <w:szCs w:val="22"/>
+        </w:rPr>
+        <w:t xml:space="preserve"> </w:t>
+      </w:r>
+      <w:r>
+        <w:rPr>
+          <w:rFonts w:ascii="Calibri" w:hAnsi="Calibri" w:cs="Calibri"/>
+          <w:color w:val="333333"/>
+          <w:sz w:val="22"/>
+          <w:szCs w:val="22"/>
+        </w:rPr>
+        <w:t xml:space="preserve">the </w:t>
+      </w:r>
+      <w:r>
+        <w:rPr>
+          <w:rFonts w:ascii="Calibri" w:hAnsi="Calibri" w:cs="Calibri"/>
+          <w:color w:val="333333"/>
+          <w:sz w:val="22"/>
+          <w:szCs w:val="22"/>
+        </w:rPr>
+        <w:t>right</w:t>
+      </w:r>
+      <w:r>
+        <w:rPr>
+          <w:rFonts w:ascii="Calibri" w:hAnsi="Calibri" w:cs="Calibri"/>
+          <w:color w:val="333333"/>
+          <w:sz w:val="22"/>
+          <w:szCs w:val="22"/>
+        </w:rPr>
+        <w:t xml:space="preserve"> elbow</w:t>
+      </w:r>
+      <w:r>
+        <w:rPr>
+          <w:rFonts w:ascii="Calibri" w:hAnsi="Calibri" w:cs="Calibri"/>
+          <w:color w:val="333333"/>
+          <w:sz w:val="22"/>
+          <w:szCs w:val="22"/>
+        </w:rPr>
+        <w:t xml:space="preserve"> </w:t>
+      </w:r>
+      <w:r>
+        <w:rPr>
+          <w:rFonts w:ascii="Calibri" w:hAnsi="Calibri" w:cs="Calibri"/>
+          <w:color w:val="333333"/>
+          <w:sz w:val="22"/>
+          <w:szCs w:val="22"/>
+        </w:rPr>
+        <w:t>on “</w:t>
+      </w:r>
+      <w:proofErr w:type="spellStart"/>
+      <w:r>
+        <w:rPr>
+          <w:rFonts w:ascii="Calibri" w:hAnsi="Calibri" w:cs="Calibri"/>
+          <w:color w:val="333333"/>
+          <w:sz w:val="22"/>
+          <w:szCs w:val="22"/>
+        </w:rPr>
+        <w:t>givin</w:t>
+      </w:r>
+      <w:proofErr w:type="spellEnd"/>
+      <w:r>
+        <w:rPr>
+          <w:rFonts w:ascii="Calibri" w:hAnsi="Calibri" w:cs="Calibri"/>
+          <w:color w:val="333333"/>
+          <w:sz w:val="22"/>
+          <w:szCs w:val="22"/>
+        </w:rPr>
+        <w:t>'”</w:t>
       </w:r>
     </w:p>
     <w:p>
@@ -3383,29 +6118,121 @@
         <w:rPr>
           <w:rFonts w:ascii="Calibri" w:hAnsi="Calibri" w:cs="Calibri"/>
           <w:color w:val="333333"/>
-        </w:rPr>
-      </w:pPr>
-      <w:r>
-        <w:rPr>
-          <w:rFonts w:ascii="Calibri" w:hAnsi="Calibri" w:cs="Calibri"/>
-          <w:color w:val="333333"/>
-        </w:rPr>
-        <w:t>Elbows at your side/left hand swings out/right hand swings in to your stomach then the opposite during “Oh, aren't you”</w:t>
+          <w:sz w:val="22"/>
+          <w:szCs w:val="22"/>
+        </w:rPr>
+      </w:pPr>
+      <w:r>
+        <w:rPr>
+          <w:rFonts w:ascii="Calibri" w:hAnsi="Calibri" w:cs="Calibri"/>
+          <w:color w:val="333333"/>
+          <w:sz w:val="22"/>
+          <w:szCs w:val="22"/>
+        </w:rPr>
+        <w:t>Step with right foot on “brother”</w:t>
       </w:r>
     </w:p>
     <w:p>
       <w:pPr>
+        <w:numPr>
+          <w:ilvl w:val="0"/>
+          <w:numId w:val="19"/>
+        </w:numPr>
         <w:shd w:val="clear" w:color="auto" w:fill="FFFFFF"/>
-        <w:spacing w:after="0"/>
-        <w:rPr>
-          <w:rFonts w:ascii="Calibri" w:hAnsi="Calibri" w:cs="Calibri"/>
-          <w:color w:val="333333"/>
-        </w:rPr>
-      </w:pPr>
-      <w:r>
-        <w:rPr>
-          <w:rFonts w:ascii="Calibri" w:hAnsi="Calibri" w:cs="Calibri"/>
-          <w:color w:val="333333"/>
+        <w:spacing w:before="100" w:beforeAutospacing="1" w:after="100" w:afterAutospacing="1" w:line="240" w:lineRule="auto"/>
+        <w:rPr>
+          <w:rFonts w:ascii="Calibri" w:hAnsi="Calibri" w:cs="Calibri"/>
+          <w:color w:val="333333"/>
+          <w:sz w:val="22"/>
+          <w:szCs w:val="22"/>
+        </w:rPr>
+      </w:pPr>
+      <w:r>
+        <w:rPr>
+          <w:rFonts w:ascii="Calibri" w:hAnsi="Calibri" w:cs="Calibri"/>
+          <w:color w:val="333333"/>
+          <w:sz w:val="22"/>
+          <w:szCs w:val="22"/>
+        </w:rPr>
+        <w:t>Step forward with the left foot on “</w:t>
+      </w:r>
+      <w:r>
+        <w:rPr>
+          <w:rFonts w:ascii="Calibri" w:hAnsi="Calibri" w:cs="Calibri"/>
+          <w:color w:val="333333"/>
+          <w:sz w:val="22"/>
+          <w:szCs w:val="22"/>
+        </w:rPr>
+        <w:t>all”</w:t>
+      </w:r>
+    </w:p>
+    <w:p>
+      <w:pPr>
+        <w:numPr>
+          <w:ilvl w:val="0"/>
+          <w:numId w:val="19"/>
+        </w:numPr>
+        <w:shd w:val="clear" w:color="auto" w:fill="FFFFFF"/>
+        <w:spacing w:before="100" w:beforeAutospacing="1" w:after="100" w:afterAutospacing="1" w:line="240" w:lineRule="auto"/>
+        <w:rPr>
+          <w:rFonts w:ascii="Calibri" w:hAnsi="Calibri" w:cs="Calibri"/>
+          <w:color w:val="333333"/>
+          <w:sz w:val="22"/>
+          <w:szCs w:val="22"/>
+        </w:rPr>
+      </w:pPr>
+      <w:r>
+        <w:rPr>
+          <w:rFonts w:ascii="Calibri" w:hAnsi="Calibri" w:cs="Calibri"/>
+          <w:color w:val="333333"/>
+          <w:sz w:val="22"/>
+          <w:szCs w:val="22"/>
+        </w:rPr>
+        <w:t>Spin on “you can”</w:t>
+      </w:r>
+    </w:p>
+    <w:p>
+      <w:pPr>
+        <w:numPr>
+          <w:ilvl w:val="0"/>
+          <w:numId w:val="19"/>
+        </w:numPr>
+        <w:shd w:val="clear" w:color="auto" w:fill="FFFFFF"/>
+        <w:spacing w:after="0" w:line="240" w:lineRule="auto"/>
+        <w:rPr>
+          <w:rFonts w:ascii="Calibri" w:hAnsi="Calibri" w:cs="Calibri"/>
+          <w:color w:val="333333"/>
+          <w:sz w:val="22"/>
+          <w:szCs w:val="22"/>
+        </w:rPr>
+      </w:pPr>
+      <w:r>
+        <w:rPr>
+          <w:rFonts w:ascii="Calibri" w:hAnsi="Calibri" w:cs="Calibri"/>
+          <w:color w:val="333333"/>
+          <w:sz w:val="22"/>
+          <w:szCs w:val="22"/>
+        </w:rPr>
+        <w:t>Elbows at your side/left hand swings out/right hand swings in to your stomach then the opposite during “Oh, aren't you”</w:t>
+      </w:r>
+    </w:p>
+    <w:p>
+      <w:pPr>
+        <w:shd w:val="clear" w:color="auto" w:fill="FFFFFF"/>
+        <w:spacing w:before="120" w:after="0" w:line="240" w:lineRule="auto"/>
+        <w:rPr>
+          <w:rFonts w:ascii="Calibri" w:hAnsi="Calibri" w:cs="Calibri"/>
+          <w:color w:val="333333"/>
+          <w:sz w:val="22"/>
+          <w:szCs w:val="22"/>
+        </w:rPr>
+      </w:pPr>
+      <w:r>
+        <w:rPr>
+          <w:rFonts w:ascii="Calibri" w:hAnsi="Calibri" w:cs="Calibri"/>
+          <w:color w:val="333333"/>
+          <w:sz w:val="22"/>
+          <w:szCs w:val="22"/>
         </w:rPr>
         <w:t>At </w:t>
       </w:r>
@@ -3415,6 +6242,8 @@
           <w:b/>
           <w:bCs/>
           <w:color w:val="333333"/>
+          <w:sz w:val="28"/>
+          <w:szCs w:val="28"/>
         </w:rPr>
         <w:t>X</w:t>
       </w:r>
@@ -3422,6 +6251,8 @@
         <w:rPr>
           <w:rFonts w:ascii="Calibri" w:hAnsi="Calibri" w:cs="Calibri"/>
           <w:color w:val="333333"/>
+          <w:sz w:val="22"/>
+          <w:szCs w:val="22"/>
         </w:rPr>
         <w:t>:</w:t>
       </w:r>
@@ -3437,12 +6268,16 @@
         <w:rPr>
           <w:rFonts w:ascii="Calibri" w:hAnsi="Calibri" w:cs="Calibri"/>
           <w:color w:val="333333"/>
-        </w:rPr>
-      </w:pPr>
-      <w:r>
-        <w:rPr>
-          <w:rFonts w:ascii="Calibri" w:hAnsi="Calibri" w:cs="Calibri"/>
-          <w:color w:val="333333"/>
+          <w:sz w:val="22"/>
+          <w:szCs w:val="22"/>
+        </w:rPr>
+      </w:pPr>
+      <w:r>
+        <w:rPr>
+          <w:rFonts w:ascii="Calibri" w:hAnsi="Calibri" w:cs="Calibri"/>
+          <w:color w:val="333333"/>
+          <w:sz w:val="22"/>
+          <w:szCs w:val="22"/>
         </w:rPr>
         <w:t>Up on your toes on “proud”</w:t>
       </w:r>
@@ -3458,12 +6293,16 @@
         <w:rPr>
           <w:rFonts w:ascii="Calibri" w:hAnsi="Calibri" w:cs="Calibri"/>
           <w:color w:val="333333"/>
-        </w:rPr>
-      </w:pPr>
-      <w:r>
-        <w:rPr>
-          <w:rFonts w:ascii="Calibri" w:hAnsi="Calibri" w:cs="Calibri"/>
-          <w:color w:val="333333"/>
+          <w:sz w:val="22"/>
+          <w:szCs w:val="22"/>
+        </w:rPr>
+      </w:pPr>
+      <w:r>
+        <w:rPr>
+          <w:rFonts w:ascii="Calibri" w:hAnsi="Calibri" w:cs="Calibri"/>
+          <w:color w:val="333333"/>
+          <w:sz w:val="22"/>
+          <w:szCs w:val="22"/>
         </w:rPr>
         <w:t>Down on “be”</w:t>
       </w:r>
@@ -3479,12 +6318,16 @@
         <w:rPr>
           <w:rFonts w:ascii="Calibri" w:hAnsi="Calibri" w:cs="Calibri"/>
           <w:color w:val="333333"/>
-        </w:rPr>
-      </w:pPr>
-      <w:r>
-        <w:rPr>
-          <w:rFonts w:ascii="Calibri" w:hAnsi="Calibri" w:cs="Calibri"/>
-          <w:color w:val="333333"/>
+          <w:sz w:val="22"/>
+          <w:szCs w:val="22"/>
+        </w:rPr>
+      </w:pPr>
+      <w:r>
+        <w:rPr>
+          <w:rFonts w:ascii="Calibri" w:hAnsi="Calibri" w:cs="Calibri"/>
+          <w:color w:val="333333"/>
+          <w:sz w:val="22"/>
+          <w:szCs w:val="22"/>
         </w:rPr>
         <w:t xml:space="preserve">Right knee up/slap right hand to knee on “in that </w:t>
       </w:r>
@@ -3493,6 +6336,8 @@
         <w:rPr>
           <w:rFonts w:ascii="Calibri" w:hAnsi="Calibri" w:cs="Calibri"/>
           <w:color w:val="333333"/>
+          <w:sz w:val="22"/>
+          <w:szCs w:val="22"/>
         </w:rPr>
         <w:t>fra</w:t>
       </w:r>
@@ -3501,6 +6346,8 @@
         <w:rPr>
           <w:rFonts w:ascii="Calibri" w:hAnsi="Calibri" w:cs="Calibri"/>
           <w:color w:val="333333"/>
+          <w:sz w:val="22"/>
+          <w:szCs w:val="22"/>
         </w:rPr>
         <w:t>”</w:t>
       </w:r>
@@ -3516,12 +6363,16 @@
         <w:rPr>
           <w:rFonts w:ascii="Calibri" w:hAnsi="Calibri" w:cs="Calibri"/>
           <w:color w:val="333333"/>
-        </w:rPr>
-      </w:pPr>
-      <w:r>
-        <w:rPr>
-          <w:rFonts w:ascii="Calibri" w:hAnsi="Calibri" w:cs="Calibri"/>
-          <w:color w:val="333333"/>
+          <w:sz w:val="22"/>
+          <w:szCs w:val="22"/>
+        </w:rPr>
+      </w:pPr>
+      <w:r>
+        <w:rPr>
+          <w:rFonts w:ascii="Calibri" w:hAnsi="Calibri" w:cs="Calibri"/>
+          <w:color w:val="333333"/>
+          <w:sz w:val="22"/>
+          <w:szCs w:val="22"/>
         </w:rPr>
         <w:t>Left knee up/slap Left hand to knee on “</w:t>
       </w:r>
@@ -3530,6 +6381,8 @@
         <w:rPr>
           <w:rFonts w:ascii="Calibri" w:hAnsi="Calibri" w:cs="Calibri"/>
           <w:color w:val="333333"/>
+          <w:sz w:val="22"/>
+          <w:szCs w:val="22"/>
         </w:rPr>
         <w:t>ternity</w:t>
       </w:r>
@@ -3538,6 +6391,8 @@
         <w:rPr>
           <w:rFonts w:ascii="Calibri" w:hAnsi="Calibri" w:cs="Calibri"/>
           <w:color w:val="333333"/>
+          <w:sz w:val="22"/>
+          <w:szCs w:val="22"/>
         </w:rPr>
         <w:t>”</w:t>
       </w:r>
@@ -3553,12 +6408,69 @@
         <w:rPr>
           <w:rFonts w:ascii="Calibri" w:hAnsi="Calibri" w:cs="Calibri"/>
           <w:color w:val="333333"/>
-        </w:rPr>
-      </w:pPr>
-      <w:r>
-        <w:rPr>
-          <w:rFonts w:ascii="Calibri" w:hAnsi="Calibri" w:cs="Calibri"/>
-          <w:color w:val="333333"/>
+          <w:sz w:val="22"/>
+          <w:szCs w:val="22"/>
+        </w:rPr>
+      </w:pPr>
+      <w:r>
+        <w:rPr>
+          <w:rFonts w:ascii="Calibri" w:hAnsi="Calibri" w:cs="Calibri"/>
+          <w:color w:val="333333"/>
+          <w:sz w:val="22"/>
+          <w:szCs w:val="22"/>
+        </w:rPr>
+        <w:t>On b</w:t>
+      </w:r>
+      <w:r>
+        <w:rPr>
+          <w:rFonts w:ascii="Calibri" w:hAnsi="Calibri" w:cs="Calibri"/>
+          <w:color w:val="333333"/>
+          <w:sz w:val="22"/>
+          <w:szCs w:val="22"/>
+        </w:rPr>
+        <w:t>rotherhood of</w:t>
+      </w:r>
+      <w:r>
+        <w:rPr>
+          <w:rFonts w:ascii="Calibri" w:hAnsi="Calibri" w:cs="Calibri"/>
+          <w:color w:val="333333"/>
+          <w:sz w:val="22"/>
+          <w:szCs w:val="22"/>
+        </w:rPr>
+        <w:t>:</w:t>
+      </w:r>
+    </w:p>
+    <w:p>
+      <w:pPr>
+        <w:numPr>
+          <w:ilvl w:val="1"/>
+          <w:numId w:val="20"/>
+        </w:numPr>
+        <w:shd w:val="clear" w:color="auto" w:fill="FFFFFF"/>
+        <w:spacing w:before="100" w:beforeAutospacing="1" w:after="100" w:afterAutospacing="1" w:line="240" w:lineRule="auto"/>
+        <w:ind w:left="1080"/>
+        <w:rPr>
+          <w:rFonts w:ascii="Calibri" w:hAnsi="Calibri" w:cs="Calibri"/>
+          <w:color w:val="333333"/>
+          <w:sz w:val="22"/>
+          <w:szCs w:val="22"/>
+        </w:rPr>
+      </w:pPr>
+      <w:r>
+        <w:rPr>
+          <w:rFonts w:ascii="Calibri" w:hAnsi="Calibri" w:cs="Calibri"/>
+          <w:color w:val="333333"/>
+          <w:sz w:val="22"/>
+          <w:szCs w:val="22"/>
+        </w:rPr>
+        <w:t xml:space="preserve">Stage right: </w:t>
+      </w:r>
+      <w:r>
+        <w:rPr>
+          <w:rFonts w:ascii="Calibri" w:hAnsi="Calibri" w:cs="Calibri"/>
+          <w:color w:val="333333"/>
+          <w:sz w:val="22"/>
+          <w:szCs w:val="22"/>
         </w:rPr>
         <w:t xml:space="preserve">Both hands up to the right on “broth” → </w:t>
       </w:r>
@@ -3566,6 +6478,8 @@
         <w:rPr>
           <w:rFonts w:ascii="Calibri" w:hAnsi="Calibri" w:cs="Calibri"/>
           <w:color w:val="333333"/>
+          <w:sz w:val="22"/>
+          <w:szCs w:val="22"/>
         </w:rPr>
         <w:t>pump</w:t>
       </w:r>
@@ -3573,6 +6487,8 @@
         <w:rPr>
           <w:rFonts w:ascii="Calibri" w:hAnsi="Calibri" w:cs="Calibri"/>
           <w:color w:val="333333"/>
+          <w:sz w:val="22"/>
+          <w:szCs w:val="22"/>
         </w:rPr>
         <w:t xml:space="preserve"> on “er” → </w:t>
       </w:r>
@@ -3580,6 +6496,8 @@
         <w:rPr>
           <w:rFonts w:ascii="Calibri" w:hAnsi="Calibri" w:cs="Calibri"/>
           <w:color w:val="333333"/>
+          <w:sz w:val="22"/>
+          <w:szCs w:val="22"/>
         </w:rPr>
         <w:t>to the left</w:t>
       </w:r>
@@ -3587,6 +6505,8 @@
         <w:rPr>
           <w:rFonts w:ascii="Calibri" w:hAnsi="Calibri" w:cs="Calibri"/>
           <w:color w:val="333333"/>
+          <w:sz w:val="22"/>
+          <w:szCs w:val="22"/>
         </w:rPr>
         <w:t xml:space="preserve"> on “hood” → </w:t>
       </w:r>
@@ -3594,6 +6514,8 @@
         <w:rPr>
           <w:rFonts w:ascii="Calibri" w:hAnsi="Calibri" w:cs="Calibri"/>
           <w:color w:val="333333"/>
+          <w:sz w:val="22"/>
+          <w:szCs w:val="22"/>
         </w:rPr>
         <w:t>pump</w:t>
       </w:r>
@@ -3601,8 +6523,81 @@
         <w:rPr>
           <w:rFonts w:ascii="Calibri" w:hAnsi="Calibri" w:cs="Calibri"/>
           <w:color w:val="333333"/>
+          <w:sz w:val="22"/>
+          <w:szCs w:val="22"/>
         </w:rPr>
         <w:t xml:space="preserve"> on “of”</w:t>
+      </w:r>
+    </w:p>
+    <w:p>
+      <w:pPr>
+        <w:numPr>
+          <w:ilvl w:val="1"/>
+          <w:numId w:val="20"/>
+        </w:numPr>
+        <w:shd w:val="clear" w:color="auto" w:fill="FFFFFF"/>
+        <w:spacing w:before="100" w:beforeAutospacing="1" w:after="100" w:afterAutospacing="1" w:line="240" w:lineRule="auto"/>
+        <w:ind w:left="1080"/>
+        <w:rPr>
+          <w:rFonts w:ascii="Calibri" w:hAnsi="Calibri" w:cs="Calibri"/>
+          <w:color w:val="333333"/>
+          <w:sz w:val="22"/>
+          <w:szCs w:val="22"/>
+        </w:rPr>
+      </w:pPr>
+      <w:r>
+        <w:rPr>
+          <w:rFonts w:ascii="Calibri" w:hAnsi="Calibri" w:cs="Calibri"/>
+          <w:color w:val="333333"/>
+          <w:sz w:val="22"/>
+          <w:szCs w:val="22"/>
+        </w:rPr>
+        <w:t xml:space="preserve">Stage left: </w:t>
+      </w:r>
+      <w:r>
+        <w:rPr>
+          <w:rFonts w:ascii="Calibri" w:hAnsi="Calibri" w:cs="Calibri"/>
+          <w:color w:val="333333"/>
+          <w:sz w:val="22"/>
+          <w:szCs w:val="22"/>
+        </w:rPr>
+        <w:t xml:space="preserve">Both hands up to the </w:t>
+      </w:r>
+      <w:r>
+        <w:rPr>
+          <w:rFonts w:ascii="Calibri" w:hAnsi="Calibri" w:cs="Calibri"/>
+          <w:color w:val="333333"/>
+          <w:sz w:val="22"/>
+          <w:szCs w:val="22"/>
+        </w:rPr>
+        <w:t>left</w:t>
+      </w:r>
+      <w:r>
+        <w:rPr>
+          <w:rFonts w:ascii="Calibri" w:hAnsi="Calibri" w:cs="Calibri"/>
+          <w:color w:val="333333"/>
+          <w:sz w:val="22"/>
+          <w:szCs w:val="22"/>
+        </w:rPr>
+        <w:t xml:space="preserve"> on “broth” → pump on “er” → to the </w:t>
+      </w:r>
+      <w:r>
+        <w:rPr>
+          <w:rFonts w:ascii="Calibri" w:hAnsi="Calibri" w:cs="Calibri"/>
+          <w:color w:val="333333"/>
+          <w:sz w:val="22"/>
+          <w:szCs w:val="22"/>
+        </w:rPr>
+        <w:t>right</w:t>
+      </w:r>
+      <w:r>
+        <w:rPr>
+          <w:rFonts w:ascii="Calibri" w:hAnsi="Calibri" w:cs="Calibri"/>
+          <w:color w:val="333333"/>
+          <w:sz w:val="22"/>
+          <w:szCs w:val="22"/>
+        </w:rPr>
+        <w:t xml:space="preserve"> on “hood” → pump on “of”</w:t>
       </w:r>
     </w:p>
     <w:p>
@@ -3616,12 +6611,16 @@
         <w:rPr>
           <w:rFonts w:ascii="Calibri" w:hAnsi="Calibri" w:cs="Calibri"/>
           <w:color w:val="333333"/>
-        </w:rPr>
-      </w:pPr>
-      <w:r>
-        <w:rPr>
-          <w:rFonts w:ascii="Calibri" w:hAnsi="Calibri" w:cs="Calibri"/>
-          <w:color w:val="333333"/>
+          <w:sz w:val="22"/>
+          <w:szCs w:val="22"/>
+        </w:rPr>
+      </w:pPr>
+      <w:r>
+        <w:rPr>
+          <w:rFonts w:ascii="Calibri" w:hAnsi="Calibri" w:cs="Calibri"/>
+          <w:color w:val="333333"/>
+          <w:sz w:val="22"/>
+          <w:szCs w:val="22"/>
         </w:rPr>
         <w:t>On “man”:</w:t>
       </w:r>
@@ -3634,17 +6633,31 @@
         </w:numPr>
         <w:shd w:val="clear" w:color="auto" w:fill="FFFFFF"/>
         <w:spacing w:before="100" w:beforeAutospacing="1" w:after="100" w:afterAutospacing="1" w:line="240" w:lineRule="auto"/>
-        <w:rPr>
-          <w:rFonts w:ascii="Calibri" w:hAnsi="Calibri" w:cs="Calibri"/>
-          <w:color w:val="333333"/>
-        </w:rPr>
-      </w:pPr>
-      <w:r>
-        <w:rPr>
-          <w:rFonts w:ascii="Calibri" w:hAnsi="Calibri" w:cs="Calibri"/>
-          <w:color w:val="333333"/>
-        </w:rPr>
-        <w:t>If stage right: left hand down to the left/right hand up to the right</w:t>
+        <w:ind w:left="1080"/>
+        <w:rPr>
+          <w:rFonts w:ascii="Calibri" w:hAnsi="Calibri" w:cs="Calibri"/>
+          <w:color w:val="333333"/>
+          <w:sz w:val="22"/>
+          <w:szCs w:val="22"/>
+        </w:rPr>
+      </w:pPr>
+      <w:r>
+        <w:rPr>
+          <w:rFonts w:ascii="Calibri" w:hAnsi="Calibri" w:cs="Calibri"/>
+          <w:color w:val="333333"/>
+          <w:sz w:val="22"/>
+          <w:szCs w:val="22"/>
+        </w:rPr>
+        <w:t>S</w:t>
+      </w:r>
+      <w:r>
+        <w:rPr>
+          <w:rFonts w:ascii="Calibri" w:hAnsi="Calibri" w:cs="Calibri"/>
+          <w:color w:val="333333"/>
+          <w:sz w:val="22"/>
+          <w:szCs w:val="22"/>
+        </w:rPr>
+        <w:t>tage right: left hand down to the left/right hand up to the right</w:t>
       </w:r>
     </w:p>
     <w:p>
@@ -3655,33 +6668,51 @@
         </w:numPr>
         <w:shd w:val="clear" w:color="auto" w:fill="FFFFFF"/>
         <w:spacing w:before="100" w:beforeAutospacing="1" w:after="100" w:afterAutospacing="1" w:line="240" w:lineRule="auto"/>
-        <w:rPr>
-          <w:rFonts w:ascii="Calibri" w:hAnsi="Calibri" w:cs="Calibri"/>
-          <w:color w:val="333333"/>
-        </w:rPr>
-      </w:pPr>
-      <w:r>
-        <w:rPr>
-          <w:rFonts w:ascii="Calibri" w:hAnsi="Calibri" w:cs="Calibri"/>
-          <w:color w:val="333333"/>
-        </w:rPr>
-        <w:t xml:space="preserve">If stage </w:t>
-      </w:r>
-      <w:proofErr w:type="gramStart"/>
-      <w:r>
-        <w:rPr>
-          <w:rFonts w:ascii="Calibri" w:hAnsi="Calibri" w:cs="Calibri"/>
-          <w:color w:val="333333"/>
-        </w:rPr>
-        <w:t>left:</w:t>
-      </w:r>
-      <w:proofErr w:type="gramEnd"/>
-      <w:r>
-        <w:rPr>
-          <w:rFonts w:ascii="Calibri" w:hAnsi="Calibri" w:cs="Calibri"/>
-          <w:color w:val="333333"/>
-        </w:rPr>
-        <w:t xml:space="preserve"> left hand up to the left/right hand down to the right</w:t>
+        <w:ind w:left="1080"/>
+        <w:rPr>
+          <w:rFonts w:ascii="Calibri" w:hAnsi="Calibri" w:cs="Calibri"/>
+          <w:color w:val="333333"/>
+          <w:sz w:val="22"/>
+          <w:szCs w:val="22"/>
+        </w:rPr>
+      </w:pPr>
+      <w:r>
+        <w:rPr>
+          <w:rFonts w:ascii="Calibri" w:hAnsi="Calibri" w:cs="Calibri"/>
+          <w:color w:val="333333"/>
+          <w:sz w:val="22"/>
+          <w:szCs w:val="22"/>
+        </w:rPr>
+        <w:t>S</w:t>
+      </w:r>
+      <w:r>
+        <w:rPr>
+          <w:rFonts w:ascii="Calibri" w:hAnsi="Calibri" w:cs="Calibri"/>
+          <w:color w:val="333333"/>
+          <w:sz w:val="22"/>
+          <w:szCs w:val="22"/>
+        </w:rPr>
+        <w:t xml:space="preserve">tage </w:t>
+      </w:r>
+      <w:proofErr w:type="spellStart"/>
+      <w:r>
+        <w:rPr>
+          <w:rFonts w:ascii="Calibri" w:hAnsi="Calibri" w:cs="Calibri"/>
+          <w:color w:val="333333"/>
+          <w:sz w:val="22"/>
+          <w:szCs w:val="22"/>
+        </w:rPr>
+        <w:t>lef</w:t>
+      </w:r>
+      <w:proofErr w:type="spellEnd"/>
+      <w:r>
+        <w:rPr>
+          <w:rFonts w:ascii="Calibri" w:hAnsi="Calibri" w:cs="Calibri"/>
+          <w:color w:val="333333"/>
+          <w:sz w:val="22"/>
+          <w:szCs w:val="22"/>
+        </w:rPr>
+        <w:t>: left hand up to the left/right hand down to the right</w:t>
       </w:r>
     </w:p>
     <w:p>
@@ -3692,15 +6723,20 @@
         </w:numPr>
         <w:shd w:val="clear" w:color="auto" w:fill="FFFFFF"/>
         <w:spacing w:before="100" w:beforeAutospacing="1" w:after="100" w:afterAutospacing="1" w:line="240" w:lineRule="auto"/>
-        <w:rPr>
-          <w:rFonts w:ascii="Calibri" w:hAnsi="Calibri" w:cs="Calibri"/>
-          <w:color w:val="333333"/>
-        </w:rPr>
-      </w:pPr>
-      <w:r>
-        <w:rPr>
-          <w:rFonts w:ascii="Calibri" w:hAnsi="Calibri" w:cs="Calibri"/>
-          <w:color w:val="333333"/>
+        <w:ind w:left="1080"/>
+        <w:rPr>
+          <w:rFonts w:ascii="Calibri" w:hAnsi="Calibri" w:cs="Calibri"/>
+          <w:color w:val="333333"/>
+          <w:sz w:val="22"/>
+          <w:szCs w:val="22"/>
+        </w:rPr>
+      </w:pPr>
+      <w:r>
+        <w:rPr>
+          <w:rFonts w:ascii="Calibri" w:hAnsi="Calibri" w:cs="Calibri"/>
+          <w:color w:val="333333"/>
+          <w:sz w:val="22"/>
+          <w:szCs w:val="22"/>
         </w:rPr>
         <w:t>Jeff, Chris, Bill left Andrea</w:t>
       </w:r>
@@ -4071,6 +7107,155 @@
     </w:lvl>
   </w:abstractNum>
   <w:abstractNum w:abstractNumId="1" w15:restartNumberingAfterBreak="0">
+    <w:nsid w:val="0AD71649"/>
+    <w:multiLevelType w:val="multilevel"/>
+    <w:tmpl w:val="6C22D2EA"/>
+    <w:lvl w:ilvl="0">
+      <w:start w:val="1"/>
+      <w:numFmt w:val="bullet"/>
+      <w:lvlText w:val=""/>
+      <w:lvlJc w:val="left"/>
+      <w:pPr>
+        <w:tabs>
+          <w:tab w:val="num" w:pos="720"/>
+        </w:tabs>
+        <w:ind w:left="720" w:hanging="360"/>
+      </w:pPr>
+      <w:rPr>
+        <w:rFonts w:ascii="Symbol" w:hAnsi="Symbol" w:hint="default"/>
+        <w:sz w:val="20"/>
+      </w:rPr>
+    </w:lvl>
+    <w:lvl w:ilvl="1" w:tentative="1">
+      <w:start w:val="1"/>
+      <w:numFmt w:val="bullet"/>
+      <w:lvlText w:val="o"/>
+      <w:lvlJc w:val="left"/>
+      <w:pPr>
+        <w:tabs>
+          <w:tab w:val="num" w:pos="1440"/>
+        </w:tabs>
+        <w:ind w:left="1440" w:hanging="360"/>
+      </w:pPr>
+      <w:rPr>
+        <w:rFonts w:ascii="Courier New" w:hAnsi="Courier New" w:hint="default"/>
+        <w:sz w:val="20"/>
+      </w:rPr>
+    </w:lvl>
+    <w:lvl w:ilvl="2" w:tentative="1">
+      <w:start w:val="1"/>
+      <w:numFmt w:val="bullet"/>
+      <w:lvlText w:val=""/>
+      <w:lvlJc w:val="left"/>
+      <w:pPr>
+        <w:tabs>
+          <w:tab w:val="num" w:pos="2160"/>
+        </w:tabs>
+        <w:ind w:left="2160" w:hanging="360"/>
+      </w:pPr>
+      <w:rPr>
+        <w:rFonts w:ascii="Wingdings" w:hAnsi="Wingdings" w:hint="default"/>
+        <w:sz w:val="20"/>
+      </w:rPr>
+    </w:lvl>
+    <w:lvl w:ilvl="3" w:tentative="1">
+      <w:start w:val="1"/>
+      <w:numFmt w:val="bullet"/>
+      <w:lvlText w:val=""/>
+      <w:lvlJc w:val="left"/>
+      <w:pPr>
+        <w:tabs>
+          <w:tab w:val="num" w:pos="2880"/>
+        </w:tabs>
+        <w:ind w:left="2880" w:hanging="360"/>
+      </w:pPr>
+      <w:rPr>
+        <w:rFonts w:ascii="Wingdings" w:hAnsi="Wingdings" w:hint="default"/>
+        <w:sz w:val="20"/>
+      </w:rPr>
+    </w:lvl>
+    <w:lvl w:ilvl="4" w:tentative="1">
+      <w:start w:val="1"/>
+      <w:numFmt w:val="bullet"/>
+      <w:lvlText w:val=""/>
+      <w:lvlJc w:val="left"/>
+      <w:pPr>
+        <w:tabs>
+          <w:tab w:val="num" w:pos="3600"/>
+        </w:tabs>
+        <w:ind w:left="3600" w:hanging="360"/>
+      </w:pPr>
+      <w:rPr>
+        <w:rFonts w:ascii="Wingdings" w:hAnsi="Wingdings" w:hint="default"/>
+        <w:sz w:val="20"/>
+      </w:rPr>
+    </w:lvl>
+    <w:lvl w:ilvl="5" w:tentative="1">
+      <w:start w:val="1"/>
+      <w:numFmt w:val="bullet"/>
+      <w:lvlText w:val=""/>
+      <w:lvlJc w:val="left"/>
+      <w:pPr>
+        <w:tabs>
+          <w:tab w:val="num" w:pos="4320"/>
+        </w:tabs>
+        <w:ind w:left="4320" w:hanging="360"/>
+      </w:pPr>
+      <w:rPr>
+        <w:rFonts w:ascii="Wingdings" w:hAnsi="Wingdings" w:hint="default"/>
+        <w:sz w:val="20"/>
+      </w:rPr>
+    </w:lvl>
+    <w:lvl w:ilvl="6" w:tentative="1">
+      <w:start w:val="1"/>
+      <w:numFmt w:val="bullet"/>
+      <w:lvlText w:val=""/>
+      <w:lvlJc w:val="left"/>
+      <w:pPr>
+        <w:tabs>
+          <w:tab w:val="num" w:pos="5040"/>
+        </w:tabs>
+        <w:ind w:left="5040" w:hanging="360"/>
+      </w:pPr>
+      <w:rPr>
+        <w:rFonts w:ascii="Wingdings" w:hAnsi="Wingdings" w:hint="default"/>
+        <w:sz w:val="20"/>
+      </w:rPr>
+    </w:lvl>
+    <w:lvl w:ilvl="7" w:tentative="1">
+      <w:start w:val="1"/>
+      <w:numFmt w:val="bullet"/>
+      <w:lvlText w:val=""/>
+      <w:lvlJc w:val="left"/>
+      <w:pPr>
+        <w:tabs>
+          <w:tab w:val="num" w:pos="5760"/>
+        </w:tabs>
+        <w:ind w:left="5760" w:hanging="360"/>
+      </w:pPr>
+      <w:rPr>
+        <w:rFonts w:ascii="Wingdings" w:hAnsi="Wingdings" w:hint="default"/>
+        <w:sz w:val="20"/>
+      </w:rPr>
+    </w:lvl>
+    <w:lvl w:ilvl="8" w:tentative="1">
+      <w:start w:val="1"/>
+      <w:numFmt w:val="bullet"/>
+      <w:lvlText w:val=""/>
+      <w:lvlJc w:val="left"/>
+      <w:pPr>
+        <w:tabs>
+          <w:tab w:val="num" w:pos="6480"/>
+        </w:tabs>
+        <w:ind w:left="6480" w:hanging="360"/>
+      </w:pPr>
+      <w:rPr>
+        <w:rFonts w:ascii="Wingdings" w:hAnsi="Wingdings" w:hint="default"/>
+        <w:sz w:val="20"/>
+      </w:rPr>
+    </w:lvl>
+  </w:abstractNum>
+  <w:abstractNum w:abstractNumId="2" w15:restartNumberingAfterBreak="0">
     <w:nsid w:val="124D3B27"/>
     <w:multiLevelType w:val="multilevel"/>
     <w:tmpl w:val="06C8A22C"/>
@@ -4219,7 +7404,7 @@
       </w:rPr>
     </w:lvl>
   </w:abstractNum>
-  <w:abstractNum w:abstractNumId="2" w15:restartNumberingAfterBreak="0">
+  <w:abstractNum w:abstractNumId="3" w15:restartNumberingAfterBreak="0">
     <w:nsid w:val="17641FAE"/>
     <w:multiLevelType w:val="multilevel"/>
     <w:tmpl w:val="2F2C25D0"/>
@@ -4368,7 +7553,7 @@
       </w:rPr>
     </w:lvl>
   </w:abstractNum>
-  <w:abstractNum w:abstractNumId="3" w15:restartNumberingAfterBreak="0">
+  <w:abstractNum w:abstractNumId="4" w15:restartNumberingAfterBreak="0">
     <w:nsid w:val="19FD4589"/>
     <w:multiLevelType w:val="multilevel"/>
     <w:tmpl w:val="9B6E73E6"/>
@@ -4517,7 +7702,7 @@
       </w:rPr>
     </w:lvl>
   </w:abstractNum>
-  <w:abstractNum w:abstractNumId="4" w15:restartNumberingAfterBreak="0">
+  <w:abstractNum w:abstractNumId="5" w15:restartNumberingAfterBreak="0">
     <w:nsid w:val="1EF552FA"/>
     <w:multiLevelType w:val="multilevel"/>
     <w:tmpl w:val="EE98EBB2"/>
@@ -4666,7 +7851,7 @@
       </w:rPr>
     </w:lvl>
   </w:abstractNum>
-  <w:abstractNum w:abstractNumId="5" w15:restartNumberingAfterBreak="0">
+  <w:abstractNum w:abstractNumId="6" w15:restartNumberingAfterBreak="0">
     <w:nsid w:val="2D055163"/>
     <w:multiLevelType w:val="multilevel"/>
     <w:tmpl w:val="F6BE726C"/>
@@ -4815,7 +8000,7 @@
       </w:rPr>
     </w:lvl>
   </w:abstractNum>
-  <w:abstractNum w:abstractNumId="6" w15:restartNumberingAfterBreak="0">
+  <w:abstractNum w:abstractNumId="7" w15:restartNumberingAfterBreak="0">
     <w:nsid w:val="30F26269"/>
     <w:multiLevelType w:val="multilevel"/>
     <w:tmpl w:val="5EBCA9D8"/>
@@ -4964,7 +8149,7 @@
       </w:rPr>
     </w:lvl>
   </w:abstractNum>
-  <w:abstractNum w:abstractNumId="7" w15:restartNumberingAfterBreak="0">
+  <w:abstractNum w:abstractNumId="8" w15:restartNumberingAfterBreak="0">
     <w:nsid w:val="31AB23B1"/>
     <w:multiLevelType w:val="multilevel"/>
     <w:tmpl w:val="D9CCE446"/>
@@ -5113,7 +8298,7 @@
       </w:rPr>
     </w:lvl>
   </w:abstractNum>
-  <w:abstractNum w:abstractNumId="8" w15:restartNumberingAfterBreak="0">
+  <w:abstractNum w:abstractNumId="9" w15:restartNumberingAfterBreak="0">
     <w:nsid w:val="33667CEC"/>
     <w:multiLevelType w:val="multilevel"/>
     <w:tmpl w:val="6B04EA78"/>
@@ -5262,7 +8447,7 @@
       </w:rPr>
     </w:lvl>
   </w:abstractNum>
-  <w:abstractNum w:abstractNumId="9" w15:restartNumberingAfterBreak="0">
+  <w:abstractNum w:abstractNumId="10" w15:restartNumberingAfterBreak="0">
     <w:nsid w:val="368E2CF9"/>
     <w:multiLevelType w:val="multilevel"/>
     <w:tmpl w:val="1FA67FEC"/>
@@ -5411,7 +8596,7 @@
       </w:rPr>
     </w:lvl>
   </w:abstractNum>
-  <w:abstractNum w:abstractNumId="10" w15:restartNumberingAfterBreak="0">
+  <w:abstractNum w:abstractNumId="11" w15:restartNumberingAfterBreak="0">
     <w:nsid w:val="3ED23A05"/>
     <w:multiLevelType w:val="multilevel"/>
     <w:tmpl w:val="FEA6B138"/>
@@ -5560,7 +8745,7 @@
       </w:rPr>
     </w:lvl>
   </w:abstractNum>
-  <w:abstractNum w:abstractNumId="11" w15:restartNumberingAfterBreak="0">
+  <w:abstractNum w:abstractNumId="12" w15:restartNumberingAfterBreak="0">
     <w:nsid w:val="50756545"/>
     <w:multiLevelType w:val="multilevel"/>
     <w:tmpl w:val="8338913A"/>
@@ -5709,7 +8894,7 @@
       </w:rPr>
     </w:lvl>
   </w:abstractNum>
-  <w:abstractNum w:abstractNumId="12" w15:restartNumberingAfterBreak="0">
+  <w:abstractNum w:abstractNumId="13" w15:restartNumberingAfterBreak="0">
     <w:nsid w:val="52C759B3"/>
     <w:multiLevelType w:val="multilevel"/>
     <w:tmpl w:val="BFC8133A"/>
@@ -5858,7 +9043,7 @@
       </w:rPr>
     </w:lvl>
   </w:abstractNum>
-  <w:abstractNum w:abstractNumId="13" w15:restartNumberingAfterBreak="0">
+  <w:abstractNum w:abstractNumId="14" w15:restartNumberingAfterBreak="0">
     <w:nsid w:val="59CD699F"/>
     <w:multiLevelType w:val="multilevel"/>
     <w:tmpl w:val="8036F69C"/>
@@ -6007,7 +9192,7 @@
       </w:rPr>
     </w:lvl>
   </w:abstractNum>
-  <w:abstractNum w:abstractNumId="14" w15:restartNumberingAfterBreak="0">
+  <w:abstractNum w:abstractNumId="15" w15:restartNumberingAfterBreak="0">
     <w:nsid w:val="61DF68F7"/>
     <w:multiLevelType w:val="multilevel"/>
     <w:tmpl w:val="26D63DE4"/>
@@ -6156,7 +9341,7 @@
       </w:rPr>
     </w:lvl>
   </w:abstractNum>
-  <w:abstractNum w:abstractNumId="15" w15:restartNumberingAfterBreak="0">
+  <w:abstractNum w:abstractNumId="16" w15:restartNumberingAfterBreak="0">
     <w:nsid w:val="64A83F60"/>
     <w:multiLevelType w:val="multilevel"/>
     <w:tmpl w:val="02C23ECE"/>
@@ -6305,7 +9490,7 @@
       </w:rPr>
     </w:lvl>
   </w:abstractNum>
-  <w:abstractNum w:abstractNumId="16" w15:restartNumberingAfterBreak="0">
+  <w:abstractNum w:abstractNumId="17" w15:restartNumberingAfterBreak="0">
     <w:nsid w:val="67CB3481"/>
     <w:multiLevelType w:val="multilevel"/>
     <w:tmpl w:val="E4540E4E"/>
@@ -6454,7 +9639,7 @@
       </w:rPr>
     </w:lvl>
   </w:abstractNum>
-  <w:abstractNum w:abstractNumId="17" w15:restartNumberingAfterBreak="0">
+  <w:abstractNum w:abstractNumId="18" w15:restartNumberingAfterBreak="0">
     <w:nsid w:val="688D47CF"/>
     <w:multiLevelType w:val="multilevel"/>
     <w:tmpl w:val="1FB0114E"/>
@@ -6603,7 +9788,7 @@
       </w:rPr>
     </w:lvl>
   </w:abstractNum>
-  <w:abstractNum w:abstractNumId="18" w15:restartNumberingAfterBreak="0">
+  <w:abstractNum w:abstractNumId="19" w15:restartNumberingAfterBreak="0">
     <w:nsid w:val="68BC4F17"/>
     <w:multiLevelType w:val="multilevel"/>
     <w:tmpl w:val="B89813F4"/>
@@ -6752,7 +9937,7 @@
       </w:rPr>
     </w:lvl>
   </w:abstractNum>
-  <w:abstractNum w:abstractNumId="19" w15:restartNumberingAfterBreak="0">
+  <w:abstractNum w:abstractNumId="20" w15:restartNumberingAfterBreak="0">
     <w:nsid w:val="6F54358D"/>
     <w:multiLevelType w:val="multilevel"/>
     <w:tmpl w:val="3C087AB8"/>
@@ -6902,64 +10087,67 @@
     </w:lvl>
   </w:abstractNum>
   <w:num w:numId="1" w16cid:durableId="1799910490">
+    <w:abstractNumId w:val="4"/>
+  </w:num>
+  <w:num w:numId="2" w16cid:durableId="396586156">
+    <w:abstractNumId w:val="17"/>
+  </w:num>
+  <w:num w:numId="3" w16cid:durableId="150870223">
+    <w:abstractNumId w:val="13"/>
+  </w:num>
+  <w:num w:numId="4" w16cid:durableId="870800107">
+    <w:abstractNumId w:val="20"/>
+  </w:num>
+  <w:num w:numId="5" w16cid:durableId="221989346">
+    <w:abstractNumId w:val="6"/>
+  </w:num>
+  <w:num w:numId="6" w16cid:durableId="376590071">
+    <w:abstractNumId w:val="7"/>
+  </w:num>
+  <w:num w:numId="7" w16cid:durableId="1959871953">
+    <w:abstractNumId w:val="8"/>
+  </w:num>
+  <w:num w:numId="8" w16cid:durableId="151724559">
     <w:abstractNumId w:val="3"/>
   </w:num>
-  <w:num w:numId="2" w16cid:durableId="396586156">
+  <w:num w:numId="9" w16cid:durableId="795218846">
+    <w:abstractNumId w:val="14"/>
+  </w:num>
+  <w:num w:numId="10" w16cid:durableId="438909623">
+    <w:abstractNumId w:val="11"/>
+  </w:num>
+  <w:num w:numId="11" w16cid:durableId="1511990445">
+    <w:abstractNumId w:val="9"/>
+  </w:num>
+  <w:num w:numId="12" w16cid:durableId="109403741">
+    <w:abstractNumId w:val="10"/>
+  </w:num>
+  <w:num w:numId="13" w16cid:durableId="1501697629">
     <w:abstractNumId w:val="16"/>
   </w:num>
-  <w:num w:numId="3" w16cid:durableId="150870223">
+  <w:num w:numId="14" w16cid:durableId="1238172700">
+    <w:abstractNumId w:val="5"/>
+  </w:num>
+  <w:num w:numId="15" w16cid:durableId="1567911632">
+    <w:abstractNumId w:val="15"/>
+  </w:num>
+  <w:num w:numId="16" w16cid:durableId="386996974">
+    <w:abstractNumId w:val="18"/>
+  </w:num>
+  <w:num w:numId="17" w16cid:durableId="1702242336">
     <w:abstractNumId w:val="12"/>
   </w:num>
-  <w:num w:numId="4" w16cid:durableId="870800107">
-    <w:abstractNumId w:val="19"/>
-  </w:num>
-  <w:num w:numId="5" w16cid:durableId="221989346">
-    <w:abstractNumId w:val="5"/>
-  </w:num>
-  <w:num w:numId="6" w16cid:durableId="376590071">
-    <w:abstractNumId w:val="6"/>
-  </w:num>
-  <w:num w:numId="7" w16cid:durableId="1959871953">
-    <w:abstractNumId w:val="7"/>
-  </w:num>
-  <w:num w:numId="8" w16cid:durableId="151724559">
+  <w:num w:numId="18" w16cid:durableId="243339277">
     <w:abstractNumId w:val="2"/>
   </w:num>
-  <w:num w:numId="9" w16cid:durableId="795218846">
-    <w:abstractNumId w:val="13"/>
-  </w:num>
-  <w:num w:numId="10" w16cid:durableId="438909623">
-    <w:abstractNumId w:val="10"/>
-  </w:num>
-  <w:num w:numId="11" w16cid:durableId="1511990445">
-    <w:abstractNumId w:val="8"/>
-  </w:num>
-  <w:num w:numId="12" w16cid:durableId="109403741">
-    <w:abstractNumId w:val="9"/>
-  </w:num>
-  <w:num w:numId="13" w16cid:durableId="1501697629">
-    <w:abstractNumId w:val="15"/>
-  </w:num>
-  <w:num w:numId="14" w16cid:durableId="1238172700">
-    <w:abstractNumId w:val="4"/>
-  </w:num>
-  <w:num w:numId="15" w16cid:durableId="1567911632">
-    <w:abstractNumId w:val="14"/>
-  </w:num>
-  <w:num w:numId="16" w16cid:durableId="386996974">
-    <w:abstractNumId w:val="17"/>
-  </w:num>
-  <w:num w:numId="17" w16cid:durableId="1702242336">
-    <w:abstractNumId w:val="11"/>
-  </w:num>
-  <w:num w:numId="18" w16cid:durableId="243339277">
-    <w:abstractNumId w:val="1"/>
-  </w:num>
   <w:num w:numId="19" w16cid:durableId="1761370081">
-    <w:abstractNumId w:val="18"/>
+    <w:abstractNumId w:val="19"/>
   </w:num>
   <w:num w:numId="20" w16cid:durableId="2041543903">
     <w:abstractNumId w:val="0"/>
+  </w:num>
+  <w:num w:numId="21" w16cid:durableId="2050714536">
+    <w:abstractNumId w:val="1"/>
   </w:num>
 </w:numbering>
 </file>
@@ -7565,7 +10753,6 @@
   <w:style w:type="character" w:default="1" w:styleId="DefaultParagraphFont">
     <w:name w:val="Default Paragraph Font"/>
     <w:uiPriority w:val="1"/>
-    <w:semiHidden/>
     <w:unhideWhenUsed/>
   </w:style>
   <w:style w:type="table" w:default="1" w:styleId="TableNormal">
